--- a/Оператор автоматических и полуавтоматических станков и линий станков/профессиональной подготовки 15474 Оператор станков/05-1. ПО_П_ФОС_Оператор станков_2-3_разр.docx
+++ b/Оператор автоматических и полуавтоматических станков и линий станков/профессиональной подготовки 15474 Оператор станков/05-1. ПО_П_ФОС_Оператор станков_2-3_разр.docx
@@ -5,67 +5,91 @@
     <w:tbl>
       <w:tblPr>
         <w:tblW w:type="auto" w:w="0"/>
-        <w:jc w:val="center"/>
         <w:tblLook w:firstColumn="1" w:firstRow="1" w:lastColumn="0" w:lastRow="0" w:noHBand="0" w:noVBand="1" w:val="04A0"/>
+        <w:tblBorders>
+          <w:top w:val="single" w:sz="4" w:space="0" w:color="000000"/>
+          <w:left w:val="single" w:sz="4" w:space="0" w:color="000000"/>
+          <w:bottom w:val="single" w:sz="4" w:space="0" w:color="000000"/>
+          <w:right w:val="single" w:sz="4" w:space="0" w:color="000000"/>
+          <w:insideH w:val="single" w:sz="4" w:space="0" w:color="000000"/>
+          <w:insideV w:val="single" w:sz="4" w:space="0" w:color="000000"/>
+        </w:tblBorders>
       </w:tblPr>
       <w:tblGrid>
-        <w:gridCol w:w="3324"/>
-        <w:gridCol w:w="3324"/>
-        <w:gridCol w:w="3324"/>
+        <w:gridCol w:w="2880"/>
+        <w:gridCol w:w="2880"/>
+        <w:gridCol w:w="2880"/>
       </w:tblGrid>
       <w:tr>
         <w:tc>
           <w:tcPr>
-            <w:tcW w:type="dxa" w:w="6648"/>
-            <w:gridSpan w:val="2"/>
-            <w:vAlign w:val="center"/>
+            <w:tcW w:type="dxa" w:w="4252"/>
           </w:tcPr>
           <w:p>
             <w:pPr>
-              <w:spacing w:before="40" w:after="40"/>
-              <w:jc w:val="center"/>
+              <w:jc w:val="left"/>
             </w:pPr>
             <w:r/>
             <w:r>
               <w:rPr>
                 <w:rFonts w:ascii="Times New Roman" w:hAnsi="Times New Roman" w:eastAsia="Times New Roman"/>
                 <w:b w:val="0"/>
-                <w:sz w:val="22"/>
+                <w:sz w:val="28"/>
               </w:rPr>
-              <w:t>ПРИНЯТО и рекомендовано к утверждению решением педагогического совета</w:t>
+              <w:t>ПРИНЯТО и рекомендовано к утверждению решением педсовета</w:t>
+              <w:br/>
+              <w:t>Протокол от __ №__</w:t>
             </w:r>
           </w:p>
         </w:tc>
         <w:tc>
           <w:tcPr>
-            <w:tcW w:type="dxa" w:w="3324"/>
-            <w:vAlign w:val="center"/>
+            <w:tcW w:type="dxa" w:w="1134"/>
           </w:tcPr>
           <w:p>
             <w:pPr>
-              <w:spacing w:before="40" w:after="40"/>
-              <w:jc w:val="center"/>
+              <w:jc w:val="left"/>
             </w:pPr>
             <w:r/>
             <w:r>
               <w:rPr>
                 <w:rFonts w:ascii="Times New Roman" w:hAnsi="Times New Roman" w:eastAsia="Times New Roman"/>
                 <w:b w:val="0"/>
-                <w:sz w:val="22"/>
+                <w:sz w:val="28"/>
+              </w:rPr>
+            </w:r>
+          </w:p>
+        </w:tc>
+        <w:tc>
+          <w:tcPr>
+            <w:tcW w:type="dxa" w:w="4819"/>
+          </w:tcPr>
+          <w:p>
+            <w:pPr>
+              <w:jc w:val="left"/>
+            </w:pPr>
+            <w:r/>
+            <w:r>
+              <w:rPr>
+                <w:rFonts w:ascii="Times New Roman" w:hAnsi="Times New Roman" w:eastAsia="Times New Roman"/>
+                <w:b w:val="0"/>
+                <w:sz w:val="28"/>
               </w:rPr>
               <w:t>УТВЕРЖДАЮ:</w:t>
               <w:br/>
-              <w:t>Директор ООО УЦ 'ПрофСтрой'</w:t>
+              <w:t>Директор ООО УЦ «ПрофСтрой»</w:t>
               <w:br/>
-              <w:t>___________</w:t>
+              <w:t>________________ Бастрюкова Г.А.</w:t>
+              <w:br/>
+              <w:t>Приказ от «__» _______20__ №</w:t>
             </w:r>
           </w:p>
         </w:tc>
       </w:tr>
     </w:tbl>
-    <w:p/>
     <w:p>
       <w:pPr>
+        <w:spacing w:before="240" w:after="0" w:line="240" w:lineRule="auto"/>
         <w:jc w:val="center"/>
       </w:pPr>
       <w:r>
@@ -79,6 +103,7 @@
     </w:p>
     <w:p>
       <w:pPr>
+        <w:spacing w:before="0" w:after="0" w:line="240" w:lineRule="auto"/>
         <w:jc w:val="center"/>
       </w:pPr>
       <w:r>
@@ -87,11 +112,12 @@
           <w:b/>
           <w:sz w:val="28"/>
         </w:rPr>
-        <w:t>итоговой аттестации (часть 1 из 5)</w:t>
+        <w:t>итоговой аттестации</w:t>
       </w:r>
     </w:p>
     <w:p>
       <w:pPr>
+        <w:spacing w:before="0" w:after="0" w:line="240" w:lineRule="auto"/>
         <w:jc w:val="center"/>
       </w:pPr>
       <w:r>
@@ -105,6 +131,7 @@
     </w:p>
     <w:p>
       <w:pPr>
+        <w:spacing w:before="0" w:after="0" w:line="240" w:lineRule="auto"/>
         <w:jc w:val="center"/>
       </w:pPr>
       <w:r>
@@ -118,6 +145,7 @@
     </w:p>
     <w:p>
       <w:pPr>
+        <w:spacing w:before="0" w:after="120" w:line="240" w:lineRule="auto"/>
         <w:jc w:val="center"/>
       </w:pPr>
       <w:r>
@@ -126,12 +154,446 @@
           <w:b/>
           <w:sz w:val="28"/>
         </w:rPr>
-        <w:t>по профессии 'Оператор автоматических и полуавтоматических станков и линий станков'</w:t>
+        <w:t>по профессии «Оператор автоматических и полуавтоматических станков и линий станков»</w:t>
       </w:r>
     </w:p>
-    <w:p/>
     <w:p>
       <w:pPr>
+        <w:spacing w:before="120" w:after="240" w:line="240" w:lineRule="auto"/>
+        <w:jc w:val="center"/>
+      </w:pPr>
+      <w:r>
+        <w:rPr>
+          <w:rFonts w:ascii="Times New Roman" w:hAnsi="Times New Roman" w:eastAsia="Times New Roman"/>
+          <w:b w:val="0"/>
+          <w:sz w:val="28"/>
+        </w:rPr>
+        <w:t>Тестовые задания с выбором одного правильного ответа (20 вопросов, часть 1 из 5)</w:t>
+      </w:r>
+    </w:p>
+    <w:p>
+      <w:pPr>
+        <w:spacing w:line="240" w:lineRule="auto" w:before="40" w:after="40"/>
+        <w:jc w:val="left"/>
+      </w:pPr>
+      <w:r>
+        <w:rPr>
+          <w:rFonts w:ascii="Times New Roman" w:hAnsi="Times New Roman" w:eastAsia="Times New Roman"/>
+          <w:sz w:val="28"/>
+        </w:rPr>
+        <w:t>1. Какой вид обработки выполняется на токарном станке?</w:t>
+        <w:br/>
+        <w:t>A) Фрезерование;</w:t>
+        <w:br/>
+        <w:t>B) Точение наружных и внутренних поверхностей вращения;</w:t>
+        <w:br/>
+        <w:t>C) Сверление только;</w:t>
+        <w:br/>
+        <w:t>D) Шлифование плоскостей.</w:t>
+      </w:r>
+    </w:p>
+    <w:p>
+      <w:pPr>
+        <w:spacing w:line="240" w:lineRule="auto" w:before="40" w:after="40"/>
+        <w:jc w:val="left"/>
+      </w:pPr>
+      <w:r>
+        <w:rPr>
+          <w:rFonts w:ascii="Times New Roman" w:hAnsi="Times New Roman" w:eastAsia="Times New Roman"/>
+          <w:sz w:val="28"/>
+        </w:rPr>
+        <w:t>2. Какой инструмент используется для контроля диаметра отверстия?</w:t>
+        <w:br/>
+        <w:t>A) Штангенциркуль;</w:t>
+        <w:br/>
+        <w:t>B) Нутромер;</w:t>
+        <w:br/>
+        <w:t>C) Микрометр;</w:t>
+        <w:br/>
+        <w:t>D) Линейка.</w:t>
+      </w:r>
+    </w:p>
+    <w:p>
+      <w:pPr>
+        <w:spacing w:line="240" w:lineRule="auto" w:before="40" w:after="40"/>
+        <w:jc w:val="left"/>
+      </w:pPr>
+      <w:r>
+        <w:rPr>
+          <w:rFonts w:ascii="Times New Roman" w:hAnsi="Times New Roman" w:eastAsia="Times New Roman"/>
+          <w:sz w:val="28"/>
+        </w:rPr>
+        <w:t>3. Какое правило безопасности необходимо соблюдать при работе на станке?</w:t>
+        <w:br/>
+        <w:t>A) Работать без защитных очков;</w:t>
+        <w:br/>
+        <w:t>B) Не производить измерения и уборку при работающем станке;</w:t>
+        <w:br/>
+        <w:t>C) Останавливать станок руками;</w:t>
+        <w:br/>
+        <w:t>D) Работать в свободной одежде.</w:t>
+      </w:r>
+    </w:p>
+    <w:p>
+      <w:pPr>
+        <w:spacing w:line="240" w:lineRule="auto" w:before="40" w:after="40"/>
+        <w:jc w:val="left"/>
+      </w:pPr>
+      <w:r>
+        <w:rPr>
+          <w:rFonts w:ascii="Times New Roman" w:hAnsi="Times New Roman" w:eastAsia="Times New Roman"/>
+          <w:sz w:val="28"/>
+        </w:rPr>
+        <w:t>4. Что означает буква «Т» в марке твёрдого сплава Т15К6?</w:t>
+        <w:br/>
+        <w:t>A) Титан;</w:t>
+        <w:br/>
+        <w:t>B) Тантал;</w:t>
+        <w:br/>
+        <w:t>C) Торф;</w:t>
+        <w:br/>
+        <w:t>D) Теллур.</w:t>
+      </w:r>
+    </w:p>
+    <w:p>
+      <w:pPr>
+        <w:spacing w:line="240" w:lineRule="auto" w:before="40" w:after="40"/>
+        <w:jc w:val="left"/>
+      </w:pPr>
+      <w:r>
+        <w:rPr>
+          <w:rFonts w:ascii="Times New Roman" w:hAnsi="Times New Roman" w:eastAsia="Times New Roman"/>
+          <w:sz w:val="28"/>
+        </w:rPr>
+        <w:t>5. Какой квалитет точности соответствует грубой (черновой) обработке?</w:t>
+        <w:br/>
+        <w:t>A) IT5;</w:t>
+        <w:br/>
+        <w:t>B) IT7;</w:t>
+        <w:br/>
+        <w:t>C) IT12-IT14;</w:t>
+        <w:br/>
+        <w:t>D) IT3.</w:t>
+      </w:r>
+    </w:p>
+    <w:p>
+      <w:pPr>
+        <w:spacing w:line="240" w:lineRule="auto" w:before="40" w:after="40"/>
+        <w:jc w:val="left"/>
+      </w:pPr>
+      <w:r>
+        <w:rPr>
+          <w:rFonts w:ascii="Times New Roman" w:hAnsi="Times New Roman" w:eastAsia="Times New Roman"/>
+          <w:sz w:val="28"/>
+        </w:rPr>
+        <w:t>6. Для чего предназначена коробка скоростей станка?</w:t>
+        <w:br/>
+        <w:t>A) Для изменения направления подачи;</w:t>
+        <w:br/>
+        <w:t>B) Для изменения частоты вращения шпинделя;</w:t>
+        <w:br/>
+        <w:t>C) Для охлаждения заготовки;</w:t>
+        <w:br/>
+        <w:t>D) Для подачи СОЖ.</w:t>
+      </w:r>
+    </w:p>
+    <w:p>
+      <w:pPr>
+        <w:spacing w:line="240" w:lineRule="auto" w:before="40" w:after="40"/>
+        <w:jc w:val="left"/>
+      </w:pPr>
+      <w:r>
+        <w:rPr>
+          <w:rFonts w:ascii="Times New Roman" w:hAnsi="Times New Roman" w:eastAsia="Times New Roman"/>
+          <w:sz w:val="28"/>
+        </w:rPr>
+        <w:t>7. Какой вид стружки образуется при обработке пластичных материалов (сталь)?</w:t>
+        <w:br/>
+        <w:t>A) Стружка надлома;</w:t>
+        <w:br/>
+        <w:t>B) Сливная стружка;</w:t>
+        <w:br/>
+        <w:t>C) Элементная стружка;</w:t>
+        <w:br/>
+        <w:t>D) Пыль.</w:t>
+      </w:r>
+    </w:p>
+    <w:p>
+      <w:pPr>
+        <w:spacing w:line="240" w:lineRule="auto" w:before="40" w:after="40"/>
+        <w:jc w:val="left"/>
+      </w:pPr>
+      <w:r>
+        <w:rPr>
+          <w:rFonts w:ascii="Times New Roman" w:hAnsi="Times New Roman" w:eastAsia="Times New Roman"/>
+          <w:sz w:val="28"/>
+        </w:rPr>
+        <w:t>8. Какое приспособление применяется для закрепления заготовки на фрезерном станке?</w:t>
+        <w:br/>
+        <w:t>A) Патрон;</w:t>
+        <w:br/>
+        <w:t>B) Тиски станочные;</w:t>
+        <w:br/>
+        <w:t>C) Центры;</w:t>
+        <w:br/>
+        <w:t>D) Люнет.</w:t>
+      </w:r>
+    </w:p>
+    <w:p>
+      <w:pPr>
+        <w:spacing w:line="240" w:lineRule="auto" w:before="40" w:after="40"/>
+        <w:jc w:val="left"/>
+      </w:pPr>
+      <w:r>
+        <w:rPr>
+          <w:rFonts w:ascii="Times New Roman" w:hAnsi="Times New Roman" w:eastAsia="Times New Roman"/>
+          <w:sz w:val="28"/>
+        </w:rPr>
+        <w:t>9. Что такое СОЖ и для чего она применяется?</w:t>
+        <w:br/>
+        <w:t>A) Смазочно-охлаждающая жидкость для охлаждения и смазки зоны резания;</w:t>
+        <w:br/>
+        <w:t>B) Средство очистки деталей;</w:t>
+        <w:br/>
+        <w:t>C) Специальная обработка детали;</w:t>
+        <w:br/>
+        <w:t>D) Система оповещения опасности.</w:t>
+      </w:r>
+    </w:p>
+    <w:p>
+      <w:pPr>
+        <w:spacing w:line="240" w:lineRule="auto" w:before="40" w:after="40"/>
+        <w:jc w:val="left"/>
+      </w:pPr>
+      <w:r>
+        <w:rPr>
+          <w:rFonts w:ascii="Times New Roman" w:hAnsi="Times New Roman" w:eastAsia="Times New Roman"/>
+          <w:sz w:val="28"/>
+        </w:rPr>
+        <w:t>10. Какой метод контроля применяется для проверки наружного диаметра вала в серийном производстве?</w:t>
+        <w:br/>
+        <w:t>A) Измерение микрометром каждой детали;</w:t>
+        <w:br/>
+        <w:t>B) Контроль калибром-скобой;</w:t>
+        <w:br/>
+        <w:t>C) Визуальный осмотр;</w:t>
+        <w:br/>
+        <w:t>D) Взвешивание.</w:t>
+      </w:r>
+    </w:p>
+    <w:p>
+      <w:pPr>
+        <w:spacing w:line="240" w:lineRule="auto" w:before="40" w:after="40"/>
+        <w:jc w:val="left"/>
+      </w:pPr>
+      <w:r>
+        <w:rPr>
+          <w:rFonts w:ascii="Times New Roman" w:hAnsi="Times New Roman" w:eastAsia="Times New Roman"/>
+          <w:sz w:val="28"/>
+        </w:rPr>
+        <w:t>11. Какой резец применяется для обработки торцевой поверхности на токарном станке?</w:t>
+        <w:br/>
+        <w:t>A) Проходной отрезной;</w:t>
+        <w:br/>
+        <w:t>B) Подрезной торцевой;</w:t>
+        <w:br/>
+        <w:t>C) Расточной;</w:t>
+        <w:br/>
+        <w:t>D) Резьбовой.</w:t>
+      </w:r>
+    </w:p>
+    <w:p>
+      <w:pPr>
+        <w:spacing w:line="240" w:lineRule="auto" w:before="40" w:after="40"/>
+        <w:jc w:val="left"/>
+      </w:pPr>
+      <w:r>
+        <w:rPr>
+          <w:rFonts w:ascii="Times New Roman" w:hAnsi="Times New Roman" w:eastAsia="Times New Roman"/>
+          <w:sz w:val="28"/>
+        </w:rPr>
+        <w:t>12. Какой вид брака возникает при затуплении резца?</w:t>
+        <w:br/>
+        <w:t>A) Уменьшение размеров;</w:t>
+        <w:br/>
+        <w:t>B) Повышенная шероховатость и изменение размеров;</w:t>
+        <w:br/>
+        <w:t>C) Трещины;</w:t>
+        <w:br/>
+        <w:t>D) Коррозия.</w:t>
+      </w:r>
+    </w:p>
+    <w:p>
+      <w:pPr>
+        <w:spacing w:line="240" w:lineRule="auto" w:before="40" w:after="40"/>
+        <w:jc w:val="left"/>
+      </w:pPr>
+      <w:r>
+        <w:rPr>
+          <w:rFonts w:ascii="Times New Roman" w:hAnsi="Times New Roman" w:eastAsia="Times New Roman"/>
+          <w:sz w:val="28"/>
+        </w:rPr>
+        <w:t>13. Какой параметр режима резания определяет толщину срезаемого слоя?</w:t>
+        <w:br/>
+        <w:t>A) Скорость резания;</w:t>
+        <w:br/>
+        <w:t>B) Подача и глубина резания;</w:t>
+        <w:br/>
+        <w:t>C) Угол резца;</w:t>
+        <w:br/>
+        <w:t>D) Материал заготовки.</w:t>
+      </w:r>
+    </w:p>
+    <w:p>
+      <w:pPr>
+        <w:spacing w:line="240" w:lineRule="auto" w:before="40" w:after="40"/>
+        <w:jc w:val="left"/>
+      </w:pPr>
+      <w:r>
+        <w:rPr>
+          <w:rFonts w:ascii="Times New Roman" w:hAnsi="Times New Roman" w:eastAsia="Times New Roman"/>
+          <w:sz w:val="28"/>
+        </w:rPr>
+        <w:t>14. Какой вид станка предназначен для обработки отверстий?</w:t>
+        <w:br/>
+        <w:t>A) Токарный;</w:t>
+        <w:br/>
+        <w:t>B) Сверлильный;</w:t>
+        <w:br/>
+        <w:t>C) Фрезерный;</w:t>
+        <w:br/>
+        <w:t>D) Протяжной.</w:t>
+      </w:r>
+    </w:p>
+    <w:p>
+      <w:pPr>
+        <w:spacing w:line="240" w:lineRule="auto" w:before="40" w:after="40"/>
+        <w:jc w:val="left"/>
+      </w:pPr>
+      <w:r>
+        <w:rPr>
+          <w:rFonts w:ascii="Times New Roman" w:hAnsi="Times New Roman" w:eastAsia="Times New Roman"/>
+          <w:sz w:val="28"/>
+        </w:rPr>
+        <w:t>15. Что такое наладка станка?</w:t>
+        <w:br/>
+        <w:t>A) Ремонт станка;</w:t>
+        <w:br/>
+        <w:t>B) Подготовка станка к выполнению определённой операции: установка инструмента, приспособлений, настройка режимов;</w:t>
+        <w:br/>
+        <w:t>C) Очистка станка;</w:t>
+        <w:br/>
+        <w:t>D) Перемещение станка.</w:t>
+      </w:r>
+    </w:p>
+    <w:p>
+      <w:pPr>
+        <w:spacing w:line="240" w:lineRule="auto" w:before="40" w:after="40"/>
+        <w:jc w:val="left"/>
+      </w:pPr>
+      <w:r>
+        <w:rPr>
+          <w:rFonts w:ascii="Times New Roman" w:hAnsi="Times New Roman" w:eastAsia="Times New Roman"/>
+          <w:sz w:val="28"/>
+        </w:rPr>
+        <w:t>16. Какой измерительный инструмент применяется для контроля угла детали?</w:t>
+        <w:br/>
+        <w:t>A) Штангенциркуль;</w:t>
+        <w:br/>
+        <w:t>B) Угломер;</w:t>
+        <w:br/>
+        <w:t>C) Микрометр;</w:t>
+        <w:br/>
+        <w:t>D) Нутромер.</w:t>
+      </w:r>
+    </w:p>
+    <w:p>
+      <w:pPr>
+        <w:spacing w:line="240" w:lineRule="auto" w:before="40" w:after="40"/>
+        <w:jc w:val="left"/>
+      </w:pPr>
+      <w:r>
+        <w:rPr>
+          <w:rFonts w:ascii="Times New Roman" w:hAnsi="Times New Roman" w:eastAsia="Times New Roman"/>
+          <w:sz w:val="28"/>
+        </w:rPr>
+        <w:t>17. Какой вид обработки применяется для получения гладкой поверхности с низкой шероховатостью?</w:t>
+        <w:br/>
+        <w:t>A) Черновое точение;</w:t>
+        <w:br/>
+        <w:t>B) Шлифование;</w:t>
+        <w:br/>
+        <w:t>C) Сверление;</w:t>
+        <w:br/>
+        <w:t>D) Строгание.</w:t>
+      </w:r>
+    </w:p>
+    <w:p>
+      <w:pPr>
+        <w:spacing w:line="240" w:lineRule="auto" w:before="40" w:after="40"/>
+        <w:jc w:val="left"/>
+      </w:pPr>
+      <w:r>
+        <w:rPr>
+          <w:rFonts w:ascii="Times New Roman" w:hAnsi="Times New Roman" w:eastAsia="Times New Roman"/>
+          <w:sz w:val="28"/>
+        </w:rPr>
+        <w:t>18. Какой элемент токарного станка обеспечивает перемещение суппорта с резцом?</w:t>
+        <w:br/>
+        <w:t>A) Шпиндель;</w:t>
+        <w:br/>
+        <w:t>B) Ходовой вал и ходовой винт;</w:t>
+        <w:br/>
+        <w:t>C) Патрон;</w:t>
+        <w:br/>
+        <w:t>D) Задняя бабка.</w:t>
+      </w:r>
+    </w:p>
+    <w:p>
+      <w:pPr>
+        <w:spacing w:line="240" w:lineRule="auto" w:before="40" w:after="40"/>
+        <w:jc w:val="left"/>
+      </w:pPr>
+      <w:r>
+        <w:rPr>
+          <w:rFonts w:ascii="Times New Roman" w:hAnsi="Times New Roman" w:eastAsia="Times New Roman"/>
+          <w:sz w:val="28"/>
+        </w:rPr>
+        <w:t>19. Какой вид обработки заготовки выполняется на фрезерном станке?</w:t>
+        <w:br/>
+        <w:t>A) Нарезание резьбы;</w:t>
+        <w:br/>
+        <w:t>B) Фрезерование плоскостей, пазов и фасонных поверхностей;</w:t>
+        <w:br/>
+        <w:t>C) Точение;</w:t>
+        <w:br/>
+        <w:t>D) Протягивание.</w:t>
+      </w:r>
+    </w:p>
+    <w:p>
+      <w:pPr>
+        <w:spacing w:line="240" w:lineRule="auto" w:before="40" w:after="40"/>
+        <w:jc w:val="left"/>
+      </w:pPr>
+      <w:r>
+        <w:rPr>
+          <w:rFonts w:ascii="Times New Roman" w:hAnsi="Times New Roman" w:eastAsia="Times New Roman"/>
+          <w:sz w:val="28"/>
+        </w:rPr>
+        <w:t>20. Что является главной причиной преждевременного износа режущего инструмента?</w:t>
+        <w:br/>
+        <w:t>A) Низкая скорость резания;</w:t>
+        <w:br/>
+        <w:t>B) Превышение рекомендуемых режимов резания и отсутствие СОЖ;</w:t>
+        <w:br/>
+        <w:t>C) Малая глубина резания;</w:t>
+        <w:br/>
+        <w:t>D) Малая подача.</w:t>
+      </w:r>
+    </w:p>
+    <w:p>
+      <w:pPr>
+        <w:spacing w:before="240" w:after="120" w:line="240" w:lineRule="auto"/>
         <w:jc w:val="center"/>
       </w:pPr>
       <w:r>
@@ -140,45 +602,34 @@
           <w:b/>
           <w:sz w:val="28"/>
         </w:rPr>
-        <w:t>Тестовые задания с выбором одного правильного ответа (20 вопросов, часть 1 из 5)</w:t>
-      </w:r>
-    </w:p>
-    <w:p/>
-    <w:p>
-      <w:pPr>
-        <w:jc w:val="center"/>
-      </w:pPr>
-      <w:r>
-        <w:rPr>
-          <w:rFonts w:ascii="Times New Roman" w:hAnsi="Times New Roman" w:eastAsia="Times New Roman"/>
-          <w:b/>
-          <w:sz w:val="24"/>
-        </w:rPr>
-        <w:t>Таблица 2. Ключи к тестовым заданиям</w:t>
+        <w:t>Ключ ответов</w:t>
       </w:r>
     </w:p>
     <w:tbl>
       <w:tblPr>
-        <w:tblStyle w:val="TableGrid"/>
         <w:tblW w:type="auto" w:w="0"/>
-        <w:jc w:val="center"/>
         <w:tblLook w:firstColumn="1" w:firstRow="1" w:lastColumn="0" w:lastRow="0" w:noHBand="0" w:noVBand="1" w:val="04A0"/>
+        <w:tblBorders>
+          <w:top w:val="single" w:sz="4" w:space="0" w:color="000000"/>
+          <w:left w:val="single" w:sz="4" w:space="0" w:color="000000"/>
+          <w:bottom w:val="single" w:sz="4" w:space="0" w:color="000000"/>
+          <w:right w:val="single" w:sz="4" w:space="0" w:color="000000"/>
+          <w:insideH w:val="single" w:sz="4" w:space="0" w:color="000000"/>
+          <w:insideV w:val="single" w:sz="4" w:space="0" w:color="000000"/>
+        </w:tblBorders>
       </w:tblPr>
       <w:tblGrid>
-        <w:gridCol w:w="3324"/>
-        <w:gridCol w:w="3324"/>
-        <w:gridCol w:w="3324"/>
+        <w:gridCol w:w="4320"/>
+        <w:gridCol w:w="4320"/>
       </w:tblGrid>
       <w:tr>
         <w:tc>
           <w:tcPr>
-            <w:tcW w:type="dxa" w:w="3324"/>
-            <w:vAlign w:val="center"/>
+            <w:tcW w:type="dxa" w:w="4320"/>
             <w:shd w:fill="D9E2F3"/>
           </w:tcPr>
           <w:p>
             <w:pPr>
-              <w:spacing w:before="40" w:after="40"/>
               <w:jc w:val="center"/>
             </w:pPr>
             <w:r/>
@@ -186,21 +637,19 @@
               <w:rPr>
                 <w:rFonts w:ascii="Times New Roman" w:hAnsi="Times New Roman" w:eastAsia="Times New Roman"/>
                 <w:b/>
-                <w:sz w:val="22"/>
+                <w:sz w:val="28"/>
               </w:rPr>
-              <w:t>No</w:t>
+              <w:t>№ вопроса</w:t>
             </w:r>
           </w:p>
         </w:tc>
         <w:tc>
           <w:tcPr>
-            <w:tcW w:type="dxa" w:w="3324"/>
-            <w:vAlign w:val="center"/>
+            <w:tcW w:type="dxa" w:w="4320"/>
             <w:shd w:fill="D9E2F3"/>
           </w:tcPr>
           <w:p>
             <w:pPr>
-              <w:spacing w:before="40" w:after="40"/>
               <w:jc w:val="center"/>
             </w:pPr>
             <w:r/>
@@ -208,31 +657,9 @@
               <w:rPr>
                 <w:rFonts w:ascii="Times New Roman" w:hAnsi="Times New Roman" w:eastAsia="Times New Roman"/>
                 <w:b/>
-                <w:sz w:val="22"/>
+                <w:sz w:val="28"/>
               </w:rPr>
-              <w:t>Текст вопроса</w:t>
-            </w:r>
-          </w:p>
-        </w:tc>
-        <w:tc>
-          <w:tcPr>
-            <w:tcW w:type="dxa" w:w="3324"/>
-            <w:vAlign w:val="center"/>
-            <w:shd w:fill="D9E2F3"/>
-          </w:tcPr>
-          <w:p>
-            <w:pPr>
-              <w:spacing w:before="40" w:after="40"/>
-              <w:jc w:val="center"/>
-            </w:pPr>
-            <w:r/>
-            <w:r>
-              <w:rPr>
-                <w:rFonts w:ascii="Times New Roman" w:hAnsi="Times New Roman" w:eastAsia="Times New Roman"/>
-                <w:b/>
-                <w:sz w:val="22"/>
-              </w:rPr>
-              <w:t>Ответ</w:t>
+              <w:t>Правильный ответ</w:t>
             </w:r>
           </w:p>
         </w:tc>
@@ -240,12 +667,10 @@
       <w:tr>
         <w:tc>
           <w:tcPr>
-            <w:tcW w:type="dxa" w:w="3324"/>
-            <w:vAlign w:val="center"/>
+            <w:tcW w:type="dxa" w:w="4320"/>
           </w:tcPr>
           <w:p>
             <w:pPr>
-              <w:spacing w:before="40" w:after="40"/>
               <w:jc w:val="center"/>
             </w:pPr>
             <w:r/>
@@ -253,7 +678,7 @@
               <w:rPr>
                 <w:rFonts w:ascii="Times New Roman" w:hAnsi="Times New Roman" w:eastAsia="Times New Roman"/>
                 <w:b w:val="0"/>
-                <w:sz w:val="20"/>
+                <w:sz w:val="28"/>
               </w:rPr>
               <w:t>1</w:t>
             </w:r>
@@ -261,30 +686,10 @@
         </w:tc>
         <w:tc>
           <w:tcPr>
-            <w:tcW w:type="dxa" w:w="3324"/>
+            <w:tcW w:type="dxa" w:w="4320"/>
           </w:tcPr>
           <w:p>
             <w:pPr>
-              <w:jc w:val="left"/>
-            </w:pPr>
-            <w:r/>
-            <w:r>
-              <w:rPr>
-                <w:rFonts w:ascii="Times New Roman" w:hAnsi="Times New Roman" w:eastAsia="Times New Roman"/>
-                <w:sz w:val="20"/>
-              </w:rPr>
-              <w:t>Какой вид обработки выполняется на токарном станке?</w:t>
-            </w:r>
-          </w:p>
-        </w:tc>
-        <w:tc>
-          <w:tcPr>
-            <w:tcW w:type="dxa" w:w="3324"/>
-            <w:vAlign w:val="center"/>
-          </w:tcPr>
-          <w:p>
-            <w:pPr>
-              <w:spacing w:before="40" w:after="40"/>
               <w:jc w:val="center"/>
             </w:pPr>
             <w:r/>
@@ -292,7 +697,7 @@
               <w:rPr>
                 <w:rFonts w:ascii="Times New Roman" w:hAnsi="Times New Roman" w:eastAsia="Times New Roman"/>
                 <w:b w:val="0"/>
-                <w:sz w:val="22"/>
+                <w:sz w:val="28"/>
               </w:rPr>
               <w:t>B</w:t>
             </w:r>
@@ -302,12 +707,10 @@
       <w:tr>
         <w:tc>
           <w:tcPr>
-            <w:tcW w:type="dxa" w:w="3324"/>
-            <w:vAlign w:val="center"/>
+            <w:tcW w:type="dxa" w:w="4320"/>
           </w:tcPr>
           <w:p>
             <w:pPr>
-              <w:spacing w:before="40" w:after="40"/>
               <w:jc w:val="center"/>
             </w:pPr>
             <w:r/>
@@ -315,7 +718,7 @@
               <w:rPr>
                 <w:rFonts w:ascii="Times New Roman" w:hAnsi="Times New Roman" w:eastAsia="Times New Roman"/>
                 <w:b w:val="0"/>
-                <w:sz w:val="20"/>
+                <w:sz w:val="28"/>
               </w:rPr>
               <w:t>2</w:t>
             </w:r>
@@ -323,30 +726,10 @@
         </w:tc>
         <w:tc>
           <w:tcPr>
-            <w:tcW w:type="dxa" w:w="3324"/>
+            <w:tcW w:type="dxa" w:w="4320"/>
           </w:tcPr>
           <w:p>
             <w:pPr>
-              <w:jc w:val="left"/>
-            </w:pPr>
-            <w:r/>
-            <w:r>
-              <w:rPr>
-                <w:rFonts w:ascii="Times New Roman" w:hAnsi="Times New Roman" w:eastAsia="Times New Roman"/>
-                <w:sz w:val="20"/>
-              </w:rPr>
-              <w:t>Какой инструмент используется для контроля диаметра отверстия?</w:t>
-            </w:r>
-          </w:p>
-        </w:tc>
-        <w:tc>
-          <w:tcPr>
-            <w:tcW w:type="dxa" w:w="3324"/>
-            <w:vAlign w:val="center"/>
-          </w:tcPr>
-          <w:p>
-            <w:pPr>
-              <w:spacing w:before="40" w:after="40"/>
               <w:jc w:val="center"/>
             </w:pPr>
             <w:r/>
@@ -354,7 +737,7 @@
               <w:rPr>
                 <w:rFonts w:ascii="Times New Roman" w:hAnsi="Times New Roman" w:eastAsia="Times New Roman"/>
                 <w:b w:val="0"/>
-                <w:sz w:val="22"/>
+                <w:sz w:val="28"/>
               </w:rPr>
               <w:t>B</w:t>
             </w:r>
@@ -364,12 +747,10 @@
       <w:tr>
         <w:tc>
           <w:tcPr>
-            <w:tcW w:type="dxa" w:w="3324"/>
-            <w:vAlign w:val="center"/>
+            <w:tcW w:type="dxa" w:w="4320"/>
           </w:tcPr>
           <w:p>
             <w:pPr>
-              <w:spacing w:before="40" w:after="40"/>
               <w:jc w:val="center"/>
             </w:pPr>
             <w:r/>
@@ -377,7 +758,7 @@
               <w:rPr>
                 <w:rFonts w:ascii="Times New Roman" w:hAnsi="Times New Roman" w:eastAsia="Times New Roman"/>
                 <w:b w:val="0"/>
-                <w:sz w:val="20"/>
+                <w:sz w:val="28"/>
               </w:rPr>
               <w:t>3</w:t>
             </w:r>
@@ -385,30 +766,10 @@
         </w:tc>
         <w:tc>
           <w:tcPr>
-            <w:tcW w:type="dxa" w:w="3324"/>
+            <w:tcW w:type="dxa" w:w="4320"/>
           </w:tcPr>
           <w:p>
             <w:pPr>
-              <w:jc w:val="left"/>
-            </w:pPr>
-            <w:r/>
-            <w:r>
-              <w:rPr>
-                <w:rFonts w:ascii="Times New Roman" w:hAnsi="Times New Roman" w:eastAsia="Times New Roman"/>
-                <w:sz w:val="20"/>
-              </w:rPr>
-              <w:t>Какое правило безопасности необходимо соблюдать при работе на станке?</w:t>
-            </w:r>
-          </w:p>
-        </w:tc>
-        <w:tc>
-          <w:tcPr>
-            <w:tcW w:type="dxa" w:w="3324"/>
-            <w:vAlign w:val="center"/>
-          </w:tcPr>
-          <w:p>
-            <w:pPr>
-              <w:spacing w:before="40" w:after="40"/>
               <w:jc w:val="center"/>
             </w:pPr>
             <w:r/>
@@ -416,7 +777,7 @@
               <w:rPr>
                 <w:rFonts w:ascii="Times New Roman" w:hAnsi="Times New Roman" w:eastAsia="Times New Roman"/>
                 <w:b w:val="0"/>
-                <w:sz w:val="22"/>
+                <w:sz w:val="28"/>
               </w:rPr>
               <w:t>B</w:t>
             </w:r>
@@ -426,12 +787,10 @@
       <w:tr>
         <w:tc>
           <w:tcPr>
-            <w:tcW w:type="dxa" w:w="3324"/>
-            <w:vAlign w:val="center"/>
+            <w:tcW w:type="dxa" w:w="4320"/>
           </w:tcPr>
           <w:p>
             <w:pPr>
-              <w:spacing w:before="40" w:after="40"/>
               <w:jc w:val="center"/>
             </w:pPr>
             <w:r/>
@@ -439,7 +798,7 @@
               <w:rPr>
                 <w:rFonts w:ascii="Times New Roman" w:hAnsi="Times New Roman" w:eastAsia="Times New Roman"/>
                 <w:b w:val="0"/>
-                <w:sz w:val="20"/>
+                <w:sz w:val="28"/>
               </w:rPr>
               <w:t>4</w:t>
             </w:r>
@@ -447,30 +806,10 @@
         </w:tc>
         <w:tc>
           <w:tcPr>
-            <w:tcW w:type="dxa" w:w="3324"/>
+            <w:tcW w:type="dxa" w:w="4320"/>
           </w:tcPr>
           <w:p>
             <w:pPr>
-              <w:jc w:val="left"/>
-            </w:pPr>
-            <w:r/>
-            <w:r>
-              <w:rPr>
-                <w:rFonts w:ascii="Times New Roman" w:hAnsi="Times New Roman" w:eastAsia="Times New Roman"/>
-                <w:sz w:val="20"/>
-              </w:rPr>
-              <w:t>Что означает буква «Т» в марке твёрдого сплава Т15К6?</w:t>
-            </w:r>
-          </w:p>
-        </w:tc>
-        <w:tc>
-          <w:tcPr>
-            <w:tcW w:type="dxa" w:w="3324"/>
-            <w:vAlign w:val="center"/>
-          </w:tcPr>
-          <w:p>
-            <w:pPr>
-              <w:spacing w:before="40" w:after="40"/>
               <w:jc w:val="center"/>
             </w:pPr>
             <w:r/>
@@ -478,7 +817,7 @@
               <w:rPr>
                 <w:rFonts w:ascii="Times New Roman" w:hAnsi="Times New Roman" w:eastAsia="Times New Roman"/>
                 <w:b w:val="0"/>
-                <w:sz w:val="22"/>
+                <w:sz w:val="28"/>
               </w:rPr>
               <w:t>A</w:t>
             </w:r>
@@ -488,12 +827,10 @@
       <w:tr>
         <w:tc>
           <w:tcPr>
-            <w:tcW w:type="dxa" w:w="3324"/>
-            <w:vAlign w:val="center"/>
+            <w:tcW w:type="dxa" w:w="4320"/>
           </w:tcPr>
           <w:p>
             <w:pPr>
-              <w:spacing w:before="40" w:after="40"/>
               <w:jc w:val="center"/>
             </w:pPr>
             <w:r/>
@@ -501,7 +838,7 @@
               <w:rPr>
                 <w:rFonts w:ascii="Times New Roman" w:hAnsi="Times New Roman" w:eastAsia="Times New Roman"/>
                 <w:b w:val="0"/>
-                <w:sz w:val="20"/>
+                <w:sz w:val="28"/>
               </w:rPr>
               <w:t>5</w:t>
             </w:r>
@@ -509,30 +846,10 @@
         </w:tc>
         <w:tc>
           <w:tcPr>
-            <w:tcW w:type="dxa" w:w="3324"/>
+            <w:tcW w:type="dxa" w:w="4320"/>
           </w:tcPr>
           <w:p>
             <w:pPr>
-              <w:jc w:val="left"/>
-            </w:pPr>
-            <w:r/>
-            <w:r>
-              <w:rPr>
-                <w:rFonts w:ascii="Times New Roman" w:hAnsi="Times New Roman" w:eastAsia="Times New Roman"/>
-                <w:sz w:val="20"/>
-              </w:rPr>
-              <w:t>Какой квалитет точности соответствует грубой (черновой) обработке?</w:t>
-            </w:r>
-          </w:p>
-        </w:tc>
-        <w:tc>
-          <w:tcPr>
-            <w:tcW w:type="dxa" w:w="3324"/>
-            <w:vAlign w:val="center"/>
-          </w:tcPr>
-          <w:p>
-            <w:pPr>
-              <w:spacing w:before="40" w:after="40"/>
               <w:jc w:val="center"/>
             </w:pPr>
             <w:r/>
@@ -540,7 +857,7 @@
               <w:rPr>
                 <w:rFonts w:ascii="Times New Roman" w:hAnsi="Times New Roman" w:eastAsia="Times New Roman"/>
                 <w:b w:val="0"/>
-                <w:sz w:val="22"/>
+                <w:sz w:val="28"/>
               </w:rPr>
               <w:t>C</w:t>
             </w:r>
@@ -550,12 +867,10 @@
       <w:tr>
         <w:tc>
           <w:tcPr>
-            <w:tcW w:type="dxa" w:w="3324"/>
-            <w:vAlign w:val="center"/>
+            <w:tcW w:type="dxa" w:w="4320"/>
           </w:tcPr>
           <w:p>
             <w:pPr>
-              <w:spacing w:before="40" w:after="40"/>
               <w:jc w:val="center"/>
             </w:pPr>
             <w:r/>
@@ -563,7 +878,7 @@
               <w:rPr>
                 <w:rFonts w:ascii="Times New Roman" w:hAnsi="Times New Roman" w:eastAsia="Times New Roman"/>
                 <w:b w:val="0"/>
-                <w:sz w:val="20"/>
+                <w:sz w:val="28"/>
               </w:rPr>
               <w:t>6</w:t>
             </w:r>
@@ -571,30 +886,10 @@
         </w:tc>
         <w:tc>
           <w:tcPr>
-            <w:tcW w:type="dxa" w:w="3324"/>
+            <w:tcW w:type="dxa" w:w="4320"/>
           </w:tcPr>
           <w:p>
             <w:pPr>
-              <w:jc w:val="left"/>
-            </w:pPr>
-            <w:r/>
-            <w:r>
-              <w:rPr>
-                <w:rFonts w:ascii="Times New Roman" w:hAnsi="Times New Roman" w:eastAsia="Times New Roman"/>
-                <w:sz w:val="20"/>
-              </w:rPr>
-              <w:t>Для чего предназначена коробка скоростей станка?</w:t>
-            </w:r>
-          </w:p>
-        </w:tc>
-        <w:tc>
-          <w:tcPr>
-            <w:tcW w:type="dxa" w:w="3324"/>
-            <w:vAlign w:val="center"/>
-          </w:tcPr>
-          <w:p>
-            <w:pPr>
-              <w:spacing w:before="40" w:after="40"/>
               <w:jc w:val="center"/>
             </w:pPr>
             <w:r/>
@@ -602,7 +897,7 @@
               <w:rPr>
                 <w:rFonts w:ascii="Times New Roman" w:hAnsi="Times New Roman" w:eastAsia="Times New Roman"/>
                 <w:b w:val="0"/>
-                <w:sz w:val="22"/>
+                <w:sz w:val="28"/>
               </w:rPr>
               <w:t>B</w:t>
             </w:r>
@@ -612,12 +907,10 @@
       <w:tr>
         <w:tc>
           <w:tcPr>
-            <w:tcW w:type="dxa" w:w="3324"/>
-            <w:vAlign w:val="center"/>
+            <w:tcW w:type="dxa" w:w="4320"/>
           </w:tcPr>
           <w:p>
             <w:pPr>
-              <w:spacing w:before="40" w:after="40"/>
               <w:jc w:val="center"/>
             </w:pPr>
             <w:r/>
@@ -625,7 +918,7 @@
               <w:rPr>
                 <w:rFonts w:ascii="Times New Roman" w:hAnsi="Times New Roman" w:eastAsia="Times New Roman"/>
                 <w:b w:val="0"/>
-                <w:sz w:val="20"/>
+                <w:sz w:val="28"/>
               </w:rPr>
               <w:t>7</w:t>
             </w:r>
@@ -633,30 +926,10 @@
         </w:tc>
         <w:tc>
           <w:tcPr>
-            <w:tcW w:type="dxa" w:w="3324"/>
+            <w:tcW w:type="dxa" w:w="4320"/>
           </w:tcPr>
           <w:p>
             <w:pPr>
-              <w:jc w:val="left"/>
-            </w:pPr>
-            <w:r/>
-            <w:r>
-              <w:rPr>
-                <w:rFonts w:ascii="Times New Roman" w:hAnsi="Times New Roman" w:eastAsia="Times New Roman"/>
-                <w:sz w:val="20"/>
-              </w:rPr>
-              <w:t>Какой вид стружки образуется при обработке пластичных материалов (сталь)?</w:t>
-            </w:r>
-          </w:p>
-        </w:tc>
-        <w:tc>
-          <w:tcPr>
-            <w:tcW w:type="dxa" w:w="3324"/>
-            <w:vAlign w:val="center"/>
-          </w:tcPr>
-          <w:p>
-            <w:pPr>
-              <w:spacing w:before="40" w:after="40"/>
               <w:jc w:val="center"/>
             </w:pPr>
             <w:r/>
@@ -664,7 +937,7 @@
               <w:rPr>
                 <w:rFonts w:ascii="Times New Roman" w:hAnsi="Times New Roman" w:eastAsia="Times New Roman"/>
                 <w:b w:val="0"/>
-                <w:sz w:val="22"/>
+                <w:sz w:val="28"/>
               </w:rPr>
               <w:t>B</w:t>
             </w:r>
@@ -674,12 +947,10 @@
       <w:tr>
         <w:tc>
           <w:tcPr>
-            <w:tcW w:type="dxa" w:w="3324"/>
-            <w:vAlign w:val="center"/>
+            <w:tcW w:type="dxa" w:w="4320"/>
           </w:tcPr>
           <w:p>
             <w:pPr>
-              <w:spacing w:before="40" w:after="40"/>
               <w:jc w:val="center"/>
             </w:pPr>
             <w:r/>
@@ -687,7 +958,7 @@
               <w:rPr>
                 <w:rFonts w:ascii="Times New Roman" w:hAnsi="Times New Roman" w:eastAsia="Times New Roman"/>
                 <w:b w:val="0"/>
-                <w:sz w:val="20"/>
+                <w:sz w:val="28"/>
               </w:rPr>
               <w:t>8</w:t>
             </w:r>
@@ -695,30 +966,10 @@
         </w:tc>
         <w:tc>
           <w:tcPr>
-            <w:tcW w:type="dxa" w:w="3324"/>
+            <w:tcW w:type="dxa" w:w="4320"/>
           </w:tcPr>
           <w:p>
             <w:pPr>
-              <w:jc w:val="left"/>
-            </w:pPr>
-            <w:r/>
-            <w:r>
-              <w:rPr>
-                <w:rFonts w:ascii="Times New Roman" w:hAnsi="Times New Roman" w:eastAsia="Times New Roman"/>
-                <w:sz w:val="20"/>
-              </w:rPr>
-              <w:t>Какое приспособление применяется для закрепления заготовки на фрезерном станке?</w:t>
-            </w:r>
-          </w:p>
-        </w:tc>
-        <w:tc>
-          <w:tcPr>
-            <w:tcW w:type="dxa" w:w="3324"/>
-            <w:vAlign w:val="center"/>
-          </w:tcPr>
-          <w:p>
-            <w:pPr>
-              <w:spacing w:before="40" w:after="40"/>
               <w:jc w:val="center"/>
             </w:pPr>
             <w:r/>
@@ -726,7 +977,7 @@
               <w:rPr>
                 <w:rFonts w:ascii="Times New Roman" w:hAnsi="Times New Roman" w:eastAsia="Times New Roman"/>
                 <w:b w:val="0"/>
-                <w:sz w:val="22"/>
+                <w:sz w:val="28"/>
               </w:rPr>
               <w:t>B</w:t>
             </w:r>
@@ -736,12 +987,10 @@
       <w:tr>
         <w:tc>
           <w:tcPr>
-            <w:tcW w:type="dxa" w:w="3324"/>
-            <w:vAlign w:val="center"/>
+            <w:tcW w:type="dxa" w:w="4320"/>
           </w:tcPr>
           <w:p>
             <w:pPr>
-              <w:spacing w:before="40" w:after="40"/>
               <w:jc w:val="center"/>
             </w:pPr>
             <w:r/>
@@ -749,7 +998,7 @@
               <w:rPr>
                 <w:rFonts w:ascii="Times New Roman" w:hAnsi="Times New Roman" w:eastAsia="Times New Roman"/>
                 <w:b w:val="0"/>
-                <w:sz w:val="20"/>
+                <w:sz w:val="28"/>
               </w:rPr>
               <w:t>9</w:t>
             </w:r>
@@ -757,30 +1006,10 @@
         </w:tc>
         <w:tc>
           <w:tcPr>
-            <w:tcW w:type="dxa" w:w="3324"/>
+            <w:tcW w:type="dxa" w:w="4320"/>
           </w:tcPr>
           <w:p>
             <w:pPr>
-              <w:jc w:val="left"/>
-            </w:pPr>
-            <w:r/>
-            <w:r>
-              <w:rPr>
-                <w:rFonts w:ascii="Times New Roman" w:hAnsi="Times New Roman" w:eastAsia="Times New Roman"/>
-                <w:sz w:val="20"/>
-              </w:rPr>
-              <w:t>Что такое СОЖ и для чего она применяется?</w:t>
-            </w:r>
-          </w:p>
-        </w:tc>
-        <w:tc>
-          <w:tcPr>
-            <w:tcW w:type="dxa" w:w="3324"/>
-            <w:vAlign w:val="center"/>
-          </w:tcPr>
-          <w:p>
-            <w:pPr>
-              <w:spacing w:before="40" w:after="40"/>
               <w:jc w:val="center"/>
             </w:pPr>
             <w:r/>
@@ -788,7 +1017,7 @@
               <w:rPr>
                 <w:rFonts w:ascii="Times New Roman" w:hAnsi="Times New Roman" w:eastAsia="Times New Roman"/>
                 <w:b w:val="0"/>
-                <w:sz w:val="22"/>
+                <w:sz w:val="28"/>
               </w:rPr>
               <w:t>A</w:t>
             </w:r>
@@ -798,12 +1027,10 @@
       <w:tr>
         <w:tc>
           <w:tcPr>
-            <w:tcW w:type="dxa" w:w="3324"/>
-            <w:vAlign w:val="center"/>
+            <w:tcW w:type="dxa" w:w="4320"/>
           </w:tcPr>
           <w:p>
             <w:pPr>
-              <w:spacing w:before="40" w:after="40"/>
               <w:jc w:val="center"/>
             </w:pPr>
             <w:r/>
@@ -811,7 +1038,7 @@
               <w:rPr>
                 <w:rFonts w:ascii="Times New Roman" w:hAnsi="Times New Roman" w:eastAsia="Times New Roman"/>
                 <w:b w:val="0"/>
-                <w:sz w:val="20"/>
+                <w:sz w:val="28"/>
               </w:rPr>
               <w:t>10</w:t>
             </w:r>
@@ -819,30 +1046,10 @@
         </w:tc>
         <w:tc>
           <w:tcPr>
-            <w:tcW w:type="dxa" w:w="3324"/>
+            <w:tcW w:type="dxa" w:w="4320"/>
           </w:tcPr>
           <w:p>
             <w:pPr>
-              <w:jc w:val="left"/>
-            </w:pPr>
-            <w:r/>
-            <w:r>
-              <w:rPr>
-                <w:rFonts w:ascii="Times New Roman" w:hAnsi="Times New Roman" w:eastAsia="Times New Roman"/>
-                <w:sz w:val="20"/>
-              </w:rPr>
-              <w:t>Какой метод контроля применяется для проверки наружного диаметра вала в серийном производстве?</w:t>
-            </w:r>
-          </w:p>
-        </w:tc>
-        <w:tc>
-          <w:tcPr>
-            <w:tcW w:type="dxa" w:w="3324"/>
-            <w:vAlign w:val="center"/>
-          </w:tcPr>
-          <w:p>
-            <w:pPr>
-              <w:spacing w:before="40" w:after="40"/>
               <w:jc w:val="center"/>
             </w:pPr>
             <w:r/>
@@ -850,7 +1057,7 @@
               <w:rPr>
                 <w:rFonts w:ascii="Times New Roman" w:hAnsi="Times New Roman" w:eastAsia="Times New Roman"/>
                 <w:b w:val="0"/>
-                <w:sz w:val="22"/>
+                <w:sz w:val="28"/>
               </w:rPr>
               <w:t>B</w:t>
             </w:r>
@@ -860,12 +1067,10 @@
       <w:tr>
         <w:tc>
           <w:tcPr>
-            <w:tcW w:type="dxa" w:w="3324"/>
-            <w:vAlign w:val="center"/>
+            <w:tcW w:type="dxa" w:w="4320"/>
           </w:tcPr>
           <w:p>
             <w:pPr>
-              <w:spacing w:before="40" w:after="40"/>
               <w:jc w:val="center"/>
             </w:pPr>
             <w:r/>
@@ -873,7 +1078,7 @@
               <w:rPr>
                 <w:rFonts w:ascii="Times New Roman" w:hAnsi="Times New Roman" w:eastAsia="Times New Roman"/>
                 <w:b w:val="0"/>
-                <w:sz w:val="20"/>
+                <w:sz w:val="28"/>
               </w:rPr>
               <w:t>11</w:t>
             </w:r>
@@ -881,30 +1086,10 @@
         </w:tc>
         <w:tc>
           <w:tcPr>
-            <w:tcW w:type="dxa" w:w="3324"/>
+            <w:tcW w:type="dxa" w:w="4320"/>
           </w:tcPr>
           <w:p>
             <w:pPr>
-              <w:jc w:val="left"/>
-            </w:pPr>
-            <w:r/>
-            <w:r>
-              <w:rPr>
-                <w:rFonts w:ascii="Times New Roman" w:hAnsi="Times New Roman" w:eastAsia="Times New Roman"/>
-                <w:sz w:val="20"/>
-              </w:rPr>
-              <w:t>Какой резец применяется для обработки торцевой поверхности на токарном станке?</w:t>
-            </w:r>
-          </w:p>
-        </w:tc>
-        <w:tc>
-          <w:tcPr>
-            <w:tcW w:type="dxa" w:w="3324"/>
-            <w:vAlign w:val="center"/>
-          </w:tcPr>
-          <w:p>
-            <w:pPr>
-              <w:spacing w:before="40" w:after="40"/>
               <w:jc w:val="center"/>
             </w:pPr>
             <w:r/>
@@ -912,7 +1097,7 @@
               <w:rPr>
                 <w:rFonts w:ascii="Times New Roman" w:hAnsi="Times New Roman" w:eastAsia="Times New Roman"/>
                 <w:b w:val="0"/>
-                <w:sz w:val="22"/>
+                <w:sz w:val="28"/>
               </w:rPr>
               <w:t>B</w:t>
             </w:r>
@@ -922,12 +1107,10 @@
       <w:tr>
         <w:tc>
           <w:tcPr>
-            <w:tcW w:type="dxa" w:w="3324"/>
-            <w:vAlign w:val="center"/>
+            <w:tcW w:type="dxa" w:w="4320"/>
           </w:tcPr>
           <w:p>
             <w:pPr>
-              <w:spacing w:before="40" w:after="40"/>
               <w:jc w:val="center"/>
             </w:pPr>
             <w:r/>
@@ -935,7 +1118,7 @@
               <w:rPr>
                 <w:rFonts w:ascii="Times New Roman" w:hAnsi="Times New Roman" w:eastAsia="Times New Roman"/>
                 <w:b w:val="0"/>
-                <w:sz w:val="20"/>
+                <w:sz w:val="28"/>
               </w:rPr>
               <w:t>12</w:t>
             </w:r>
@@ -943,30 +1126,10 @@
         </w:tc>
         <w:tc>
           <w:tcPr>
-            <w:tcW w:type="dxa" w:w="3324"/>
+            <w:tcW w:type="dxa" w:w="4320"/>
           </w:tcPr>
           <w:p>
             <w:pPr>
-              <w:jc w:val="left"/>
-            </w:pPr>
-            <w:r/>
-            <w:r>
-              <w:rPr>
-                <w:rFonts w:ascii="Times New Roman" w:hAnsi="Times New Roman" w:eastAsia="Times New Roman"/>
-                <w:sz w:val="20"/>
-              </w:rPr>
-              <w:t>Какой вид брака возникает при затуплении резца?</w:t>
-            </w:r>
-          </w:p>
-        </w:tc>
-        <w:tc>
-          <w:tcPr>
-            <w:tcW w:type="dxa" w:w="3324"/>
-            <w:vAlign w:val="center"/>
-          </w:tcPr>
-          <w:p>
-            <w:pPr>
-              <w:spacing w:before="40" w:after="40"/>
               <w:jc w:val="center"/>
             </w:pPr>
             <w:r/>
@@ -974,7 +1137,7 @@
               <w:rPr>
                 <w:rFonts w:ascii="Times New Roman" w:hAnsi="Times New Roman" w:eastAsia="Times New Roman"/>
                 <w:b w:val="0"/>
-                <w:sz w:val="22"/>
+                <w:sz w:val="28"/>
               </w:rPr>
               <w:t>B</w:t>
             </w:r>
@@ -984,12 +1147,10 @@
       <w:tr>
         <w:tc>
           <w:tcPr>
-            <w:tcW w:type="dxa" w:w="3324"/>
-            <w:vAlign w:val="center"/>
+            <w:tcW w:type="dxa" w:w="4320"/>
           </w:tcPr>
           <w:p>
             <w:pPr>
-              <w:spacing w:before="40" w:after="40"/>
               <w:jc w:val="center"/>
             </w:pPr>
             <w:r/>
@@ -997,7 +1158,7 @@
               <w:rPr>
                 <w:rFonts w:ascii="Times New Roman" w:hAnsi="Times New Roman" w:eastAsia="Times New Roman"/>
                 <w:b w:val="0"/>
-                <w:sz w:val="20"/>
+                <w:sz w:val="28"/>
               </w:rPr>
               <w:t>13</w:t>
             </w:r>
@@ -1005,30 +1166,10 @@
         </w:tc>
         <w:tc>
           <w:tcPr>
-            <w:tcW w:type="dxa" w:w="3324"/>
+            <w:tcW w:type="dxa" w:w="4320"/>
           </w:tcPr>
           <w:p>
             <w:pPr>
-              <w:jc w:val="left"/>
-            </w:pPr>
-            <w:r/>
-            <w:r>
-              <w:rPr>
-                <w:rFonts w:ascii="Times New Roman" w:hAnsi="Times New Roman" w:eastAsia="Times New Roman"/>
-                <w:sz w:val="20"/>
-              </w:rPr>
-              <w:t>Какой параметр режима резания определяет толщину срезаемого слоя?</w:t>
-            </w:r>
-          </w:p>
-        </w:tc>
-        <w:tc>
-          <w:tcPr>
-            <w:tcW w:type="dxa" w:w="3324"/>
-            <w:vAlign w:val="center"/>
-          </w:tcPr>
-          <w:p>
-            <w:pPr>
-              <w:spacing w:before="40" w:after="40"/>
               <w:jc w:val="center"/>
             </w:pPr>
             <w:r/>
@@ -1036,7 +1177,7 @@
               <w:rPr>
                 <w:rFonts w:ascii="Times New Roman" w:hAnsi="Times New Roman" w:eastAsia="Times New Roman"/>
                 <w:b w:val="0"/>
-                <w:sz w:val="22"/>
+                <w:sz w:val="28"/>
               </w:rPr>
               <w:t>B</w:t>
             </w:r>
@@ -1046,12 +1187,10 @@
       <w:tr>
         <w:tc>
           <w:tcPr>
-            <w:tcW w:type="dxa" w:w="3324"/>
-            <w:vAlign w:val="center"/>
+            <w:tcW w:type="dxa" w:w="4320"/>
           </w:tcPr>
           <w:p>
             <w:pPr>
-              <w:spacing w:before="40" w:after="40"/>
               <w:jc w:val="center"/>
             </w:pPr>
             <w:r/>
@@ -1059,7 +1198,7 @@
               <w:rPr>
                 <w:rFonts w:ascii="Times New Roman" w:hAnsi="Times New Roman" w:eastAsia="Times New Roman"/>
                 <w:b w:val="0"/>
-                <w:sz w:val="20"/>
+                <w:sz w:val="28"/>
               </w:rPr>
               <w:t>14</w:t>
             </w:r>
@@ -1067,30 +1206,10 @@
         </w:tc>
         <w:tc>
           <w:tcPr>
-            <w:tcW w:type="dxa" w:w="3324"/>
+            <w:tcW w:type="dxa" w:w="4320"/>
           </w:tcPr>
           <w:p>
             <w:pPr>
-              <w:jc w:val="left"/>
-            </w:pPr>
-            <w:r/>
-            <w:r>
-              <w:rPr>
-                <w:rFonts w:ascii="Times New Roman" w:hAnsi="Times New Roman" w:eastAsia="Times New Roman"/>
-                <w:sz w:val="20"/>
-              </w:rPr>
-              <w:t>Какой вид станка предназначен для обработки отверстий?</w:t>
-            </w:r>
-          </w:p>
-        </w:tc>
-        <w:tc>
-          <w:tcPr>
-            <w:tcW w:type="dxa" w:w="3324"/>
-            <w:vAlign w:val="center"/>
-          </w:tcPr>
-          <w:p>
-            <w:pPr>
-              <w:spacing w:before="40" w:after="40"/>
               <w:jc w:val="center"/>
             </w:pPr>
             <w:r/>
@@ -1098,7 +1217,7 @@
               <w:rPr>
                 <w:rFonts w:ascii="Times New Roman" w:hAnsi="Times New Roman" w:eastAsia="Times New Roman"/>
                 <w:b w:val="0"/>
-                <w:sz w:val="22"/>
+                <w:sz w:val="28"/>
               </w:rPr>
               <w:t>B</w:t>
             </w:r>
@@ -1108,12 +1227,10 @@
       <w:tr>
         <w:tc>
           <w:tcPr>
-            <w:tcW w:type="dxa" w:w="3324"/>
-            <w:vAlign w:val="center"/>
+            <w:tcW w:type="dxa" w:w="4320"/>
           </w:tcPr>
           <w:p>
             <w:pPr>
-              <w:spacing w:before="40" w:after="40"/>
               <w:jc w:val="center"/>
             </w:pPr>
             <w:r/>
@@ -1121,7 +1238,7 @@
               <w:rPr>
                 <w:rFonts w:ascii="Times New Roman" w:hAnsi="Times New Roman" w:eastAsia="Times New Roman"/>
                 <w:b w:val="0"/>
-                <w:sz w:val="20"/>
+                <w:sz w:val="28"/>
               </w:rPr>
               <w:t>15</w:t>
             </w:r>
@@ -1129,30 +1246,10 @@
         </w:tc>
         <w:tc>
           <w:tcPr>
-            <w:tcW w:type="dxa" w:w="3324"/>
+            <w:tcW w:type="dxa" w:w="4320"/>
           </w:tcPr>
           <w:p>
             <w:pPr>
-              <w:jc w:val="left"/>
-            </w:pPr>
-            <w:r/>
-            <w:r>
-              <w:rPr>
-                <w:rFonts w:ascii="Times New Roman" w:hAnsi="Times New Roman" w:eastAsia="Times New Roman"/>
-                <w:sz w:val="20"/>
-              </w:rPr>
-              <w:t>Что такое наладка станка?</w:t>
-            </w:r>
-          </w:p>
-        </w:tc>
-        <w:tc>
-          <w:tcPr>
-            <w:tcW w:type="dxa" w:w="3324"/>
-            <w:vAlign w:val="center"/>
-          </w:tcPr>
-          <w:p>
-            <w:pPr>
-              <w:spacing w:before="40" w:after="40"/>
               <w:jc w:val="center"/>
             </w:pPr>
             <w:r/>
@@ -1160,7 +1257,7 @@
               <w:rPr>
                 <w:rFonts w:ascii="Times New Roman" w:hAnsi="Times New Roman" w:eastAsia="Times New Roman"/>
                 <w:b w:val="0"/>
-                <w:sz w:val="22"/>
+                <w:sz w:val="28"/>
               </w:rPr>
               <w:t>B</w:t>
             </w:r>
@@ -1170,12 +1267,10 @@
       <w:tr>
         <w:tc>
           <w:tcPr>
-            <w:tcW w:type="dxa" w:w="3324"/>
-            <w:vAlign w:val="center"/>
+            <w:tcW w:type="dxa" w:w="4320"/>
           </w:tcPr>
           <w:p>
             <w:pPr>
-              <w:spacing w:before="40" w:after="40"/>
               <w:jc w:val="center"/>
             </w:pPr>
             <w:r/>
@@ -1183,7 +1278,7 @@
               <w:rPr>
                 <w:rFonts w:ascii="Times New Roman" w:hAnsi="Times New Roman" w:eastAsia="Times New Roman"/>
                 <w:b w:val="0"/>
-                <w:sz w:val="20"/>
+                <w:sz w:val="28"/>
               </w:rPr>
               <w:t>16</w:t>
             </w:r>
@@ -1191,30 +1286,10 @@
         </w:tc>
         <w:tc>
           <w:tcPr>
-            <w:tcW w:type="dxa" w:w="3324"/>
+            <w:tcW w:type="dxa" w:w="4320"/>
           </w:tcPr>
           <w:p>
             <w:pPr>
-              <w:jc w:val="left"/>
-            </w:pPr>
-            <w:r/>
-            <w:r>
-              <w:rPr>
-                <w:rFonts w:ascii="Times New Roman" w:hAnsi="Times New Roman" w:eastAsia="Times New Roman"/>
-                <w:sz w:val="20"/>
-              </w:rPr>
-              <w:t>Какой измерительный инструмент применяется для контроля угла детали?</w:t>
-            </w:r>
-          </w:p>
-        </w:tc>
-        <w:tc>
-          <w:tcPr>
-            <w:tcW w:type="dxa" w:w="3324"/>
-            <w:vAlign w:val="center"/>
-          </w:tcPr>
-          <w:p>
-            <w:pPr>
-              <w:spacing w:before="40" w:after="40"/>
               <w:jc w:val="center"/>
             </w:pPr>
             <w:r/>
@@ -1222,7 +1297,7 @@
               <w:rPr>
                 <w:rFonts w:ascii="Times New Roman" w:hAnsi="Times New Roman" w:eastAsia="Times New Roman"/>
                 <w:b w:val="0"/>
-                <w:sz w:val="22"/>
+                <w:sz w:val="28"/>
               </w:rPr>
               <w:t>B</w:t>
             </w:r>
@@ -1232,12 +1307,10 @@
       <w:tr>
         <w:tc>
           <w:tcPr>
-            <w:tcW w:type="dxa" w:w="3324"/>
-            <w:vAlign w:val="center"/>
+            <w:tcW w:type="dxa" w:w="4320"/>
           </w:tcPr>
           <w:p>
             <w:pPr>
-              <w:spacing w:before="40" w:after="40"/>
               <w:jc w:val="center"/>
             </w:pPr>
             <w:r/>
@@ -1245,7 +1318,7 @@
               <w:rPr>
                 <w:rFonts w:ascii="Times New Roman" w:hAnsi="Times New Roman" w:eastAsia="Times New Roman"/>
                 <w:b w:val="0"/>
-                <w:sz w:val="20"/>
+                <w:sz w:val="28"/>
               </w:rPr>
               <w:t>17</w:t>
             </w:r>
@@ -1253,30 +1326,10 @@
         </w:tc>
         <w:tc>
           <w:tcPr>
-            <w:tcW w:type="dxa" w:w="3324"/>
+            <w:tcW w:type="dxa" w:w="4320"/>
           </w:tcPr>
           <w:p>
             <w:pPr>
-              <w:jc w:val="left"/>
-            </w:pPr>
-            <w:r/>
-            <w:r>
-              <w:rPr>
-                <w:rFonts w:ascii="Times New Roman" w:hAnsi="Times New Roman" w:eastAsia="Times New Roman"/>
-                <w:sz w:val="20"/>
-              </w:rPr>
-              <w:t>Какой вид обработки применяется для получения гладкой поверхности с низкой шероховатостью?</w:t>
-            </w:r>
-          </w:p>
-        </w:tc>
-        <w:tc>
-          <w:tcPr>
-            <w:tcW w:type="dxa" w:w="3324"/>
-            <w:vAlign w:val="center"/>
-          </w:tcPr>
-          <w:p>
-            <w:pPr>
-              <w:spacing w:before="40" w:after="40"/>
               <w:jc w:val="center"/>
             </w:pPr>
             <w:r/>
@@ -1284,7 +1337,7 @@
               <w:rPr>
                 <w:rFonts w:ascii="Times New Roman" w:hAnsi="Times New Roman" w:eastAsia="Times New Roman"/>
                 <w:b w:val="0"/>
-                <w:sz w:val="22"/>
+                <w:sz w:val="28"/>
               </w:rPr>
               <w:t>B</w:t>
             </w:r>
@@ -1294,12 +1347,10 @@
       <w:tr>
         <w:tc>
           <w:tcPr>
-            <w:tcW w:type="dxa" w:w="3324"/>
-            <w:vAlign w:val="center"/>
+            <w:tcW w:type="dxa" w:w="4320"/>
           </w:tcPr>
           <w:p>
             <w:pPr>
-              <w:spacing w:before="40" w:after="40"/>
               <w:jc w:val="center"/>
             </w:pPr>
             <w:r/>
@@ -1307,7 +1358,7 @@
               <w:rPr>
                 <w:rFonts w:ascii="Times New Roman" w:hAnsi="Times New Roman" w:eastAsia="Times New Roman"/>
                 <w:b w:val="0"/>
-                <w:sz w:val="20"/>
+                <w:sz w:val="28"/>
               </w:rPr>
               <w:t>18</w:t>
             </w:r>
@@ -1315,30 +1366,10 @@
         </w:tc>
         <w:tc>
           <w:tcPr>
-            <w:tcW w:type="dxa" w:w="3324"/>
+            <w:tcW w:type="dxa" w:w="4320"/>
           </w:tcPr>
           <w:p>
             <w:pPr>
-              <w:jc w:val="left"/>
-            </w:pPr>
-            <w:r/>
-            <w:r>
-              <w:rPr>
-                <w:rFonts w:ascii="Times New Roman" w:hAnsi="Times New Roman" w:eastAsia="Times New Roman"/>
-                <w:sz w:val="20"/>
-              </w:rPr>
-              <w:t>Какой элемент токарного станка обеспечивает перемещение суппорта с резцом?</w:t>
-            </w:r>
-          </w:p>
-        </w:tc>
-        <w:tc>
-          <w:tcPr>
-            <w:tcW w:type="dxa" w:w="3324"/>
-            <w:vAlign w:val="center"/>
-          </w:tcPr>
-          <w:p>
-            <w:pPr>
-              <w:spacing w:before="40" w:after="40"/>
               <w:jc w:val="center"/>
             </w:pPr>
             <w:r/>
@@ -1346,7 +1377,7 @@
               <w:rPr>
                 <w:rFonts w:ascii="Times New Roman" w:hAnsi="Times New Roman" w:eastAsia="Times New Roman"/>
                 <w:b w:val="0"/>
-                <w:sz w:val="22"/>
+                <w:sz w:val="28"/>
               </w:rPr>
               <w:t>B</w:t>
             </w:r>
@@ -1356,12 +1387,10 @@
       <w:tr>
         <w:tc>
           <w:tcPr>
-            <w:tcW w:type="dxa" w:w="3324"/>
-            <w:vAlign w:val="center"/>
+            <w:tcW w:type="dxa" w:w="4320"/>
           </w:tcPr>
           <w:p>
             <w:pPr>
-              <w:spacing w:before="40" w:after="40"/>
               <w:jc w:val="center"/>
             </w:pPr>
             <w:r/>
@@ -1369,7 +1398,7 @@
               <w:rPr>
                 <w:rFonts w:ascii="Times New Roman" w:hAnsi="Times New Roman" w:eastAsia="Times New Roman"/>
                 <w:b w:val="0"/>
-                <w:sz w:val="20"/>
+                <w:sz w:val="28"/>
               </w:rPr>
               <w:t>19</w:t>
             </w:r>
@@ -1377,30 +1406,10 @@
         </w:tc>
         <w:tc>
           <w:tcPr>
-            <w:tcW w:type="dxa" w:w="3324"/>
+            <w:tcW w:type="dxa" w:w="4320"/>
           </w:tcPr>
           <w:p>
             <w:pPr>
-              <w:jc w:val="left"/>
-            </w:pPr>
-            <w:r/>
-            <w:r>
-              <w:rPr>
-                <w:rFonts w:ascii="Times New Roman" w:hAnsi="Times New Roman" w:eastAsia="Times New Roman"/>
-                <w:sz w:val="20"/>
-              </w:rPr>
-              <w:t>Какой вид обработки заготовки выполняется на фрезерном станке?</w:t>
-            </w:r>
-          </w:p>
-        </w:tc>
-        <w:tc>
-          <w:tcPr>
-            <w:tcW w:type="dxa" w:w="3324"/>
-            <w:vAlign w:val="center"/>
-          </w:tcPr>
-          <w:p>
-            <w:pPr>
-              <w:spacing w:before="40" w:after="40"/>
               <w:jc w:val="center"/>
             </w:pPr>
             <w:r/>
@@ -1408,7 +1417,7 @@
               <w:rPr>
                 <w:rFonts w:ascii="Times New Roman" w:hAnsi="Times New Roman" w:eastAsia="Times New Roman"/>
                 <w:b w:val="0"/>
-                <w:sz w:val="22"/>
+                <w:sz w:val="28"/>
               </w:rPr>
               <w:t>B</w:t>
             </w:r>
@@ -1418,12 +1427,10 @@
       <w:tr>
         <w:tc>
           <w:tcPr>
-            <w:tcW w:type="dxa" w:w="3324"/>
-            <w:vAlign w:val="center"/>
+            <w:tcW w:type="dxa" w:w="4320"/>
           </w:tcPr>
           <w:p>
             <w:pPr>
-              <w:spacing w:before="40" w:after="40"/>
               <w:jc w:val="center"/>
             </w:pPr>
             <w:r/>
@@ -1431,7 +1438,7 @@
               <w:rPr>
                 <w:rFonts w:ascii="Times New Roman" w:hAnsi="Times New Roman" w:eastAsia="Times New Roman"/>
                 <w:b w:val="0"/>
-                <w:sz w:val="20"/>
+                <w:sz w:val="28"/>
               </w:rPr>
               <w:t>20</w:t>
             </w:r>
@@ -1439,30 +1446,10 @@
         </w:tc>
         <w:tc>
           <w:tcPr>
-            <w:tcW w:type="dxa" w:w="3324"/>
+            <w:tcW w:type="dxa" w:w="4320"/>
           </w:tcPr>
           <w:p>
             <w:pPr>
-              <w:jc w:val="left"/>
-            </w:pPr>
-            <w:r/>
-            <w:r>
-              <w:rPr>
-                <w:rFonts w:ascii="Times New Roman" w:hAnsi="Times New Roman" w:eastAsia="Times New Roman"/>
-                <w:sz w:val="20"/>
-              </w:rPr>
-              <w:t>Что является главной причиной преждевременного износа режущего инструмента?</w:t>
-            </w:r>
-          </w:p>
-        </w:tc>
-        <w:tc>
-          <w:tcPr>
-            <w:tcW w:type="dxa" w:w="3324"/>
-            <w:vAlign w:val="center"/>
-          </w:tcPr>
-          <w:p>
-            <w:pPr>
-              <w:spacing w:before="40" w:after="40"/>
               <w:jc w:val="center"/>
             </w:pPr>
             <w:r/>
@@ -1470,7 +1457,7 @@
               <w:rPr>
                 <w:rFonts w:ascii="Times New Roman" w:hAnsi="Times New Roman" w:eastAsia="Times New Roman"/>
                 <w:b w:val="0"/>
-                <w:sz w:val="22"/>
+                <w:sz w:val="28"/>
               </w:rPr>
               <w:t>B</w:t>
             </w:r>
@@ -1478,9 +1465,9 @@
         </w:tc>
       </w:tr>
     </w:tbl>
-    <w:p/>
     <w:p>
       <w:pPr>
+        <w:spacing w:before="240" w:after="120" w:line="240" w:lineRule="auto"/>
         <w:jc w:val="center"/>
       </w:pPr>
       <w:r>
@@ -1489,12 +1476,12 @@
           <w:b/>
           <w:sz w:val="28"/>
         </w:rPr>
-        <w:t>Билет No 1</w:t>
+        <w:t>Билет №1</w:t>
       </w:r>
     </w:p>
-    <w:p/>
     <w:p>
       <w:pPr>
+        <w:spacing w:line="240" w:lineRule="auto" w:before="40" w:after="40"/>
         <w:jc w:val="left"/>
       </w:pPr>
       <w:r>
@@ -1503,67 +1490,19 @@
           <w:sz w:val="28"/>
         </w:rPr>
         <w:t>1. Что означает буква «Т» в марке твёрдого сплава Т15К6?</w:t>
+        <w:br/>
+        <w:t>A) Титан;</w:t>
+        <w:br/>
+        <w:t>B) Тантал;</w:t>
+        <w:br/>
+        <w:t>C) Торф;</w:t>
+        <w:br/>
+        <w:t>D) Теллур.</w:t>
       </w:r>
     </w:p>
     <w:p>
       <w:pPr>
-        <w:pStyle w:val="ListParagraph"/>
-        <w:ind w:left="720"/>
-        <w:jc w:val="both"/>
-      </w:pPr>
-      <w:r>
-        <w:rPr>
-          <w:rFonts w:ascii="Times New Roman" w:hAnsi="Times New Roman" w:eastAsia="Times New Roman"/>
-          <w:sz w:val="28"/>
-        </w:rPr>
-        <w:t>A) Титан;</w:t>
-      </w:r>
-    </w:p>
-    <w:p>
-      <w:pPr>
-        <w:pStyle w:val="ListParagraph"/>
-        <w:ind w:left="720"/>
-        <w:jc w:val="both"/>
-      </w:pPr>
-      <w:r>
-        <w:rPr>
-          <w:rFonts w:ascii="Times New Roman" w:hAnsi="Times New Roman" w:eastAsia="Times New Roman"/>
-          <w:sz w:val="28"/>
-        </w:rPr>
-        <w:t>B) Тантал;</w:t>
-      </w:r>
-    </w:p>
-    <w:p>
-      <w:pPr>
-        <w:pStyle w:val="ListParagraph"/>
-        <w:ind w:left="720"/>
-        <w:jc w:val="both"/>
-      </w:pPr>
-      <w:r>
-        <w:rPr>
-          <w:rFonts w:ascii="Times New Roman" w:hAnsi="Times New Roman" w:eastAsia="Times New Roman"/>
-          <w:sz w:val="28"/>
-        </w:rPr>
-        <w:t>C) Торф;</w:t>
-      </w:r>
-    </w:p>
-    <w:p>
-      <w:pPr>
-        <w:pStyle w:val="ListParagraph"/>
-        <w:ind w:left="720"/>
-        <w:jc w:val="both"/>
-      </w:pPr>
-      <w:r>
-        <w:rPr>
-          <w:rFonts w:ascii="Times New Roman" w:hAnsi="Times New Roman" w:eastAsia="Times New Roman"/>
-          <w:sz w:val="28"/>
-        </w:rPr>
-        <w:t>D) Теллур.</w:t>
-      </w:r>
-    </w:p>
-    <w:p/>
-    <w:p>
-      <w:pPr>
+        <w:spacing w:line="240" w:lineRule="auto" w:before="40" w:after="40"/>
         <w:jc w:val="left"/>
       </w:pPr>
       <w:r>
@@ -1572,67 +1511,19 @@
           <w:sz w:val="28"/>
         </w:rPr>
         <w:t>2. Какой документ регламентирует требования охраны труда на рабочем месте оператора станка?</w:t>
+        <w:br/>
+        <w:t>A) Инструкция по охране труда;</w:t>
+        <w:br/>
+        <w:t>B) Договор аренды;</w:t>
+        <w:br/>
+        <w:t>C) План эвакуации;</w:t>
+        <w:br/>
+        <w:t>D) Технологическая карта.</w:t>
       </w:r>
     </w:p>
     <w:p>
       <w:pPr>
-        <w:pStyle w:val="ListParagraph"/>
-        <w:ind w:left="720"/>
-        <w:jc w:val="both"/>
-      </w:pPr>
-      <w:r>
-        <w:rPr>
-          <w:rFonts w:ascii="Times New Roman" w:hAnsi="Times New Roman" w:eastAsia="Times New Roman"/>
-          <w:sz w:val="28"/>
-        </w:rPr>
-        <w:t>A) Инструкция по охране труда;</w:t>
-      </w:r>
-    </w:p>
-    <w:p>
-      <w:pPr>
-        <w:pStyle w:val="ListParagraph"/>
-        <w:ind w:left="720"/>
-        <w:jc w:val="both"/>
-      </w:pPr>
-      <w:r>
-        <w:rPr>
-          <w:rFonts w:ascii="Times New Roman" w:hAnsi="Times New Roman" w:eastAsia="Times New Roman"/>
-          <w:sz w:val="28"/>
-        </w:rPr>
-        <w:t>B) Договор аренды;</w:t>
-      </w:r>
-    </w:p>
-    <w:p>
-      <w:pPr>
-        <w:pStyle w:val="ListParagraph"/>
-        <w:ind w:left="720"/>
-        <w:jc w:val="both"/>
-      </w:pPr>
-      <w:r>
-        <w:rPr>
-          <w:rFonts w:ascii="Times New Roman" w:hAnsi="Times New Roman" w:eastAsia="Times New Roman"/>
-          <w:sz w:val="28"/>
-        </w:rPr>
-        <w:t>C) План эвакуации;</w:t>
-      </w:r>
-    </w:p>
-    <w:p>
-      <w:pPr>
-        <w:pStyle w:val="ListParagraph"/>
-        <w:ind w:left="720"/>
-        <w:jc w:val="both"/>
-      </w:pPr>
-      <w:r>
-        <w:rPr>
-          <w:rFonts w:ascii="Times New Roman" w:hAnsi="Times New Roman" w:eastAsia="Times New Roman"/>
-          <w:sz w:val="28"/>
-        </w:rPr>
-        <w:t>D) Технологическая карта.</w:t>
-      </w:r>
-    </w:p>
-    <w:p/>
-    <w:p>
-      <w:pPr>
+        <w:spacing w:line="240" w:lineRule="auto" w:before="40" w:after="40"/>
         <w:jc w:val="left"/>
       </w:pPr>
       <w:r>
@@ -1641,67 +1532,19 @@
           <w:sz w:val="28"/>
         </w:rPr>
         <w:t>3. Каким прибором контролируют шероховатость поверхности детали?</w:t>
+        <w:br/>
+        <w:t>A) Штангенциркулем;</w:t>
+        <w:br/>
+        <w:t>B) Профилометром;</w:t>
+        <w:br/>
+        <w:t>C) Микрометром;</w:t>
+        <w:br/>
+        <w:t>D) Индикатором часового типа.</w:t>
       </w:r>
     </w:p>
     <w:p>
       <w:pPr>
-        <w:pStyle w:val="ListParagraph"/>
-        <w:ind w:left="720"/>
-        <w:jc w:val="both"/>
-      </w:pPr>
-      <w:r>
-        <w:rPr>
-          <w:rFonts w:ascii="Times New Roman" w:hAnsi="Times New Roman" w:eastAsia="Times New Roman"/>
-          <w:sz w:val="28"/>
-        </w:rPr>
-        <w:t>A) Штангенциркулем;</w:t>
-      </w:r>
-    </w:p>
-    <w:p>
-      <w:pPr>
-        <w:pStyle w:val="ListParagraph"/>
-        <w:ind w:left="720"/>
-        <w:jc w:val="both"/>
-      </w:pPr>
-      <w:r>
-        <w:rPr>
-          <w:rFonts w:ascii="Times New Roman" w:hAnsi="Times New Roman" w:eastAsia="Times New Roman"/>
-          <w:sz w:val="28"/>
-        </w:rPr>
-        <w:t>B) Профилометром;</w:t>
-      </w:r>
-    </w:p>
-    <w:p>
-      <w:pPr>
-        <w:pStyle w:val="ListParagraph"/>
-        <w:ind w:left="720"/>
-        <w:jc w:val="both"/>
-      </w:pPr>
-      <w:r>
-        <w:rPr>
-          <w:rFonts w:ascii="Times New Roman" w:hAnsi="Times New Roman" w:eastAsia="Times New Roman"/>
-          <w:sz w:val="28"/>
-        </w:rPr>
-        <w:t>C) Микрометром;</w:t>
-      </w:r>
-    </w:p>
-    <w:p>
-      <w:pPr>
-        <w:pStyle w:val="ListParagraph"/>
-        <w:ind w:left="720"/>
-        <w:jc w:val="both"/>
-      </w:pPr>
-      <w:r>
-        <w:rPr>
-          <w:rFonts w:ascii="Times New Roman" w:hAnsi="Times New Roman" w:eastAsia="Times New Roman"/>
-          <w:sz w:val="28"/>
-        </w:rPr>
-        <w:t>D) Индикатором часового типа.</w:t>
-      </w:r>
-    </w:p>
-    <w:p/>
-    <w:p>
-      <w:pPr>
+        <w:spacing w:line="240" w:lineRule="auto" w:before="40" w:after="40"/>
         <w:jc w:val="left"/>
       </w:pPr>
       <w:r>
@@ -1710,67 +1553,19 @@
           <w:sz w:val="28"/>
         </w:rPr>
         <w:t>4. Какой механизм станка обеспечивает главное движение (движение резания)?</w:t>
+        <w:br/>
+        <w:t>A) Механизм подачи;</w:t>
+        <w:br/>
+        <w:t>B) Шпиндельный узел с коробкой скоростей;</w:t>
+        <w:br/>
+        <w:t>C) Механизм ускоренного перемещения;</w:t>
+        <w:br/>
+        <w:t>D) Система охлаждения.</w:t>
       </w:r>
     </w:p>
     <w:p>
       <w:pPr>
-        <w:pStyle w:val="ListParagraph"/>
-        <w:ind w:left="720"/>
-        <w:jc w:val="both"/>
-      </w:pPr>
-      <w:r>
-        <w:rPr>
-          <w:rFonts w:ascii="Times New Roman" w:hAnsi="Times New Roman" w:eastAsia="Times New Roman"/>
-          <w:sz w:val="28"/>
-        </w:rPr>
-        <w:t>A) Механизм подачи;</w:t>
-      </w:r>
-    </w:p>
-    <w:p>
-      <w:pPr>
-        <w:pStyle w:val="ListParagraph"/>
-        <w:ind w:left="720"/>
-        <w:jc w:val="both"/>
-      </w:pPr>
-      <w:r>
-        <w:rPr>
-          <w:rFonts w:ascii="Times New Roman" w:hAnsi="Times New Roman" w:eastAsia="Times New Roman"/>
-          <w:sz w:val="28"/>
-        </w:rPr>
-        <w:t>B) Шпиндельный узел с коробкой скоростей;</w:t>
-      </w:r>
-    </w:p>
-    <w:p>
-      <w:pPr>
-        <w:pStyle w:val="ListParagraph"/>
-        <w:ind w:left="720"/>
-        <w:jc w:val="both"/>
-      </w:pPr>
-      <w:r>
-        <w:rPr>
-          <w:rFonts w:ascii="Times New Roman" w:hAnsi="Times New Roman" w:eastAsia="Times New Roman"/>
-          <w:sz w:val="28"/>
-        </w:rPr>
-        <w:t>C) Механизм ускоренного перемещения;</w:t>
-      </w:r>
-    </w:p>
-    <w:p>
-      <w:pPr>
-        <w:pStyle w:val="ListParagraph"/>
-        <w:ind w:left="720"/>
-        <w:jc w:val="both"/>
-      </w:pPr>
-      <w:r>
-        <w:rPr>
-          <w:rFonts w:ascii="Times New Roman" w:hAnsi="Times New Roman" w:eastAsia="Times New Roman"/>
-          <w:sz w:val="28"/>
-        </w:rPr>
-        <w:t>D) Система охлаждения.</w:t>
-      </w:r>
-    </w:p>
-    <w:p/>
-    <w:p>
-      <w:pPr>
+        <w:spacing w:line="240" w:lineRule="auto" w:before="40" w:after="40"/>
         <w:jc w:val="left"/>
       </w:pPr>
       <w:r>
@@ -1779,67 +1574,19 @@
           <w:sz w:val="28"/>
         </w:rPr>
         <w:t>5. Какой параметр режима резания определяет толщину срезаемого слоя?</w:t>
+        <w:br/>
+        <w:t>A) Скорость резания;</w:t>
+        <w:br/>
+        <w:t>B) Подача и глубина резания;</w:t>
+        <w:br/>
+        <w:t>C) Угол резца;</w:t>
+        <w:br/>
+        <w:t>D) Материал заготовки.</w:t>
       </w:r>
     </w:p>
     <w:p>
       <w:pPr>
-        <w:pStyle w:val="ListParagraph"/>
-        <w:ind w:left="720"/>
-        <w:jc w:val="both"/>
-      </w:pPr>
-      <w:r>
-        <w:rPr>
-          <w:rFonts w:ascii="Times New Roman" w:hAnsi="Times New Roman" w:eastAsia="Times New Roman"/>
-          <w:sz w:val="28"/>
-        </w:rPr>
-        <w:t>A) Скорость резания;</w:t>
-      </w:r>
-    </w:p>
-    <w:p>
-      <w:pPr>
-        <w:pStyle w:val="ListParagraph"/>
-        <w:ind w:left="720"/>
-        <w:jc w:val="both"/>
-      </w:pPr>
-      <w:r>
-        <w:rPr>
-          <w:rFonts w:ascii="Times New Roman" w:hAnsi="Times New Roman" w:eastAsia="Times New Roman"/>
-          <w:sz w:val="28"/>
-        </w:rPr>
-        <w:t>B) Подача и глубина резания;</w:t>
-      </w:r>
-    </w:p>
-    <w:p>
-      <w:pPr>
-        <w:pStyle w:val="ListParagraph"/>
-        <w:ind w:left="720"/>
-        <w:jc w:val="both"/>
-      </w:pPr>
-      <w:r>
-        <w:rPr>
-          <w:rFonts w:ascii="Times New Roman" w:hAnsi="Times New Roman" w:eastAsia="Times New Roman"/>
-          <w:sz w:val="28"/>
-        </w:rPr>
-        <w:t>C) Угол резца;</w:t>
-      </w:r>
-    </w:p>
-    <w:p>
-      <w:pPr>
-        <w:pStyle w:val="ListParagraph"/>
-        <w:ind w:left="720"/>
-        <w:jc w:val="both"/>
-      </w:pPr>
-      <w:r>
-        <w:rPr>
-          <w:rFonts w:ascii="Times New Roman" w:hAnsi="Times New Roman" w:eastAsia="Times New Roman"/>
-          <w:sz w:val="28"/>
-        </w:rPr>
-        <w:t>D) Материал заготовки.</w:t>
-      </w:r>
-    </w:p>
-    <w:p/>
-    <w:p>
-      <w:pPr>
+        <w:spacing w:line="240" w:lineRule="auto" w:before="40" w:after="40"/>
         <w:jc w:val="left"/>
       </w:pPr>
       <w:r>
@@ -1848,67 +1595,19 @@
           <w:sz w:val="28"/>
         </w:rPr>
         <w:t>6. К какому типу производства относится профессия оператора автоматических и полуавтоматических станков?</w:t>
+        <w:br/>
+        <w:t>A) Сельскохозяйственное;</w:t>
+        <w:br/>
+        <w:t>B) Машиностроительное (металлообрабатывающее);</w:t>
+        <w:br/>
+        <w:t>C) Пищевое;</w:t>
+        <w:br/>
+        <w:t>D) Строительное.</w:t>
       </w:r>
     </w:p>
     <w:p>
       <w:pPr>
-        <w:pStyle w:val="ListParagraph"/>
-        <w:ind w:left="720"/>
-        <w:jc w:val="both"/>
-      </w:pPr>
-      <w:r>
-        <w:rPr>
-          <w:rFonts w:ascii="Times New Roman" w:hAnsi="Times New Roman" w:eastAsia="Times New Roman"/>
-          <w:sz w:val="28"/>
-        </w:rPr>
-        <w:t>A) Сельскохозяйственное;</w:t>
-      </w:r>
-    </w:p>
-    <w:p>
-      <w:pPr>
-        <w:pStyle w:val="ListParagraph"/>
-        <w:ind w:left="720"/>
-        <w:jc w:val="both"/>
-      </w:pPr>
-      <w:r>
-        <w:rPr>
-          <w:rFonts w:ascii="Times New Roman" w:hAnsi="Times New Roman" w:eastAsia="Times New Roman"/>
-          <w:sz w:val="28"/>
-        </w:rPr>
-        <w:t>B) Машиностроительное (металлообрабатывающее);</w:t>
-      </w:r>
-    </w:p>
-    <w:p>
-      <w:pPr>
-        <w:pStyle w:val="ListParagraph"/>
-        <w:ind w:left="720"/>
-        <w:jc w:val="both"/>
-      </w:pPr>
-      <w:r>
-        <w:rPr>
-          <w:rFonts w:ascii="Times New Roman" w:hAnsi="Times New Roman" w:eastAsia="Times New Roman"/>
-          <w:sz w:val="28"/>
-        </w:rPr>
-        <w:t>C) Пищевое;</w:t>
-      </w:r>
-    </w:p>
-    <w:p>
-      <w:pPr>
-        <w:pStyle w:val="ListParagraph"/>
-        <w:ind w:left="720"/>
-        <w:jc w:val="both"/>
-      </w:pPr>
-      <w:r>
-        <w:rPr>
-          <w:rFonts w:ascii="Times New Roman" w:hAnsi="Times New Roman" w:eastAsia="Times New Roman"/>
-          <w:sz w:val="28"/>
-        </w:rPr>
-        <w:t>D) Строительное.</w:t>
-      </w:r>
-    </w:p>
-    <w:p/>
-    <w:p>
-      <w:pPr>
+        <w:spacing w:line="240" w:lineRule="auto" w:before="40" w:after="40"/>
         <w:jc w:val="left"/>
       </w:pPr>
       <w:r>
@@ -1917,67 +1616,19 @@
           <w:sz w:val="28"/>
         </w:rPr>
         <w:t>7. Какой квалитет точности соответствует черновой обработке?</w:t>
+        <w:br/>
+        <w:t>A) IT5;</w:t>
+        <w:br/>
+        <w:t>B) IT7;</w:t>
+        <w:br/>
+        <w:t>C) IT12;</w:t>
+        <w:br/>
+        <w:t>D) IT3.</w:t>
       </w:r>
     </w:p>
     <w:p>
       <w:pPr>
-        <w:pStyle w:val="ListParagraph"/>
-        <w:ind w:left="720"/>
-        <w:jc w:val="both"/>
-      </w:pPr>
-      <w:r>
-        <w:rPr>
-          <w:rFonts w:ascii="Times New Roman" w:hAnsi="Times New Roman" w:eastAsia="Times New Roman"/>
-          <w:sz w:val="28"/>
-        </w:rPr>
-        <w:t>A) IT5;</w:t>
-      </w:r>
-    </w:p>
-    <w:p>
-      <w:pPr>
-        <w:pStyle w:val="ListParagraph"/>
-        <w:ind w:left="720"/>
-        <w:jc w:val="both"/>
-      </w:pPr>
-      <w:r>
-        <w:rPr>
-          <w:rFonts w:ascii="Times New Roman" w:hAnsi="Times New Roman" w:eastAsia="Times New Roman"/>
-          <w:sz w:val="28"/>
-        </w:rPr>
-        <w:t>B) IT7;</w:t>
-      </w:r>
-    </w:p>
-    <w:p>
-      <w:pPr>
-        <w:pStyle w:val="ListParagraph"/>
-        <w:ind w:left="720"/>
-        <w:jc w:val="both"/>
-      </w:pPr>
-      <w:r>
-        <w:rPr>
-          <w:rFonts w:ascii="Times New Roman" w:hAnsi="Times New Roman" w:eastAsia="Times New Roman"/>
-          <w:sz w:val="28"/>
-        </w:rPr>
-        <w:t>C) IT12;</w:t>
-      </w:r>
-    </w:p>
-    <w:p>
-      <w:pPr>
-        <w:pStyle w:val="ListParagraph"/>
-        <w:ind w:left="720"/>
-        <w:jc w:val="both"/>
-      </w:pPr>
-      <w:r>
-        <w:rPr>
-          <w:rFonts w:ascii="Times New Roman" w:hAnsi="Times New Roman" w:eastAsia="Times New Roman"/>
-          <w:sz w:val="28"/>
-        </w:rPr>
-        <w:t>D) IT3.</w:t>
-      </w:r>
-    </w:p>
-    <w:p/>
-    <w:p>
-      <w:pPr>
+        <w:spacing w:line="240" w:lineRule="auto" w:before="40" w:after="40"/>
         <w:jc w:val="left"/>
       </w:pPr>
       <w:r>
@@ -1986,67 +1637,19 @@
           <w:sz w:val="28"/>
         </w:rPr>
         <w:t>8. Какая марка стали обозначает углеродистую конструкционную сталь обычного качества?</w:t>
+        <w:br/>
+        <w:t>A) У8;</w:t>
+        <w:br/>
+        <w:t>B) Ст3;</w:t>
+        <w:br/>
+        <w:t>C) 45;</w:t>
+        <w:br/>
+        <w:t>D) Р6М5.</w:t>
       </w:r>
     </w:p>
     <w:p>
       <w:pPr>
-        <w:pStyle w:val="ListParagraph"/>
-        <w:ind w:left="720"/>
-        <w:jc w:val="both"/>
-      </w:pPr>
-      <w:r>
-        <w:rPr>
-          <w:rFonts w:ascii="Times New Roman" w:hAnsi="Times New Roman" w:eastAsia="Times New Roman"/>
-          <w:sz w:val="28"/>
-        </w:rPr>
-        <w:t>A) У8;</w:t>
-      </w:r>
-    </w:p>
-    <w:p>
-      <w:pPr>
-        <w:pStyle w:val="ListParagraph"/>
-        <w:ind w:left="720"/>
-        <w:jc w:val="both"/>
-      </w:pPr>
-      <w:r>
-        <w:rPr>
-          <w:rFonts w:ascii="Times New Roman" w:hAnsi="Times New Roman" w:eastAsia="Times New Roman"/>
-          <w:sz w:val="28"/>
-        </w:rPr>
-        <w:t>B) Ст3;</w:t>
-      </w:r>
-    </w:p>
-    <w:p>
-      <w:pPr>
-        <w:pStyle w:val="ListParagraph"/>
-        <w:ind w:left="720"/>
-        <w:jc w:val="both"/>
-      </w:pPr>
-      <w:r>
-        <w:rPr>
-          <w:rFonts w:ascii="Times New Roman" w:hAnsi="Times New Roman" w:eastAsia="Times New Roman"/>
-          <w:sz w:val="28"/>
-        </w:rPr>
-        <w:t>C) 45;</w:t>
-      </w:r>
-    </w:p>
-    <w:p>
-      <w:pPr>
-        <w:pStyle w:val="ListParagraph"/>
-        <w:ind w:left="720"/>
-        <w:jc w:val="both"/>
-      </w:pPr>
-      <w:r>
-        <w:rPr>
-          <w:rFonts w:ascii="Times New Roman" w:hAnsi="Times New Roman" w:eastAsia="Times New Roman"/>
-          <w:sz w:val="28"/>
-        </w:rPr>
-        <w:t>D) Р6М5.</w:t>
-      </w:r>
-    </w:p>
-    <w:p/>
-    <w:p>
-      <w:pPr>
+        <w:spacing w:line="240" w:lineRule="auto" w:before="40" w:after="40"/>
         <w:jc w:val="left"/>
       </w:pPr>
       <w:r>
@@ -2055,67 +1658,19 @@
           <w:sz w:val="28"/>
         </w:rPr>
         <w:t>9. Какой вид чертежа показывает форму и размеры отдельной детали?</w:t>
+        <w:br/>
+        <w:t>A) Сборочный;</w:t>
+        <w:br/>
+        <w:t>B) Габаритный;</w:t>
+        <w:br/>
+        <w:t>C) Рабочий чертёж детали;</w:t>
+        <w:br/>
+        <w:t>D) Кинематическая схема.</w:t>
       </w:r>
     </w:p>
     <w:p>
       <w:pPr>
-        <w:pStyle w:val="ListParagraph"/>
-        <w:ind w:left="720"/>
-        <w:jc w:val="both"/>
-      </w:pPr>
-      <w:r>
-        <w:rPr>
-          <w:rFonts w:ascii="Times New Roman" w:hAnsi="Times New Roman" w:eastAsia="Times New Roman"/>
-          <w:sz w:val="28"/>
-        </w:rPr>
-        <w:t>A) Сборочный;</w:t>
-      </w:r>
-    </w:p>
-    <w:p>
-      <w:pPr>
-        <w:pStyle w:val="ListParagraph"/>
-        <w:ind w:left="720"/>
-        <w:jc w:val="both"/>
-      </w:pPr>
-      <w:r>
-        <w:rPr>
-          <w:rFonts w:ascii="Times New Roman" w:hAnsi="Times New Roman" w:eastAsia="Times New Roman"/>
-          <w:sz w:val="28"/>
-        </w:rPr>
-        <w:t>B) Габаритный;</w:t>
-      </w:r>
-    </w:p>
-    <w:p>
-      <w:pPr>
-        <w:pStyle w:val="ListParagraph"/>
-        <w:ind w:left="720"/>
-        <w:jc w:val="both"/>
-      </w:pPr>
-      <w:r>
-        <w:rPr>
-          <w:rFonts w:ascii="Times New Roman" w:hAnsi="Times New Roman" w:eastAsia="Times New Roman"/>
-          <w:sz w:val="28"/>
-        </w:rPr>
-        <w:t>C) Рабочий чертёж детали;</w:t>
-      </w:r>
-    </w:p>
-    <w:p>
-      <w:pPr>
-        <w:pStyle w:val="ListParagraph"/>
-        <w:ind w:left="720"/>
-        <w:jc w:val="both"/>
-      </w:pPr>
-      <w:r>
-        <w:rPr>
-          <w:rFonts w:ascii="Times New Roman" w:hAnsi="Times New Roman" w:eastAsia="Times New Roman"/>
-          <w:sz w:val="28"/>
-        </w:rPr>
-        <w:t>D) Кинематическая схема.</w:t>
-      </w:r>
-    </w:p>
-    <w:p/>
-    <w:p>
-      <w:pPr>
+        <w:spacing w:line="240" w:lineRule="auto" w:before="40" w:after="40"/>
         <w:jc w:val="left"/>
       </w:pPr>
       <w:r>
@@ -2124,67 +1679,19 @@
           <w:sz w:val="28"/>
         </w:rPr>
         <w:t>10. Что необходимо сделать перед началом работы на станке?</w:t>
+        <w:br/>
+        <w:t>A) Сразу включить станок и начать работу;</w:t>
+        <w:br/>
+        <w:t>B) Провести осмотр станка и проверить исправность защитных устройств;</w:t>
+        <w:br/>
+        <w:t>C) Сообщить мастеру о начале работы;</w:t>
+        <w:br/>
+        <w:t>D) Протереть станок влажной тряпкой.</w:t>
       </w:r>
     </w:p>
     <w:p>
       <w:pPr>
-        <w:pStyle w:val="ListParagraph"/>
-        <w:ind w:left="720"/>
-        <w:jc w:val="both"/>
-      </w:pPr>
-      <w:r>
-        <w:rPr>
-          <w:rFonts w:ascii="Times New Roman" w:hAnsi="Times New Roman" w:eastAsia="Times New Roman"/>
-          <w:sz w:val="28"/>
-        </w:rPr>
-        <w:t>A) Сразу включить станок и начать работу;</w:t>
-      </w:r>
-    </w:p>
-    <w:p>
-      <w:pPr>
-        <w:pStyle w:val="ListParagraph"/>
-        <w:ind w:left="720"/>
-        <w:jc w:val="both"/>
-      </w:pPr>
-      <w:r>
-        <w:rPr>
-          <w:rFonts w:ascii="Times New Roman" w:hAnsi="Times New Roman" w:eastAsia="Times New Roman"/>
-          <w:sz w:val="28"/>
-        </w:rPr>
-        <w:t>B) Провести осмотр станка и проверить исправность защитных устройств;</w:t>
-      </w:r>
-    </w:p>
-    <w:p>
-      <w:pPr>
-        <w:pStyle w:val="ListParagraph"/>
-        <w:ind w:left="720"/>
-        <w:jc w:val="both"/>
-      </w:pPr>
-      <w:r>
-        <w:rPr>
-          <w:rFonts w:ascii="Times New Roman" w:hAnsi="Times New Roman" w:eastAsia="Times New Roman"/>
-          <w:sz w:val="28"/>
-        </w:rPr>
-        <w:t>C) Сообщить мастеру о начале работы;</w:t>
-      </w:r>
-    </w:p>
-    <w:p>
-      <w:pPr>
-        <w:pStyle w:val="ListParagraph"/>
-        <w:ind w:left="720"/>
-        <w:jc w:val="both"/>
-      </w:pPr>
-      <w:r>
-        <w:rPr>
-          <w:rFonts w:ascii="Times New Roman" w:hAnsi="Times New Roman" w:eastAsia="Times New Roman"/>
-          <w:sz w:val="28"/>
-        </w:rPr>
-        <w:t>D) Протереть станок влажной тряпкой.</w:t>
-      </w:r>
-    </w:p>
-    <w:p/>
-    <w:p>
-      <w:pPr>
+        <w:spacing w:line="240" w:lineRule="auto" w:before="40" w:after="40"/>
         <w:jc w:val="left"/>
       </w:pPr>
       <w:r>
@@ -2193,67 +1700,19 @@
           <w:sz w:val="28"/>
         </w:rPr>
         <w:t>11. Для чего применяется протачивание канавки на валу?</w:t>
+        <w:br/>
+        <w:t>A) Для украшения детали;</w:t>
+        <w:br/>
+        <w:t>B) Для выхода резьбового резца и шлифовального круга;</w:t>
+        <w:br/>
+        <w:t>C) Для уменьшения массы детали;</w:t>
+        <w:br/>
+        <w:t>D) Для маркировки.</w:t>
       </w:r>
     </w:p>
     <w:p>
       <w:pPr>
-        <w:pStyle w:val="ListParagraph"/>
-        <w:ind w:left="720"/>
-        <w:jc w:val="both"/>
-      </w:pPr>
-      <w:r>
-        <w:rPr>
-          <w:rFonts w:ascii="Times New Roman" w:hAnsi="Times New Roman" w:eastAsia="Times New Roman"/>
-          <w:sz w:val="28"/>
-        </w:rPr>
-        <w:t>A) Для украшения детали;</w:t>
-      </w:r>
-    </w:p>
-    <w:p>
-      <w:pPr>
-        <w:pStyle w:val="ListParagraph"/>
-        <w:ind w:left="720"/>
-        <w:jc w:val="both"/>
-      </w:pPr>
-      <w:r>
-        <w:rPr>
-          <w:rFonts w:ascii="Times New Roman" w:hAnsi="Times New Roman" w:eastAsia="Times New Roman"/>
-          <w:sz w:val="28"/>
-        </w:rPr>
-        <w:t>B) Для выхода резьбового резца и шлифовального круга;</w:t>
-      </w:r>
-    </w:p>
-    <w:p>
-      <w:pPr>
-        <w:pStyle w:val="ListParagraph"/>
-        <w:ind w:left="720"/>
-        <w:jc w:val="both"/>
-      </w:pPr>
-      <w:r>
-        <w:rPr>
-          <w:rFonts w:ascii="Times New Roman" w:hAnsi="Times New Roman" w:eastAsia="Times New Roman"/>
-          <w:sz w:val="28"/>
-        </w:rPr>
-        <w:t>C) Для уменьшения массы детали;</w:t>
-      </w:r>
-    </w:p>
-    <w:p>
-      <w:pPr>
-        <w:pStyle w:val="ListParagraph"/>
-        <w:ind w:left="720"/>
-        <w:jc w:val="both"/>
-      </w:pPr>
-      <w:r>
-        <w:rPr>
-          <w:rFonts w:ascii="Times New Roman" w:hAnsi="Times New Roman" w:eastAsia="Times New Roman"/>
-          <w:sz w:val="28"/>
-        </w:rPr>
-        <w:t>D) Для маркировки.</w:t>
-      </w:r>
-    </w:p>
-    <w:p/>
-    <w:p>
-      <w:pPr>
+        <w:spacing w:line="240" w:lineRule="auto" w:before="40" w:after="40"/>
         <w:jc w:val="left"/>
       </w:pPr>
       <w:r>
@@ -2262,67 +1721,19 @@
           <w:sz w:val="28"/>
         </w:rPr>
         <w:t>12. Какой вид обработки выполняется на токарном станке?</w:t>
+        <w:br/>
+        <w:t>A) Фрезерование;</w:t>
+        <w:br/>
+        <w:t>B) Точение наружных и внутренних поверхностей вращения;</w:t>
+        <w:br/>
+        <w:t>C) Сверление только;</w:t>
+        <w:br/>
+        <w:t>D) Шлифование плоскостей.</w:t>
       </w:r>
     </w:p>
     <w:p>
       <w:pPr>
-        <w:pStyle w:val="ListParagraph"/>
-        <w:ind w:left="720"/>
-        <w:jc w:val="both"/>
-      </w:pPr>
-      <w:r>
-        <w:rPr>
-          <w:rFonts w:ascii="Times New Roman" w:hAnsi="Times New Roman" w:eastAsia="Times New Roman"/>
-          <w:sz w:val="28"/>
-        </w:rPr>
-        <w:t>A) Фрезерование;</w:t>
-      </w:r>
-    </w:p>
-    <w:p>
-      <w:pPr>
-        <w:pStyle w:val="ListParagraph"/>
-        <w:ind w:left="720"/>
-        <w:jc w:val="both"/>
-      </w:pPr>
-      <w:r>
-        <w:rPr>
-          <w:rFonts w:ascii="Times New Roman" w:hAnsi="Times New Roman" w:eastAsia="Times New Roman"/>
-          <w:sz w:val="28"/>
-        </w:rPr>
-        <w:t>B) Точение наружных и внутренних поверхностей вращения;</w:t>
-      </w:r>
-    </w:p>
-    <w:p>
-      <w:pPr>
-        <w:pStyle w:val="ListParagraph"/>
-        <w:ind w:left="720"/>
-        <w:jc w:val="both"/>
-      </w:pPr>
-      <w:r>
-        <w:rPr>
-          <w:rFonts w:ascii="Times New Roman" w:hAnsi="Times New Roman" w:eastAsia="Times New Roman"/>
-          <w:sz w:val="28"/>
-        </w:rPr>
-        <w:t>C) Сверление только;</w:t>
-      </w:r>
-    </w:p>
-    <w:p>
-      <w:pPr>
-        <w:pStyle w:val="ListParagraph"/>
-        <w:ind w:left="720"/>
-        <w:jc w:val="both"/>
-      </w:pPr>
-      <w:r>
-        <w:rPr>
-          <w:rFonts w:ascii="Times New Roman" w:hAnsi="Times New Roman" w:eastAsia="Times New Roman"/>
-          <w:sz w:val="28"/>
-        </w:rPr>
-        <w:t>D) Шлифование плоскостей.</w:t>
-      </w:r>
-    </w:p>
-    <w:p/>
-    <w:p>
-      <w:pPr>
+        <w:spacing w:line="240" w:lineRule="auto" w:before="40" w:after="40"/>
         <w:jc w:val="left"/>
       </w:pPr>
       <w:r>
@@ -2331,67 +1742,19 @@
           <w:sz w:val="28"/>
         </w:rPr>
         <w:t>13. Какой вид стружки образуется при обработке пластичных материалов (сталь)?</w:t>
+        <w:br/>
+        <w:t>A) Стружка надлома;</w:t>
+        <w:br/>
+        <w:t>B) Сливная стружка;</w:t>
+        <w:br/>
+        <w:t>C) Элементная стружка;</w:t>
+        <w:br/>
+        <w:t>D) Пыль.</w:t>
       </w:r>
     </w:p>
     <w:p>
       <w:pPr>
-        <w:pStyle w:val="ListParagraph"/>
-        <w:ind w:left="720"/>
-        <w:jc w:val="both"/>
-      </w:pPr>
-      <w:r>
-        <w:rPr>
-          <w:rFonts w:ascii="Times New Roman" w:hAnsi="Times New Roman" w:eastAsia="Times New Roman"/>
-          <w:sz w:val="28"/>
-        </w:rPr>
-        <w:t>A) Стружка надлома;</w:t>
-      </w:r>
-    </w:p>
-    <w:p>
-      <w:pPr>
-        <w:pStyle w:val="ListParagraph"/>
-        <w:ind w:left="720"/>
-        <w:jc w:val="both"/>
-      </w:pPr>
-      <w:r>
-        <w:rPr>
-          <w:rFonts w:ascii="Times New Roman" w:hAnsi="Times New Roman" w:eastAsia="Times New Roman"/>
-          <w:sz w:val="28"/>
-        </w:rPr>
-        <w:t>B) Сливная стружка;</w:t>
-      </w:r>
-    </w:p>
-    <w:p>
-      <w:pPr>
-        <w:pStyle w:val="ListParagraph"/>
-        <w:ind w:left="720"/>
-        <w:jc w:val="both"/>
-      </w:pPr>
-      <w:r>
-        <w:rPr>
-          <w:rFonts w:ascii="Times New Roman" w:hAnsi="Times New Roman" w:eastAsia="Times New Roman"/>
-          <w:sz w:val="28"/>
-        </w:rPr>
-        <w:t>C) Элементная стружка;</w:t>
-      </w:r>
-    </w:p>
-    <w:p>
-      <w:pPr>
-        <w:pStyle w:val="ListParagraph"/>
-        <w:ind w:left="720"/>
-        <w:jc w:val="both"/>
-      </w:pPr>
-      <w:r>
-        <w:rPr>
-          <w:rFonts w:ascii="Times New Roman" w:hAnsi="Times New Roman" w:eastAsia="Times New Roman"/>
-          <w:sz w:val="28"/>
-        </w:rPr>
-        <w:t>D) Пыль.</w:t>
-      </w:r>
-    </w:p>
-    <w:p/>
-    <w:p>
-      <w:pPr>
+        <w:spacing w:line="240" w:lineRule="auto" w:before="40" w:after="40"/>
         <w:jc w:val="left"/>
       </w:pPr>
       <w:r>
@@ -2400,67 +1763,19 @@
           <w:sz w:val="28"/>
         </w:rPr>
         <w:t>14. Какой тип подшипника предназначен для восприятия осевой нагрузки?</w:t>
+        <w:br/>
+        <w:t>A) Радиальный шариковый;</w:t>
+        <w:br/>
+        <w:t>B) Радиально-упорный;</w:t>
+        <w:br/>
+        <w:t>C) Упорный;</w:t>
+        <w:br/>
+        <w:t>D) Сферический.</w:t>
       </w:r>
     </w:p>
     <w:p>
       <w:pPr>
-        <w:pStyle w:val="ListParagraph"/>
-        <w:ind w:left="720"/>
-        <w:jc w:val="both"/>
-      </w:pPr>
-      <w:r>
-        <w:rPr>
-          <w:rFonts w:ascii="Times New Roman" w:hAnsi="Times New Roman" w:eastAsia="Times New Roman"/>
-          <w:sz w:val="28"/>
-        </w:rPr>
-        <w:t>A) Радиальный шариковый;</w:t>
-      </w:r>
-    </w:p>
-    <w:p>
-      <w:pPr>
-        <w:pStyle w:val="ListParagraph"/>
-        <w:ind w:left="720"/>
-        <w:jc w:val="both"/>
-      </w:pPr>
-      <w:r>
-        <w:rPr>
-          <w:rFonts w:ascii="Times New Roman" w:hAnsi="Times New Roman" w:eastAsia="Times New Roman"/>
-          <w:sz w:val="28"/>
-        </w:rPr>
-        <w:t>B) Радиально-упорный;</w:t>
-      </w:r>
-    </w:p>
-    <w:p>
-      <w:pPr>
-        <w:pStyle w:val="ListParagraph"/>
-        <w:ind w:left="720"/>
-        <w:jc w:val="both"/>
-      </w:pPr>
-      <w:r>
-        <w:rPr>
-          <w:rFonts w:ascii="Times New Roman" w:hAnsi="Times New Roman" w:eastAsia="Times New Roman"/>
-          <w:sz w:val="28"/>
-        </w:rPr>
-        <w:t>C) Упорный;</w:t>
-      </w:r>
-    </w:p>
-    <w:p>
-      <w:pPr>
-        <w:pStyle w:val="ListParagraph"/>
-        <w:ind w:left="720"/>
-        <w:jc w:val="both"/>
-      </w:pPr>
-      <w:r>
-        <w:rPr>
-          <w:rFonts w:ascii="Times New Roman" w:hAnsi="Times New Roman" w:eastAsia="Times New Roman"/>
-          <w:sz w:val="28"/>
-        </w:rPr>
-        <w:t>D) Сферический.</w:t>
-      </w:r>
-    </w:p>
-    <w:p/>
-    <w:p>
-      <w:pPr>
+        <w:spacing w:line="240" w:lineRule="auto" w:before="40" w:after="40"/>
         <w:jc w:val="left"/>
       </w:pPr>
       <w:r>
@@ -2469,67 +1784,19 @@
           <w:sz w:val="28"/>
         </w:rPr>
         <w:t>15. Какой угол резца называется главным углом в плане?</w:t>
+        <w:br/>
+        <w:t>A) Угол между режущей кромкой и обработанной поверхностью;</w:t>
+        <w:br/>
+        <w:t>B) Угол между проекцией главной режущей кромки на основную плоскость и направлением подачи;</w:t>
+        <w:br/>
+        <w:t>C) Угол наклона передней поверхности;</w:t>
+        <w:br/>
+        <w:t>D) Угол при вершине резца.</w:t>
       </w:r>
     </w:p>
     <w:p>
       <w:pPr>
-        <w:pStyle w:val="ListParagraph"/>
-        <w:ind w:left="720"/>
-        <w:jc w:val="both"/>
-      </w:pPr>
-      <w:r>
-        <w:rPr>
-          <w:rFonts w:ascii="Times New Roman" w:hAnsi="Times New Roman" w:eastAsia="Times New Roman"/>
-          <w:sz w:val="28"/>
-        </w:rPr>
-        <w:t>A) Угол между режущей кромкой и обработанной поверхностью;</w:t>
-      </w:r>
-    </w:p>
-    <w:p>
-      <w:pPr>
-        <w:pStyle w:val="ListParagraph"/>
-        <w:ind w:left="720"/>
-        <w:jc w:val="both"/>
-      </w:pPr>
-      <w:r>
-        <w:rPr>
-          <w:rFonts w:ascii="Times New Roman" w:hAnsi="Times New Roman" w:eastAsia="Times New Roman"/>
-          <w:sz w:val="28"/>
-        </w:rPr>
-        <w:t>B) Угол между проекцией главной режущей кромки на основную плоскость и направлением подачи;</w:t>
-      </w:r>
-    </w:p>
-    <w:p>
-      <w:pPr>
-        <w:pStyle w:val="ListParagraph"/>
-        <w:ind w:left="720"/>
-        <w:jc w:val="both"/>
-      </w:pPr>
-      <w:r>
-        <w:rPr>
-          <w:rFonts w:ascii="Times New Roman" w:hAnsi="Times New Roman" w:eastAsia="Times New Roman"/>
-          <w:sz w:val="28"/>
-        </w:rPr>
-        <w:t>C) Угол наклона передней поверхности;</w:t>
-      </w:r>
-    </w:p>
-    <w:p>
-      <w:pPr>
-        <w:pStyle w:val="ListParagraph"/>
-        <w:ind w:left="720"/>
-        <w:jc w:val="both"/>
-      </w:pPr>
-      <w:r>
-        <w:rPr>
-          <w:rFonts w:ascii="Times New Roman" w:hAnsi="Times New Roman" w:eastAsia="Times New Roman"/>
-          <w:sz w:val="28"/>
-        </w:rPr>
-        <w:t>D) Угол при вершине резца.</w:t>
-      </w:r>
-    </w:p>
-    <w:p/>
-    <w:p>
-      <w:pPr>
+        <w:spacing w:line="240" w:lineRule="auto" w:before="40" w:after="40"/>
         <w:jc w:val="left"/>
       </w:pPr>
       <w:r>
@@ -2538,67 +1805,19 @@
           <w:sz w:val="28"/>
         </w:rPr>
         <w:t>16. Какой метод обработки обеспечивает наивысшую точность и чистоту поверхности?</w:t>
+        <w:br/>
+        <w:t>A) Фрезерование;</w:t>
+        <w:br/>
+        <w:t>B) Строгание;</w:t>
+        <w:br/>
+        <w:t>C) Шлифование;</w:t>
+        <w:br/>
+        <w:t>D) Сверление.</w:t>
       </w:r>
     </w:p>
     <w:p>
       <w:pPr>
-        <w:pStyle w:val="ListParagraph"/>
-        <w:ind w:left="720"/>
-        <w:jc w:val="both"/>
-      </w:pPr>
-      <w:r>
-        <w:rPr>
-          <w:rFonts w:ascii="Times New Roman" w:hAnsi="Times New Roman" w:eastAsia="Times New Roman"/>
-          <w:sz w:val="28"/>
-        </w:rPr>
-        <w:t>A) Фрезерование;</w:t>
-      </w:r>
-    </w:p>
-    <w:p>
-      <w:pPr>
-        <w:pStyle w:val="ListParagraph"/>
-        <w:ind w:left="720"/>
-        <w:jc w:val="both"/>
-      </w:pPr>
-      <w:r>
-        <w:rPr>
-          <w:rFonts w:ascii="Times New Roman" w:hAnsi="Times New Roman" w:eastAsia="Times New Roman"/>
-          <w:sz w:val="28"/>
-        </w:rPr>
-        <w:t>B) Строгание;</w:t>
-      </w:r>
-    </w:p>
-    <w:p>
-      <w:pPr>
-        <w:pStyle w:val="ListParagraph"/>
-        <w:ind w:left="720"/>
-        <w:jc w:val="both"/>
-      </w:pPr>
-      <w:r>
-        <w:rPr>
-          <w:rFonts w:ascii="Times New Roman" w:hAnsi="Times New Roman" w:eastAsia="Times New Roman"/>
-          <w:sz w:val="28"/>
-        </w:rPr>
-        <w:t>C) Шлифование;</w:t>
-      </w:r>
-    </w:p>
-    <w:p>
-      <w:pPr>
-        <w:pStyle w:val="ListParagraph"/>
-        <w:ind w:left="720"/>
-        <w:jc w:val="both"/>
-      </w:pPr>
-      <w:r>
-        <w:rPr>
-          <w:rFonts w:ascii="Times New Roman" w:hAnsi="Times New Roman" w:eastAsia="Times New Roman"/>
-          <w:sz w:val="28"/>
-        </w:rPr>
-        <w:t>D) Сверление.</w:t>
-      </w:r>
-    </w:p>
-    <w:p/>
-    <w:p>
-      <w:pPr>
+        <w:spacing w:line="240" w:lineRule="auto" w:before="40" w:after="40"/>
         <w:jc w:val="left"/>
       </w:pPr>
       <w:r>
@@ -2607,67 +1826,19 @@
           <w:sz w:val="28"/>
         </w:rPr>
         <w:t>17. Какой метод контроля применяется для проверки наружного диаметра вала в серийном производстве?</w:t>
+        <w:br/>
+        <w:t>A) Измерение микрометром каждой детали;</w:t>
+        <w:br/>
+        <w:t>B) Контроль калибром-скобой;</w:t>
+        <w:br/>
+        <w:t>C) Визуальный осмотр;</w:t>
+        <w:br/>
+        <w:t>D) Взвешивание.</w:t>
       </w:r>
     </w:p>
     <w:p>
       <w:pPr>
-        <w:pStyle w:val="ListParagraph"/>
-        <w:ind w:left="720"/>
-        <w:jc w:val="both"/>
-      </w:pPr>
-      <w:r>
-        <w:rPr>
-          <w:rFonts w:ascii="Times New Roman" w:hAnsi="Times New Roman" w:eastAsia="Times New Roman"/>
-          <w:sz w:val="28"/>
-        </w:rPr>
-        <w:t>A) Измерение микрометром каждой детали;</w:t>
-      </w:r>
-    </w:p>
-    <w:p>
-      <w:pPr>
-        <w:pStyle w:val="ListParagraph"/>
-        <w:ind w:left="720"/>
-        <w:jc w:val="both"/>
-      </w:pPr>
-      <w:r>
-        <w:rPr>
-          <w:rFonts w:ascii="Times New Roman" w:hAnsi="Times New Roman" w:eastAsia="Times New Roman"/>
-          <w:sz w:val="28"/>
-        </w:rPr>
-        <w:t>B) Контроль калибром-скобой;</w:t>
-      </w:r>
-    </w:p>
-    <w:p>
-      <w:pPr>
-        <w:pStyle w:val="ListParagraph"/>
-        <w:ind w:left="720"/>
-        <w:jc w:val="both"/>
-      </w:pPr>
-      <w:r>
-        <w:rPr>
-          <w:rFonts w:ascii="Times New Roman" w:hAnsi="Times New Roman" w:eastAsia="Times New Roman"/>
-          <w:sz w:val="28"/>
-        </w:rPr>
-        <w:t>C) Визуальный осмотр;</w:t>
-      </w:r>
-    </w:p>
-    <w:p>
-      <w:pPr>
-        <w:pStyle w:val="ListParagraph"/>
-        <w:ind w:left="720"/>
-        <w:jc w:val="both"/>
-      </w:pPr>
-      <w:r>
-        <w:rPr>
-          <w:rFonts w:ascii="Times New Roman" w:hAnsi="Times New Roman" w:eastAsia="Times New Roman"/>
-          <w:sz w:val="28"/>
-        </w:rPr>
-        <w:t>D) Взвешивание.</w:t>
-      </w:r>
-    </w:p>
-    <w:p/>
-    <w:p>
-      <w:pPr>
+        <w:spacing w:line="240" w:lineRule="auto" w:before="40" w:after="40"/>
         <w:jc w:val="left"/>
       </w:pPr>
       <w:r>
@@ -2676,67 +1847,19 @@
           <w:sz w:val="28"/>
         </w:rPr>
         <w:t>18. Какой измерительный инструмент применяется для контроля угла детали?</w:t>
+        <w:br/>
+        <w:t>A) Штангенциркуль;</w:t>
+        <w:br/>
+        <w:t>B) Угломер;</w:t>
+        <w:br/>
+        <w:t>C) Микрометр;</w:t>
+        <w:br/>
+        <w:t>D) Нутромер.</w:t>
       </w:r>
     </w:p>
     <w:p>
       <w:pPr>
-        <w:pStyle w:val="ListParagraph"/>
-        <w:ind w:left="720"/>
-        <w:jc w:val="both"/>
-      </w:pPr>
-      <w:r>
-        <w:rPr>
-          <w:rFonts w:ascii="Times New Roman" w:hAnsi="Times New Roman" w:eastAsia="Times New Roman"/>
-          <w:sz w:val="28"/>
-        </w:rPr>
-        <w:t>A) Штангенциркуль;</w:t>
-      </w:r>
-    </w:p>
-    <w:p>
-      <w:pPr>
-        <w:pStyle w:val="ListParagraph"/>
-        <w:ind w:left="720"/>
-        <w:jc w:val="both"/>
-      </w:pPr>
-      <w:r>
-        <w:rPr>
-          <w:rFonts w:ascii="Times New Roman" w:hAnsi="Times New Roman" w:eastAsia="Times New Roman"/>
-          <w:sz w:val="28"/>
-        </w:rPr>
-        <w:t>B) Угломер;</w:t>
-      </w:r>
-    </w:p>
-    <w:p>
-      <w:pPr>
-        <w:pStyle w:val="ListParagraph"/>
-        <w:ind w:left="720"/>
-        <w:jc w:val="both"/>
-      </w:pPr>
-      <w:r>
-        <w:rPr>
-          <w:rFonts w:ascii="Times New Roman" w:hAnsi="Times New Roman" w:eastAsia="Times New Roman"/>
-          <w:sz w:val="28"/>
-        </w:rPr>
-        <w:t>C) Микрометр;</w:t>
-      </w:r>
-    </w:p>
-    <w:p>
-      <w:pPr>
-        <w:pStyle w:val="ListParagraph"/>
-        <w:ind w:left="720"/>
-        <w:jc w:val="both"/>
-      </w:pPr>
-      <w:r>
-        <w:rPr>
-          <w:rFonts w:ascii="Times New Roman" w:hAnsi="Times New Roman" w:eastAsia="Times New Roman"/>
-          <w:sz w:val="28"/>
-        </w:rPr>
-        <w:t>D) Нутромер.</w:t>
-      </w:r>
-    </w:p>
-    <w:p/>
-    <w:p>
-      <w:pPr>
+        <w:spacing w:line="240" w:lineRule="auto" w:before="40" w:after="40"/>
         <w:jc w:val="left"/>
       </w:pPr>
       <w:r>
@@ -2745,67 +1868,19 @@
           <w:sz w:val="28"/>
         </w:rPr>
         <w:t>19. Какая посадка обеспечивает натяг между деталями?</w:t>
+        <w:br/>
+        <w:t>A) Скользящая;</w:t>
+        <w:br/>
+        <w:t>B) Переходная;</w:t>
+        <w:br/>
+        <w:t>C) С натягом;</w:t>
+        <w:br/>
+        <w:t>D) Свободная.</w:t>
       </w:r>
     </w:p>
     <w:p>
       <w:pPr>
-        <w:pStyle w:val="ListParagraph"/>
-        <w:ind w:left="720"/>
-        <w:jc w:val="both"/>
-      </w:pPr>
-      <w:r>
-        <w:rPr>
-          <w:rFonts w:ascii="Times New Roman" w:hAnsi="Times New Roman" w:eastAsia="Times New Roman"/>
-          <w:sz w:val="28"/>
-        </w:rPr>
-        <w:t>A) Скользящая;</w:t>
-      </w:r>
-    </w:p>
-    <w:p>
-      <w:pPr>
-        <w:pStyle w:val="ListParagraph"/>
-        <w:ind w:left="720"/>
-        <w:jc w:val="both"/>
-      </w:pPr>
-      <w:r>
-        <w:rPr>
-          <w:rFonts w:ascii="Times New Roman" w:hAnsi="Times New Roman" w:eastAsia="Times New Roman"/>
-          <w:sz w:val="28"/>
-        </w:rPr>
-        <w:t>B) Переходная;</w:t>
-      </w:r>
-    </w:p>
-    <w:p>
-      <w:pPr>
-        <w:pStyle w:val="ListParagraph"/>
-        <w:ind w:left="720"/>
-        <w:jc w:val="both"/>
-      </w:pPr>
-      <w:r>
-        <w:rPr>
-          <w:rFonts w:ascii="Times New Roman" w:hAnsi="Times New Roman" w:eastAsia="Times New Roman"/>
-          <w:sz w:val="28"/>
-        </w:rPr>
-        <w:t>C) С натягом;</w:t>
-      </w:r>
-    </w:p>
-    <w:p>
-      <w:pPr>
-        <w:pStyle w:val="ListParagraph"/>
-        <w:ind w:left="720"/>
-        <w:jc w:val="both"/>
-      </w:pPr>
-      <w:r>
-        <w:rPr>
-          <w:rFonts w:ascii="Times New Roman" w:hAnsi="Times New Roman" w:eastAsia="Times New Roman"/>
-          <w:sz w:val="28"/>
-        </w:rPr>
-        <w:t>D) Свободная.</w:t>
-      </w:r>
-    </w:p>
-    <w:p/>
-    <w:p>
-      <w:pPr>
+        <w:spacing w:line="240" w:lineRule="auto" w:before="40" w:after="40"/>
         <w:jc w:val="left"/>
       </w:pPr>
       <w:r>
@@ -2814,67 +1889,19 @@
           <w:sz w:val="28"/>
         </w:rPr>
         <w:t>20. Какая операция выполняется первой при обработке вала на токарном станке?</w:t>
+        <w:br/>
+        <w:t>A) Нарезание резьбы;</w:t>
+        <w:br/>
+        <w:t>B) Черновое точение;</w:t>
+        <w:br/>
+        <w:t>C) Шлифование;</w:t>
+        <w:br/>
+        <w:t>D) Полирование.</w:t>
       </w:r>
     </w:p>
     <w:p>
       <w:pPr>
-        <w:pStyle w:val="ListParagraph"/>
-        <w:ind w:left="720"/>
-        <w:jc w:val="both"/>
-      </w:pPr>
-      <w:r>
-        <w:rPr>
-          <w:rFonts w:ascii="Times New Roman" w:hAnsi="Times New Roman" w:eastAsia="Times New Roman"/>
-          <w:sz w:val="28"/>
-        </w:rPr>
-        <w:t>A) Нарезание резьбы;</w:t>
-      </w:r>
-    </w:p>
-    <w:p>
-      <w:pPr>
-        <w:pStyle w:val="ListParagraph"/>
-        <w:ind w:left="720"/>
-        <w:jc w:val="both"/>
-      </w:pPr>
-      <w:r>
-        <w:rPr>
-          <w:rFonts w:ascii="Times New Roman" w:hAnsi="Times New Roman" w:eastAsia="Times New Roman"/>
-          <w:sz w:val="28"/>
-        </w:rPr>
-        <w:t>B) Черновое точение;</w:t>
-      </w:r>
-    </w:p>
-    <w:p>
-      <w:pPr>
-        <w:pStyle w:val="ListParagraph"/>
-        <w:ind w:left="720"/>
-        <w:jc w:val="both"/>
-      </w:pPr>
-      <w:r>
-        <w:rPr>
-          <w:rFonts w:ascii="Times New Roman" w:hAnsi="Times New Roman" w:eastAsia="Times New Roman"/>
-          <w:sz w:val="28"/>
-        </w:rPr>
-        <w:t>C) Шлифование;</w:t>
-      </w:r>
-    </w:p>
-    <w:p>
-      <w:pPr>
-        <w:pStyle w:val="ListParagraph"/>
-        <w:ind w:left="720"/>
-        <w:jc w:val="both"/>
-      </w:pPr>
-      <w:r>
-        <w:rPr>
-          <w:rFonts w:ascii="Times New Roman" w:hAnsi="Times New Roman" w:eastAsia="Times New Roman"/>
-          <w:sz w:val="28"/>
-        </w:rPr>
-        <w:t>D) Полирование.</w:t>
-      </w:r>
-    </w:p>
-    <w:p/>
-    <w:p>
-      <w:pPr>
+        <w:spacing w:before="240" w:after="120" w:line="240" w:lineRule="auto"/>
         <w:jc w:val="center"/>
       </w:pPr>
       <w:r>
@@ -2883,12 +1910,12 @@
           <w:b/>
           <w:sz w:val="28"/>
         </w:rPr>
-        <w:t>Билет No 2</w:t>
+        <w:t>Билет №2</w:t>
       </w:r>
     </w:p>
-    <w:p/>
     <w:p>
       <w:pPr>
+        <w:spacing w:line="240" w:lineRule="auto" w:before="40" w:after="40"/>
         <w:jc w:val="left"/>
       </w:pPr>
       <w:r>
@@ -2897,67 +1924,19 @@
           <w:sz w:val="28"/>
         </w:rPr>
         <w:t>1. Какой вид стружки образуется при обработке пластичных материалов (сталь)?</w:t>
+        <w:br/>
+        <w:t>A) Стружка надлома;</w:t>
+        <w:br/>
+        <w:t>B) Сливная стружка;</w:t>
+        <w:br/>
+        <w:t>C) Элементная стружка;</w:t>
+        <w:br/>
+        <w:t>D) Пыль.</w:t>
       </w:r>
     </w:p>
     <w:p>
       <w:pPr>
-        <w:pStyle w:val="ListParagraph"/>
-        <w:ind w:left="720"/>
-        <w:jc w:val="both"/>
-      </w:pPr>
-      <w:r>
-        <w:rPr>
-          <w:rFonts w:ascii="Times New Roman" w:hAnsi="Times New Roman" w:eastAsia="Times New Roman"/>
-          <w:sz w:val="28"/>
-        </w:rPr>
-        <w:t>A) Стружка надлома;</w:t>
-      </w:r>
-    </w:p>
-    <w:p>
-      <w:pPr>
-        <w:pStyle w:val="ListParagraph"/>
-        <w:ind w:left="720"/>
-        <w:jc w:val="both"/>
-      </w:pPr>
-      <w:r>
-        <w:rPr>
-          <w:rFonts w:ascii="Times New Roman" w:hAnsi="Times New Roman" w:eastAsia="Times New Roman"/>
-          <w:sz w:val="28"/>
-        </w:rPr>
-        <w:t>B) Сливная стружка;</w:t>
-      </w:r>
-    </w:p>
-    <w:p>
-      <w:pPr>
-        <w:pStyle w:val="ListParagraph"/>
-        <w:ind w:left="720"/>
-        <w:jc w:val="both"/>
-      </w:pPr>
-      <w:r>
-        <w:rPr>
-          <w:rFonts w:ascii="Times New Roman" w:hAnsi="Times New Roman" w:eastAsia="Times New Roman"/>
-          <w:sz w:val="28"/>
-        </w:rPr>
-        <w:t>C) Элементная стружка;</w:t>
-      </w:r>
-    </w:p>
-    <w:p>
-      <w:pPr>
-        <w:pStyle w:val="ListParagraph"/>
-        <w:ind w:left="720"/>
-        <w:jc w:val="both"/>
-      </w:pPr>
-      <w:r>
-        <w:rPr>
-          <w:rFonts w:ascii="Times New Roman" w:hAnsi="Times New Roman" w:eastAsia="Times New Roman"/>
-          <w:sz w:val="28"/>
-        </w:rPr>
-        <w:t>D) Пыль.</w:t>
-      </w:r>
-    </w:p>
-    <w:p/>
-    <w:p>
-      <w:pPr>
+        <w:spacing w:line="240" w:lineRule="auto" w:before="40" w:after="40"/>
         <w:jc w:val="left"/>
       </w:pPr>
       <w:r>
@@ -2966,67 +1945,19 @@
           <w:sz w:val="28"/>
         </w:rPr>
         <w:t>2. Какой дефект возникает при недостаточном закреплении заготовки?</w:t>
+        <w:br/>
+        <w:t>A) Повышенная шероховатость;</w:t>
+        <w:br/>
+        <w:t>B) Смещение оси обрабатываемой поверхности;</w:t>
+        <w:br/>
+        <w:t>C) Трещины;</w:t>
+        <w:br/>
+        <w:t>D) Ржавчина.</w:t>
       </w:r>
     </w:p>
     <w:p>
       <w:pPr>
-        <w:pStyle w:val="ListParagraph"/>
-        <w:ind w:left="720"/>
-        <w:jc w:val="both"/>
-      </w:pPr>
-      <w:r>
-        <w:rPr>
-          <w:rFonts w:ascii="Times New Roman" w:hAnsi="Times New Roman" w:eastAsia="Times New Roman"/>
-          <w:sz w:val="28"/>
-        </w:rPr>
-        <w:t>A) Повышенная шероховатость;</w:t>
-      </w:r>
-    </w:p>
-    <w:p>
-      <w:pPr>
-        <w:pStyle w:val="ListParagraph"/>
-        <w:ind w:left="720"/>
-        <w:jc w:val="both"/>
-      </w:pPr>
-      <w:r>
-        <w:rPr>
-          <w:rFonts w:ascii="Times New Roman" w:hAnsi="Times New Roman" w:eastAsia="Times New Roman"/>
-          <w:sz w:val="28"/>
-        </w:rPr>
-        <w:t>B) Смещение оси обрабатываемой поверхности;</w:t>
-      </w:r>
-    </w:p>
-    <w:p>
-      <w:pPr>
-        <w:pStyle w:val="ListParagraph"/>
-        <w:ind w:left="720"/>
-        <w:jc w:val="both"/>
-      </w:pPr>
-      <w:r>
-        <w:rPr>
-          <w:rFonts w:ascii="Times New Roman" w:hAnsi="Times New Roman" w:eastAsia="Times New Roman"/>
-          <w:sz w:val="28"/>
-        </w:rPr>
-        <w:t>C) Трещины;</w:t>
-      </w:r>
-    </w:p>
-    <w:p>
-      <w:pPr>
-        <w:pStyle w:val="ListParagraph"/>
-        <w:ind w:left="720"/>
-        <w:jc w:val="both"/>
-      </w:pPr>
-      <w:r>
-        <w:rPr>
-          <w:rFonts w:ascii="Times New Roman" w:hAnsi="Times New Roman" w:eastAsia="Times New Roman"/>
-          <w:sz w:val="28"/>
-        </w:rPr>
-        <w:t>D) Ржавчина.</w:t>
-      </w:r>
-    </w:p>
-    <w:p/>
-    <w:p>
-      <w:pPr>
+        <w:spacing w:line="240" w:lineRule="auto" w:before="40" w:after="40"/>
         <w:jc w:val="left"/>
       </w:pPr>
       <w:r>
@@ -3035,67 +1966,19 @@
           <w:sz w:val="28"/>
         </w:rPr>
         <w:t>3. Какой вид механической передачи применяется для изменения частоты вращения в станках?</w:t>
+        <w:br/>
+        <w:t>A) Ремённая передача;</w:t>
+        <w:br/>
+        <w:t>B) Гидравлический цилиндр;</w:t>
+        <w:br/>
+        <w:t>C) Пружинный механизм;</w:t>
+        <w:br/>
+        <w:t>D) Электромагнитная муфта.</w:t>
       </w:r>
     </w:p>
     <w:p>
       <w:pPr>
-        <w:pStyle w:val="ListParagraph"/>
-        <w:ind w:left="720"/>
-        <w:jc w:val="both"/>
-      </w:pPr>
-      <w:r>
-        <w:rPr>
-          <w:rFonts w:ascii="Times New Roman" w:hAnsi="Times New Roman" w:eastAsia="Times New Roman"/>
-          <w:sz w:val="28"/>
-        </w:rPr>
-        <w:t>A) Ремённая передача;</w:t>
-      </w:r>
-    </w:p>
-    <w:p>
-      <w:pPr>
-        <w:pStyle w:val="ListParagraph"/>
-        <w:ind w:left="720"/>
-        <w:jc w:val="both"/>
-      </w:pPr>
-      <w:r>
-        <w:rPr>
-          <w:rFonts w:ascii="Times New Roman" w:hAnsi="Times New Roman" w:eastAsia="Times New Roman"/>
-          <w:sz w:val="28"/>
-        </w:rPr>
-        <w:t>B) Гидравлический цилиндр;</w:t>
-      </w:r>
-    </w:p>
-    <w:p>
-      <w:pPr>
-        <w:pStyle w:val="ListParagraph"/>
-        <w:ind w:left="720"/>
-        <w:jc w:val="both"/>
-      </w:pPr>
-      <w:r>
-        <w:rPr>
-          <w:rFonts w:ascii="Times New Roman" w:hAnsi="Times New Roman" w:eastAsia="Times New Roman"/>
-          <w:sz w:val="28"/>
-        </w:rPr>
-        <w:t>C) Пружинный механизм;</w:t>
-      </w:r>
-    </w:p>
-    <w:p>
-      <w:pPr>
-        <w:pStyle w:val="ListParagraph"/>
-        <w:ind w:left="720"/>
-        <w:jc w:val="both"/>
-      </w:pPr>
-      <w:r>
-        <w:rPr>
-          <w:rFonts w:ascii="Times New Roman" w:hAnsi="Times New Roman" w:eastAsia="Times New Roman"/>
-          <w:sz w:val="28"/>
-        </w:rPr>
-        <w:t>D) Электромагнитная муфта.</w:t>
-      </w:r>
-    </w:p>
-    <w:p/>
-    <w:p>
-      <w:pPr>
+        <w:spacing w:line="240" w:lineRule="auto" w:before="40" w:after="40"/>
         <w:jc w:val="left"/>
       </w:pPr>
       <w:r>
@@ -3104,67 +1987,19 @@
           <w:sz w:val="28"/>
         </w:rPr>
         <w:t>4. Какой документ содержит последовательность операций обработки детали?</w:t>
+        <w:br/>
+        <w:t>A) Чертёж детали;</w:t>
+        <w:br/>
+        <w:t>B) Маршрутная карта;</w:t>
+        <w:br/>
+        <w:t>C) Спецификация;</w:t>
+        <w:br/>
+        <w:t>D) Паспорт станка.</w:t>
       </w:r>
     </w:p>
     <w:p>
       <w:pPr>
-        <w:pStyle w:val="ListParagraph"/>
-        <w:ind w:left="720"/>
-        <w:jc w:val="both"/>
-      </w:pPr>
-      <w:r>
-        <w:rPr>
-          <w:rFonts w:ascii="Times New Roman" w:hAnsi="Times New Roman" w:eastAsia="Times New Roman"/>
-          <w:sz w:val="28"/>
-        </w:rPr>
-        <w:t>A) Чертёж детали;</w:t>
-      </w:r>
-    </w:p>
-    <w:p>
-      <w:pPr>
-        <w:pStyle w:val="ListParagraph"/>
-        <w:ind w:left="720"/>
-        <w:jc w:val="both"/>
-      </w:pPr>
-      <w:r>
-        <w:rPr>
-          <w:rFonts w:ascii="Times New Roman" w:hAnsi="Times New Roman" w:eastAsia="Times New Roman"/>
-          <w:sz w:val="28"/>
-        </w:rPr>
-        <w:t>B) Маршрутная карта;</w:t>
-      </w:r>
-    </w:p>
-    <w:p>
-      <w:pPr>
-        <w:pStyle w:val="ListParagraph"/>
-        <w:ind w:left="720"/>
-        <w:jc w:val="both"/>
-      </w:pPr>
-      <w:r>
-        <w:rPr>
-          <w:rFonts w:ascii="Times New Roman" w:hAnsi="Times New Roman" w:eastAsia="Times New Roman"/>
-          <w:sz w:val="28"/>
-        </w:rPr>
-        <w:t>C) Спецификация;</w:t>
-      </w:r>
-    </w:p>
-    <w:p>
-      <w:pPr>
-        <w:pStyle w:val="ListParagraph"/>
-        <w:ind w:left="720"/>
-        <w:jc w:val="both"/>
-      </w:pPr>
-      <w:r>
-        <w:rPr>
-          <w:rFonts w:ascii="Times New Roman" w:hAnsi="Times New Roman" w:eastAsia="Times New Roman"/>
-          <w:sz w:val="28"/>
-        </w:rPr>
-        <w:t>D) Паспорт станка.</w:t>
-      </w:r>
-    </w:p>
-    <w:p/>
-    <w:p>
-      <w:pPr>
+        <w:spacing w:line="240" w:lineRule="auto" w:before="40" w:after="40"/>
         <w:jc w:val="left"/>
       </w:pPr>
       <w:r>
@@ -3173,67 +2008,19 @@
           <w:sz w:val="28"/>
         </w:rPr>
         <w:t>5. Какой металл является основным компонентом стали?</w:t>
+        <w:br/>
+        <w:t>A) Медь;</w:t>
+        <w:br/>
+        <w:t>B) Алюминий;</w:t>
+        <w:br/>
+        <w:t>C) Железо;</w:t>
+        <w:br/>
+        <w:t>D) Цинк.</w:t>
       </w:r>
     </w:p>
     <w:p>
       <w:pPr>
-        <w:pStyle w:val="ListParagraph"/>
-        <w:ind w:left="720"/>
-        <w:jc w:val="both"/>
-      </w:pPr>
-      <w:r>
-        <w:rPr>
-          <w:rFonts w:ascii="Times New Roman" w:hAnsi="Times New Roman" w:eastAsia="Times New Roman"/>
-          <w:sz w:val="28"/>
-        </w:rPr>
-        <w:t>A) Медь;</w:t>
-      </w:r>
-    </w:p>
-    <w:p>
-      <w:pPr>
-        <w:pStyle w:val="ListParagraph"/>
-        <w:ind w:left="720"/>
-        <w:jc w:val="both"/>
-      </w:pPr>
-      <w:r>
-        <w:rPr>
-          <w:rFonts w:ascii="Times New Roman" w:hAnsi="Times New Roman" w:eastAsia="Times New Roman"/>
-          <w:sz w:val="28"/>
-        </w:rPr>
-        <w:t>B) Алюминий;</w:t>
-      </w:r>
-    </w:p>
-    <w:p>
-      <w:pPr>
-        <w:pStyle w:val="ListParagraph"/>
-        <w:ind w:left="720"/>
-        <w:jc w:val="both"/>
-      </w:pPr>
-      <w:r>
-        <w:rPr>
-          <w:rFonts w:ascii="Times New Roman" w:hAnsi="Times New Roman" w:eastAsia="Times New Roman"/>
-          <w:sz w:val="28"/>
-        </w:rPr>
-        <w:t>C) Железо;</w:t>
-      </w:r>
-    </w:p>
-    <w:p>
-      <w:pPr>
-        <w:pStyle w:val="ListParagraph"/>
-        <w:ind w:left="720"/>
-        <w:jc w:val="both"/>
-      </w:pPr>
-      <w:r>
-        <w:rPr>
-          <w:rFonts w:ascii="Times New Roman" w:hAnsi="Times New Roman" w:eastAsia="Times New Roman"/>
-          <w:sz w:val="28"/>
-        </w:rPr>
-        <w:t>D) Цинк.</w:t>
-      </w:r>
-    </w:p>
-    <w:p/>
-    <w:p>
-      <w:pPr>
+        <w:spacing w:line="240" w:lineRule="auto" w:before="40" w:after="40"/>
         <w:jc w:val="left"/>
       </w:pPr>
       <w:r>
@@ -3242,67 +2029,19 @@
           <w:sz w:val="28"/>
         </w:rPr>
         <w:t>6. Какой документ регламентирует требования охраны труда на рабочем месте оператора станка?</w:t>
+        <w:br/>
+        <w:t>A) Инструкция по охране труда;</w:t>
+        <w:br/>
+        <w:t>B) Договор аренды;</w:t>
+        <w:br/>
+        <w:t>C) План эвакуации;</w:t>
+        <w:br/>
+        <w:t>D) Технологическая карта.</w:t>
       </w:r>
     </w:p>
     <w:p>
       <w:pPr>
-        <w:pStyle w:val="ListParagraph"/>
-        <w:ind w:left="720"/>
-        <w:jc w:val="both"/>
-      </w:pPr>
-      <w:r>
-        <w:rPr>
-          <w:rFonts w:ascii="Times New Roman" w:hAnsi="Times New Roman" w:eastAsia="Times New Roman"/>
-          <w:sz w:val="28"/>
-        </w:rPr>
-        <w:t>A) Инструкция по охране труда;</w:t>
-      </w:r>
-    </w:p>
-    <w:p>
-      <w:pPr>
-        <w:pStyle w:val="ListParagraph"/>
-        <w:ind w:left="720"/>
-        <w:jc w:val="both"/>
-      </w:pPr>
-      <w:r>
-        <w:rPr>
-          <w:rFonts w:ascii="Times New Roman" w:hAnsi="Times New Roman" w:eastAsia="Times New Roman"/>
-          <w:sz w:val="28"/>
-        </w:rPr>
-        <w:t>B) Договор аренды;</w:t>
-      </w:r>
-    </w:p>
-    <w:p>
-      <w:pPr>
-        <w:pStyle w:val="ListParagraph"/>
-        <w:ind w:left="720"/>
-        <w:jc w:val="both"/>
-      </w:pPr>
-      <w:r>
-        <w:rPr>
-          <w:rFonts w:ascii="Times New Roman" w:hAnsi="Times New Roman" w:eastAsia="Times New Roman"/>
-          <w:sz w:val="28"/>
-        </w:rPr>
-        <w:t>C) План эвакуации;</w:t>
-      </w:r>
-    </w:p>
-    <w:p>
-      <w:pPr>
-        <w:pStyle w:val="ListParagraph"/>
-        <w:ind w:left="720"/>
-        <w:jc w:val="both"/>
-      </w:pPr>
-      <w:r>
-        <w:rPr>
-          <w:rFonts w:ascii="Times New Roman" w:hAnsi="Times New Roman" w:eastAsia="Times New Roman"/>
-          <w:sz w:val="28"/>
-        </w:rPr>
-        <w:t>D) Технологическая карта.</w:t>
-      </w:r>
-    </w:p>
-    <w:p/>
-    <w:p>
-      <w:pPr>
+        <w:spacing w:line="240" w:lineRule="auto" w:before="40" w:after="40"/>
         <w:jc w:val="left"/>
       </w:pPr>
       <w:r>
@@ -3311,67 +2050,19 @@
           <w:sz w:val="28"/>
         </w:rPr>
         <w:t>7. Какая группа по электробезопасности необходима оператору станка для самостоятельной работы с электрооборудованием?</w:t>
+        <w:br/>
+        <w:t>A) I группа;</w:t>
+        <w:br/>
+        <w:t>B) II группа;</w:t>
+        <w:br/>
+        <w:t>C) III группа;</w:t>
+        <w:br/>
+        <w:t>D) IV группа.</w:t>
       </w:r>
     </w:p>
     <w:p>
       <w:pPr>
-        <w:pStyle w:val="ListParagraph"/>
-        <w:ind w:left="720"/>
-        <w:jc w:val="both"/>
-      </w:pPr>
-      <w:r>
-        <w:rPr>
-          <w:rFonts w:ascii="Times New Roman" w:hAnsi="Times New Roman" w:eastAsia="Times New Roman"/>
-          <w:sz w:val="28"/>
-        </w:rPr>
-        <w:t>A) I группа;</w:t>
-      </w:r>
-    </w:p>
-    <w:p>
-      <w:pPr>
-        <w:pStyle w:val="ListParagraph"/>
-        <w:ind w:left="720"/>
-        <w:jc w:val="both"/>
-      </w:pPr>
-      <w:r>
-        <w:rPr>
-          <w:rFonts w:ascii="Times New Roman" w:hAnsi="Times New Roman" w:eastAsia="Times New Roman"/>
-          <w:sz w:val="28"/>
-        </w:rPr>
-        <w:t>B) II группа;</w:t>
-      </w:r>
-    </w:p>
-    <w:p>
-      <w:pPr>
-        <w:pStyle w:val="ListParagraph"/>
-        <w:ind w:left="720"/>
-        <w:jc w:val="both"/>
-      </w:pPr>
-      <w:r>
-        <w:rPr>
-          <w:rFonts w:ascii="Times New Roman" w:hAnsi="Times New Roman" w:eastAsia="Times New Roman"/>
-          <w:sz w:val="28"/>
-        </w:rPr>
-        <w:t>C) III группа;</w:t>
-      </w:r>
-    </w:p>
-    <w:p>
-      <w:pPr>
-        <w:pStyle w:val="ListParagraph"/>
-        <w:ind w:left="720"/>
-        <w:jc w:val="both"/>
-      </w:pPr>
-      <w:r>
-        <w:rPr>
-          <w:rFonts w:ascii="Times New Roman" w:hAnsi="Times New Roman" w:eastAsia="Times New Roman"/>
-          <w:sz w:val="28"/>
-        </w:rPr>
-        <w:t>D) IV группа.</w:t>
-      </w:r>
-    </w:p>
-    <w:p/>
-    <w:p>
-      <w:pPr>
+        <w:spacing w:line="240" w:lineRule="auto" w:before="40" w:after="40"/>
         <w:jc w:val="left"/>
       </w:pPr>
       <w:r>
@@ -3380,67 +2071,19 @@
           <w:sz w:val="28"/>
         </w:rPr>
         <w:t>8. Какой калибр применяется для контроля отверстия?</w:t>
+        <w:br/>
+        <w:t>A) Калибр-скоба;</w:t>
+        <w:br/>
+        <w:t>B) Калибр-пробка;</w:t>
+        <w:br/>
+        <w:t>C) Резьбовой калибр-кольцо;</w:t>
+        <w:br/>
+        <w:t>D) Угловой калибр.</w:t>
       </w:r>
     </w:p>
     <w:p>
       <w:pPr>
-        <w:pStyle w:val="ListParagraph"/>
-        <w:ind w:left="720"/>
-        <w:jc w:val="both"/>
-      </w:pPr>
-      <w:r>
-        <w:rPr>
-          <w:rFonts w:ascii="Times New Roman" w:hAnsi="Times New Roman" w:eastAsia="Times New Roman"/>
-          <w:sz w:val="28"/>
-        </w:rPr>
-        <w:t>A) Калибр-скоба;</w:t>
-      </w:r>
-    </w:p>
-    <w:p>
-      <w:pPr>
-        <w:pStyle w:val="ListParagraph"/>
-        <w:ind w:left="720"/>
-        <w:jc w:val="both"/>
-      </w:pPr>
-      <w:r>
-        <w:rPr>
-          <w:rFonts w:ascii="Times New Roman" w:hAnsi="Times New Roman" w:eastAsia="Times New Roman"/>
-          <w:sz w:val="28"/>
-        </w:rPr>
-        <w:t>B) Калибр-пробка;</w:t>
-      </w:r>
-    </w:p>
-    <w:p>
-      <w:pPr>
-        <w:pStyle w:val="ListParagraph"/>
-        <w:ind w:left="720"/>
-        <w:jc w:val="both"/>
-      </w:pPr>
-      <w:r>
-        <w:rPr>
-          <w:rFonts w:ascii="Times New Roman" w:hAnsi="Times New Roman" w:eastAsia="Times New Roman"/>
-          <w:sz w:val="28"/>
-        </w:rPr>
-        <w:t>C) Резьбовой калибр-кольцо;</w:t>
-      </w:r>
-    </w:p>
-    <w:p>
-      <w:pPr>
-        <w:pStyle w:val="ListParagraph"/>
-        <w:ind w:left="720"/>
-        <w:jc w:val="both"/>
-      </w:pPr>
-      <w:r>
-        <w:rPr>
-          <w:rFonts w:ascii="Times New Roman" w:hAnsi="Times New Roman" w:eastAsia="Times New Roman"/>
-          <w:sz w:val="28"/>
-        </w:rPr>
-        <w:t>D) Угловой калибр.</w:t>
-      </w:r>
-    </w:p>
-    <w:p/>
-    <w:p>
-      <w:pPr>
+        <w:spacing w:line="240" w:lineRule="auto" w:before="40" w:after="40"/>
         <w:jc w:val="left"/>
       </w:pPr>
       <w:r>
@@ -3449,67 +2092,19 @@
           <w:sz w:val="28"/>
         </w:rPr>
         <w:t>9. Какой вид обработки заготовки выполняется на фрезерном станке?</w:t>
+        <w:br/>
+        <w:t>A) Нарезание резьбы;</w:t>
+        <w:br/>
+        <w:t>B) Фрезерование плоскостей, пазов и фасонных поверхностей;</w:t>
+        <w:br/>
+        <w:t>C) Точение;</w:t>
+        <w:br/>
+        <w:t>D) Протягивание.</w:t>
       </w:r>
     </w:p>
     <w:p>
       <w:pPr>
-        <w:pStyle w:val="ListParagraph"/>
-        <w:ind w:left="720"/>
-        <w:jc w:val="both"/>
-      </w:pPr>
-      <w:r>
-        <w:rPr>
-          <w:rFonts w:ascii="Times New Roman" w:hAnsi="Times New Roman" w:eastAsia="Times New Roman"/>
-          <w:sz w:val="28"/>
-        </w:rPr>
-        <w:t>A) Нарезание резьбы;</w:t>
-      </w:r>
-    </w:p>
-    <w:p>
-      <w:pPr>
-        <w:pStyle w:val="ListParagraph"/>
-        <w:ind w:left="720"/>
-        <w:jc w:val="both"/>
-      </w:pPr>
-      <w:r>
-        <w:rPr>
-          <w:rFonts w:ascii="Times New Roman" w:hAnsi="Times New Roman" w:eastAsia="Times New Roman"/>
-          <w:sz w:val="28"/>
-        </w:rPr>
-        <w:t>B) Фрезерование плоскостей, пазов и фасонных поверхностей;</w:t>
-      </w:r>
-    </w:p>
-    <w:p>
-      <w:pPr>
-        <w:pStyle w:val="ListParagraph"/>
-        <w:ind w:left="720"/>
-        <w:jc w:val="both"/>
-      </w:pPr>
-      <w:r>
-        <w:rPr>
-          <w:rFonts w:ascii="Times New Roman" w:hAnsi="Times New Roman" w:eastAsia="Times New Roman"/>
-          <w:sz w:val="28"/>
-        </w:rPr>
-        <w:t>C) Точение;</w:t>
-      </w:r>
-    </w:p>
-    <w:p>
-      <w:pPr>
-        <w:pStyle w:val="ListParagraph"/>
-        <w:ind w:left="720"/>
-        <w:jc w:val="both"/>
-      </w:pPr>
-      <w:r>
-        <w:rPr>
-          <w:rFonts w:ascii="Times New Roman" w:hAnsi="Times New Roman" w:eastAsia="Times New Roman"/>
-          <w:sz w:val="28"/>
-        </w:rPr>
-        <w:t>D) Протягивание.</w:t>
-      </w:r>
-    </w:p>
-    <w:p/>
-    <w:p>
-      <w:pPr>
+        <w:spacing w:line="240" w:lineRule="auto" w:before="40" w:after="40"/>
         <w:jc w:val="left"/>
       </w:pPr>
       <w:r>
@@ -3518,67 +2113,19 @@
           <w:sz w:val="28"/>
         </w:rPr>
         <w:t>10. Что такое допуск размера?</w:t>
+        <w:br/>
+        <w:t>A) Разрешение на выполнение работы;</w:t>
+        <w:br/>
+        <w:t>B) Разность между наибольшим и наименьшим предельными размерами;</w:t>
+        <w:br/>
+        <w:t>C) Номинальный размер детали;</w:t>
+        <w:br/>
+        <w:t>D) Отклонение формы детали.</w:t>
       </w:r>
     </w:p>
     <w:p>
       <w:pPr>
-        <w:pStyle w:val="ListParagraph"/>
-        <w:ind w:left="720"/>
-        <w:jc w:val="both"/>
-      </w:pPr>
-      <w:r>
-        <w:rPr>
-          <w:rFonts w:ascii="Times New Roman" w:hAnsi="Times New Roman" w:eastAsia="Times New Roman"/>
-          <w:sz w:val="28"/>
-        </w:rPr>
-        <w:t>A) Разрешение на выполнение работы;</w:t>
-      </w:r>
-    </w:p>
-    <w:p>
-      <w:pPr>
-        <w:pStyle w:val="ListParagraph"/>
-        <w:ind w:left="720"/>
-        <w:jc w:val="both"/>
-      </w:pPr>
-      <w:r>
-        <w:rPr>
-          <w:rFonts w:ascii="Times New Roman" w:hAnsi="Times New Roman" w:eastAsia="Times New Roman"/>
-          <w:sz w:val="28"/>
-        </w:rPr>
-        <w:t>B) Разность между наибольшим и наименьшим предельными размерами;</w:t>
-      </w:r>
-    </w:p>
-    <w:p>
-      <w:pPr>
-        <w:pStyle w:val="ListParagraph"/>
-        <w:ind w:left="720"/>
-        <w:jc w:val="both"/>
-      </w:pPr>
-      <w:r>
-        <w:rPr>
-          <w:rFonts w:ascii="Times New Roman" w:hAnsi="Times New Roman" w:eastAsia="Times New Roman"/>
-          <w:sz w:val="28"/>
-        </w:rPr>
-        <w:t>C) Номинальный размер детали;</w:t>
-      </w:r>
-    </w:p>
-    <w:p>
-      <w:pPr>
-        <w:pStyle w:val="ListParagraph"/>
-        <w:ind w:left="720"/>
-        <w:jc w:val="both"/>
-      </w:pPr>
-      <w:r>
-        <w:rPr>
-          <w:rFonts w:ascii="Times New Roman" w:hAnsi="Times New Roman" w:eastAsia="Times New Roman"/>
-          <w:sz w:val="28"/>
-        </w:rPr>
-        <w:t>D) Отклонение формы детали.</w:t>
-      </w:r>
-    </w:p>
-    <w:p/>
-    <w:p>
-      <w:pPr>
+        <w:spacing w:line="240" w:lineRule="auto" w:before="40" w:after="40"/>
         <w:jc w:val="left"/>
       </w:pPr>
       <w:r>
@@ -3587,67 +2134,19 @@
           <w:sz w:val="28"/>
         </w:rPr>
         <w:t>11. Какой измерительный инструмент применяется для контроля угла детали?</w:t>
+        <w:br/>
+        <w:t>A) Штангенциркуль;</w:t>
+        <w:br/>
+        <w:t>B) Угломер;</w:t>
+        <w:br/>
+        <w:t>C) Микрометр;</w:t>
+        <w:br/>
+        <w:t>D) Нутромер.</w:t>
       </w:r>
     </w:p>
     <w:p>
       <w:pPr>
-        <w:pStyle w:val="ListParagraph"/>
-        <w:ind w:left="720"/>
-        <w:jc w:val="both"/>
-      </w:pPr>
-      <w:r>
-        <w:rPr>
-          <w:rFonts w:ascii="Times New Roman" w:hAnsi="Times New Roman" w:eastAsia="Times New Roman"/>
-          <w:sz w:val="28"/>
-        </w:rPr>
-        <w:t>A) Штангенциркуль;</w:t>
-      </w:r>
-    </w:p>
-    <w:p>
-      <w:pPr>
-        <w:pStyle w:val="ListParagraph"/>
-        <w:ind w:left="720"/>
-        <w:jc w:val="both"/>
-      </w:pPr>
-      <w:r>
-        <w:rPr>
-          <w:rFonts w:ascii="Times New Roman" w:hAnsi="Times New Roman" w:eastAsia="Times New Roman"/>
-          <w:sz w:val="28"/>
-        </w:rPr>
-        <w:t>B) Угломер;</w:t>
-      </w:r>
-    </w:p>
-    <w:p>
-      <w:pPr>
-        <w:pStyle w:val="ListParagraph"/>
-        <w:ind w:left="720"/>
-        <w:jc w:val="both"/>
-      </w:pPr>
-      <w:r>
-        <w:rPr>
-          <w:rFonts w:ascii="Times New Roman" w:hAnsi="Times New Roman" w:eastAsia="Times New Roman"/>
-          <w:sz w:val="28"/>
-        </w:rPr>
-        <w:t>C) Микрометр;</w:t>
-      </w:r>
-    </w:p>
-    <w:p>
-      <w:pPr>
-        <w:pStyle w:val="ListParagraph"/>
-        <w:ind w:left="720"/>
-        <w:jc w:val="both"/>
-      </w:pPr>
-      <w:r>
-        <w:rPr>
-          <w:rFonts w:ascii="Times New Roman" w:hAnsi="Times New Roman" w:eastAsia="Times New Roman"/>
-          <w:sz w:val="28"/>
-        </w:rPr>
-        <w:t>D) Нутромер.</w:t>
-      </w:r>
-    </w:p>
-    <w:p/>
-    <w:p>
-      <w:pPr>
+        <w:spacing w:line="240" w:lineRule="auto" w:before="40" w:after="40"/>
         <w:jc w:val="left"/>
       </w:pPr>
       <w:r>
@@ -3656,67 +2155,19 @@
           <w:sz w:val="28"/>
         </w:rPr>
         <w:t>12. Какой метод контроля применяется для проверки наружного диаметра вала в серийном производстве?</w:t>
+        <w:br/>
+        <w:t>A) Измерение микрометром каждой детали;</w:t>
+        <w:br/>
+        <w:t>B) Контроль калибром-скобой;</w:t>
+        <w:br/>
+        <w:t>C) Визуальный осмотр;</w:t>
+        <w:br/>
+        <w:t>D) Взвешивание.</w:t>
       </w:r>
     </w:p>
     <w:p>
       <w:pPr>
-        <w:pStyle w:val="ListParagraph"/>
-        <w:ind w:left="720"/>
-        <w:jc w:val="both"/>
-      </w:pPr>
-      <w:r>
-        <w:rPr>
-          <w:rFonts w:ascii="Times New Roman" w:hAnsi="Times New Roman" w:eastAsia="Times New Roman"/>
-          <w:sz w:val="28"/>
-        </w:rPr>
-        <w:t>A) Измерение микрометром каждой детали;</w:t>
-      </w:r>
-    </w:p>
-    <w:p>
-      <w:pPr>
-        <w:pStyle w:val="ListParagraph"/>
-        <w:ind w:left="720"/>
-        <w:jc w:val="both"/>
-      </w:pPr>
-      <w:r>
-        <w:rPr>
-          <w:rFonts w:ascii="Times New Roman" w:hAnsi="Times New Roman" w:eastAsia="Times New Roman"/>
-          <w:sz w:val="28"/>
-        </w:rPr>
-        <w:t>B) Контроль калибром-скобой;</w:t>
-      </w:r>
-    </w:p>
-    <w:p>
-      <w:pPr>
-        <w:pStyle w:val="ListParagraph"/>
-        <w:ind w:left="720"/>
-        <w:jc w:val="both"/>
-      </w:pPr>
-      <w:r>
-        <w:rPr>
-          <w:rFonts w:ascii="Times New Roman" w:hAnsi="Times New Roman" w:eastAsia="Times New Roman"/>
-          <w:sz w:val="28"/>
-        </w:rPr>
-        <w:t>C) Визуальный осмотр;</w:t>
-      </w:r>
-    </w:p>
-    <w:p>
-      <w:pPr>
-        <w:pStyle w:val="ListParagraph"/>
-        <w:ind w:left="720"/>
-        <w:jc w:val="both"/>
-      </w:pPr>
-      <w:r>
-        <w:rPr>
-          <w:rFonts w:ascii="Times New Roman" w:hAnsi="Times New Roman" w:eastAsia="Times New Roman"/>
-          <w:sz w:val="28"/>
-        </w:rPr>
-        <w:t>D) Взвешивание.</w:t>
-      </w:r>
-    </w:p>
-    <w:p/>
-    <w:p>
-      <w:pPr>
+        <w:spacing w:line="240" w:lineRule="auto" w:before="40" w:after="40"/>
         <w:jc w:val="left"/>
       </w:pPr>
       <w:r>
@@ -3725,67 +2176,19 @@
           <w:sz w:val="28"/>
         </w:rPr>
         <w:t>13. Из какого материала изготавливают резцы для обработки закалённых сталей?</w:t>
+        <w:br/>
+        <w:t>A) Углеродистая сталь;</w:t>
+        <w:br/>
+        <w:t>B) Быстрорежущая сталь;</w:t>
+        <w:br/>
+        <w:t>C) Твёрдый сплав (ВК, ТК);</w:t>
+        <w:br/>
+        <w:t>D) Чугун.</w:t>
       </w:r>
     </w:p>
     <w:p>
       <w:pPr>
-        <w:pStyle w:val="ListParagraph"/>
-        <w:ind w:left="720"/>
-        <w:jc w:val="both"/>
-      </w:pPr>
-      <w:r>
-        <w:rPr>
-          <w:rFonts w:ascii="Times New Roman" w:hAnsi="Times New Roman" w:eastAsia="Times New Roman"/>
-          <w:sz w:val="28"/>
-        </w:rPr>
-        <w:t>A) Углеродистая сталь;</w:t>
-      </w:r>
-    </w:p>
-    <w:p>
-      <w:pPr>
-        <w:pStyle w:val="ListParagraph"/>
-        <w:ind w:left="720"/>
-        <w:jc w:val="both"/>
-      </w:pPr>
-      <w:r>
-        <w:rPr>
-          <w:rFonts w:ascii="Times New Roman" w:hAnsi="Times New Roman" w:eastAsia="Times New Roman"/>
-          <w:sz w:val="28"/>
-        </w:rPr>
-        <w:t>B) Быстрорежущая сталь;</w:t>
-      </w:r>
-    </w:p>
-    <w:p>
-      <w:pPr>
-        <w:pStyle w:val="ListParagraph"/>
-        <w:ind w:left="720"/>
-        <w:jc w:val="both"/>
-      </w:pPr>
-      <w:r>
-        <w:rPr>
-          <w:rFonts w:ascii="Times New Roman" w:hAnsi="Times New Roman" w:eastAsia="Times New Roman"/>
-          <w:sz w:val="28"/>
-        </w:rPr>
-        <w:t>C) Твёрдый сплав (ВК, ТК);</w:t>
-      </w:r>
-    </w:p>
-    <w:p>
-      <w:pPr>
-        <w:pStyle w:val="ListParagraph"/>
-        <w:ind w:left="720"/>
-        <w:jc w:val="both"/>
-      </w:pPr>
-      <w:r>
-        <w:rPr>
-          <w:rFonts w:ascii="Times New Roman" w:hAnsi="Times New Roman" w:eastAsia="Times New Roman"/>
-          <w:sz w:val="28"/>
-        </w:rPr>
-        <w:t>D) Чугун.</w:t>
-      </w:r>
-    </w:p>
-    <w:p/>
-    <w:p>
-      <w:pPr>
+        <w:spacing w:line="240" w:lineRule="auto" w:before="40" w:after="40"/>
         <w:jc w:val="left"/>
       </w:pPr>
       <w:r>
@@ -3794,67 +2197,19 @@
           <w:sz w:val="28"/>
         </w:rPr>
         <w:t>14. Какой способ закрепления применяется при обработке длинного вала?</w:t>
+        <w:br/>
+        <w:t>A) Только в патроне;</w:t>
+        <w:br/>
+        <w:t>B) В центрах с использованием люнета;</w:t>
+        <w:br/>
+        <w:t>C) На магнитной плите;</w:t>
+        <w:br/>
+        <w:t>D) В тисках.</w:t>
       </w:r>
     </w:p>
     <w:p>
       <w:pPr>
-        <w:pStyle w:val="ListParagraph"/>
-        <w:ind w:left="720"/>
-        <w:jc w:val="both"/>
-      </w:pPr>
-      <w:r>
-        <w:rPr>
-          <w:rFonts w:ascii="Times New Roman" w:hAnsi="Times New Roman" w:eastAsia="Times New Roman"/>
-          <w:sz w:val="28"/>
-        </w:rPr>
-        <w:t>A) Только в патроне;</w:t>
-      </w:r>
-    </w:p>
-    <w:p>
-      <w:pPr>
-        <w:pStyle w:val="ListParagraph"/>
-        <w:ind w:left="720"/>
-        <w:jc w:val="both"/>
-      </w:pPr>
-      <w:r>
-        <w:rPr>
-          <w:rFonts w:ascii="Times New Roman" w:hAnsi="Times New Roman" w:eastAsia="Times New Roman"/>
-          <w:sz w:val="28"/>
-        </w:rPr>
-        <w:t>B) В центрах с использованием люнета;</w:t>
-      </w:r>
-    </w:p>
-    <w:p>
-      <w:pPr>
-        <w:pStyle w:val="ListParagraph"/>
-        <w:ind w:left="720"/>
-        <w:jc w:val="both"/>
-      </w:pPr>
-      <w:r>
-        <w:rPr>
-          <w:rFonts w:ascii="Times New Roman" w:hAnsi="Times New Roman" w:eastAsia="Times New Roman"/>
-          <w:sz w:val="28"/>
-        </w:rPr>
-        <w:t>C) На магнитной плите;</w:t>
-      </w:r>
-    </w:p>
-    <w:p>
-      <w:pPr>
-        <w:pStyle w:val="ListParagraph"/>
-        <w:ind w:left="720"/>
-        <w:jc w:val="both"/>
-      </w:pPr>
-      <w:r>
-        <w:rPr>
-          <w:rFonts w:ascii="Times New Roman" w:hAnsi="Times New Roman" w:eastAsia="Times New Roman"/>
-          <w:sz w:val="28"/>
-        </w:rPr>
-        <w:t>D) В тисках.</w:t>
-      </w:r>
-    </w:p>
-    <w:p/>
-    <w:p>
-      <w:pPr>
+        <w:spacing w:line="240" w:lineRule="auto" w:before="40" w:after="40"/>
         <w:jc w:val="left"/>
       </w:pPr>
       <w:r>
@@ -3863,67 +2218,19 @@
           <w:sz w:val="28"/>
         </w:rPr>
         <w:t>15. Какой вид брака возникает при неправильной заточке резца?</w:t>
+        <w:br/>
+        <w:t>A) Трещины в детали;</w:t>
+        <w:br/>
+        <w:t>B) Неправильная форма обработанной поверхности;</w:t>
+        <w:br/>
+        <w:t>C) Коррозия;</w:t>
+        <w:br/>
+        <w:t>D) Коробление.</w:t>
       </w:r>
     </w:p>
     <w:p>
       <w:pPr>
-        <w:pStyle w:val="ListParagraph"/>
-        <w:ind w:left="720"/>
-        <w:jc w:val="both"/>
-      </w:pPr>
-      <w:r>
-        <w:rPr>
-          <w:rFonts w:ascii="Times New Roman" w:hAnsi="Times New Roman" w:eastAsia="Times New Roman"/>
-          <w:sz w:val="28"/>
-        </w:rPr>
-        <w:t>A) Трещины в детали;</w:t>
-      </w:r>
-    </w:p>
-    <w:p>
-      <w:pPr>
-        <w:pStyle w:val="ListParagraph"/>
-        <w:ind w:left="720"/>
-        <w:jc w:val="both"/>
-      </w:pPr>
-      <w:r>
-        <w:rPr>
-          <w:rFonts w:ascii="Times New Roman" w:hAnsi="Times New Roman" w:eastAsia="Times New Roman"/>
-          <w:sz w:val="28"/>
-        </w:rPr>
-        <w:t>B) Неправильная форма обработанной поверхности;</w:t>
-      </w:r>
-    </w:p>
-    <w:p>
-      <w:pPr>
-        <w:pStyle w:val="ListParagraph"/>
-        <w:ind w:left="720"/>
-        <w:jc w:val="both"/>
-      </w:pPr>
-      <w:r>
-        <w:rPr>
-          <w:rFonts w:ascii="Times New Roman" w:hAnsi="Times New Roman" w:eastAsia="Times New Roman"/>
-          <w:sz w:val="28"/>
-        </w:rPr>
-        <w:t>C) Коррозия;</w:t>
-      </w:r>
-    </w:p>
-    <w:p>
-      <w:pPr>
-        <w:pStyle w:val="ListParagraph"/>
-        <w:ind w:left="720"/>
-        <w:jc w:val="both"/>
-      </w:pPr>
-      <w:r>
-        <w:rPr>
-          <w:rFonts w:ascii="Times New Roman" w:hAnsi="Times New Roman" w:eastAsia="Times New Roman"/>
-          <w:sz w:val="28"/>
-        </w:rPr>
-        <w:t>D) Коробление.</w:t>
-      </w:r>
-    </w:p>
-    <w:p/>
-    <w:p>
-      <w:pPr>
+        <w:spacing w:line="240" w:lineRule="auto" w:before="40" w:after="40"/>
         <w:jc w:val="left"/>
       </w:pPr>
       <w:r>
@@ -3932,67 +2239,19 @@
           <w:sz w:val="28"/>
         </w:rPr>
         <w:t>16. Какой инструмент применяется для сверления отверстий на токарном станке?</w:t>
+        <w:br/>
+        <w:t>A) Резец проходной;</w:t>
+        <w:br/>
+        <w:t>B) Сверло спиральное;</w:t>
+        <w:br/>
+        <w:t>C) Фреза;</w:t>
+        <w:br/>
+        <w:t>D) Развертка.</w:t>
       </w:r>
     </w:p>
     <w:p>
       <w:pPr>
-        <w:pStyle w:val="ListParagraph"/>
-        <w:ind w:left="720"/>
-        <w:jc w:val="both"/>
-      </w:pPr>
-      <w:r>
-        <w:rPr>
-          <w:rFonts w:ascii="Times New Roman" w:hAnsi="Times New Roman" w:eastAsia="Times New Roman"/>
-          <w:sz w:val="28"/>
-        </w:rPr>
-        <w:t>A) Резец проходной;</w:t>
-      </w:r>
-    </w:p>
-    <w:p>
-      <w:pPr>
-        <w:pStyle w:val="ListParagraph"/>
-        <w:ind w:left="720"/>
-        <w:jc w:val="both"/>
-      </w:pPr>
-      <w:r>
-        <w:rPr>
-          <w:rFonts w:ascii="Times New Roman" w:hAnsi="Times New Roman" w:eastAsia="Times New Roman"/>
-          <w:sz w:val="28"/>
-        </w:rPr>
-        <w:t>B) Сверло спиральное;</w:t>
-      </w:r>
-    </w:p>
-    <w:p>
-      <w:pPr>
-        <w:pStyle w:val="ListParagraph"/>
-        <w:ind w:left="720"/>
-        <w:jc w:val="both"/>
-      </w:pPr>
-      <w:r>
-        <w:rPr>
-          <w:rFonts w:ascii="Times New Roman" w:hAnsi="Times New Roman" w:eastAsia="Times New Roman"/>
-          <w:sz w:val="28"/>
-        </w:rPr>
-        <w:t>C) Фреза;</w:t>
-      </w:r>
-    </w:p>
-    <w:p>
-      <w:pPr>
-        <w:pStyle w:val="ListParagraph"/>
-        <w:ind w:left="720"/>
-        <w:jc w:val="both"/>
-      </w:pPr>
-      <w:r>
-        <w:rPr>
-          <w:rFonts w:ascii="Times New Roman" w:hAnsi="Times New Roman" w:eastAsia="Times New Roman"/>
-          <w:sz w:val="28"/>
-        </w:rPr>
-        <w:t>D) Развертка.</w:t>
-      </w:r>
-    </w:p>
-    <w:p/>
-    <w:p>
-      <w:pPr>
+        <w:spacing w:line="240" w:lineRule="auto" w:before="40" w:after="40"/>
         <w:jc w:val="left"/>
       </w:pPr>
       <w:r>
@@ -4001,67 +2260,19 @@
           <w:sz w:val="28"/>
         </w:rPr>
         <w:t>17. Какой вид механической обработки осуществляется путём снятия стружки с заготовки?</w:t>
+        <w:br/>
+        <w:t>A) Литьё;</w:t>
+        <w:br/>
+        <w:t>B) Штамповка;</w:t>
+        <w:br/>
+        <w:t>C) Точение;</w:t>
+        <w:br/>
+        <w:t>D) Сварка.</w:t>
       </w:r>
     </w:p>
     <w:p>
       <w:pPr>
-        <w:pStyle w:val="ListParagraph"/>
-        <w:ind w:left="720"/>
-        <w:jc w:val="both"/>
-      </w:pPr>
-      <w:r>
-        <w:rPr>
-          <w:rFonts w:ascii="Times New Roman" w:hAnsi="Times New Roman" w:eastAsia="Times New Roman"/>
-          <w:sz w:val="28"/>
-        </w:rPr>
-        <w:t>A) Литьё;</w:t>
-      </w:r>
-    </w:p>
-    <w:p>
-      <w:pPr>
-        <w:pStyle w:val="ListParagraph"/>
-        <w:ind w:left="720"/>
-        <w:jc w:val="both"/>
-      </w:pPr>
-      <w:r>
-        <w:rPr>
-          <w:rFonts w:ascii="Times New Roman" w:hAnsi="Times New Roman" w:eastAsia="Times New Roman"/>
-          <w:sz w:val="28"/>
-        </w:rPr>
-        <w:t>B) Штамповка;</w:t>
-      </w:r>
-    </w:p>
-    <w:p>
-      <w:pPr>
-        <w:pStyle w:val="ListParagraph"/>
-        <w:ind w:left="720"/>
-        <w:jc w:val="both"/>
-      </w:pPr>
-      <w:r>
-        <w:rPr>
-          <w:rFonts w:ascii="Times New Roman" w:hAnsi="Times New Roman" w:eastAsia="Times New Roman"/>
-          <w:sz w:val="28"/>
-        </w:rPr>
-        <w:t>C) Точение;</w:t>
-      </w:r>
-    </w:p>
-    <w:p>
-      <w:pPr>
-        <w:pStyle w:val="ListParagraph"/>
-        <w:ind w:left="720"/>
-        <w:jc w:val="both"/>
-      </w:pPr>
-      <w:r>
-        <w:rPr>
-          <w:rFonts w:ascii="Times New Roman" w:hAnsi="Times New Roman" w:eastAsia="Times New Roman"/>
-          <w:sz w:val="28"/>
-        </w:rPr>
-        <w:t>D) Сварка.</w:t>
-      </w:r>
-    </w:p>
-    <w:p/>
-    <w:p>
-      <w:pPr>
+        <w:spacing w:line="240" w:lineRule="auto" w:before="40" w:after="40"/>
         <w:jc w:val="left"/>
       </w:pPr>
       <w:r>
@@ -4070,67 +2281,19 @@
           <w:sz w:val="28"/>
         </w:rPr>
         <w:t>18. Какой инструмент используется для контроля диаметра отверстия?</w:t>
+        <w:br/>
+        <w:t>A) Штангенциркуль;</w:t>
+        <w:br/>
+        <w:t>B) Нутромер;</w:t>
+        <w:br/>
+        <w:t>C) Микрометр;</w:t>
+        <w:br/>
+        <w:t>D) Линейка.</w:t>
       </w:r>
     </w:p>
     <w:p>
       <w:pPr>
-        <w:pStyle w:val="ListParagraph"/>
-        <w:ind w:left="720"/>
-        <w:jc w:val="both"/>
-      </w:pPr>
-      <w:r>
-        <w:rPr>
-          <w:rFonts w:ascii="Times New Roman" w:hAnsi="Times New Roman" w:eastAsia="Times New Roman"/>
-          <w:sz w:val="28"/>
-        </w:rPr>
-        <w:t>A) Штангенциркуль;</w:t>
-      </w:r>
-    </w:p>
-    <w:p>
-      <w:pPr>
-        <w:pStyle w:val="ListParagraph"/>
-        <w:ind w:left="720"/>
-        <w:jc w:val="both"/>
-      </w:pPr>
-      <w:r>
-        <w:rPr>
-          <w:rFonts w:ascii="Times New Roman" w:hAnsi="Times New Roman" w:eastAsia="Times New Roman"/>
-          <w:sz w:val="28"/>
-        </w:rPr>
-        <w:t>B) Нутромер;</w:t>
-      </w:r>
-    </w:p>
-    <w:p>
-      <w:pPr>
-        <w:pStyle w:val="ListParagraph"/>
-        <w:ind w:left="720"/>
-        <w:jc w:val="both"/>
-      </w:pPr>
-      <w:r>
-        <w:rPr>
-          <w:rFonts w:ascii="Times New Roman" w:hAnsi="Times New Roman" w:eastAsia="Times New Roman"/>
-          <w:sz w:val="28"/>
-        </w:rPr>
-        <w:t>C) Микрометр;</w:t>
-      </w:r>
-    </w:p>
-    <w:p>
-      <w:pPr>
-        <w:pStyle w:val="ListParagraph"/>
-        <w:ind w:left="720"/>
-        <w:jc w:val="both"/>
-      </w:pPr>
-      <w:r>
-        <w:rPr>
-          <w:rFonts w:ascii="Times New Roman" w:hAnsi="Times New Roman" w:eastAsia="Times New Roman"/>
-          <w:sz w:val="28"/>
-        </w:rPr>
-        <w:t>D) Линейка.</w:t>
-      </w:r>
-    </w:p>
-    <w:p/>
-    <w:p>
-      <w:pPr>
+        <w:spacing w:line="240" w:lineRule="auto" w:before="40" w:after="40"/>
         <w:jc w:val="left"/>
       </w:pPr>
       <w:r>
@@ -4139,67 +2302,19 @@
           <w:sz w:val="28"/>
         </w:rPr>
         <w:t>19. Что такое ЧПУ в станкостроении?</w:t>
+        <w:br/>
+        <w:t>A) Частотное преобразующее устройство;</w:t>
+        <w:br/>
+        <w:t>B) Числовое программное управление;</w:t>
+        <w:br/>
+        <w:t>C) Центральный пульт управления;</w:t>
+        <w:br/>
+        <w:t>D) Чувствительный пьезоэлемент управления.</w:t>
       </w:r>
     </w:p>
     <w:p>
       <w:pPr>
-        <w:pStyle w:val="ListParagraph"/>
-        <w:ind w:left="720"/>
-        <w:jc w:val="both"/>
-      </w:pPr>
-      <w:r>
-        <w:rPr>
-          <w:rFonts w:ascii="Times New Roman" w:hAnsi="Times New Roman" w:eastAsia="Times New Roman"/>
-          <w:sz w:val="28"/>
-        </w:rPr>
-        <w:t>A) Частотное преобразующее устройство;</w:t>
-      </w:r>
-    </w:p>
-    <w:p>
-      <w:pPr>
-        <w:pStyle w:val="ListParagraph"/>
-        <w:ind w:left="720"/>
-        <w:jc w:val="both"/>
-      </w:pPr>
-      <w:r>
-        <w:rPr>
-          <w:rFonts w:ascii="Times New Roman" w:hAnsi="Times New Roman" w:eastAsia="Times New Roman"/>
-          <w:sz w:val="28"/>
-        </w:rPr>
-        <w:t>B) Числовое программное управление;</w:t>
-      </w:r>
-    </w:p>
-    <w:p>
-      <w:pPr>
-        <w:pStyle w:val="ListParagraph"/>
-        <w:ind w:left="720"/>
-        <w:jc w:val="both"/>
-      </w:pPr>
-      <w:r>
-        <w:rPr>
-          <w:rFonts w:ascii="Times New Roman" w:hAnsi="Times New Roman" w:eastAsia="Times New Roman"/>
-          <w:sz w:val="28"/>
-        </w:rPr>
-        <w:t>C) Центральный пульт управления;</w:t>
-      </w:r>
-    </w:p>
-    <w:p>
-      <w:pPr>
-        <w:pStyle w:val="ListParagraph"/>
-        <w:ind w:left="720"/>
-        <w:jc w:val="both"/>
-      </w:pPr>
-      <w:r>
-        <w:rPr>
-          <w:rFonts w:ascii="Times New Roman" w:hAnsi="Times New Roman" w:eastAsia="Times New Roman"/>
-          <w:sz w:val="28"/>
-        </w:rPr>
-        <w:t>D) Чувствительный пьезоэлемент управления.</w:t>
-      </w:r>
-    </w:p>
-    <w:p/>
-    <w:p>
-      <w:pPr>
+        <w:spacing w:line="240" w:lineRule="auto" w:before="40" w:after="40"/>
         <w:jc w:val="left"/>
       </w:pPr>
       <w:r>
@@ -4208,67 +2323,19 @@
           <w:sz w:val="28"/>
         </w:rPr>
         <w:t>20. Какой параметр режима резания определяет толщину срезаемого слоя?</w:t>
+        <w:br/>
+        <w:t>A) Скорость резания;</w:t>
+        <w:br/>
+        <w:t>B) Подача и глубина резания;</w:t>
+        <w:br/>
+        <w:t>C) Угол резца;</w:t>
+        <w:br/>
+        <w:t>D) Материал заготовки.</w:t>
       </w:r>
     </w:p>
     <w:p>
       <w:pPr>
-        <w:pStyle w:val="ListParagraph"/>
-        <w:ind w:left="720"/>
-        <w:jc w:val="both"/>
-      </w:pPr>
-      <w:r>
-        <w:rPr>
-          <w:rFonts w:ascii="Times New Roman" w:hAnsi="Times New Roman" w:eastAsia="Times New Roman"/>
-          <w:sz w:val="28"/>
-        </w:rPr>
-        <w:t>A) Скорость резания;</w:t>
-      </w:r>
-    </w:p>
-    <w:p>
-      <w:pPr>
-        <w:pStyle w:val="ListParagraph"/>
-        <w:ind w:left="720"/>
-        <w:jc w:val="both"/>
-      </w:pPr>
-      <w:r>
-        <w:rPr>
-          <w:rFonts w:ascii="Times New Roman" w:hAnsi="Times New Roman" w:eastAsia="Times New Roman"/>
-          <w:sz w:val="28"/>
-        </w:rPr>
-        <w:t>B) Подача и глубина резания;</w:t>
-      </w:r>
-    </w:p>
-    <w:p>
-      <w:pPr>
-        <w:pStyle w:val="ListParagraph"/>
-        <w:ind w:left="720"/>
-        <w:jc w:val="both"/>
-      </w:pPr>
-      <w:r>
-        <w:rPr>
-          <w:rFonts w:ascii="Times New Roman" w:hAnsi="Times New Roman" w:eastAsia="Times New Roman"/>
-          <w:sz w:val="28"/>
-        </w:rPr>
-        <w:t>C) Угол резца;</w:t>
-      </w:r>
-    </w:p>
-    <w:p>
-      <w:pPr>
-        <w:pStyle w:val="ListParagraph"/>
-        <w:ind w:left="720"/>
-        <w:jc w:val="both"/>
-      </w:pPr>
-      <w:r>
-        <w:rPr>
-          <w:rFonts w:ascii="Times New Roman" w:hAnsi="Times New Roman" w:eastAsia="Times New Roman"/>
-          <w:sz w:val="28"/>
-        </w:rPr>
-        <w:t>D) Материал заготовки.</w:t>
-      </w:r>
-    </w:p>
-    <w:p/>
-    <w:p>
-      <w:pPr>
+        <w:spacing w:before="240" w:after="120" w:line="240" w:lineRule="auto"/>
         <w:jc w:val="center"/>
       </w:pPr>
       <w:r>
@@ -4277,12 +2344,12 @@
           <w:b/>
           <w:sz w:val="28"/>
         </w:rPr>
-        <w:t>Билет No 3</w:t>
+        <w:t>Билет №3</w:t>
       </w:r>
     </w:p>
-    <w:p/>
     <w:p>
       <w:pPr>
+        <w:spacing w:line="240" w:lineRule="auto" w:before="40" w:after="40"/>
         <w:jc w:val="left"/>
       </w:pPr>
       <w:r>
@@ -4291,67 +2358,19 @@
           <w:sz w:val="28"/>
         </w:rPr>
         <w:t>1. Какой элемент автоматической линии обеспечивает подачу заготовок в зону обработки?</w:t>
+        <w:br/>
+        <w:t>A) Конвейер (транспортёр);</w:t>
+        <w:br/>
+        <w:t>B) Редуктор;</w:t>
+        <w:br/>
+        <w:t>C) Гидроцилиндр;</w:t>
+        <w:br/>
+        <w:t>D) Энкодер.</w:t>
       </w:r>
     </w:p>
     <w:p>
       <w:pPr>
-        <w:pStyle w:val="ListParagraph"/>
-        <w:ind w:left="720"/>
-        <w:jc w:val="both"/>
-      </w:pPr>
-      <w:r>
-        <w:rPr>
-          <w:rFonts w:ascii="Times New Roman" w:hAnsi="Times New Roman" w:eastAsia="Times New Roman"/>
-          <w:sz w:val="28"/>
-        </w:rPr>
-        <w:t>A) Конвейер (транспортёр);</w:t>
-      </w:r>
-    </w:p>
-    <w:p>
-      <w:pPr>
-        <w:pStyle w:val="ListParagraph"/>
-        <w:ind w:left="720"/>
-        <w:jc w:val="both"/>
-      </w:pPr>
-      <w:r>
-        <w:rPr>
-          <w:rFonts w:ascii="Times New Roman" w:hAnsi="Times New Roman" w:eastAsia="Times New Roman"/>
-          <w:sz w:val="28"/>
-        </w:rPr>
-        <w:t>B) Редуктор;</w:t>
-      </w:r>
-    </w:p>
-    <w:p>
-      <w:pPr>
-        <w:pStyle w:val="ListParagraph"/>
-        <w:ind w:left="720"/>
-        <w:jc w:val="both"/>
-      </w:pPr>
-      <w:r>
-        <w:rPr>
-          <w:rFonts w:ascii="Times New Roman" w:hAnsi="Times New Roman" w:eastAsia="Times New Roman"/>
-          <w:sz w:val="28"/>
-        </w:rPr>
-        <w:t>C) Гидроцилиндр;</w:t>
-      </w:r>
-    </w:p>
-    <w:p>
-      <w:pPr>
-        <w:pStyle w:val="ListParagraph"/>
-        <w:ind w:left="720"/>
-        <w:jc w:val="both"/>
-      </w:pPr>
-      <w:r>
-        <w:rPr>
-          <w:rFonts w:ascii="Times New Roman" w:hAnsi="Times New Roman" w:eastAsia="Times New Roman"/>
-          <w:sz w:val="28"/>
-        </w:rPr>
-        <w:t>D) Энкодер.</w:t>
-      </w:r>
-    </w:p>
-    <w:p/>
-    <w:p>
-      <w:pPr>
+        <w:spacing w:line="240" w:lineRule="auto" w:before="40" w:after="40"/>
         <w:jc w:val="left"/>
       </w:pPr>
       <w:r>
@@ -4360,67 +2379,19 @@
           <w:sz w:val="28"/>
         </w:rPr>
         <w:t>2. Какой квалитет точности можно обеспечить чистовым точением на токарном станке?</w:t>
+        <w:br/>
+        <w:t>A) IT5;</w:t>
+        <w:br/>
+        <w:t>B) IT8;</w:t>
+        <w:br/>
+        <w:t>C) IT14;</w:t>
+        <w:br/>
+        <w:t>D) IT3.</w:t>
       </w:r>
     </w:p>
     <w:p>
       <w:pPr>
-        <w:pStyle w:val="ListParagraph"/>
-        <w:ind w:left="720"/>
-        <w:jc w:val="both"/>
-      </w:pPr>
-      <w:r>
-        <w:rPr>
-          <w:rFonts w:ascii="Times New Roman" w:hAnsi="Times New Roman" w:eastAsia="Times New Roman"/>
-          <w:sz w:val="28"/>
-        </w:rPr>
-        <w:t>A) IT5;</w:t>
-      </w:r>
-    </w:p>
-    <w:p>
-      <w:pPr>
-        <w:pStyle w:val="ListParagraph"/>
-        <w:ind w:left="720"/>
-        <w:jc w:val="both"/>
-      </w:pPr>
-      <w:r>
-        <w:rPr>
-          <w:rFonts w:ascii="Times New Roman" w:hAnsi="Times New Roman" w:eastAsia="Times New Roman"/>
-          <w:sz w:val="28"/>
-        </w:rPr>
-        <w:t>B) IT8;</w:t>
-      </w:r>
-    </w:p>
-    <w:p>
-      <w:pPr>
-        <w:pStyle w:val="ListParagraph"/>
-        <w:ind w:left="720"/>
-        <w:jc w:val="both"/>
-      </w:pPr>
-      <w:r>
-        <w:rPr>
-          <w:rFonts w:ascii="Times New Roman" w:hAnsi="Times New Roman" w:eastAsia="Times New Roman"/>
-          <w:sz w:val="28"/>
-        </w:rPr>
-        <w:t>C) IT14;</w:t>
-      </w:r>
-    </w:p>
-    <w:p>
-      <w:pPr>
-        <w:pStyle w:val="ListParagraph"/>
-        <w:ind w:left="720"/>
-        <w:jc w:val="both"/>
-      </w:pPr>
-      <w:r>
-        <w:rPr>
-          <w:rFonts w:ascii="Times New Roman" w:hAnsi="Times New Roman" w:eastAsia="Times New Roman"/>
-          <w:sz w:val="28"/>
-        </w:rPr>
-        <w:t>D) IT3.</w:t>
-      </w:r>
-    </w:p>
-    <w:p/>
-    <w:p>
-      <w:pPr>
+        <w:spacing w:line="240" w:lineRule="auto" w:before="40" w:after="40"/>
         <w:jc w:val="left"/>
       </w:pPr>
       <w:r>
@@ -4429,67 +2400,19 @@
           <w:sz w:val="28"/>
         </w:rPr>
         <w:t>3. Какие средства индивидуальной защиты обязательно использует оператор станка при выполнении работ?</w:t>
+        <w:br/>
+        <w:t>A) Очки защитные, спецодежда, ботинки с металлическим носком;</w:t>
+        <w:br/>
+        <w:t>B) Солнцезащитные очки и перчатки;</w:t>
+        <w:br/>
+        <w:t>C) Каска и респиратор только;</w:t>
+        <w:br/>
+        <w:t>D) Наушники и перчатки хлопчатобумажные.</w:t>
       </w:r>
     </w:p>
     <w:p>
       <w:pPr>
-        <w:pStyle w:val="ListParagraph"/>
-        <w:ind w:left="720"/>
-        <w:jc w:val="both"/>
-      </w:pPr>
-      <w:r>
-        <w:rPr>
-          <w:rFonts w:ascii="Times New Roman" w:hAnsi="Times New Roman" w:eastAsia="Times New Roman"/>
-          <w:sz w:val="28"/>
-        </w:rPr>
-        <w:t>A) Очки защитные, спецодежда, ботинки с металлическим носком;</w:t>
-      </w:r>
-    </w:p>
-    <w:p>
-      <w:pPr>
-        <w:pStyle w:val="ListParagraph"/>
-        <w:ind w:left="720"/>
-        <w:jc w:val="both"/>
-      </w:pPr>
-      <w:r>
-        <w:rPr>
-          <w:rFonts w:ascii="Times New Roman" w:hAnsi="Times New Roman" w:eastAsia="Times New Roman"/>
-          <w:sz w:val="28"/>
-        </w:rPr>
-        <w:t>B) Солнцезащитные очки и перчатки;</w:t>
-      </w:r>
-    </w:p>
-    <w:p>
-      <w:pPr>
-        <w:pStyle w:val="ListParagraph"/>
-        <w:ind w:left="720"/>
-        <w:jc w:val="both"/>
-      </w:pPr>
-      <w:r>
-        <w:rPr>
-          <w:rFonts w:ascii="Times New Roman" w:hAnsi="Times New Roman" w:eastAsia="Times New Roman"/>
-          <w:sz w:val="28"/>
-        </w:rPr>
-        <w:t>C) Каска и респиратор только;</w:t>
-      </w:r>
-    </w:p>
-    <w:p>
-      <w:pPr>
-        <w:pStyle w:val="ListParagraph"/>
-        <w:ind w:left="720"/>
-        <w:jc w:val="both"/>
-      </w:pPr>
-      <w:r>
-        <w:rPr>
-          <w:rFonts w:ascii="Times New Roman" w:hAnsi="Times New Roman" w:eastAsia="Times New Roman"/>
-          <w:sz w:val="28"/>
-        </w:rPr>
-        <w:t>D) Наушники и перчатки хлопчатобумажные.</w:t>
-      </w:r>
-    </w:p>
-    <w:p/>
-    <w:p>
-      <w:pPr>
+        <w:spacing w:line="240" w:lineRule="auto" w:before="40" w:after="40"/>
         <w:jc w:val="left"/>
       </w:pPr>
       <w:r>
@@ -4498,67 +2421,19 @@
           <w:sz w:val="28"/>
         </w:rPr>
         <w:t>4. Что такое подналадка станка?</w:t>
+        <w:br/>
+        <w:t>A) Капитальный ремонт станка;</w:t>
+        <w:br/>
+        <w:t>B) Корректировка настройки станка для восстановления точности обработки в процессе работы;</w:t>
+        <w:br/>
+        <w:t>C) Замена электродвигателя;</w:t>
+        <w:br/>
+        <w:t>D) Установка нового станка.</w:t>
       </w:r>
     </w:p>
     <w:p>
       <w:pPr>
-        <w:pStyle w:val="ListParagraph"/>
-        <w:ind w:left="720"/>
-        <w:jc w:val="both"/>
-      </w:pPr>
-      <w:r>
-        <w:rPr>
-          <w:rFonts w:ascii="Times New Roman" w:hAnsi="Times New Roman" w:eastAsia="Times New Roman"/>
-          <w:sz w:val="28"/>
-        </w:rPr>
-        <w:t>A) Капитальный ремонт станка;</w:t>
-      </w:r>
-    </w:p>
-    <w:p>
-      <w:pPr>
-        <w:pStyle w:val="ListParagraph"/>
-        <w:ind w:left="720"/>
-        <w:jc w:val="both"/>
-      </w:pPr>
-      <w:r>
-        <w:rPr>
-          <w:rFonts w:ascii="Times New Roman" w:hAnsi="Times New Roman" w:eastAsia="Times New Roman"/>
-          <w:sz w:val="28"/>
-        </w:rPr>
-        <w:t>B) Корректировка настройки станка для восстановления точности обработки в процессе работы;</w:t>
-      </w:r>
-    </w:p>
-    <w:p>
-      <w:pPr>
-        <w:pStyle w:val="ListParagraph"/>
-        <w:ind w:left="720"/>
-        <w:jc w:val="both"/>
-      </w:pPr>
-      <w:r>
-        <w:rPr>
-          <w:rFonts w:ascii="Times New Roman" w:hAnsi="Times New Roman" w:eastAsia="Times New Roman"/>
-          <w:sz w:val="28"/>
-        </w:rPr>
-        <w:t>C) Замена электродвигателя;</w:t>
-      </w:r>
-    </w:p>
-    <w:p>
-      <w:pPr>
-        <w:pStyle w:val="ListParagraph"/>
-        <w:ind w:left="720"/>
-        <w:jc w:val="both"/>
-      </w:pPr>
-      <w:r>
-        <w:rPr>
-          <w:rFonts w:ascii="Times New Roman" w:hAnsi="Times New Roman" w:eastAsia="Times New Roman"/>
-          <w:sz w:val="28"/>
-        </w:rPr>
-        <w:t>D) Установка нового станка.</w:t>
-      </w:r>
-    </w:p>
-    <w:p/>
-    <w:p>
-      <w:pPr>
+        <w:spacing w:line="240" w:lineRule="auto" w:before="40" w:after="40"/>
         <w:jc w:val="left"/>
       </w:pPr>
       <w:r>
@@ -4567,67 +2442,19 @@
           <w:sz w:val="28"/>
         </w:rPr>
         <w:t>5. Что такое люнет и для чего он применяется?</w:t>
+        <w:br/>
+        <w:t>A) Приспособление для заточки резцов;</w:t>
+        <w:br/>
+        <w:t>B) Опорная втулка, предотвращающая прогиб длинной заготовки при точении;</w:t>
+        <w:br/>
+        <w:t>C) Устройство для охлаждения;</w:t>
+        <w:br/>
+        <w:t>D) Приспособление для нарезания резьбы.</w:t>
       </w:r>
     </w:p>
     <w:p>
       <w:pPr>
-        <w:pStyle w:val="ListParagraph"/>
-        <w:ind w:left="720"/>
-        <w:jc w:val="both"/>
-      </w:pPr>
-      <w:r>
-        <w:rPr>
-          <w:rFonts w:ascii="Times New Roman" w:hAnsi="Times New Roman" w:eastAsia="Times New Roman"/>
-          <w:sz w:val="28"/>
-        </w:rPr>
-        <w:t>A) Приспособление для заточки резцов;</w:t>
-      </w:r>
-    </w:p>
-    <w:p>
-      <w:pPr>
-        <w:pStyle w:val="ListParagraph"/>
-        <w:ind w:left="720"/>
-        <w:jc w:val="both"/>
-      </w:pPr>
-      <w:r>
-        <w:rPr>
-          <w:rFonts w:ascii="Times New Roman" w:hAnsi="Times New Roman" w:eastAsia="Times New Roman"/>
-          <w:sz w:val="28"/>
-        </w:rPr>
-        <w:t>B) Опорная втулка, предотвращающая прогиб длинной заготовки при точении;</w:t>
-      </w:r>
-    </w:p>
-    <w:p>
-      <w:pPr>
-        <w:pStyle w:val="ListParagraph"/>
-        <w:ind w:left="720"/>
-        <w:jc w:val="both"/>
-      </w:pPr>
-      <w:r>
-        <w:rPr>
-          <w:rFonts w:ascii="Times New Roman" w:hAnsi="Times New Roman" w:eastAsia="Times New Roman"/>
-          <w:sz w:val="28"/>
-        </w:rPr>
-        <w:t>C) Устройство для охлаждения;</w:t>
-      </w:r>
-    </w:p>
-    <w:p>
-      <w:pPr>
-        <w:pStyle w:val="ListParagraph"/>
-        <w:ind w:left="720"/>
-        <w:jc w:val="both"/>
-      </w:pPr>
-      <w:r>
-        <w:rPr>
-          <w:rFonts w:ascii="Times New Roman" w:hAnsi="Times New Roman" w:eastAsia="Times New Roman"/>
-          <w:sz w:val="28"/>
-        </w:rPr>
-        <w:t>D) Приспособление для нарезания резьбы.</w:t>
-      </w:r>
-    </w:p>
-    <w:p/>
-    <w:p>
-      <w:pPr>
+        <w:spacing w:line="240" w:lineRule="auto" w:before="40" w:after="40"/>
         <w:jc w:val="left"/>
       </w:pPr>
       <w:r>
@@ -4636,67 +2463,19 @@
           <w:sz w:val="28"/>
         </w:rPr>
         <w:t>6. Какой прибор измеряет силу электрического тока?</w:t>
+        <w:br/>
+        <w:t>A) Вольтметр;</w:t>
+        <w:br/>
+        <w:t>B) Омметр;</w:t>
+        <w:br/>
+        <w:t>C) Амперметр;</w:t>
+        <w:br/>
+        <w:t>D) Ваттметр.</w:t>
       </w:r>
     </w:p>
     <w:p>
       <w:pPr>
-        <w:pStyle w:val="ListParagraph"/>
-        <w:ind w:left="720"/>
-        <w:jc w:val="both"/>
-      </w:pPr>
-      <w:r>
-        <w:rPr>
-          <w:rFonts w:ascii="Times New Roman" w:hAnsi="Times New Roman" w:eastAsia="Times New Roman"/>
-          <w:sz w:val="28"/>
-        </w:rPr>
-        <w:t>A) Вольтметр;</w:t>
-      </w:r>
-    </w:p>
-    <w:p>
-      <w:pPr>
-        <w:pStyle w:val="ListParagraph"/>
-        <w:ind w:left="720"/>
-        <w:jc w:val="both"/>
-      </w:pPr>
-      <w:r>
-        <w:rPr>
-          <w:rFonts w:ascii="Times New Roman" w:hAnsi="Times New Roman" w:eastAsia="Times New Roman"/>
-          <w:sz w:val="28"/>
-        </w:rPr>
-        <w:t>B) Омметр;</w:t>
-      </w:r>
-    </w:p>
-    <w:p>
-      <w:pPr>
-        <w:pStyle w:val="ListParagraph"/>
-        <w:ind w:left="720"/>
-        <w:jc w:val="both"/>
-      </w:pPr>
-      <w:r>
-        <w:rPr>
-          <w:rFonts w:ascii="Times New Roman" w:hAnsi="Times New Roman" w:eastAsia="Times New Roman"/>
-          <w:sz w:val="28"/>
-        </w:rPr>
-        <w:t>C) Амперметр;</w:t>
-      </w:r>
-    </w:p>
-    <w:p>
-      <w:pPr>
-        <w:pStyle w:val="ListParagraph"/>
-        <w:ind w:left="720"/>
-        <w:jc w:val="both"/>
-      </w:pPr>
-      <w:r>
-        <w:rPr>
-          <w:rFonts w:ascii="Times New Roman" w:hAnsi="Times New Roman" w:eastAsia="Times New Roman"/>
-          <w:sz w:val="28"/>
-        </w:rPr>
-        <w:t>D) Ваттметр.</w:t>
-      </w:r>
-    </w:p>
-    <w:p/>
-    <w:p>
-      <w:pPr>
+        <w:spacing w:line="240" w:lineRule="auto" w:before="40" w:after="40"/>
         <w:jc w:val="left"/>
       </w:pPr>
       <w:r>
@@ -4705,67 +2484,19 @@
           <w:sz w:val="28"/>
         </w:rPr>
         <w:t>7. Какой масштаб используется для изображения детали на чертеже в натуральную величину?</w:t>
+        <w:br/>
+        <w:t>A) 1:2;</w:t>
+        <w:br/>
+        <w:t>B) 2:1;</w:t>
+        <w:br/>
+        <w:t>C) 1:1;</w:t>
+        <w:br/>
+        <w:t>D) 5:1.</w:t>
       </w:r>
     </w:p>
     <w:p>
       <w:pPr>
-        <w:pStyle w:val="ListParagraph"/>
-        <w:ind w:left="720"/>
-        <w:jc w:val="both"/>
-      </w:pPr>
-      <w:r>
-        <w:rPr>
-          <w:rFonts w:ascii="Times New Roman" w:hAnsi="Times New Roman" w:eastAsia="Times New Roman"/>
-          <w:sz w:val="28"/>
-        </w:rPr>
-        <w:t>A) 1:2;</w:t>
-      </w:r>
-    </w:p>
-    <w:p>
-      <w:pPr>
-        <w:pStyle w:val="ListParagraph"/>
-        <w:ind w:left="720"/>
-        <w:jc w:val="both"/>
-      </w:pPr>
-      <w:r>
-        <w:rPr>
-          <w:rFonts w:ascii="Times New Roman" w:hAnsi="Times New Roman" w:eastAsia="Times New Roman"/>
-          <w:sz w:val="28"/>
-        </w:rPr>
-        <w:t>B) 2:1;</w:t>
-      </w:r>
-    </w:p>
-    <w:p>
-      <w:pPr>
-        <w:pStyle w:val="ListParagraph"/>
-        <w:ind w:left="720"/>
-        <w:jc w:val="both"/>
-      </w:pPr>
-      <w:r>
-        <w:rPr>
-          <w:rFonts w:ascii="Times New Roman" w:hAnsi="Times New Roman" w:eastAsia="Times New Roman"/>
-          <w:sz w:val="28"/>
-        </w:rPr>
-        <w:t>C) 1:1;</w:t>
-      </w:r>
-    </w:p>
-    <w:p>
-      <w:pPr>
-        <w:pStyle w:val="ListParagraph"/>
-        <w:ind w:left="720"/>
-        <w:jc w:val="both"/>
-      </w:pPr>
-      <w:r>
-        <w:rPr>
-          <w:rFonts w:ascii="Times New Roman" w:hAnsi="Times New Roman" w:eastAsia="Times New Roman"/>
-          <w:sz w:val="28"/>
-        </w:rPr>
-        <w:t>D) 5:1.</w:t>
-      </w:r>
-    </w:p>
-    <w:p/>
-    <w:p>
-      <w:pPr>
+        <w:spacing w:line="240" w:lineRule="auto" w:before="40" w:after="40"/>
         <w:jc w:val="left"/>
       </w:pPr>
       <w:r>
@@ -4774,67 +2505,19 @@
           <w:sz w:val="28"/>
         </w:rPr>
         <w:t>8. Какой металл является основным компонентом стали?</w:t>
+        <w:br/>
+        <w:t>A) Медь;</w:t>
+        <w:br/>
+        <w:t>B) Алюминий;</w:t>
+        <w:br/>
+        <w:t>C) Железо;</w:t>
+        <w:br/>
+        <w:t>D) Цинк.</w:t>
       </w:r>
     </w:p>
     <w:p>
       <w:pPr>
-        <w:pStyle w:val="ListParagraph"/>
-        <w:ind w:left="720"/>
-        <w:jc w:val="both"/>
-      </w:pPr>
-      <w:r>
-        <w:rPr>
-          <w:rFonts w:ascii="Times New Roman" w:hAnsi="Times New Roman" w:eastAsia="Times New Roman"/>
-          <w:sz w:val="28"/>
-        </w:rPr>
-        <w:t>A) Медь;</w:t>
-      </w:r>
-    </w:p>
-    <w:p>
-      <w:pPr>
-        <w:pStyle w:val="ListParagraph"/>
-        <w:ind w:left="720"/>
-        <w:jc w:val="both"/>
-      </w:pPr>
-      <w:r>
-        <w:rPr>
-          <w:rFonts w:ascii="Times New Roman" w:hAnsi="Times New Roman" w:eastAsia="Times New Roman"/>
-          <w:sz w:val="28"/>
-        </w:rPr>
-        <w:t>B) Алюминий;</w:t>
-      </w:r>
-    </w:p>
-    <w:p>
-      <w:pPr>
-        <w:pStyle w:val="ListParagraph"/>
-        <w:ind w:left="720"/>
-        <w:jc w:val="both"/>
-      </w:pPr>
-      <w:r>
-        <w:rPr>
-          <w:rFonts w:ascii="Times New Roman" w:hAnsi="Times New Roman" w:eastAsia="Times New Roman"/>
-          <w:sz w:val="28"/>
-        </w:rPr>
-        <w:t>C) Железо;</w:t>
-      </w:r>
-    </w:p>
-    <w:p>
-      <w:pPr>
-        <w:pStyle w:val="ListParagraph"/>
-        <w:ind w:left="720"/>
-        <w:jc w:val="both"/>
-      </w:pPr>
-      <w:r>
-        <w:rPr>
-          <w:rFonts w:ascii="Times New Roman" w:hAnsi="Times New Roman" w:eastAsia="Times New Roman"/>
-          <w:sz w:val="28"/>
-        </w:rPr>
-        <w:t>D) Цинк.</w:t>
-      </w:r>
-    </w:p>
-    <w:p/>
-    <w:p>
-      <w:pPr>
+        <w:spacing w:line="240" w:lineRule="auto" w:before="40" w:after="40"/>
         <w:jc w:val="left"/>
       </w:pPr>
       <w:r>
@@ -4843,67 +2526,19 @@
           <w:sz w:val="28"/>
         </w:rPr>
         <w:t>9. Какой механизм станка обеспечивает главное движение (движение резания)?</w:t>
+        <w:br/>
+        <w:t>A) Механизм подачи;</w:t>
+        <w:br/>
+        <w:t>B) Шпиндельный узел с коробкой скоростей;</w:t>
+        <w:br/>
+        <w:t>C) Механизм ускоренного перемещения;</w:t>
+        <w:br/>
+        <w:t>D) Система охлаждения.</w:t>
       </w:r>
     </w:p>
     <w:p>
       <w:pPr>
-        <w:pStyle w:val="ListParagraph"/>
-        <w:ind w:left="720"/>
-        <w:jc w:val="both"/>
-      </w:pPr>
-      <w:r>
-        <w:rPr>
-          <w:rFonts w:ascii="Times New Roman" w:hAnsi="Times New Roman" w:eastAsia="Times New Roman"/>
-          <w:sz w:val="28"/>
-        </w:rPr>
-        <w:t>A) Механизм подачи;</w:t>
-      </w:r>
-    </w:p>
-    <w:p>
-      <w:pPr>
-        <w:pStyle w:val="ListParagraph"/>
-        <w:ind w:left="720"/>
-        <w:jc w:val="both"/>
-      </w:pPr>
-      <w:r>
-        <w:rPr>
-          <w:rFonts w:ascii="Times New Roman" w:hAnsi="Times New Roman" w:eastAsia="Times New Roman"/>
-          <w:sz w:val="28"/>
-        </w:rPr>
-        <w:t>B) Шпиндельный узел с коробкой скоростей;</w:t>
-      </w:r>
-    </w:p>
-    <w:p>
-      <w:pPr>
-        <w:pStyle w:val="ListParagraph"/>
-        <w:ind w:left="720"/>
-        <w:jc w:val="both"/>
-      </w:pPr>
-      <w:r>
-        <w:rPr>
-          <w:rFonts w:ascii="Times New Roman" w:hAnsi="Times New Roman" w:eastAsia="Times New Roman"/>
-          <w:sz w:val="28"/>
-        </w:rPr>
-        <w:t>C) Механизм ускоренного перемещения;</w:t>
-      </w:r>
-    </w:p>
-    <w:p>
-      <w:pPr>
-        <w:pStyle w:val="ListParagraph"/>
-        <w:ind w:left="720"/>
-        <w:jc w:val="both"/>
-      </w:pPr>
-      <w:r>
-        <w:rPr>
-          <w:rFonts w:ascii="Times New Roman" w:hAnsi="Times New Roman" w:eastAsia="Times New Roman"/>
-          <w:sz w:val="28"/>
-        </w:rPr>
-        <w:t>D) Система охлаждения.</w:t>
-      </w:r>
-    </w:p>
-    <w:p/>
-    <w:p>
-      <w:pPr>
+        <w:spacing w:line="240" w:lineRule="auto" w:before="40" w:after="40"/>
         <w:jc w:val="left"/>
       </w:pPr>
       <w:r>
@@ -4912,67 +2547,19 @@
           <w:sz w:val="28"/>
         </w:rPr>
         <w:t>10. Что такое припуск на обработку?</w:t>
+        <w:br/>
+        <w:t>A) Расстояние между станками в цеху;</w:t>
+        <w:br/>
+        <w:t>B) Слой материала, удаляемый с заготовки для получения готовой детали;</w:t>
+        <w:br/>
+        <w:t>C) Допустимая погрешность измерения;</w:t>
+        <w:br/>
+        <w:t>D) Время, затрачиваемое на обработку.</w:t>
       </w:r>
     </w:p>
     <w:p>
       <w:pPr>
-        <w:pStyle w:val="ListParagraph"/>
-        <w:ind w:left="720"/>
-        <w:jc w:val="both"/>
-      </w:pPr>
-      <w:r>
-        <w:rPr>
-          <w:rFonts w:ascii="Times New Roman" w:hAnsi="Times New Roman" w:eastAsia="Times New Roman"/>
-          <w:sz w:val="28"/>
-        </w:rPr>
-        <w:t>A) Расстояние между станками в цеху;</w:t>
-      </w:r>
-    </w:p>
-    <w:p>
-      <w:pPr>
-        <w:pStyle w:val="ListParagraph"/>
-        <w:ind w:left="720"/>
-        <w:jc w:val="both"/>
-      </w:pPr>
-      <w:r>
-        <w:rPr>
-          <w:rFonts w:ascii="Times New Roman" w:hAnsi="Times New Roman" w:eastAsia="Times New Roman"/>
-          <w:sz w:val="28"/>
-        </w:rPr>
-        <w:t>B) Слой материала, удаляемый с заготовки для получения готовой детали;</w:t>
-      </w:r>
-    </w:p>
-    <w:p>
-      <w:pPr>
-        <w:pStyle w:val="ListParagraph"/>
-        <w:ind w:left="720"/>
-        <w:jc w:val="both"/>
-      </w:pPr>
-      <w:r>
-        <w:rPr>
-          <w:rFonts w:ascii="Times New Roman" w:hAnsi="Times New Roman" w:eastAsia="Times New Roman"/>
-          <w:sz w:val="28"/>
-        </w:rPr>
-        <w:t>C) Допустимая погрешность измерения;</w:t>
-      </w:r>
-    </w:p>
-    <w:p>
-      <w:pPr>
-        <w:pStyle w:val="ListParagraph"/>
-        <w:ind w:left="720"/>
-        <w:jc w:val="both"/>
-      </w:pPr>
-      <w:r>
-        <w:rPr>
-          <w:rFonts w:ascii="Times New Roman" w:hAnsi="Times New Roman" w:eastAsia="Times New Roman"/>
-          <w:sz w:val="28"/>
-        </w:rPr>
-        <w:t>D) Время, затрачиваемое на обработку.</w:t>
-      </w:r>
-    </w:p>
-    <w:p/>
-    <w:p>
-      <w:pPr>
+        <w:spacing w:line="240" w:lineRule="auto" w:before="40" w:after="40"/>
         <w:jc w:val="left"/>
       </w:pPr>
       <w:r>
@@ -4981,67 +2568,19 @@
           <w:sz w:val="28"/>
         </w:rPr>
         <w:t>11. Какой измерительный инструмент применяется для контроля угла детали?</w:t>
+        <w:br/>
+        <w:t>A) Штангенциркуль;</w:t>
+        <w:br/>
+        <w:t>B) Угломер;</w:t>
+        <w:br/>
+        <w:t>C) Микрометр;</w:t>
+        <w:br/>
+        <w:t>D) Нутромер.</w:t>
       </w:r>
     </w:p>
     <w:p>
       <w:pPr>
-        <w:pStyle w:val="ListParagraph"/>
-        <w:ind w:left="720"/>
-        <w:jc w:val="both"/>
-      </w:pPr>
-      <w:r>
-        <w:rPr>
-          <w:rFonts w:ascii="Times New Roman" w:hAnsi="Times New Roman" w:eastAsia="Times New Roman"/>
-          <w:sz w:val="28"/>
-        </w:rPr>
-        <w:t>A) Штангенциркуль;</w:t>
-      </w:r>
-    </w:p>
-    <w:p>
-      <w:pPr>
-        <w:pStyle w:val="ListParagraph"/>
-        <w:ind w:left="720"/>
-        <w:jc w:val="both"/>
-      </w:pPr>
-      <w:r>
-        <w:rPr>
-          <w:rFonts w:ascii="Times New Roman" w:hAnsi="Times New Roman" w:eastAsia="Times New Roman"/>
-          <w:sz w:val="28"/>
-        </w:rPr>
-        <w:t>B) Угломер;</w:t>
-      </w:r>
-    </w:p>
-    <w:p>
-      <w:pPr>
-        <w:pStyle w:val="ListParagraph"/>
-        <w:ind w:left="720"/>
-        <w:jc w:val="both"/>
-      </w:pPr>
-      <w:r>
-        <w:rPr>
-          <w:rFonts w:ascii="Times New Roman" w:hAnsi="Times New Roman" w:eastAsia="Times New Roman"/>
-          <w:sz w:val="28"/>
-        </w:rPr>
-        <w:t>C) Микрометр;</w:t>
-      </w:r>
-    </w:p>
-    <w:p>
-      <w:pPr>
-        <w:pStyle w:val="ListParagraph"/>
-        <w:ind w:left="720"/>
-        <w:jc w:val="both"/>
-      </w:pPr>
-      <w:r>
-        <w:rPr>
-          <w:rFonts w:ascii="Times New Roman" w:hAnsi="Times New Roman" w:eastAsia="Times New Roman"/>
-          <w:sz w:val="28"/>
-        </w:rPr>
-        <w:t>D) Нутромер.</w:t>
-      </w:r>
-    </w:p>
-    <w:p/>
-    <w:p>
-      <w:pPr>
+        <w:spacing w:line="240" w:lineRule="auto" w:before="40" w:after="40"/>
         <w:jc w:val="left"/>
       </w:pPr>
       <w:r>
@@ -5050,67 +2589,19 @@
           <w:sz w:val="28"/>
         </w:rPr>
         <w:t>12. Что является причиной появления рисок на обработанной поверхности?</w:t>
+        <w:br/>
+        <w:t>A) Неправильный выбор подачи;</w:t>
+        <w:br/>
+        <w:t>B) Износ или выкрашивание режущей кромки инструмента;</w:t>
+        <w:br/>
+        <w:t>C) Избыток СОЖ;</w:t>
+        <w:br/>
+        <w:t>D) Низкая температура в цеху.</w:t>
       </w:r>
     </w:p>
     <w:p>
       <w:pPr>
-        <w:pStyle w:val="ListParagraph"/>
-        <w:ind w:left="720"/>
-        <w:jc w:val="both"/>
-      </w:pPr>
-      <w:r>
-        <w:rPr>
-          <w:rFonts w:ascii="Times New Roman" w:hAnsi="Times New Roman" w:eastAsia="Times New Roman"/>
-          <w:sz w:val="28"/>
-        </w:rPr>
-        <w:t>A) Неправильный выбор подачи;</w:t>
-      </w:r>
-    </w:p>
-    <w:p>
-      <w:pPr>
-        <w:pStyle w:val="ListParagraph"/>
-        <w:ind w:left="720"/>
-        <w:jc w:val="both"/>
-      </w:pPr>
-      <w:r>
-        <w:rPr>
-          <w:rFonts w:ascii="Times New Roman" w:hAnsi="Times New Roman" w:eastAsia="Times New Roman"/>
-          <w:sz w:val="28"/>
-        </w:rPr>
-        <w:t>B) Износ или выкрашивание режущей кромки инструмента;</w:t>
-      </w:r>
-    </w:p>
-    <w:p>
-      <w:pPr>
-        <w:pStyle w:val="ListParagraph"/>
-        <w:ind w:left="720"/>
-        <w:jc w:val="both"/>
-      </w:pPr>
-      <w:r>
-        <w:rPr>
-          <w:rFonts w:ascii="Times New Roman" w:hAnsi="Times New Roman" w:eastAsia="Times New Roman"/>
-          <w:sz w:val="28"/>
-        </w:rPr>
-        <w:t>C) Избыток СОЖ;</w:t>
-      </w:r>
-    </w:p>
-    <w:p>
-      <w:pPr>
-        <w:pStyle w:val="ListParagraph"/>
-        <w:ind w:left="720"/>
-        <w:jc w:val="both"/>
-      </w:pPr>
-      <w:r>
-        <w:rPr>
-          <w:rFonts w:ascii="Times New Roman" w:hAnsi="Times New Roman" w:eastAsia="Times New Roman"/>
-          <w:sz w:val="28"/>
-        </w:rPr>
-        <w:t>D) Низкая температура в цеху.</w:t>
-      </w:r>
-    </w:p>
-    <w:p/>
-    <w:p>
-      <w:pPr>
+        <w:spacing w:line="240" w:lineRule="auto" w:before="40" w:after="40"/>
         <w:jc w:val="left"/>
       </w:pPr>
       <w:r>
@@ -5119,67 +2610,19 @@
           <w:sz w:val="28"/>
         </w:rPr>
         <w:t>13. Какой измерительный инструмент применяется для контроля наружных размеров с точностью 0,01 мм?</w:t>
+        <w:br/>
+        <w:t>A) Линейка металлическая;</w:t>
+        <w:br/>
+        <w:t>B) Штангенциркуль ШЦ-I;</w:t>
+        <w:br/>
+        <w:t>C) Микрометр гладкий;</w:t>
+        <w:br/>
+        <w:t>D) Угломер.</w:t>
       </w:r>
     </w:p>
     <w:p>
       <w:pPr>
-        <w:pStyle w:val="ListParagraph"/>
-        <w:ind w:left="720"/>
-        <w:jc w:val="both"/>
-      </w:pPr>
-      <w:r>
-        <w:rPr>
-          <w:rFonts w:ascii="Times New Roman" w:hAnsi="Times New Roman" w:eastAsia="Times New Roman"/>
-          <w:sz w:val="28"/>
-        </w:rPr>
-        <w:t>A) Линейка металлическая;</w:t>
-      </w:r>
-    </w:p>
-    <w:p>
-      <w:pPr>
-        <w:pStyle w:val="ListParagraph"/>
-        <w:ind w:left="720"/>
-        <w:jc w:val="both"/>
-      </w:pPr>
-      <w:r>
-        <w:rPr>
-          <w:rFonts w:ascii="Times New Roman" w:hAnsi="Times New Roman" w:eastAsia="Times New Roman"/>
-          <w:sz w:val="28"/>
-        </w:rPr>
-        <w:t>B) Штангенциркуль ШЦ-I;</w:t>
-      </w:r>
-    </w:p>
-    <w:p>
-      <w:pPr>
-        <w:pStyle w:val="ListParagraph"/>
-        <w:ind w:left="720"/>
-        <w:jc w:val="both"/>
-      </w:pPr>
-      <w:r>
-        <w:rPr>
-          <w:rFonts w:ascii="Times New Roman" w:hAnsi="Times New Roman" w:eastAsia="Times New Roman"/>
-          <w:sz w:val="28"/>
-        </w:rPr>
-        <w:t>C) Микрометр гладкий;</w:t>
-      </w:r>
-    </w:p>
-    <w:p>
-      <w:pPr>
-        <w:pStyle w:val="ListParagraph"/>
-        <w:ind w:left="720"/>
-        <w:jc w:val="both"/>
-      </w:pPr>
-      <w:r>
-        <w:rPr>
-          <w:rFonts w:ascii="Times New Roman" w:hAnsi="Times New Roman" w:eastAsia="Times New Roman"/>
-          <w:sz w:val="28"/>
-        </w:rPr>
-        <w:t>D) Угломер.</w:t>
-      </w:r>
-    </w:p>
-    <w:p/>
-    <w:p>
-      <w:pPr>
+        <w:spacing w:line="240" w:lineRule="auto" w:before="40" w:after="40"/>
         <w:jc w:val="left"/>
       </w:pPr>
       <w:r>
@@ -5188,67 +2631,19 @@
           <w:sz w:val="28"/>
         </w:rPr>
         <w:t>14. Какой квалитет точности соответствует грубой (черновой) обработке?</w:t>
+        <w:br/>
+        <w:t>A) IT5;</w:t>
+        <w:br/>
+        <w:t>B) IT7;</w:t>
+        <w:br/>
+        <w:t>C) IT12-IT14;</w:t>
+        <w:br/>
+        <w:t>D) IT3.</w:t>
       </w:r>
     </w:p>
     <w:p>
       <w:pPr>
-        <w:pStyle w:val="ListParagraph"/>
-        <w:ind w:left="720"/>
-        <w:jc w:val="both"/>
-      </w:pPr>
-      <w:r>
-        <w:rPr>
-          <w:rFonts w:ascii="Times New Roman" w:hAnsi="Times New Roman" w:eastAsia="Times New Roman"/>
-          <w:sz w:val="28"/>
-        </w:rPr>
-        <w:t>A) IT5;</w:t>
-      </w:r>
-    </w:p>
-    <w:p>
-      <w:pPr>
-        <w:pStyle w:val="ListParagraph"/>
-        <w:ind w:left="720"/>
-        <w:jc w:val="both"/>
-      </w:pPr>
-      <w:r>
-        <w:rPr>
-          <w:rFonts w:ascii="Times New Roman" w:hAnsi="Times New Roman" w:eastAsia="Times New Roman"/>
-          <w:sz w:val="28"/>
-        </w:rPr>
-        <w:t>B) IT7;</w:t>
-      </w:r>
-    </w:p>
-    <w:p>
-      <w:pPr>
-        <w:pStyle w:val="ListParagraph"/>
-        <w:ind w:left="720"/>
-        <w:jc w:val="both"/>
-      </w:pPr>
-      <w:r>
-        <w:rPr>
-          <w:rFonts w:ascii="Times New Roman" w:hAnsi="Times New Roman" w:eastAsia="Times New Roman"/>
-          <w:sz w:val="28"/>
-        </w:rPr>
-        <w:t>C) IT12-IT14;</w:t>
-      </w:r>
-    </w:p>
-    <w:p>
-      <w:pPr>
-        <w:pStyle w:val="ListParagraph"/>
-        <w:ind w:left="720"/>
-        <w:jc w:val="both"/>
-      </w:pPr>
-      <w:r>
-        <w:rPr>
-          <w:rFonts w:ascii="Times New Roman" w:hAnsi="Times New Roman" w:eastAsia="Times New Roman"/>
-          <w:sz w:val="28"/>
-        </w:rPr>
-        <w:t>D) IT3.</w:t>
-      </w:r>
-    </w:p>
-    <w:p/>
-    <w:p>
-      <w:pPr>
+        <w:spacing w:line="240" w:lineRule="auto" w:before="40" w:after="40"/>
         <w:jc w:val="left"/>
       </w:pPr>
       <w:r>
@@ -5257,67 +2652,19 @@
           <w:sz w:val="28"/>
         </w:rPr>
         <w:t>15. Какой вид обработки заготовки выполняется на фрезерном станке?</w:t>
+        <w:br/>
+        <w:t>A) Нарезание резьбы;</w:t>
+        <w:br/>
+        <w:t>B) Фрезерование плоскостей, пазов и фасонных поверхностей;</w:t>
+        <w:br/>
+        <w:t>C) Точение;</w:t>
+        <w:br/>
+        <w:t>D) Протягивание.</w:t>
       </w:r>
     </w:p>
     <w:p>
       <w:pPr>
-        <w:pStyle w:val="ListParagraph"/>
-        <w:ind w:left="720"/>
-        <w:jc w:val="both"/>
-      </w:pPr>
-      <w:r>
-        <w:rPr>
-          <w:rFonts w:ascii="Times New Roman" w:hAnsi="Times New Roman" w:eastAsia="Times New Roman"/>
-          <w:sz w:val="28"/>
-        </w:rPr>
-        <w:t>A) Нарезание резьбы;</w:t>
-      </w:r>
-    </w:p>
-    <w:p>
-      <w:pPr>
-        <w:pStyle w:val="ListParagraph"/>
-        <w:ind w:left="720"/>
-        <w:jc w:val="both"/>
-      </w:pPr>
-      <w:r>
-        <w:rPr>
-          <w:rFonts w:ascii="Times New Roman" w:hAnsi="Times New Roman" w:eastAsia="Times New Roman"/>
-          <w:sz w:val="28"/>
-        </w:rPr>
-        <w:t>B) Фрезерование плоскостей, пазов и фасонных поверхностей;</w:t>
-      </w:r>
-    </w:p>
-    <w:p>
-      <w:pPr>
-        <w:pStyle w:val="ListParagraph"/>
-        <w:ind w:left="720"/>
-        <w:jc w:val="both"/>
-      </w:pPr>
-      <w:r>
-        <w:rPr>
-          <w:rFonts w:ascii="Times New Roman" w:hAnsi="Times New Roman" w:eastAsia="Times New Roman"/>
-          <w:sz w:val="28"/>
-        </w:rPr>
-        <w:t>C) Точение;</w:t>
-      </w:r>
-    </w:p>
-    <w:p>
-      <w:pPr>
-        <w:pStyle w:val="ListParagraph"/>
-        <w:ind w:left="720"/>
-        <w:jc w:val="both"/>
-      </w:pPr>
-      <w:r>
-        <w:rPr>
-          <w:rFonts w:ascii="Times New Roman" w:hAnsi="Times New Roman" w:eastAsia="Times New Roman"/>
-          <w:sz w:val="28"/>
-        </w:rPr>
-        <w:t>D) Протягивание.</w:t>
-      </w:r>
-    </w:p>
-    <w:p/>
-    <w:p>
-      <w:pPr>
+        <w:spacing w:line="240" w:lineRule="auto" w:before="40" w:after="40"/>
         <w:jc w:val="left"/>
       </w:pPr>
       <w:r>
@@ -5326,67 +2673,19 @@
           <w:sz w:val="28"/>
         </w:rPr>
         <w:t>16. Какой параметр режима резания определяет толщину срезаемого слоя?</w:t>
+        <w:br/>
+        <w:t>A) Скорость резания;</w:t>
+        <w:br/>
+        <w:t>B) Подача и глубина резания;</w:t>
+        <w:br/>
+        <w:t>C) Угол резца;</w:t>
+        <w:br/>
+        <w:t>D) Материал заготовки.</w:t>
       </w:r>
     </w:p>
     <w:p>
       <w:pPr>
-        <w:pStyle w:val="ListParagraph"/>
-        <w:ind w:left="720"/>
-        <w:jc w:val="both"/>
-      </w:pPr>
-      <w:r>
-        <w:rPr>
-          <w:rFonts w:ascii="Times New Roman" w:hAnsi="Times New Roman" w:eastAsia="Times New Roman"/>
-          <w:sz w:val="28"/>
-        </w:rPr>
-        <w:t>A) Скорость резания;</w:t>
-      </w:r>
-    </w:p>
-    <w:p>
-      <w:pPr>
-        <w:pStyle w:val="ListParagraph"/>
-        <w:ind w:left="720"/>
-        <w:jc w:val="both"/>
-      </w:pPr>
-      <w:r>
-        <w:rPr>
-          <w:rFonts w:ascii="Times New Roman" w:hAnsi="Times New Roman" w:eastAsia="Times New Roman"/>
-          <w:sz w:val="28"/>
-        </w:rPr>
-        <w:t>B) Подача и глубина резания;</w:t>
-      </w:r>
-    </w:p>
-    <w:p>
-      <w:pPr>
-        <w:pStyle w:val="ListParagraph"/>
-        <w:ind w:left="720"/>
-        <w:jc w:val="both"/>
-      </w:pPr>
-      <w:r>
-        <w:rPr>
-          <w:rFonts w:ascii="Times New Roman" w:hAnsi="Times New Roman" w:eastAsia="Times New Roman"/>
-          <w:sz w:val="28"/>
-        </w:rPr>
-        <w:t>C) Угол резца;</w:t>
-      </w:r>
-    </w:p>
-    <w:p>
-      <w:pPr>
-        <w:pStyle w:val="ListParagraph"/>
-        <w:ind w:left="720"/>
-        <w:jc w:val="both"/>
-      </w:pPr>
-      <w:r>
-        <w:rPr>
-          <w:rFonts w:ascii="Times New Roman" w:hAnsi="Times New Roman" w:eastAsia="Times New Roman"/>
-          <w:sz w:val="28"/>
-        </w:rPr>
-        <w:t>D) Материал заготовки.</w:t>
-      </w:r>
-    </w:p>
-    <w:p/>
-    <w:p>
-      <w:pPr>
+        <w:spacing w:line="240" w:lineRule="auto" w:before="40" w:after="40"/>
         <w:jc w:val="left"/>
       </w:pPr>
       <w:r>
@@ -5395,67 +2694,19 @@
           <w:sz w:val="28"/>
         </w:rPr>
         <w:t>17. Какой инструмент используется для контроля диаметра отверстия?</w:t>
+        <w:br/>
+        <w:t>A) Штангенциркуль;</w:t>
+        <w:br/>
+        <w:t>B) Нутромер;</w:t>
+        <w:br/>
+        <w:t>C) Микрометр;</w:t>
+        <w:br/>
+        <w:t>D) Линейка.</w:t>
       </w:r>
     </w:p>
     <w:p>
       <w:pPr>
-        <w:pStyle w:val="ListParagraph"/>
-        <w:ind w:left="720"/>
-        <w:jc w:val="both"/>
-      </w:pPr>
-      <w:r>
-        <w:rPr>
-          <w:rFonts w:ascii="Times New Roman" w:hAnsi="Times New Roman" w:eastAsia="Times New Roman"/>
-          <w:sz w:val="28"/>
-        </w:rPr>
-        <w:t>A) Штангенциркуль;</w:t>
-      </w:r>
-    </w:p>
-    <w:p>
-      <w:pPr>
-        <w:pStyle w:val="ListParagraph"/>
-        <w:ind w:left="720"/>
-        <w:jc w:val="both"/>
-      </w:pPr>
-      <w:r>
-        <w:rPr>
-          <w:rFonts w:ascii="Times New Roman" w:hAnsi="Times New Roman" w:eastAsia="Times New Roman"/>
-          <w:sz w:val="28"/>
-        </w:rPr>
-        <w:t>B) Нутромер;</w:t>
-      </w:r>
-    </w:p>
-    <w:p>
-      <w:pPr>
-        <w:pStyle w:val="ListParagraph"/>
-        <w:ind w:left="720"/>
-        <w:jc w:val="both"/>
-      </w:pPr>
-      <w:r>
-        <w:rPr>
-          <w:rFonts w:ascii="Times New Roman" w:hAnsi="Times New Roman" w:eastAsia="Times New Roman"/>
-          <w:sz w:val="28"/>
-        </w:rPr>
-        <w:t>C) Микрометр;</w:t>
-      </w:r>
-    </w:p>
-    <w:p>
-      <w:pPr>
-        <w:pStyle w:val="ListParagraph"/>
-        <w:ind w:left="720"/>
-        <w:jc w:val="both"/>
-      </w:pPr>
-      <w:r>
-        <w:rPr>
-          <w:rFonts w:ascii="Times New Roman" w:hAnsi="Times New Roman" w:eastAsia="Times New Roman"/>
-          <w:sz w:val="28"/>
-        </w:rPr>
-        <w:t>D) Линейка.</w:t>
-      </w:r>
-    </w:p>
-    <w:p/>
-    <w:p>
-      <w:pPr>
+        <w:spacing w:line="240" w:lineRule="auto" w:before="40" w:after="40"/>
         <w:jc w:val="left"/>
       </w:pPr>
       <w:r>
@@ -5464,67 +2715,19 @@
           <w:sz w:val="28"/>
         </w:rPr>
         <w:t>18. Какое приспособление применяется для закрепления заготовки на фрезерном станке?</w:t>
+        <w:br/>
+        <w:t>A) Патрон;</w:t>
+        <w:br/>
+        <w:t>B) Тиски станочные;</w:t>
+        <w:br/>
+        <w:t>C) Центры;</w:t>
+        <w:br/>
+        <w:t>D) Люнет.</w:t>
       </w:r>
     </w:p>
     <w:p>
       <w:pPr>
-        <w:pStyle w:val="ListParagraph"/>
-        <w:ind w:left="720"/>
-        <w:jc w:val="both"/>
-      </w:pPr>
-      <w:r>
-        <w:rPr>
-          <w:rFonts w:ascii="Times New Roman" w:hAnsi="Times New Roman" w:eastAsia="Times New Roman"/>
-          <w:sz w:val="28"/>
-        </w:rPr>
-        <w:t>A) Патрон;</w:t>
-      </w:r>
-    </w:p>
-    <w:p>
-      <w:pPr>
-        <w:pStyle w:val="ListParagraph"/>
-        <w:ind w:left="720"/>
-        <w:jc w:val="both"/>
-      </w:pPr>
-      <w:r>
-        <w:rPr>
-          <w:rFonts w:ascii="Times New Roman" w:hAnsi="Times New Roman" w:eastAsia="Times New Roman"/>
-          <w:sz w:val="28"/>
-        </w:rPr>
-        <w:t>B) Тиски станочные;</w:t>
-      </w:r>
-    </w:p>
-    <w:p>
-      <w:pPr>
-        <w:pStyle w:val="ListParagraph"/>
-        <w:ind w:left="720"/>
-        <w:jc w:val="both"/>
-      </w:pPr>
-      <w:r>
-        <w:rPr>
-          <w:rFonts w:ascii="Times New Roman" w:hAnsi="Times New Roman" w:eastAsia="Times New Roman"/>
-          <w:sz w:val="28"/>
-        </w:rPr>
-        <w:t>C) Центры;</w:t>
-      </w:r>
-    </w:p>
-    <w:p>
-      <w:pPr>
-        <w:pStyle w:val="ListParagraph"/>
-        <w:ind w:left="720"/>
-        <w:jc w:val="both"/>
-      </w:pPr>
-      <w:r>
-        <w:rPr>
-          <w:rFonts w:ascii="Times New Roman" w:hAnsi="Times New Roman" w:eastAsia="Times New Roman"/>
-          <w:sz w:val="28"/>
-        </w:rPr>
-        <w:t>D) Люнет.</w:t>
-      </w:r>
-    </w:p>
-    <w:p/>
-    <w:p>
-      <w:pPr>
+        <w:spacing w:line="240" w:lineRule="auto" w:before="40" w:after="40"/>
         <w:jc w:val="left"/>
       </w:pPr>
       <w:r>
@@ -5533,67 +2736,19 @@
           <w:sz w:val="28"/>
         </w:rPr>
         <w:t>19. К какому типу производства относится профессия оператора автоматических и полуавтоматических станков?</w:t>
+        <w:br/>
+        <w:t>A) Сельскохозяйственное;</w:t>
+        <w:br/>
+        <w:t>B) Машиностроительное (металлообрабатывающее);</w:t>
+        <w:br/>
+        <w:t>C) Пищевое;</w:t>
+        <w:br/>
+        <w:t>D) Строительное.</w:t>
       </w:r>
     </w:p>
     <w:p>
       <w:pPr>
-        <w:pStyle w:val="ListParagraph"/>
-        <w:ind w:left="720"/>
-        <w:jc w:val="both"/>
-      </w:pPr>
-      <w:r>
-        <w:rPr>
-          <w:rFonts w:ascii="Times New Roman" w:hAnsi="Times New Roman" w:eastAsia="Times New Roman"/>
-          <w:sz w:val="28"/>
-        </w:rPr>
-        <w:t>A) Сельскохозяйственное;</w:t>
-      </w:r>
-    </w:p>
-    <w:p>
-      <w:pPr>
-        <w:pStyle w:val="ListParagraph"/>
-        <w:ind w:left="720"/>
-        <w:jc w:val="both"/>
-      </w:pPr>
-      <w:r>
-        <w:rPr>
-          <w:rFonts w:ascii="Times New Roman" w:hAnsi="Times New Roman" w:eastAsia="Times New Roman"/>
-          <w:sz w:val="28"/>
-        </w:rPr>
-        <w:t>B) Машиностроительное (металлообрабатывающее);</w:t>
-      </w:r>
-    </w:p>
-    <w:p>
-      <w:pPr>
-        <w:pStyle w:val="ListParagraph"/>
-        <w:ind w:left="720"/>
-        <w:jc w:val="both"/>
-      </w:pPr>
-      <w:r>
-        <w:rPr>
-          <w:rFonts w:ascii="Times New Roman" w:hAnsi="Times New Roman" w:eastAsia="Times New Roman"/>
-          <w:sz w:val="28"/>
-        </w:rPr>
-        <w:t>C) Пищевое;</w:t>
-      </w:r>
-    </w:p>
-    <w:p>
-      <w:pPr>
-        <w:pStyle w:val="ListParagraph"/>
-        <w:ind w:left="720"/>
-        <w:jc w:val="both"/>
-      </w:pPr>
-      <w:r>
-        <w:rPr>
-          <w:rFonts w:ascii="Times New Roman" w:hAnsi="Times New Roman" w:eastAsia="Times New Roman"/>
-          <w:sz w:val="28"/>
-        </w:rPr>
-        <w:t>D) Строительное.</w:t>
-      </w:r>
-    </w:p>
-    <w:p/>
-    <w:p>
-      <w:pPr>
+        <w:spacing w:line="240" w:lineRule="auto" w:before="40" w:after="40"/>
         <w:jc w:val="left"/>
       </w:pPr>
       <w:r>
@@ -5602,119 +2757,74 @@
           <w:sz w:val="28"/>
         </w:rPr>
         <w:t>20. Какой квалитет точности соответствует черновой обработке?</w:t>
+        <w:br/>
+        <w:t>A) IT5;</w:t>
+        <w:br/>
+        <w:t>B) IT7;</w:t>
+        <w:br/>
+        <w:t>C) IT12;</w:t>
+        <w:br/>
+        <w:t>D) IT3.</w:t>
       </w:r>
     </w:p>
     <w:p>
       <w:pPr>
-        <w:pStyle w:val="ListParagraph"/>
-        <w:ind w:left="720"/>
-        <w:jc w:val="both"/>
-      </w:pPr>
-      <w:r>
-        <w:rPr>
-          <w:rFonts w:ascii="Times New Roman" w:hAnsi="Times New Roman" w:eastAsia="Times New Roman"/>
-          <w:sz w:val="28"/>
-        </w:rPr>
-        <w:t>A) IT5;</w:t>
-      </w:r>
-    </w:p>
-    <w:p>
-      <w:pPr>
-        <w:pStyle w:val="ListParagraph"/>
-        <w:ind w:left="720"/>
-        <w:jc w:val="both"/>
-      </w:pPr>
-      <w:r>
-        <w:rPr>
-          <w:rFonts w:ascii="Times New Roman" w:hAnsi="Times New Roman" w:eastAsia="Times New Roman"/>
-          <w:sz w:val="28"/>
-        </w:rPr>
-        <w:t>B) IT7;</w:t>
-      </w:r>
-    </w:p>
-    <w:p>
-      <w:pPr>
-        <w:pStyle w:val="ListParagraph"/>
-        <w:ind w:left="720"/>
-        <w:jc w:val="both"/>
-      </w:pPr>
-      <w:r>
-        <w:rPr>
-          <w:rFonts w:ascii="Times New Roman" w:hAnsi="Times New Roman" w:eastAsia="Times New Roman"/>
-          <w:sz w:val="28"/>
-        </w:rPr>
-        <w:t>C) IT12;</w:t>
-      </w:r>
-    </w:p>
-    <w:p>
-      <w:pPr>
-        <w:pStyle w:val="ListParagraph"/>
-        <w:ind w:left="720"/>
-        <w:jc w:val="both"/>
-      </w:pPr>
-      <w:r>
-        <w:rPr>
-          <w:rFonts w:ascii="Times New Roman" w:hAnsi="Times New Roman" w:eastAsia="Times New Roman"/>
-          <w:sz w:val="28"/>
-        </w:rPr>
-        <w:t>D) IT3.</w:t>
-      </w:r>
-    </w:p>
-    <w:p/>
-    <w:p>
-      <w:pPr>
+        <w:spacing w:before="240" w:after="120" w:line="240" w:lineRule="auto"/>
         <w:jc w:val="center"/>
       </w:pPr>
       <w:r>
         <w:rPr>
           <w:rFonts w:ascii="Times New Roman" w:hAnsi="Times New Roman" w:eastAsia="Times New Roman"/>
           <w:b/>
-          <w:sz w:val="24"/>
+          <w:sz w:val="28"/>
         </w:rPr>
         <w:t>Матрица ответов</w:t>
       </w:r>
     </w:p>
-    <w:p/>
     <w:tbl>
       <w:tblPr>
-        <w:tblStyle w:val="TableGrid"/>
         <w:tblW w:type="auto" w:w="0"/>
-        <w:jc w:val="center"/>
         <w:tblLook w:firstColumn="1" w:firstRow="1" w:lastColumn="0" w:lastRow="0" w:noHBand="0" w:noVBand="1" w:val="04A0"/>
+        <w:tblBorders>
+          <w:top w:val="single" w:sz="4" w:space="0" w:color="000000"/>
+          <w:left w:val="single" w:sz="4" w:space="0" w:color="000000"/>
+          <w:bottom w:val="single" w:sz="4" w:space="0" w:color="000000"/>
+          <w:right w:val="single" w:sz="4" w:space="0" w:color="000000"/>
+          <w:insideH w:val="single" w:sz="4" w:space="0" w:color="000000"/>
+          <w:insideV w:val="single" w:sz="4" w:space="0" w:color="000000"/>
+        </w:tblBorders>
       </w:tblPr>
       <w:tblGrid>
-        <w:gridCol w:w="475"/>
-        <w:gridCol w:w="475"/>
-        <w:gridCol w:w="475"/>
-        <w:gridCol w:w="475"/>
-        <w:gridCol w:w="475"/>
-        <w:gridCol w:w="475"/>
-        <w:gridCol w:w="475"/>
-        <w:gridCol w:w="475"/>
-        <w:gridCol w:w="475"/>
-        <w:gridCol w:w="475"/>
-        <w:gridCol w:w="475"/>
-        <w:gridCol w:w="475"/>
-        <w:gridCol w:w="475"/>
-        <w:gridCol w:w="475"/>
-        <w:gridCol w:w="475"/>
-        <w:gridCol w:w="475"/>
-        <w:gridCol w:w="475"/>
-        <w:gridCol w:w="475"/>
-        <w:gridCol w:w="475"/>
-        <w:gridCol w:w="475"/>
-        <w:gridCol w:w="475"/>
+        <w:gridCol w:w="411"/>
+        <w:gridCol w:w="411"/>
+        <w:gridCol w:w="411"/>
+        <w:gridCol w:w="411"/>
+        <w:gridCol w:w="411"/>
+        <w:gridCol w:w="411"/>
+        <w:gridCol w:w="411"/>
+        <w:gridCol w:w="411"/>
+        <w:gridCol w:w="411"/>
+        <w:gridCol w:w="411"/>
+        <w:gridCol w:w="411"/>
+        <w:gridCol w:w="411"/>
+        <w:gridCol w:w="411"/>
+        <w:gridCol w:w="411"/>
+        <w:gridCol w:w="411"/>
+        <w:gridCol w:w="411"/>
+        <w:gridCol w:w="411"/>
+        <w:gridCol w:w="411"/>
+        <w:gridCol w:w="411"/>
+        <w:gridCol w:w="411"/>
+        <w:gridCol w:w="411"/>
       </w:tblGrid>
       <w:tr>
         <w:tc>
           <w:tcPr>
-            <w:tcW w:type="dxa" w:w="475"/>
-            <w:vAlign w:val="center"/>
+            <w:tcW w:type="dxa" w:w="411"/>
             <w:shd w:fill="D9E2F3"/>
           </w:tcPr>
           <w:p>
             <w:pPr>
-              <w:spacing w:before="40" w:after="40"/>
               <w:jc w:val="center"/>
             </w:pPr>
             <w:r/>
@@ -5722,7 +2832,7 @@
               <w:rPr>
                 <w:rFonts w:ascii="Times New Roman" w:hAnsi="Times New Roman" w:eastAsia="Times New Roman"/>
                 <w:b/>
-                <w:sz w:val="20"/>
+                <w:sz w:val="28"/>
               </w:rPr>
               <w:t>Билет</w:t>
             </w:r>
@@ -5730,13 +2840,11 @@
         </w:tc>
         <w:tc>
           <w:tcPr>
-            <w:tcW w:type="dxa" w:w="475"/>
-            <w:vAlign w:val="center"/>
+            <w:tcW w:type="dxa" w:w="411"/>
             <w:shd w:fill="D9E2F3"/>
           </w:tcPr>
           <w:p>
             <w:pPr>
-              <w:spacing w:before="40" w:after="40"/>
               <w:jc w:val="center"/>
             </w:pPr>
             <w:r/>
@@ -5744,7 +2852,429 @@
               <w:rPr>
                 <w:rFonts w:ascii="Times New Roman" w:hAnsi="Times New Roman" w:eastAsia="Times New Roman"/>
                 <w:b/>
-                <w:sz w:val="20"/>
+                <w:sz w:val="28"/>
+              </w:rPr>
+              <w:t>Вопрос</w:t>
+            </w:r>
+          </w:p>
+        </w:tc>
+        <w:tc>
+          <w:tcPr>
+            <w:tcW w:type="dxa" w:w="411"/>
+            <w:shd w:fill="D9E2F3"/>
+          </w:tcPr>
+          <w:p>
+            <w:pPr>
+              <w:jc w:val="center"/>
+            </w:pPr>
+            <w:r/>
+            <w:r>
+              <w:rPr>
+                <w:rFonts w:ascii="Times New Roman" w:hAnsi="Times New Roman" w:eastAsia="Times New Roman"/>
+                <w:b/>
+                <w:sz w:val="28"/>
+              </w:rPr>
+              <w:t>Вопрос</w:t>
+            </w:r>
+          </w:p>
+        </w:tc>
+        <w:tc>
+          <w:tcPr>
+            <w:tcW w:type="dxa" w:w="411"/>
+            <w:shd w:fill="D9E2F3"/>
+          </w:tcPr>
+          <w:p>
+            <w:pPr>
+              <w:jc w:val="center"/>
+            </w:pPr>
+            <w:r/>
+            <w:r>
+              <w:rPr>
+                <w:rFonts w:ascii="Times New Roman" w:hAnsi="Times New Roman" w:eastAsia="Times New Roman"/>
+                <w:b/>
+                <w:sz w:val="28"/>
+              </w:rPr>
+              <w:t>Вопрос</w:t>
+            </w:r>
+          </w:p>
+        </w:tc>
+        <w:tc>
+          <w:tcPr>
+            <w:tcW w:type="dxa" w:w="411"/>
+            <w:shd w:fill="D9E2F3"/>
+          </w:tcPr>
+          <w:p>
+            <w:pPr>
+              <w:jc w:val="center"/>
+            </w:pPr>
+            <w:r/>
+            <w:r>
+              <w:rPr>
+                <w:rFonts w:ascii="Times New Roman" w:hAnsi="Times New Roman" w:eastAsia="Times New Roman"/>
+                <w:b/>
+                <w:sz w:val="28"/>
+              </w:rPr>
+              <w:t>Вопрос</w:t>
+            </w:r>
+          </w:p>
+        </w:tc>
+        <w:tc>
+          <w:tcPr>
+            <w:tcW w:type="dxa" w:w="411"/>
+            <w:shd w:fill="D9E2F3"/>
+          </w:tcPr>
+          <w:p>
+            <w:pPr>
+              <w:jc w:val="center"/>
+            </w:pPr>
+            <w:r/>
+            <w:r>
+              <w:rPr>
+                <w:rFonts w:ascii="Times New Roman" w:hAnsi="Times New Roman" w:eastAsia="Times New Roman"/>
+                <w:b/>
+                <w:sz w:val="28"/>
+              </w:rPr>
+              <w:t>Вопрос</w:t>
+            </w:r>
+          </w:p>
+        </w:tc>
+        <w:tc>
+          <w:tcPr>
+            <w:tcW w:type="dxa" w:w="411"/>
+            <w:shd w:fill="D9E2F3"/>
+          </w:tcPr>
+          <w:p>
+            <w:pPr>
+              <w:jc w:val="center"/>
+            </w:pPr>
+            <w:r/>
+            <w:r>
+              <w:rPr>
+                <w:rFonts w:ascii="Times New Roman" w:hAnsi="Times New Roman" w:eastAsia="Times New Roman"/>
+                <w:b/>
+                <w:sz w:val="28"/>
+              </w:rPr>
+              <w:t>Вопрос</w:t>
+            </w:r>
+          </w:p>
+        </w:tc>
+        <w:tc>
+          <w:tcPr>
+            <w:tcW w:type="dxa" w:w="411"/>
+            <w:shd w:fill="D9E2F3"/>
+          </w:tcPr>
+          <w:p>
+            <w:pPr>
+              <w:jc w:val="center"/>
+            </w:pPr>
+            <w:r/>
+            <w:r>
+              <w:rPr>
+                <w:rFonts w:ascii="Times New Roman" w:hAnsi="Times New Roman" w:eastAsia="Times New Roman"/>
+                <w:b/>
+                <w:sz w:val="28"/>
+              </w:rPr>
+              <w:t>Вопрос</w:t>
+            </w:r>
+          </w:p>
+        </w:tc>
+        <w:tc>
+          <w:tcPr>
+            <w:tcW w:type="dxa" w:w="411"/>
+            <w:shd w:fill="D9E2F3"/>
+          </w:tcPr>
+          <w:p>
+            <w:pPr>
+              <w:jc w:val="center"/>
+            </w:pPr>
+            <w:r/>
+            <w:r>
+              <w:rPr>
+                <w:rFonts w:ascii="Times New Roman" w:hAnsi="Times New Roman" w:eastAsia="Times New Roman"/>
+                <w:b/>
+                <w:sz w:val="28"/>
+              </w:rPr>
+              <w:t>Вопрос</w:t>
+            </w:r>
+          </w:p>
+        </w:tc>
+        <w:tc>
+          <w:tcPr>
+            <w:tcW w:type="dxa" w:w="411"/>
+            <w:shd w:fill="D9E2F3"/>
+          </w:tcPr>
+          <w:p>
+            <w:pPr>
+              <w:jc w:val="center"/>
+            </w:pPr>
+            <w:r/>
+            <w:r>
+              <w:rPr>
+                <w:rFonts w:ascii="Times New Roman" w:hAnsi="Times New Roman" w:eastAsia="Times New Roman"/>
+                <w:b/>
+                <w:sz w:val="28"/>
+              </w:rPr>
+              <w:t>Вопрос</w:t>
+            </w:r>
+          </w:p>
+        </w:tc>
+        <w:tc>
+          <w:tcPr>
+            <w:tcW w:type="dxa" w:w="411"/>
+            <w:shd w:fill="D9E2F3"/>
+          </w:tcPr>
+          <w:p>
+            <w:pPr>
+              <w:jc w:val="center"/>
+            </w:pPr>
+            <w:r/>
+            <w:r>
+              <w:rPr>
+                <w:rFonts w:ascii="Times New Roman" w:hAnsi="Times New Roman" w:eastAsia="Times New Roman"/>
+                <w:b/>
+                <w:sz w:val="28"/>
+              </w:rPr>
+              <w:t>Вопрос</w:t>
+            </w:r>
+          </w:p>
+        </w:tc>
+        <w:tc>
+          <w:tcPr>
+            <w:tcW w:type="dxa" w:w="411"/>
+            <w:shd w:fill="D9E2F3"/>
+          </w:tcPr>
+          <w:p>
+            <w:pPr>
+              <w:jc w:val="center"/>
+            </w:pPr>
+            <w:r/>
+            <w:r>
+              <w:rPr>
+                <w:rFonts w:ascii="Times New Roman" w:hAnsi="Times New Roman" w:eastAsia="Times New Roman"/>
+                <w:b/>
+                <w:sz w:val="28"/>
+              </w:rPr>
+              <w:t>Вопрос</w:t>
+            </w:r>
+          </w:p>
+        </w:tc>
+        <w:tc>
+          <w:tcPr>
+            <w:tcW w:type="dxa" w:w="411"/>
+            <w:shd w:fill="D9E2F3"/>
+          </w:tcPr>
+          <w:p>
+            <w:pPr>
+              <w:jc w:val="center"/>
+            </w:pPr>
+            <w:r/>
+            <w:r>
+              <w:rPr>
+                <w:rFonts w:ascii="Times New Roman" w:hAnsi="Times New Roman" w:eastAsia="Times New Roman"/>
+                <w:b/>
+                <w:sz w:val="28"/>
+              </w:rPr>
+              <w:t>Вопрос</w:t>
+            </w:r>
+          </w:p>
+        </w:tc>
+        <w:tc>
+          <w:tcPr>
+            <w:tcW w:type="dxa" w:w="411"/>
+            <w:shd w:fill="D9E2F3"/>
+          </w:tcPr>
+          <w:p>
+            <w:pPr>
+              <w:jc w:val="center"/>
+            </w:pPr>
+            <w:r/>
+            <w:r>
+              <w:rPr>
+                <w:rFonts w:ascii="Times New Roman" w:hAnsi="Times New Roman" w:eastAsia="Times New Roman"/>
+                <w:b/>
+                <w:sz w:val="28"/>
+              </w:rPr>
+              <w:t>Вопрос</w:t>
+            </w:r>
+          </w:p>
+        </w:tc>
+        <w:tc>
+          <w:tcPr>
+            <w:tcW w:type="dxa" w:w="411"/>
+            <w:shd w:fill="D9E2F3"/>
+          </w:tcPr>
+          <w:p>
+            <w:pPr>
+              <w:jc w:val="center"/>
+            </w:pPr>
+            <w:r/>
+            <w:r>
+              <w:rPr>
+                <w:rFonts w:ascii="Times New Roman" w:hAnsi="Times New Roman" w:eastAsia="Times New Roman"/>
+                <w:b/>
+                <w:sz w:val="28"/>
+              </w:rPr>
+              <w:t>Вопрос</w:t>
+            </w:r>
+          </w:p>
+        </w:tc>
+        <w:tc>
+          <w:tcPr>
+            <w:tcW w:type="dxa" w:w="411"/>
+            <w:shd w:fill="D9E2F3"/>
+          </w:tcPr>
+          <w:p>
+            <w:pPr>
+              <w:jc w:val="center"/>
+            </w:pPr>
+            <w:r/>
+            <w:r>
+              <w:rPr>
+                <w:rFonts w:ascii="Times New Roman" w:hAnsi="Times New Roman" w:eastAsia="Times New Roman"/>
+                <w:b/>
+                <w:sz w:val="28"/>
+              </w:rPr>
+              <w:t>Вопрос</w:t>
+            </w:r>
+          </w:p>
+        </w:tc>
+        <w:tc>
+          <w:tcPr>
+            <w:tcW w:type="dxa" w:w="411"/>
+            <w:shd w:fill="D9E2F3"/>
+          </w:tcPr>
+          <w:p>
+            <w:pPr>
+              <w:jc w:val="center"/>
+            </w:pPr>
+            <w:r/>
+            <w:r>
+              <w:rPr>
+                <w:rFonts w:ascii="Times New Roman" w:hAnsi="Times New Roman" w:eastAsia="Times New Roman"/>
+                <w:b/>
+                <w:sz w:val="28"/>
+              </w:rPr>
+              <w:t>Вопрос</w:t>
+            </w:r>
+          </w:p>
+        </w:tc>
+        <w:tc>
+          <w:tcPr>
+            <w:tcW w:type="dxa" w:w="411"/>
+            <w:shd w:fill="D9E2F3"/>
+          </w:tcPr>
+          <w:p>
+            <w:pPr>
+              <w:jc w:val="center"/>
+            </w:pPr>
+            <w:r/>
+            <w:r>
+              <w:rPr>
+                <w:rFonts w:ascii="Times New Roman" w:hAnsi="Times New Roman" w:eastAsia="Times New Roman"/>
+                <w:b/>
+                <w:sz w:val="28"/>
+              </w:rPr>
+              <w:t>Вопрос</w:t>
+            </w:r>
+          </w:p>
+        </w:tc>
+        <w:tc>
+          <w:tcPr>
+            <w:tcW w:type="dxa" w:w="411"/>
+            <w:shd w:fill="D9E2F3"/>
+          </w:tcPr>
+          <w:p>
+            <w:pPr>
+              <w:jc w:val="center"/>
+            </w:pPr>
+            <w:r/>
+            <w:r>
+              <w:rPr>
+                <w:rFonts w:ascii="Times New Roman" w:hAnsi="Times New Roman" w:eastAsia="Times New Roman"/>
+                <w:b/>
+                <w:sz w:val="28"/>
+              </w:rPr>
+              <w:t>Вопрос</w:t>
+            </w:r>
+          </w:p>
+        </w:tc>
+        <w:tc>
+          <w:tcPr>
+            <w:tcW w:type="dxa" w:w="411"/>
+            <w:shd w:fill="D9E2F3"/>
+          </w:tcPr>
+          <w:p>
+            <w:pPr>
+              <w:jc w:val="center"/>
+            </w:pPr>
+            <w:r/>
+            <w:r>
+              <w:rPr>
+                <w:rFonts w:ascii="Times New Roman" w:hAnsi="Times New Roman" w:eastAsia="Times New Roman"/>
+                <w:b/>
+                <w:sz w:val="28"/>
+              </w:rPr>
+              <w:t>Вопрос</w:t>
+            </w:r>
+          </w:p>
+        </w:tc>
+        <w:tc>
+          <w:tcPr>
+            <w:tcW w:type="dxa" w:w="411"/>
+            <w:shd w:fill="D9E2F3"/>
+          </w:tcPr>
+          <w:p>
+            <w:pPr>
+              <w:jc w:val="center"/>
+            </w:pPr>
+            <w:r/>
+            <w:r>
+              <w:rPr>
+                <w:rFonts w:ascii="Times New Roman" w:hAnsi="Times New Roman" w:eastAsia="Times New Roman"/>
+                <w:b/>
+                <w:sz w:val="28"/>
+              </w:rPr>
+              <w:t>Вопрос</w:t>
+            </w:r>
+          </w:p>
+        </w:tc>
+      </w:tr>
+      <w:tr>
+        <w:tc>
+          <w:tcPr>
+            <w:tcW w:type="dxa" w:w="411"/>
+            <w:shd w:fill="D9E2F3"/>
+          </w:tcPr>
+          <w:p>
+            <w:pPr>
+              <w:jc w:val="center"/>
+            </w:pPr>
+            <w:r/>
+            <w:r>
+              <w:rPr>
+                <w:rFonts w:ascii="Times New Roman" w:hAnsi="Times New Roman" w:eastAsia="Times New Roman"/>
+                <w:b/>
+                <w:sz w:val="28"/>
+              </w:rPr>
+              <w:t>Билет</w:t>
+            </w:r>
+          </w:p>
+        </w:tc>
+        <w:tc>
+          <w:tcPr>
+            <w:tcW w:type="dxa" w:w="411"/>
+            <w:shd w:fill="D9E2F3"/>
+          </w:tcPr>
+          <w:p>
+            <w:pPr>
+              <w:jc w:val="center"/>
+            </w:pPr>
+            <w:r/>
+            <w:r>
+              <w:rPr>
+                <w:rFonts w:ascii="Times New Roman" w:hAnsi="Times New Roman" w:eastAsia="Times New Roman"/>
+                <w:b/>
+                <w:sz w:val="28"/>
               </w:rPr>
               <w:t>1</w:t>
             </w:r>
@@ -5752,13 +3282,11 @@
         </w:tc>
         <w:tc>
           <w:tcPr>
-            <w:tcW w:type="dxa" w:w="475"/>
-            <w:vAlign w:val="center"/>
+            <w:tcW w:type="dxa" w:w="411"/>
             <w:shd w:fill="D9E2F3"/>
           </w:tcPr>
           <w:p>
             <w:pPr>
-              <w:spacing w:before="40" w:after="40"/>
               <w:jc w:val="center"/>
             </w:pPr>
             <w:r/>
@@ -5766,7 +3294,7 @@
               <w:rPr>
                 <w:rFonts w:ascii="Times New Roman" w:hAnsi="Times New Roman" w:eastAsia="Times New Roman"/>
                 <w:b/>
-                <w:sz w:val="20"/>
+                <w:sz w:val="28"/>
               </w:rPr>
               <w:t>2</w:t>
             </w:r>
@@ -5774,13 +3302,11 @@
         </w:tc>
         <w:tc>
           <w:tcPr>
-            <w:tcW w:type="dxa" w:w="475"/>
-            <w:vAlign w:val="center"/>
+            <w:tcW w:type="dxa" w:w="411"/>
             <w:shd w:fill="D9E2F3"/>
           </w:tcPr>
           <w:p>
             <w:pPr>
-              <w:spacing w:before="40" w:after="40"/>
               <w:jc w:val="center"/>
             </w:pPr>
             <w:r/>
@@ -5788,7 +3314,7 @@
               <w:rPr>
                 <w:rFonts w:ascii="Times New Roman" w:hAnsi="Times New Roman" w:eastAsia="Times New Roman"/>
                 <w:b/>
-                <w:sz w:val="20"/>
+                <w:sz w:val="28"/>
               </w:rPr>
               <w:t>3</w:t>
             </w:r>
@@ -5796,13 +3322,11 @@
         </w:tc>
         <w:tc>
           <w:tcPr>
-            <w:tcW w:type="dxa" w:w="475"/>
-            <w:vAlign w:val="center"/>
+            <w:tcW w:type="dxa" w:w="411"/>
             <w:shd w:fill="D9E2F3"/>
           </w:tcPr>
           <w:p>
             <w:pPr>
-              <w:spacing w:before="40" w:after="40"/>
               <w:jc w:val="center"/>
             </w:pPr>
             <w:r/>
@@ -5810,7 +3334,7 @@
               <w:rPr>
                 <w:rFonts w:ascii="Times New Roman" w:hAnsi="Times New Roman" w:eastAsia="Times New Roman"/>
                 <w:b/>
-                <w:sz w:val="20"/>
+                <w:sz w:val="28"/>
               </w:rPr>
               <w:t>4</w:t>
             </w:r>
@@ -5818,13 +3342,11 @@
         </w:tc>
         <w:tc>
           <w:tcPr>
-            <w:tcW w:type="dxa" w:w="475"/>
-            <w:vAlign w:val="center"/>
+            <w:tcW w:type="dxa" w:w="411"/>
             <w:shd w:fill="D9E2F3"/>
           </w:tcPr>
           <w:p>
             <w:pPr>
-              <w:spacing w:before="40" w:after="40"/>
               <w:jc w:val="center"/>
             </w:pPr>
             <w:r/>
@@ -5832,7 +3354,7 @@
               <w:rPr>
                 <w:rFonts w:ascii="Times New Roman" w:hAnsi="Times New Roman" w:eastAsia="Times New Roman"/>
                 <w:b/>
-                <w:sz w:val="20"/>
+                <w:sz w:val="28"/>
               </w:rPr>
               <w:t>5</w:t>
             </w:r>
@@ -5840,13 +3362,11 @@
         </w:tc>
         <w:tc>
           <w:tcPr>
-            <w:tcW w:type="dxa" w:w="475"/>
-            <w:vAlign w:val="center"/>
+            <w:tcW w:type="dxa" w:w="411"/>
             <w:shd w:fill="D9E2F3"/>
           </w:tcPr>
           <w:p>
             <w:pPr>
-              <w:spacing w:before="40" w:after="40"/>
               <w:jc w:val="center"/>
             </w:pPr>
             <w:r/>
@@ -5854,7 +3374,7 @@
               <w:rPr>
                 <w:rFonts w:ascii="Times New Roman" w:hAnsi="Times New Roman" w:eastAsia="Times New Roman"/>
                 <w:b/>
-                <w:sz w:val="20"/>
+                <w:sz w:val="28"/>
               </w:rPr>
               <w:t>6</w:t>
             </w:r>
@@ -5862,13 +3382,11 @@
         </w:tc>
         <w:tc>
           <w:tcPr>
-            <w:tcW w:type="dxa" w:w="475"/>
-            <w:vAlign w:val="center"/>
+            <w:tcW w:type="dxa" w:w="411"/>
             <w:shd w:fill="D9E2F3"/>
           </w:tcPr>
           <w:p>
             <w:pPr>
-              <w:spacing w:before="40" w:after="40"/>
               <w:jc w:val="center"/>
             </w:pPr>
             <w:r/>
@@ -5876,7 +3394,7 @@
               <w:rPr>
                 <w:rFonts w:ascii="Times New Roman" w:hAnsi="Times New Roman" w:eastAsia="Times New Roman"/>
                 <w:b/>
-                <w:sz w:val="20"/>
+                <w:sz w:val="28"/>
               </w:rPr>
               <w:t>7</w:t>
             </w:r>
@@ -5884,13 +3402,11 @@
         </w:tc>
         <w:tc>
           <w:tcPr>
-            <w:tcW w:type="dxa" w:w="475"/>
-            <w:vAlign w:val="center"/>
+            <w:tcW w:type="dxa" w:w="411"/>
             <w:shd w:fill="D9E2F3"/>
           </w:tcPr>
           <w:p>
             <w:pPr>
-              <w:spacing w:before="40" w:after="40"/>
               <w:jc w:val="center"/>
             </w:pPr>
             <w:r/>
@@ -5898,7 +3414,7 @@
               <w:rPr>
                 <w:rFonts w:ascii="Times New Roman" w:hAnsi="Times New Roman" w:eastAsia="Times New Roman"/>
                 <w:b/>
-                <w:sz w:val="20"/>
+                <w:sz w:val="28"/>
               </w:rPr>
               <w:t>8</w:t>
             </w:r>
@@ -5906,13 +3422,11 @@
         </w:tc>
         <w:tc>
           <w:tcPr>
-            <w:tcW w:type="dxa" w:w="475"/>
-            <w:vAlign w:val="center"/>
+            <w:tcW w:type="dxa" w:w="411"/>
             <w:shd w:fill="D9E2F3"/>
           </w:tcPr>
           <w:p>
             <w:pPr>
-              <w:spacing w:before="40" w:after="40"/>
               <w:jc w:val="center"/>
             </w:pPr>
             <w:r/>
@@ -5920,7 +3434,7 @@
               <w:rPr>
                 <w:rFonts w:ascii="Times New Roman" w:hAnsi="Times New Roman" w:eastAsia="Times New Roman"/>
                 <w:b/>
-                <w:sz w:val="20"/>
+                <w:sz w:val="28"/>
               </w:rPr>
               <w:t>9</w:t>
             </w:r>
@@ -5928,13 +3442,11 @@
         </w:tc>
         <w:tc>
           <w:tcPr>
-            <w:tcW w:type="dxa" w:w="475"/>
-            <w:vAlign w:val="center"/>
+            <w:tcW w:type="dxa" w:w="411"/>
             <w:shd w:fill="D9E2F3"/>
           </w:tcPr>
           <w:p>
             <w:pPr>
-              <w:spacing w:before="40" w:after="40"/>
               <w:jc w:val="center"/>
             </w:pPr>
             <w:r/>
@@ -5942,7 +3454,7 @@
               <w:rPr>
                 <w:rFonts w:ascii="Times New Roman" w:hAnsi="Times New Roman" w:eastAsia="Times New Roman"/>
                 <w:b/>
-                <w:sz w:val="20"/>
+                <w:sz w:val="28"/>
               </w:rPr>
               <w:t>10</w:t>
             </w:r>
@@ -5950,13 +3462,11 @@
         </w:tc>
         <w:tc>
           <w:tcPr>
-            <w:tcW w:type="dxa" w:w="475"/>
-            <w:vAlign w:val="center"/>
+            <w:tcW w:type="dxa" w:w="411"/>
             <w:shd w:fill="D9E2F3"/>
           </w:tcPr>
           <w:p>
             <w:pPr>
-              <w:spacing w:before="40" w:after="40"/>
               <w:jc w:val="center"/>
             </w:pPr>
             <w:r/>
@@ -5964,7 +3474,7 @@
               <w:rPr>
                 <w:rFonts w:ascii="Times New Roman" w:hAnsi="Times New Roman" w:eastAsia="Times New Roman"/>
                 <w:b/>
-                <w:sz w:val="20"/>
+                <w:sz w:val="28"/>
               </w:rPr>
               <w:t>11</w:t>
             </w:r>
@@ -5972,13 +3482,11 @@
         </w:tc>
         <w:tc>
           <w:tcPr>
-            <w:tcW w:type="dxa" w:w="475"/>
-            <w:vAlign w:val="center"/>
+            <w:tcW w:type="dxa" w:w="411"/>
             <w:shd w:fill="D9E2F3"/>
           </w:tcPr>
           <w:p>
             <w:pPr>
-              <w:spacing w:before="40" w:after="40"/>
               <w:jc w:val="center"/>
             </w:pPr>
             <w:r/>
@@ -5986,7 +3494,7 @@
               <w:rPr>
                 <w:rFonts w:ascii="Times New Roman" w:hAnsi="Times New Roman" w:eastAsia="Times New Roman"/>
                 <w:b/>
-                <w:sz w:val="20"/>
+                <w:sz w:val="28"/>
               </w:rPr>
               <w:t>12</w:t>
             </w:r>
@@ -5994,13 +3502,11 @@
         </w:tc>
         <w:tc>
           <w:tcPr>
-            <w:tcW w:type="dxa" w:w="475"/>
-            <w:vAlign w:val="center"/>
+            <w:tcW w:type="dxa" w:w="411"/>
             <w:shd w:fill="D9E2F3"/>
           </w:tcPr>
           <w:p>
             <w:pPr>
-              <w:spacing w:before="40" w:after="40"/>
               <w:jc w:val="center"/>
             </w:pPr>
             <w:r/>
@@ -6008,7 +3514,7 @@
               <w:rPr>
                 <w:rFonts w:ascii="Times New Roman" w:hAnsi="Times New Roman" w:eastAsia="Times New Roman"/>
                 <w:b/>
-                <w:sz w:val="20"/>
+                <w:sz w:val="28"/>
               </w:rPr>
               <w:t>13</w:t>
             </w:r>
@@ -6016,13 +3522,11 @@
         </w:tc>
         <w:tc>
           <w:tcPr>
-            <w:tcW w:type="dxa" w:w="475"/>
-            <w:vAlign w:val="center"/>
+            <w:tcW w:type="dxa" w:w="411"/>
             <w:shd w:fill="D9E2F3"/>
           </w:tcPr>
           <w:p>
             <w:pPr>
-              <w:spacing w:before="40" w:after="40"/>
               <w:jc w:val="center"/>
             </w:pPr>
             <w:r/>
@@ -6030,7 +3534,7 @@
               <w:rPr>
                 <w:rFonts w:ascii="Times New Roman" w:hAnsi="Times New Roman" w:eastAsia="Times New Roman"/>
                 <w:b/>
-                <w:sz w:val="20"/>
+                <w:sz w:val="28"/>
               </w:rPr>
               <w:t>14</w:t>
             </w:r>
@@ -6038,13 +3542,11 @@
         </w:tc>
         <w:tc>
           <w:tcPr>
-            <w:tcW w:type="dxa" w:w="475"/>
-            <w:vAlign w:val="center"/>
+            <w:tcW w:type="dxa" w:w="411"/>
             <w:shd w:fill="D9E2F3"/>
           </w:tcPr>
           <w:p>
             <w:pPr>
-              <w:spacing w:before="40" w:after="40"/>
               <w:jc w:val="center"/>
             </w:pPr>
             <w:r/>
@@ -6052,7 +3554,7 @@
               <w:rPr>
                 <w:rFonts w:ascii="Times New Roman" w:hAnsi="Times New Roman" w:eastAsia="Times New Roman"/>
                 <w:b/>
-                <w:sz w:val="20"/>
+                <w:sz w:val="28"/>
               </w:rPr>
               <w:t>15</w:t>
             </w:r>
@@ -6060,13 +3562,11 @@
         </w:tc>
         <w:tc>
           <w:tcPr>
-            <w:tcW w:type="dxa" w:w="475"/>
-            <w:vAlign w:val="center"/>
+            <w:tcW w:type="dxa" w:w="411"/>
             <w:shd w:fill="D9E2F3"/>
           </w:tcPr>
           <w:p>
             <w:pPr>
-              <w:spacing w:before="40" w:after="40"/>
               <w:jc w:val="center"/>
             </w:pPr>
             <w:r/>
@@ -6074,7 +3574,7 @@
               <w:rPr>
                 <w:rFonts w:ascii="Times New Roman" w:hAnsi="Times New Roman" w:eastAsia="Times New Roman"/>
                 <w:b/>
-                <w:sz w:val="20"/>
+                <w:sz w:val="28"/>
               </w:rPr>
               <w:t>16</w:t>
             </w:r>
@@ -6082,13 +3582,11 @@
         </w:tc>
         <w:tc>
           <w:tcPr>
-            <w:tcW w:type="dxa" w:w="475"/>
-            <w:vAlign w:val="center"/>
+            <w:tcW w:type="dxa" w:w="411"/>
             <w:shd w:fill="D9E2F3"/>
           </w:tcPr>
           <w:p>
             <w:pPr>
-              <w:spacing w:before="40" w:after="40"/>
               <w:jc w:val="center"/>
             </w:pPr>
             <w:r/>
@@ -6096,7 +3594,7 @@
               <w:rPr>
                 <w:rFonts w:ascii="Times New Roman" w:hAnsi="Times New Roman" w:eastAsia="Times New Roman"/>
                 <w:b/>
-                <w:sz w:val="20"/>
+                <w:sz w:val="28"/>
               </w:rPr>
               <w:t>17</w:t>
             </w:r>
@@ -6104,13 +3602,11 @@
         </w:tc>
         <w:tc>
           <w:tcPr>
-            <w:tcW w:type="dxa" w:w="475"/>
-            <w:vAlign w:val="center"/>
+            <w:tcW w:type="dxa" w:w="411"/>
             <w:shd w:fill="D9E2F3"/>
           </w:tcPr>
           <w:p>
             <w:pPr>
-              <w:spacing w:before="40" w:after="40"/>
               <w:jc w:val="center"/>
             </w:pPr>
             <w:r/>
@@ -6118,7 +3614,7 @@
               <w:rPr>
                 <w:rFonts w:ascii="Times New Roman" w:hAnsi="Times New Roman" w:eastAsia="Times New Roman"/>
                 <w:b/>
-                <w:sz w:val="20"/>
+                <w:sz w:val="28"/>
               </w:rPr>
               <w:t>18</w:t>
             </w:r>
@@ -6126,13 +3622,11 @@
         </w:tc>
         <w:tc>
           <w:tcPr>
-            <w:tcW w:type="dxa" w:w="475"/>
-            <w:vAlign w:val="center"/>
+            <w:tcW w:type="dxa" w:w="411"/>
             <w:shd w:fill="D9E2F3"/>
           </w:tcPr>
           <w:p>
             <w:pPr>
-              <w:spacing w:before="40" w:after="40"/>
               <w:jc w:val="center"/>
             </w:pPr>
             <w:r/>
@@ -6140,7 +3634,7 @@
               <w:rPr>
                 <w:rFonts w:ascii="Times New Roman" w:hAnsi="Times New Roman" w:eastAsia="Times New Roman"/>
                 <w:b/>
-                <w:sz w:val="20"/>
+                <w:sz w:val="28"/>
               </w:rPr>
               <w:t>19</w:t>
             </w:r>
@@ -6148,13 +3642,11 @@
         </w:tc>
         <w:tc>
           <w:tcPr>
-            <w:tcW w:type="dxa" w:w="475"/>
-            <w:vAlign w:val="center"/>
+            <w:tcW w:type="dxa" w:w="411"/>
             <w:shd w:fill="D9E2F3"/>
           </w:tcPr>
           <w:p>
             <w:pPr>
-              <w:spacing w:before="40" w:after="40"/>
               <w:jc w:val="center"/>
             </w:pPr>
             <w:r/>
@@ -6162,7 +3654,7 @@
               <w:rPr>
                 <w:rFonts w:ascii="Times New Roman" w:hAnsi="Times New Roman" w:eastAsia="Times New Roman"/>
                 <w:b/>
-                <w:sz w:val="20"/>
+                <w:sz w:val="28"/>
               </w:rPr>
               <w:t>20</w:t>
             </w:r>
@@ -6172,20 +3664,18 @@
       <w:tr>
         <w:tc>
           <w:tcPr>
-            <w:tcW w:type="dxa" w:w="475"/>
-            <w:vAlign w:val="center"/>
+            <w:tcW w:type="dxa" w:w="411"/>
           </w:tcPr>
           <w:p>
             <w:pPr>
-              <w:spacing w:before="40" w:after="40"/>
               <w:jc w:val="center"/>
             </w:pPr>
             <w:r/>
             <w:r>
               <w:rPr>
                 <w:rFonts w:ascii="Times New Roman" w:hAnsi="Times New Roman" w:eastAsia="Times New Roman"/>
-                <w:b/>
-                <w:sz w:val="20"/>
+                <w:b w:val="0"/>
+                <w:sz w:val="28"/>
               </w:rPr>
               <w:t>1</w:t>
             </w:r>
@@ -6193,12 +3683,10 @@
         </w:tc>
         <w:tc>
           <w:tcPr>
-            <w:tcW w:type="dxa" w:w="475"/>
-            <w:vAlign w:val="center"/>
+            <w:tcW w:type="dxa" w:w="411"/>
           </w:tcPr>
           <w:p>
             <w:pPr>
-              <w:spacing w:before="40" w:after="40"/>
               <w:jc w:val="center"/>
             </w:pPr>
             <w:r/>
@@ -6206,7 +3694,7 @@
               <w:rPr>
                 <w:rFonts w:ascii="Times New Roman" w:hAnsi="Times New Roman" w:eastAsia="Times New Roman"/>
                 <w:b w:val="0"/>
-                <w:sz w:val="20"/>
+                <w:sz w:val="28"/>
               </w:rPr>
               <w:t>A</w:t>
             </w:r>
@@ -6214,12 +3702,10 @@
         </w:tc>
         <w:tc>
           <w:tcPr>
-            <w:tcW w:type="dxa" w:w="475"/>
-            <w:vAlign w:val="center"/>
+            <w:tcW w:type="dxa" w:w="411"/>
           </w:tcPr>
           <w:p>
             <w:pPr>
-              <w:spacing w:before="40" w:after="40"/>
               <w:jc w:val="center"/>
             </w:pPr>
             <w:r/>
@@ -6227,7 +3713,7 @@
               <w:rPr>
                 <w:rFonts w:ascii="Times New Roman" w:hAnsi="Times New Roman" w:eastAsia="Times New Roman"/>
                 <w:b w:val="0"/>
-                <w:sz w:val="20"/>
+                <w:sz w:val="28"/>
               </w:rPr>
               <w:t>A</w:t>
             </w:r>
@@ -6235,12 +3721,10 @@
         </w:tc>
         <w:tc>
           <w:tcPr>
-            <w:tcW w:type="dxa" w:w="475"/>
-            <w:vAlign w:val="center"/>
+            <w:tcW w:type="dxa" w:w="411"/>
           </w:tcPr>
           <w:p>
             <w:pPr>
-              <w:spacing w:before="40" w:after="40"/>
               <w:jc w:val="center"/>
             </w:pPr>
             <w:r/>
@@ -6248,7 +3732,7 @@
               <w:rPr>
                 <w:rFonts w:ascii="Times New Roman" w:hAnsi="Times New Roman" w:eastAsia="Times New Roman"/>
                 <w:b w:val="0"/>
-                <w:sz w:val="20"/>
+                <w:sz w:val="28"/>
               </w:rPr>
               <w:t>B</w:t>
             </w:r>
@@ -6256,12 +3740,10 @@
         </w:tc>
         <w:tc>
           <w:tcPr>
-            <w:tcW w:type="dxa" w:w="475"/>
-            <w:vAlign w:val="center"/>
+            <w:tcW w:type="dxa" w:w="411"/>
           </w:tcPr>
           <w:p>
             <w:pPr>
-              <w:spacing w:before="40" w:after="40"/>
               <w:jc w:val="center"/>
             </w:pPr>
             <w:r/>
@@ -6269,7 +3751,7 @@
               <w:rPr>
                 <w:rFonts w:ascii="Times New Roman" w:hAnsi="Times New Roman" w:eastAsia="Times New Roman"/>
                 <w:b w:val="0"/>
-                <w:sz w:val="20"/>
+                <w:sz w:val="28"/>
               </w:rPr>
               <w:t>B</w:t>
             </w:r>
@@ -6277,12 +3759,10 @@
         </w:tc>
         <w:tc>
           <w:tcPr>
-            <w:tcW w:type="dxa" w:w="475"/>
-            <w:vAlign w:val="center"/>
+            <w:tcW w:type="dxa" w:w="411"/>
           </w:tcPr>
           <w:p>
             <w:pPr>
-              <w:spacing w:before="40" w:after="40"/>
               <w:jc w:val="center"/>
             </w:pPr>
             <w:r/>
@@ -6290,7 +3770,7 @@
               <w:rPr>
                 <w:rFonts w:ascii="Times New Roman" w:hAnsi="Times New Roman" w:eastAsia="Times New Roman"/>
                 <w:b w:val="0"/>
-                <w:sz w:val="20"/>
+                <w:sz w:val="28"/>
               </w:rPr>
               <w:t>B</w:t>
             </w:r>
@@ -6298,12 +3778,10 @@
         </w:tc>
         <w:tc>
           <w:tcPr>
-            <w:tcW w:type="dxa" w:w="475"/>
-            <w:vAlign w:val="center"/>
+            <w:tcW w:type="dxa" w:w="411"/>
           </w:tcPr>
           <w:p>
             <w:pPr>
-              <w:spacing w:before="40" w:after="40"/>
               <w:jc w:val="center"/>
             </w:pPr>
             <w:r/>
@@ -6311,7 +3789,7 @@
               <w:rPr>
                 <w:rFonts w:ascii="Times New Roman" w:hAnsi="Times New Roman" w:eastAsia="Times New Roman"/>
                 <w:b w:val="0"/>
-                <w:sz w:val="20"/>
+                <w:sz w:val="28"/>
               </w:rPr>
               <w:t>B</w:t>
             </w:r>
@@ -6319,12 +3797,10 @@
         </w:tc>
         <w:tc>
           <w:tcPr>
-            <w:tcW w:type="dxa" w:w="475"/>
-            <w:vAlign w:val="center"/>
+            <w:tcW w:type="dxa" w:w="411"/>
           </w:tcPr>
           <w:p>
             <w:pPr>
-              <w:spacing w:before="40" w:after="40"/>
               <w:jc w:val="center"/>
             </w:pPr>
             <w:r/>
@@ -6332,7 +3808,7 @@
               <w:rPr>
                 <w:rFonts w:ascii="Times New Roman" w:hAnsi="Times New Roman" w:eastAsia="Times New Roman"/>
                 <w:b w:val="0"/>
-                <w:sz w:val="20"/>
+                <w:sz w:val="28"/>
               </w:rPr>
               <w:t>C</w:t>
             </w:r>
@@ -6340,12 +3816,10 @@
         </w:tc>
         <w:tc>
           <w:tcPr>
-            <w:tcW w:type="dxa" w:w="475"/>
-            <w:vAlign w:val="center"/>
+            <w:tcW w:type="dxa" w:w="411"/>
           </w:tcPr>
           <w:p>
             <w:pPr>
-              <w:spacing w:before="40" w:after="40"/>
               <w:jc w:val="center"/>
             </w:pPr>
             <w:r/>
@@ -6353,7 +3827,7 @@
               <w:rPr>
                 <w:rFonts w:ascii="Times New Roman" w:hAnsi="Times New Roman" w:eastAsia="Times New Roman"/>
                 <w:b w:val="0"/>
-                <w:sz w:val="20"/>
+                <w:sz w:val="28"/>
               </w:rPr>
               <w:t>B</w:t>
             </w:r>
@@ -6361,12 +3835,10 @@
         </w:tc>
         <w:tc>
           <w:tcPr>
-            <w:tcW w:type="dxa" w:w="475"/>
-            <w:vAlign w:val="center"/>
+            <w:tcW w:type="dxa" w:w="411"/>
           </w:tcPr>
           <w:p>
             <w:pPr>
-              <w:spacing w:before="40" w:after="40"/>
               <w:jc w:val="center"/>
             </w:pPr>
             <w:r/>
@@ -6374,7 +3846,7 @@
               <w:rPr>
                 <w:rFonts w:ascii="Times New Roman" w:hAnsi="Times New Roman" w:eastAsia="Times New Roman"/>
                 <w:b w:val="0"/>
-                <w:sz w:val="20"/>
+                <w:sz w:val="28"/>
               </w:rPr>
               <w:t>C</w:t>
             </w:r>
@@ -6382,12 +3854,10 @@
         </w:tc>
         <w:tc>
           <w:tcPr>
-            <w:tcW w:type="dxa" w:w="475"/>
-            <w:vAlign w:val="center"/>
+            <w:tcW w:type="dxa" w:w="411"/>
           </w:tcPr>
           <w:p>
             <w:pPr>
-              <w:spacing w:before="40" w:after="40"/>
               <w:jc w:val="center"/>
             </w:pPr>
             <w:r/>
@@ -6395,7 +3865,7 @@
               <w:rPr>
                 <w:rFonts w:ascii="Times New Roman" w:hAnsi="Times New Roman" w:eastAsia="Times New Roman"/>
                 <w:b w:val="0"/>
-                <w:sz w:val="20"/>
+                <w:sz w:val="28"/>
               </w:rPr>
               <w:t>B</w:t>
             </w:r>
@@ -6403,12 +3873,10 @@
         </w:tc>
         <w:tc>
           <w:tcPr>
-            <w:tcW w:type="dxa" w:w="475"/>
-            <w:vAlign w:val="center"/>
+            <w:tcW w:type="dxa" w:w="411"/>
           </w:tcPr>
           <w:p>
             <w:pPr>
-              <w:spacing w:before="40" w:after="40"/>
               <w:jc w:val="center"/>
             </w:pPr>
             <w:r/>
@@ -6416,7 +3884,7 @@
               <w:rPr>
                 <w:rFonts w:ascii="Times New Roman" w:hAnsi="Times New Roman" w:eastAsia="Times New Roman"/>
                 <w:b w:val="0"/>
-                <w:sz w:val="20"/>
+                <w:sz w:val="28"/>
               </w:rPr>
               <w:t>B</w:t>
             </w:r>
@@ -6424,12 +3892,10 @@
         </w:tc>
         <w:tc>
           <w:tcPr>
-            <w:tcW w:type="dxa" w:w="475"/>
-            <w:vAlign w:val="center"/>
+            <w:tcW w:type="dxa" w:w="411"/>
           </w:tcPr>
           <w:p>
             <w:pPr>
-              <w:spacing w:before="40" w:after="40"/>
               <w:jc w:val="center"/>
             </w:pPr>
             <w:r/>
@@ -6437,7 +3903,7 @@
               <w:rPr>
                 <w:rFonts w:ascii="Times New Roman" w:hAnsi="Times New Roman" w:eastAsia="Times New Roman"/>
                 <w:b w:val="0"/>
-                <w:sz w:val="20"/>
+                <w:sz w:val="28"/>
               </w:rPr>
               <w:t>B</w:t>
             </w:r>
@@ -6445,12 +3911,10 @@
         </w:tc>
         <w:tc>
           <w:tcPr>
-            <w:tcW w:type="dxa" w:w="475"/>
-            <w:vAlign w:val="center"/>
+            <w:tcW w:type="dxa" w:w="411"/>
           </w:tcPr>
           <w:p>
             <w:pPr>
-              <w:spacing w:before="40" w:after="40"/>
               <w:jc w:val="center"/>
             </w:pPr>
             <w:r/>
@@ -6458,7 +3922,7 @@
               <w:rPr>
                 <w:rFonts w:ascii="Times New Roman" w:hAnsi="Times New Roman" w:eastAsia="Times New Roman"/>
                 <w:b w:val="0"/>
-                <w:sz w:val="20"/>
+                <w:sz w:val="28"/>
               </w:rPr>
               <w:t>B</w:t>
             </w:r>
@@ -6466,12 +3930,10 @@
         </w:tc>
         <w:tc>
           <w:tcPr>
-            <w:tcW w:type="dxa" w:w="475"/>
-            <w:vAlign w:val="center"/>
+            <w:tcW w:type="dxa" w:w="411"/>
           </w:tcPr>
           <w:p>
             <w:pPr>
-              <w:spacing w:before="40" w:after="40"/>
               <w:jc w:val="center"/>
             </w:pPr>
             <w:r/>
@@ -6479,7 +3941,7 @@
               <w:rPr>
                 <w:rFonts w:ascii="Times New Roman" w:hAnsi="Times New Roman" w:eastAsia="Times New Roman"/>
                 <w:b w:val="0"/>
-                <w:sz w:val="20"/>
+                <w:sz w:val="28"/>
               </w:rPr>
               <w:t>C</w:t>
             </w:r>
@@ -6487,12 +3949,10 @@
         </w:tc>
         <w:tc>
           <w:tcPr>
-            <w:tcW w:type="dxa" w:w="475"/>
-            <w:vAlign w:val="center"/>
+            <w:tcW w:type="dxa" w:w="411"/>
           </w:tcPr>
           <w:p>
             <w:pPr>
-              <w:spacing w:before="40" w:after="40"/>
               <w:jc w:val="center"/>
             </w:pPr>
             <w:r/>
@@ -6500,7 +3960,7 @@
               <w:rPr>
                 <w:rFonts w:ascii="Times New Roman" w:hAnsi="Times New Roman" w:eastAsia="Times New Roman"/>
                 <w:b w:val="0"/>
-                <w:sz w:val="20"/>
+                <w:sz w:val="28"/>
               </w:rPr>
               <w:t>B</w:t>
             </w:r>
@@ -6508,12 +3968,10 @@
         </w:tc>
         <w:tc>
           <w:tcPr>
-            <w:tcW w:type="dxa" w:w="475"/>
-            <w:vAlign w:val="center"/>
+            <w:tcW w:type="dxa" w:w="411"/>
           </w:tcPr>
           <w:p>
             <w:pPr>
-              <w:spacing w:before="40" w:after="40"/>
               <w:jc w:val="center"/>
             </w:pPr>
             <w:r/>
@@ -6521,7 +3979,7 @@
               <w:rPr>
                 <w:rFonts w:ascii="Times New Roman" w:hAnsi="Times New Roman" w:eastAsia="Times New Roman"/>
                 <w:b w:val="0"/>
-                <w:sz w:val="20"/>
+                <w:sz w:val="28"/>
               </w:rPr>
               <w:t>C</w:t>
             </w:r>
@@ -6529,12 +3987,10 @@
         </w:tc>
         <w:tc>
           <w:tcPr>
-            <w:tcW w:type="dxa" w:w="475"/>
-            <w:vAlign w:val="center"/>
+            <w:tcW w:type="dxa" w:w="411"/>
           </w:tcPr>
           <w:p>
             <w:pPr>
-              <w:spacing w:before="40" w:after="40"/>
               <w:jc w:val="center"/>
             </w:pPr>
             <w:r/>
@@ -6542,7 +3998,7 @@
               <w:rPr>
                 <w:rFonts w:ascii="Times New Roman" w:hAnsi="Times New Roman" w:eastAsia="Times New Roman"/>
                 <w:b w:val="0"/>
-                <w:sz w:val="20"/>
+                <w:sz w:val="28"/>
               </w:rPr>
               <w:t>B</w:t>
             </w:r>
@@ -6550,12 +4006,10 @@
         </w:tc>
         <w:tc>
           <w:tcPr>
-            <w:tcW w:type="dxa" w:w="475"/>
-            <w:vAlign w:val="center"/>
+            <w:tcW w:type="dxa" w:w="411"/>
           </w:tcPr>
           <w:p>
             <w:pPr>
-              <w:spacing w:before="40" w:after="40"/>
               <w:jc w:val="center"/>
             </w:pPr>
             <w:r/>
@@ -6563,7 +4017,7 @@
               <w:rPr>
                 <w:rFonts w:ascii="Times New Roman" w:hAnsi="Times New Roman" w:eastAsia="Times New Roman"/>
                 <w:b w:val="0"/>
-                <w:sz w:val="20"/>
+                <w:sz w:val="28"/>
               </w:rPr>
               <w:t>B</w:t>
             </w:r>
@@ -6571,12 +4025,10 @@
         </w:tc>
         <w:tc>
           <w:tcPr>
-            <w:tcW w:type="dxa" w:w="475"/>
-            <w:vAlign w:val="center"/>
+            <w:tcW w:type="dxa" w:w="411"/>
           </w:tcPr>
           <w:p>
             <w:pPr>
-              <w:spacing w:before="40" w:after="40"/>
               <w:jc w:val="center"/>
             </w:pPr>
             <w:r/>
@@ -6584,7 +4036,7 @@
               <w:rPr>
                 <w:rFonts w:ascii="Times New Roman" w:hAnsi="Times New Roman" w:eastAsia="Times New Roman"/>
                 <w:b w:val="0"/>
-                <w:sz w:val="20"/>
+                <w:sz w:val="28"/>
               </w:rPr>
               <w:t>C</w:t>
             </w:r>
@@ -6592,12 +4044,10 @@
         </w:tc>
         <w:tc>
           <w:tcPr>
-            <w:tcW w:type="dxa" w:w="475"/>
-            <w:vAlign w:val="center"/>
+            <w:tcW w:type="dxa" w:w="411"/>
           </w:tcPr>
           <w:p>
             <w:pPr>
-              <w:spacing w:before="40" w:after="40"/>
               <w:jc w:val="center"/>
             </w:pPr>
             <w:r/>
@@ -6605,7 +4055,7 @@
               <w:rPr>
                 <w:rFonts w:ascii="Times New Roman" w:hAnsi="Times New Roman" w:eastAsia="Times New Roman"/>
                 <w:b w:val="0"/>
-                <w:sz w:val="20"/>
+                <w:sz w:val="28"/>
               </w:rPr>
               <w:t>B</w:t>
             </w:r>
@@ -6615,20 +4065,18 @@
       <w:tr>
         <w:tc>
           <w:tcPr>
-            <w:tcW w:type="dxa" w:w="475"/>
-            <w:vAlign w:val="center"/>
+            <w:tcW w:type="dxa" w:w="411"/>
           </w:tcPr>
           <w:p>
             <w:pPr>
-              <w:spacing w:before="40" w:after="40"/>
               <w:jc w:val="center"/>
             </w:pPr>
             <w:r/>
             <w:r>
               <w:rPr>
                 <w:rFonts w:ascii="Times New Roman" w:hAnsi="Times New Roman" w:eastAsia="Times New Roman"/>
-                <w:b/>
-                <w:sz w:val="20"/>
+                <w:b w:val="0"/>
+                <w:sz w:val="28"/>
               </w:rPr>
               <w:t>2</w:t>
             </w:r>
@@ -6636,12 +4084,10 @@
         </w:tc>
         <w:tc>
           <w:tcPr>
-            <w:tcW w:type="dxa" w:w="475"/>
-            <w:vAlign w:val="center"/>
+            <w:tcW w:type="dxa" w:w="411"/>
           </w:tcPr>
           <w:p>
             <w:pPr>
-              <w:spacing w:before="40" w:after="40"/>
               <w:jc w:val="center"/>
             </w:pPr>
             <w:r/>
@@ -6649,7 +4095,7 @@
               <w:rPr>
                 <w:rFonts w:ascii="Times New Roman" w:hAnsi="Times New Roman" w:eastAsia="Times New Roman"/>
                 <w:b w:val="0"/>
-                <w:sz w:val="20"/>
+                <w:sz w:val="28"/>
               </w:rPr>
               <w:t>B</w:t>
             </w:r>
@@ -6657,12 +4103,10 @@
         </w:tc>
         <w:tc>
           <w:tcPr>
-            <w:tcW w:type="dxa" w:w="475"/>
-            <w:vAlign w:val="center"/>
+            <w:tcW w:type="dxa" w:w="411"/>
           </w:tcPr>
           <w:p>
             <w:pPr>
-              <w:spacing w:before="40" w:after="40"/>
               <w:jc w:val="center"/>
             </w:pPr>
             <w:r/>
@@ -6670,7 +4114,7 @@
               <w:rPr>
                 <w:rFonts w:ascii="Times New Roman" w:hAnsi="Times New Roman" w:eastAsia="Times New Roman"/>
                 <w:b w:val="0"/>
-                <w:sz w:val="20"/>
+                <w:sz w:val="28"/>
               </w:rPr>
               <w:t>B</w:t>
             </w:r>
@@ -6678,12 +4122,10 @@
         </w:tc>
         <w:tc>
           <w:tcPr>
-            <w:tcW w:type="dxa" w:w="475"/>
-            <w:vAlign w:val="center"/>
+            <w:tcW w:type="dxa" w:w="411"/>
           </w:tcPr>
           <w:p>
             <w:pPr>
-              <w:spacing w:before="40" w:after="40"/>
               <w:jc w:val="center"/>
             </w:pPr>
             <w:r/>
@@ -6691,7 +4133,7 @@
               <w:rPr>
                 <w:rFonts w:ascii="Times New Roman" w:hAnsi="Times New Roman" w:eastAsia="Times New Roman"/>
                 <w:b w:val="0"/>
-                <w:sz w:val="20"/>
+                <w:sz w:val="28"/>
               </w:rPr>
               <w:t>A</w:t>
             </w:r>
@@ -6699,12 +4141,10 @@
         </w:tc>
         <w:tc>
           <w:tcPr>
-            <w:tcW w:type="dxa" w:w="475"/>
-            <w:vAlign w:val="center"/>
+            <w:tcW w:type="dxa" w:w="411"/>
           </w:tcPr>
           <w:p>
             <w:pPr>
-              <w:spacing w:before="40" w:after="40"/>
               <w:jc w:val="center"/>
             </w:pPr>
             <w:r/>
@@ -6712,7 +4152,7 @@
               <w:rPr>
                 <w:rFonts w:ascii="Times New Roman" w:hAnsi="Times New Roman" w:eastAsia="Times New Roman"/>
                 <w:b w:val="0"/>
-                <w:sz w:val="20"/>
+                <w:sz w:val="28"/>
               </w:rPr>
               <w:t>B</w:t>
             </w:r>
@@ -6720,12 +4160,10 @@
         </w:tc>
         <w:tc>
           <w:tcPr>
-            <w:tcW w:type="dxa" w:w="475"/>
-            <w:vAlign w:val="center"/>
+            <w:tcW w:type="dxa" w:w="411"/>
           </w:tcPr>
           <w:p>
             <w:pPr>
-              <w:spacing w:before="40" w:after="40"/>
               <w:jc w:val="center"/>
             </w:pPr>
             <w:r/>
@@ -6733,7 +4171,7 @@
               <w:rPr>
                 <w:rFonts w:ascii="Times New Roman" w:hAnsi="Times New Roman" w:eastAsia="Times New Roman"/>
                 <w:b w:val="0"/>
-                <w:sz w:val="20"/>
+                <w:sz w:val="28"/>
               </w:rPr>
               <w:t>C</w:t>
             </w:r>
@@ -6741,12 +4179,10 @@
         </w:tc>
         <w:tc>
           <w:tcPr>
-            <w:tcW w:type="dxa" w:w="475"/>
-            <w:vAlign w:val="center"/>
+            <w:tcW w:type="dxa" w:w="411"/>
           </w:tcPr>
           <w:p>
             <w:pPr>
-              <w:spacing w:before="40" w:after="40"/>
               <w:jc w:val="center"/>
             </w:pPr>
             <w:r/>
@@ -6754,7 +4190,7 @@
               <w:rPr>
                 <w:rFonts w:ascii="Times New Roman" w:hAnsi="Times New Roman" w:eastAsia="Times New Roman"/>
                 <w:b w:val="0"/>
-                <w:sz w:val="20"/>
+                <w:sz w:val="28"/>
               </w:rPr>
               <w:t>A</w:t>
             </w:r>
@@ -6762,12 +4198,10 @@
         </w:tc>
         <w:tc>
           <w:tcPr>
-            <w:tcW w:type="dxa" w:w="475"/>
-            <w:vAlign w:val="center"/>
+            <w:tcW w:type="dxa" w:w="411"/>
           </w:tcPr>
           <w:p>
             <w:pPr>
-              <w:spacing w:before="40" w:after="40"/>
               <w:jc w:val="center"/>
             </w:pPr>
             <w:r/>
@@ -6775,7 +4209,7 @@
               <w:rPr>
                 <w:rFonts w:ascii="Times New Roman" w:hAnsi="Times New Roman" w:eastAsia="Times New Roman"/>
                 <w:b w:val="0"/>
-                <w:sz w:val="20"/>
+                <w:sz w:val="28"/>
               </w:rPr>
               <w:t>B</w:t>
             </w:r>
@@ -6783,12 +4217,10 @@
         </w:tc>
         <w:tc>
           <w:tcPr>
-            <w:tcW w:type="dxa" w:w="475"/>
-            <w:vAlign w:val="center"/>
+            <w:tcW w:type="dxa" w:w="411"/>
           </w:tcPr>
           <w:p>
             <w:pPr>
-              <w:spacing w:before="40" w:after="40"/>
               <w:jc w:val="center"/>
             </w:pPr>
             <w:r/>
@@ -6796,7 +4228,7 @@
               <w:rPr>
                 <w:rFonts w:ascii="Times New Roman" w:hAnsi="Times New Roman" w:eastAsia="Times New Roman"/>
                 <w:b w:val="0"/>
-                <w:sz w:val="20"/>
+                <w:sz w:val="28"/>
               </w:rPr>
               <w:t>B</w:t>
             </w:r>
@@ -6804,12 +4236,10 @@
         </w:tc>
         <w:tc>
           <w:tcPr>
-            <w:tcW w:type="dxa" w:w="475"/>
-            <w:vAlign w:val="center"/>
+            <w:tcW w:type="dxa" w:w="411"/>
           </w:tcPr>
           <w:p>
             <w:pPr>
-              <w:spacing w:before="40" w:after="40"/>
               <w:jc w:val="center"/>
             </w:pPr>
             <w:r/>
@@ -6817,7 +4247,7 @@
               <w:rPr>
                 <w:rFonts w:ascii="Times New Roman" w:hAnsi="Times New Roman" w:eastAsia="Times New Roman"/>
                 <w:b w:val="0"/>
-                <w:sz w:val="20"/>
+                <w:sz w:val="28"/>
               </w:rPr>
               <w:t>B</w:t>
             </w:r>
@@ -6825,12 +4255,10 @@
         </w:tc>
         <w:tc>
           <w:tcPr>
-            <w:tcW w:type="dxa" w:w="475"/>
-            <w:vAlign w:val="center"/>
+            <w:tcW w:type="dxa" w:w="411"/>
           </w:tcPr>
           <w:p>
             <w:pPr>
-              <w:spacing w:before="40" w:after="40"/>
               <w:jc w:val="center"/>
             </w:pPr>
             <w:r/>
@@ -6838,7 +4266,7 @@
               <w:rPr>
                 <w:rFonts w:ascii="Times New Roman" w:hAnsi="Times New Roman" w:eastAsia="Times New Roman"/>
                 <w:b w:val="0"/>
-                <w:sz w:val="20"/>
+                <w:sz w:val="28"/>
               </w:rPr>
               <w:t>B</w:t>
             </w:r>
@@ -6846,12 +4274,10 @@
         </w:tc>
         <w:tc>
           <w:tcPr>
-            <w:tcW w:type="dxa" w:w="475"/>
-            <w:vAlign w:val="center"/>
+            <w:tcW w:type="dxa" w:w="411"/>
           </w:tcPr>
           <w:p>
             <w:pPr>
-              <w:spacing w:before="40" w:after="40"/>
               <w:jc w:val="center"/>
             </w:pPr>
             <w:r/>
@@ -6859,7 +4285,7 @@
               <w:rPr>
                 <w:rFonts w:ascii="Times New Roman" w:hAnsi="Times New Roman" w:eastAsia="Times New Roman"/>
                 <w:b w:val="0"/>
-                <w:sz w:val="20"/>
+                <w:sz w:val="28"/>
               </w:rPr>
               <w:t>B</w:t>
             </w:r>
@@ -6867,12 +4293,10 @@
         </w:tc>
         <w:tc>
           <w:tcPr>
-            <w:tcW w:type="dxa" w:w="475"/>
-            <w:vAlign w:val="center"/>
+            <w:tcW w:type="dxa" w:w="411"/>
           </w:tcPr>
           <w:p>
             <w:pPr>
-              <w:spacing w:before="40" w:after="40"/>
               <w:jc w:val="center"/>
             </w:pPr>
             <w:r/>
@@ -6880,7 +4304,7 @@
               <w:rPr>
                 <w:rFonts w:ascii="Times New Roman" w:hAnsi="Times New Roman" w:eastAsia="Times New Roman"/>
                 <w:b w:val="0"/>
-                <w:sz w:val="20"/>
+                <w:sz w:val="28"/>
               </w:rPr>
               <w:t>B</w:t>
             </w:r>
@@ -6888,12 +4312,10 @@
         </w:tc>
         <w:tc>
           <w:tcPr>
-            <w:tcW w:type="dxa" w:w="475"/>
-            <w:vAlign w:val="center"/>
+            <w:tcW w:type="dxa" w:w="411"/>
           </w:tcPr>
           <w:p>
             <w:pPr>
-              <w:spacing w:before="40" w:after="40"/>
               <w:jc w:val="center"/>
             </w:pPr>
             <w:r/>
@@ -6901,7 +4323,7 @@
               <w:rPr>
                 <w:rFonts w:ascii="Times New Roman" w:hAnsi="Times New Roman" w:eastAsia="Times New Roman"/>
                 <w:b w:val="0"/>
-                <w:sz w:val="20"/>
+                <w:sz w:val="28"/>
               </w:rPr>
               <w:t>C</w:t>
             </w:r>
@@ -6909,12 +4331,10 @@
         </w:tc>
         <w:tc>
           <w:tcPr>
-            <w:tcW w:type="dxa" w:w="475"/>
-            <w:vAlign w:val="center"/>
+            <w:tcW w:type="dxa" w:w="411"/>
           </w:tcPr>
           <w:p>
             <w:pPr>
-              <w:spacing w:before="40" w:after="40"/>
               <w:jc w:val="center"/>
             </w:pPr>
             <w:r/>
@@ -6922,7 +4342,7 @@
               <w:rPr>
                 <w:rFonts w:ascii="Times New Roman" w:hAnsi="Times New Roman" w:eastAsia="Times New Roman"/>
                 <w:b w:val="0"/>
-                <w:sz w:val="20"/>
+                <w:sz w:val="28"/>
               </w:rPr>
               <w:t>B</w:t>
             </w:r>
@@ -6930,12 +4350,10 @@
         </w:tc>
         <w:tc>
           <w:tcPr>
-            <w:tcW w:type="dxa" w:w="475"/>
-            <w:vAlign w:val="center"/>
+            <w:tcW w:type="dxa" w:w="411"/>
           </w:tcPr>
           <w:p>
             <w:pPr>
-              <w:spacing w:before="40" w:after="40"/>
               <w:jc w:val="center"/>
             </w:pPr>
             <w:r/>
@@ -6943,7 +4361,7 @@
               <w:rPr>
                 <w:rFonts w:ascii="Times New Roman" w:hAnsi="Times New Roman" w:eastAsia="Times New Roman"/>
                 <w:b w:val="0"/>
-                <w:sz w:val="20"/>
+                <w:sz w:val="28"/>
               </w:rPr>
               <w:t>B</w:t>
             </w:r>
@@ -6951,12 +4369,10 @@
         </w:tc>
         <w:tc>
           <w:tcPr>
-            <w:tcW w:type="dxa" w:w="475"/>
-            <w:vAlign w:val="center"/>
+            <w:tcW w:type="dxa" w:w="411"/>
           </w:tcPr>
           <w:p>
             <w:pPr>
-              <w:spacing w:before="40" w:after="40"/>
               <w:jc w:val="center"/>
             </w:pPr>
             <w:r/>
@@ -6964,7 +4380,7 @@
               <w:rPr>
                 <w:rFonts w:ascii="Times New Roman" w:hAnsi="Times New Roman" w:eastAsia="Times New Roman"/>
                 <w:b w:val="0"/>
-                <w:sz w:val="20"/>
+                <w:sz w:val="28"/>
               </w:rPr>
               <w:t>B</w:t>
             </w:r>
@@ -6972,12 +4388,10 @@
         </w:tc>
         <w:tc>
           <w:tcPr>
-            <w:tcW w:type="dxa" w:w="475"/>
-            <w:vAlign w:val="center"/>
+            <w:tcW w:type="dxa" w:w="411"/>
           </w:tcPr>
           <w:p>
             <w:pPr>
-              <w:spacing w:before="40" w:after="40"/>
               <w:jc w:val="center"/>
             </w:pPr>
             <w:r/>
@@ -6985,7 +4399,7 @@
               <w:rPr>
                 <w:rFonts w:ascii="Times New Roman" w:hAnsi="Times New Roman" w:eastAsia="Times New Roman"/>
                 <w:b w:val="0"/>
-                <w:sz w:val="20"/>
+                <w:sz w:val="28"/>
               </w:rPr>
               <w:t>C</w:t>
             </w:r>
@@ -6993,12 +4407,10 @@
         </w:tc>
         <w:tc>
           <w:tcPr>
-            <w:tcW w:type="dxa" w:w="475"/>
-            <w:vAlign w:val="center"/>
+            <w:tcW w:type="dxa" w:w="411"/>
           </w:tcPr>
           <w:p>
             <w:pPr>
-              <w:spacing w:before="40" w:after="40"/>
               <w:jc w:val="center"/>
             </w:pPr>
             <w:r/>
@@ -7006,7 +4418,7 @@
               <w:rPr>
                 <w:rFonts w:ascii="Times New Roman" w:hAnsi="Times New Roman" w:eastAsia="Times New Roman"/>
                 <w:b w:val="0"/>
-                <w:sz w:val="20"/>
+                <w:sz w:val="28"/>
               </w:rPr>
               <w:t>B</w:t>
             </w:r>
@@ -7014,12 +4426,10 @@
         </w:tc>
         <w:tc>
           <w:tcPr>
-            <w:tcW w:type="dxa" w:w="475"/>
-            <w:vAlign w:val="center"/>
+            <w:tcW w:type="dxa" w:w="411"/>
           </w:tcPr>
           <w:p>
             <w:pPr>
-              <w:spacing w:before="40" w:after="40"/>
               <w:jc w:val="center"/>
             </w:pPr>
             <w:r/>
@@ -7027,7 +4437,7 @@
               <w:rPr>
                 <w:rFonts w:ascii="Times New Roman" w:hAnsi="Times New Roman" w:eastAsia="Times New Roman"/>
                 <w:b w:val="0"/>
-                <w:sz w:val="20"/>
+                <w:sz w:val="28"/>
               </w:rPr>
               <w:t>B</w:t>
             </w:r>
@@ -7035,12 +4445,10 @@
         </w:tc>
         <w:tc>
           <w:tcPr>
-            <w:tcW w:type="dxa" w:w="475"/>
-            <w:vAlign w:val="center"/>
+            <w:tcW w:type="dxa" w:w="411"/>
           </w:tcPr>
           <w:p>
             <w:pPr>
-              <w:spacing w:before="40" w:after="40"/>
               <w:jc w:val="center"/>
             </w:pPr>
             <w:r/>
@@ -7048,7 +4456,7 @@
               <w:rPr>
                 <w:rFonts w:ascii="Times New Roman" w:hAnsi="Times New Roman" w:eastAsia="Times New Roman"/>
                 <w:b w:val="0"/>
-                <w:sz w:val="20"/>
+                <w:sz w:val="28"/>
               </w:rPr>
               <w:t>B</w:t>
             </w:r>
@@ -7058,20 +4466,18 @@
       <w:tr>
         <w:tc>
           <w:tcPr>
-            <w:tcW w:type="dxa" w:w="475"/>
-            <w:vAlign w:val="center"/>
+            <w:tcW w:type="dxa" w:w="411"/>
           </w:tcPr>
           <w:p>
             <w:pPr>
-              <w:spacing w:before="40" w:after="40"/>
               <w:jc w:val="center"/>
             </w:pPr>
             <w:r/>
             <w:r>
               <w:rPr>
                 <w:rFonts w:ascii="Times New Roman" w:hAnsi="Times New Roman" w:eastAsia="Times New Roman"/>
-                <w:b/>
-                <w:sz w:val="20"/>
+                <w:b w:val="0"/>
+                <w:sz w:val="28"/>
               </w:rPr>
               <w:t>3</w:t>
             </w:r>
@@ -7079,12 +4485,10 @@
         </w:tc>
         <w:tc>
           <w:tcPr>
-            <w:tcW w:type="dxa" w:w="475"/>
-            <w:vAlign w:val="center"/>
+            <w:tcW w:type="dxa" w:w="411"/>
           </w:tcPr>
           <w:p>
             <w:pPr>
-              <w:spacing w:before="40" w:after="40"/>
               <w:jc w:val="center"/>
             </w:pPr>
             <w:r/>
@@ -7092,7 +4496,7 @@
               <w:rPr>
                 <w:rFonts w:ascii="Times New Roman" w:hAnsi="Times New Roman" w:eastAsia="Times New Roman"/>
                 <w:b w:val="0"/>
-                <w:sz w:val="20"/>
+                <w:sz w:val="28"/>
               </w:rPr>
               <w:t>A</w:t>
             </w:r>
@@ -7100,12 +4504,10 @@
         </w:tc>
         <w:tc>
           <w:tcPr>
-            <w:tcW w:type="dxa" w:w="475"/>
-            <w:vAlign w:val="center"/>
+            <w:tcW w:type="dxa" w:w="411"/>
           </w:tcPr>
           <w:p>
             <w:pPr>
-              <w:spacing w:before="40" w:after="40"/>
               <w:jc w:val="center"/>
             </w:pPr>
             <w:r/>
@@ -7113,7 +4515,7 @@
               <w:rPr>
                 <w:rFonts w:ascii="Times New Roman" w:hAnsi="Times New Roman" w:eastAsia="Times New Roman"/>
                 <w:b w:val="0"/>
-                <w:sz w:val="20"/>
+                <w:sz w:val="28"/>
               </w:rPr>
               <w:t>B</w:t>
             </w:r>
@@ -7121,12 +4523,10 @@
         </w:tc>
         <w:tc>
           <w:tcPr>
-            <w:tcW w:type="dxa" w:w="475"/>
-            <w:vAlign w:val="center"/>
+            <w:tcW w:type="dxa" w:w="411"/>
           </w:tcPr>
           <w:p>
             <w:pPr>
-              <w:spacing w:before="40" w:after="40"/>
               <w:jc w:val="center"/>
             </w:pPr>
             <w:r/>
@@ -7134,7 +4534,7 @@
               <w:rPr>
                 <w:rFonts w:ascii="Times New Roman" w:hAnsi="Times New Roman" w:eastAsia="Times New Roman"/>
                 <w:b w:val="0"/>
-                <w:sz w:val="20"/>
+                <w:sz w:val="28"/>
               </w:rPr>
               <w:t>A</w:t>
             </w:r>
@@ -7142,12 +4542,10 @@
         </w:tc>
         <w:tc>
           <w:tcPr>
-            <w:tcW w:type="dxa" w:w="475"/>
-            <w:vAlign w:val="center"/>
+            <w:tcW w:type="dxa" w:w="411"/>
           </w:tcPr>
           <w:p>
             <w:pPr>
-              <w:spacing w:before="40" w:after="40"/>
               <w:jc w:val="center"/>
             </w:pPr>
             <w:r/>
@@ -7155,7 +4553,7 @@
               <w:rPr>
                 <w:rFonts w:ascii="Times New Roman" w:hAnsi="Times New Roman" w:eastAsia="Times New Roman"/>
                 <w:b w:val="0"/>
-                <w:sz w:val="20"/>
+                <w:sz w:val="28"/>
               </w:rPr>
               <w:t>B</w:t>
             </w:r>
@@ -7163,12 +4561,10 @@
         </w:tc>
         <w:tc>
           <w:tcPr>
-            <w:tcW w:type="dxa" w:w="475"/>
-            <w:vAlign w:val="center"/>
+            <w:tcW w:type="dxa" w:w="411"/>
           </w:tcPr>
           <w:p>
             <w:pPr>
-              <w:spacing w:before="40" w:after="40"/>
               <w:jc w:val="center"/>
             </w:pPr>
             <w:r/>
@@ -7176,7 +4572,7 @@
               <w:rPr>
                 <w:rFonts w:ascii="Times New Roman" w:hAnsi="Times New Roman" w:eastAsia="Times New Roman"/>
                 <w:b w:val="0"/>
-                <w:sz w:val="20"/>
+                <w:sz w:val="28"/>
               </w:rPr>
               <w:t>B</w:t>
             </w:r>
@@ -7184,12 +4580,10 @@
         </w:tc>
         <w:tc>
           <w:tcPr>
-            <w:tcW w:type="dxa" w:w="475"/>
-            <w:vAlign w:val="center"/>
+            <w:tcW w:type="dxa" w:w="411"/>
           </w:tcPr>
           <w:p>
             <w:pPr>
-              <w:spacing w:before="40" w:after="40"/>
               <w:jc w:val="center"/>
             </w:pPr>
             <w:r/>
@@ -7197,7 +4591,7 @@
               <w:rPr>
                 <w:rFonts w:ascii="Times New Roman" w:hAnsi="Times New Roman" w:eastAsia="Times New Roman"/>
                 <w:b w:val="0"/>
-                <w:sz w:val="20"/>
+                <w:sz w:val="28"/>
               </w:rPr>
               <w:t>C</w:t>
             </w:r>
@@ -7205,12 +4599,10 @@
         </w:tc>
         <w:tc>
           <w:tcPr>
-            <w:tcW w:type="dxa" w:w="475"/>
-            <w:vAlign w:val="center"/>
+            <w:tcW w:type="dxa" w:w="411"/>
           </w:tcPr>
           <w:p>
             <w:pPr>
-              <w:spacing w:before="40" w:after="40"/>
               <w:jc w:val="center"/>
             </w:pPr>
             <w:r/>
@@ -7218,7 +4610,7 @@
               <w:rPr>
                 <w:rFonts w:ascii="Times New Roman" w:hAnsi="Times New Roman" w:eastAsia="Times New Roman"/>
                 <w:b w:val="0"/>
-                <w:sz w:val="20"/>
+                <w:sz w:val="28"/>
               </w:rPr>
               <w:t>C</w:t>
             </w:r>
@@ -7226,12 +4618,10 @@
         </w:tc>
         <w:tc>
           <w:tcPr>
-            <w:tcW w:type="dxa" w:w="475"/>
-            <w:vAlign w:val="center"/>
+            <w:tcW w:type="dxa" w:w="411"/>
           </w:tcPr>
           <w:p>
             <w:pPr>
-              <w:spacing w:before="40" w:after="40"/>
               <w:jc w:val="center"/>
             </w:pPr>
             <w:r/>
@@ -7239,7 +4629,7 @@
               <w:rPr>
                 <w:rFonts w:ascii="Times New Roman" w:hAnsi="Times New Roman" w:eastAsia="Times New Roman"/>
                 <w:b w:val="0"/>
-                <w:sz w:val="20"/>
+                <w:sz w:val="28"/>
               </w:rPr>
               <w:t>C</w:t>
             </w:r>
@@ -7247,12 +4637,10 @@
         </w:tc>
         <w:tc>
           <w:tcPr>
-            <w:tcW w:type="dxa" w:w="475"/>
-            <w:vAlign w:val="center"/>
+            <w:tcW w:type="dxa" w:w="411"/>
           </w:tcPr>
           <w:p>
             <w:pPr>
-              <w:spacing w:before="40" w:after="40"/>
               <w:jc w:val="center"/>
             </w:pPr>
             <w:r/>
@@ -7260,7 +4648,7 @@
               <w:rPr>
                 <w:rFonts w:ascii="Times New Roman" w:hAnsi="Times New Roman" w:eastAsia="Times New Roman"/>
                 <w:b w:val="0"/>
-                <w:sz w:val="20"/>
+                <w:sz w:val="28"/>
               </w:rPr>
               <w:t>B</w:t>
             </w:r>
@@ -7268,12 +4656,10 @@
         </w:tc>
         <w:tc>
           <w:tcPr>
-            <w:tcW w:type="dxa" w:w="475"/>
-            <w:vAlign w:val="center"/>
+            <w:tcW w:type="dxa" w:w="411"/>
           </w:tcPr>
           <w:p>
             <w:pPr>
-              <w:spacing w:before="40" w:after="40"/>
               <w:jc w:val="center"/>
             </w:pPr>
             <w:r/>
@@ -7281,7 +4667,7 @@
               <w:rPr>
                 <w:rFonts w:ascii="Times New Roman" w:hAnsi="Times New Roman" w:eastAsia="Times New Roman"/>
                 <w:b w:val="0"/>
-                <w:sz w:val="20"/>
+                <w:sz w:val="28"/>
               </w:rPr>
               <w:t>B</w:t>
             </w:r>
@@ -7289,12 +4675,10 @@
         </w:tc>
         <w:tc>
           <w:tcPr>
-            <w:tcW w:type="dxa" w:w="475"/>
-            <w:vAlign w:val="center"/>
+            <w:tcW w:type="dxa" w:w="411"/>
           </w:tcPr>
           <w:p>
             <w:pPr>
-              <w:spacing w:before="40" w:after="40"/>
               <w:jc w:val="center"/>
             </w:pPr>
             <w:r/>
@@ -7302,7 +4686,7 @@
               <w:rPr>
                 <w:rFonts w:ascii="Times New Roman" w:hAnsi="Times New Roman" w:eastAsia="Times New Roman"/>
                 <w:b w:val="0"/>
-                <w:sz w:val="20"/>
+                <w:sz w:val="28"/>
               </w:rPr>
               <w:t>B</w:t>
             </w:r>
@@ -7310,12 +4694,10 @@
         </w:tc>
         <w:tc>
           <w:tcPr>
-            <w:tcW w:type="dxa" w:w="475"/>
-            <w:vAlign w:val="center"/>
+            <w:tcW w:type="dxa" w:w="411"/>
           </w:tcPr>
           <w:p>
             <w:pPr>
-              <w:spacing w:before="40" w:after="40"/>
               <w:jc w:val="center"/>
             </w:pPr>
             <w:r/>
@@ -7323,7 +4705,7 @@
               <w:rPr>
                 <w:rFonts w:ascii="Times New Roman" w:hAnsi="Times New Roman" w:eastAsia="Times New Roman"/>
                 <w:b w:val="0"/>
-                <w:sz w:val="20"/>
+                <w:sz w:val="28"/>
               </w:rPr>
               <w:t>B</w:t>
             </w:r>
@@ -7331,12 +4713,10 @@
         </w:tc>
         <w:tc>
           <w:tcPr>
-            <w:tcW w:type="dxa" w:w="475"/>
-            <w:vAlign w:val="center"/>
+            <w:tcW w:type="dxa" w:w="411"/>
           </w:tcPr>
           <w:p>
             <w:pPr>
-              <w:spacing w:before="40" w:after="40"/>
               <w:jc w:val="center"/>
             </w:pPr>
             <w:r/>
@@ -7344,7 +4724,7 @@
               <w:rPr>
                 <w:rFonts w:ascii="Times New Roman" w:hAnsi="Times New Roman" w:eastAsia="Times New Roman"/>
                 <w:b w:val="0"/>
-                <w:sz w:val="20"/>
+                <w:sz w:val="28"/>
               </w:rPr>
               <w:t>C</w:t>
             </w:r>
@@ -7352,12 +4732,10 @@
         </w:tc>
         <w:tc>
           <w:tcPr>
-            <w:tcW w:type="dxa" w:w="475"/>
-            <w:vAlign w:val="center"/>
+            <w:tcW w:type="dxa" w:w="411"/>
           </w:tcPr>
           <w:p>
             <w:pPr>
-              <w:spacing w:before="40" w:after="40"/>
               <w:jc w:val="center"/>
             </w:pPr>
             <w:r/>
@@ -7365,7 +4743,7 @@
               <w:rPr>
                 <w:rFonts w:ascii="Times New Roman" w:hAnsi="Times New Roman" w:eastAsia="Times New Roman"/>
                 <w:b w:val="0"/>
-                <w:sz w:val="20"/>
+                <w:sz w:val="28"/>
               </w:rPr>
               <w:t>C</w:t>
             </w:r>
@@ -7373,12 +4751,10 @@
         </w:tc>
         <w:tc>
           <w:tcPr>
-            <w:tcW w:type="dxa" w:w="475"/>
-            <w:vAlign w:val="center"/>
+            <w:tcW w:type="dxa" w:w="411"/>
           </w:tcPr>
           <w:p>
             <w:pPr>
-              <w:spacing w:before="40" w:after="40"/>
               <w:jc w:val="center"/>
             </w:pPr>
             <w:r/>
@@ -7386,7 +4762,7 @@
               <w:rPr>
                 <w:rFonts w:ascii="Times New Roman" w:hAnsi="Times New Roman" w:eastAsia="Times New Roman"/>
                 <w:b w:val="0"/>
-                <w:sz w:val="20"/>
+                <w:sz w:val="28"/>
               </w:rPr>
               <w:t>B</w:t>
             </w:r>
@@ -7394,12 +4770,10 @@
         </w:tc>
         <w:tc>
           <w:tcPr>
-            <w:tcW w:type="dxa" w:w="475"/>
-            <w:vAlign w:val="center"/>
+            <w:tcW w:type="dxa" w:w="411"/>
           </w:tcPr>
           <w:p>
             <w:pPr>
-              <w:spacing w:before="40" w:after="40"/>
               <w:jc w:val="center"/>
             </w:pPr>
             <w:r/>
@@ -7407,7 +4781,7 @@
               <w:rPr>
                 <w:rFonts w:ascii="Times New Roman" w:hAnsi="Times New Roman" w:eastAsia="Times New Roman"/>
                 <w:b w:val="0"/>
-                <w:sz w:val="20"/>
+                <w:sz w:val="28"/>
               </w:rPr>
               <w:t>B</w:t>
             </w:r>
@@ -7415,12 +4789,10 @@
         </w:tc>
         <w:tc>
           <w:tcPr>
-            <w:tcW w:type="dxa" w:w="475"/>
-            <w:vAlign w:val="center"/>
+            <w:tcW w:type="dxa" w:w="411"/>
           </w:tcPr>
           <w:p>
             <w:pPr>
-              <w:spacing w:before="40" w:after="40"/>
               <w:jc w:val="center"/>
             </w:pPr>
             <w:r/>
@@ -7428,7 +4800,7 @@
               <w:rPr>
                 <w:rFonts w:ascii="Times New Roman" w:hAnsi="Times New Roman" w:eastAsia="Times New Roman"/>
                 <w:b w:val="0"/>
-                <w:sz w:val="20"/>
+                <w:sz w:val="28"/>
               </w:rPr>
               <w:t>B</w:t>
             </w:r>
@@ -7436,12 +4808,10 @@
         </w:tc>
         <w:tc>
           <w:tcPr>
-            <w:tcW w:type="dxa" w:w="475"/>
-            <w:vAlign w:val="center"/>
+            <w:tcW w:type="dxa" w:w="411"/>
           </w:tcPr>
           <w:p>
             <w:pPr>
-              <w:spacing w:before="40" w:after="40"/>
               <w:jc w:val="center"/>
             </w:pPr>
             <w:r/>
@@ -7449,7 +4819,7 @@
               <w:rPr>
                 <w:rFonts w:ascii="Times New Roman" w:hAnsi="Times New Roman" w:eastAsia="Times New Roman"/>
                 <w:b w:val="0"/>
-                <w:sz w:val="20"/>
+                <w:sz w:val="28"/>
               </w:rPr>
               <w:t>B</w:t>
             </w:r>
@@ -7457,12 +4827,10 @@
         </w:tc>
         <w:tc>
           <w:tcPr>
-            <w:tcW w:type="dxa" w:w="475"/>
-            <w:vAlign w:val="center"/>
+            <w:tcW w:type="dxa" w:w="411"/>
           </w:tcPr>
           <w:p>
             <w:pPr>
-              <w:spacing w:before="40" w:after="40"/>
               <w:jc w:val="center"/>
             </w:pPr>
             <w:r/>
@@ -7470,7 +4838,7 @@
               <w:rPr>
                 <w:rFonts w:ascii="Times New Roman" w:hAnsi="Times New Roman" w:eastAsia="Times New Roman"/>
                 <w:b w:val="0"/>
-                <w:sz w:val="20"/>
+                <w:sz w:val="28"/>
               </w:rPr>
               <w:t>B</w:t>
             </w:r>
@@ -7478,12 +4846,10 @@
         </w:tc>
         <w:tc>
           <w:tcPr>
-            <w:tcW w:type="dxa" w:w="475"/>
-            <w:vAlign w:val="center"/>
+            <w:tcW w:type="dxa" w:w="411"/>
           </w:tcPr>
           <w:p>
             <w:pPr>
-              <w:spacing w:before="40" w:after="40"/>
               <w:jc w:val="center"/>
             </w:pPr>
             <w:r/>
@@ -7491,7 +4857,7 @@
               <w:rPr>
                 <w:rFonts w:ascii="Times New Roman" w:hAnsi="Times New Roman" w:eastAsia="Times New Roman"/>
                 <w:b w:val="0"/>
-                <w:sz w:val="20"/>
+                <w:sz w:val="28"/>
               </w:rPr>
               <w:t>C</w:t>
             </w:r>
@@ -7501,7 +4867,7 @@
     </w:tbl>
     <w:sectPr>
       <w:pgSz w:w="12240" w:h="15840"/>
-      <w:pgMar w:top="1134" w:right="850" w:bottom="1134" w:left="1417" w:header="720" w:footer="720" w:gutter="0"/>
+      <w:pgMar w:top="1440" w:right="1800" w:bottom="1440" w:left="1800" w:header="720" w:footer="720" w:gutter="0"/>
       <w:cols w:space="720"/>
       <w:docGrid w:linePitch="360"/>
     </w:sectPr>
@@ -7872,6 +5238,13 @@
     <w:name w:val="Normal"/>
     <w:qFormat/>
     <w:rsid w:val="00FC693F"/>
+    <w:pPr>
+      <w:spacing w:line="240" w:lineRule="auto"/>
+    </w:pPr>
+    <w:rPr>
+      <w:rFonts w:ascii="Times New Roman" w:hAnsi="Times New Roman"/>
+      <w:sz w:val="28"/>
+    </w:rPr>
   </w:style>
   <w:style w:type="paragraph" w:styleId="Header">
     <w:name w:val="header"/>

--- a/Оператор автоматических и полуавтоматических станков и линий станков/профессиональной подготовки 15474 Оператор станков/05-1. ПО_П_ФОС_Оператор станков_2-3_разр.docx
+++ b/Оператор автоматических и полуавтоматических станков и линий станков/профессиональной подготовки 15474 Оператор станков/05-1. ПО_П_ФОС_Оператор станков_2-3_разр.docx
@@ -185,11 +185,11 @@
         <w:br/>
         <w:t>A) Фрезерование;</w:t>
         <w:br/>
-        <w:t>B) Точение наружных и внутренних поверхностей вращения;</w:t>
-        <w:br/>
-        <w:t>C) Сверление только;</w:t>
-        <w:br/>
-        <w:t>D) Шлифование плоскостей.</w:t>
+        <w:t>B) Сверление только;</w:t>
+        <w:br/>
+        <w:t>C) Шлифование плоскостей;</w:t>
+        <w:br/>
+        <w:t>D) Точение наружных и внутренних поверхностей вращения.</w:t>
       </w:r>
     </w:p>
     <w:p>
@@ -206,11 +206,11 @@
         <w:br/>
         <w:t>A) Штангенциркуль;</w:t>
         <w:br/>
-        <w:t>B) Нутромер;</w:t>
-        <w:br/>
-        <w:t>C) Микрометр;</w:t>
-        <w:br/>
-        <w:t>D) Линейка.</w:t>
+        <w:t>B) Микрометр;</w:t>
+        <w:br/>
+        <w:t>C) Линейка;</w:t>
+        <w:br/>
+        <w:t>D) Нутромер.</w:t>
       </w:r>
     </w:p>
     <w:p>
@@ -309,9 +309,9 @@
         </w:rPr>
         <w:t>7. Какой вид стружки образуется при обработке пластичных материалов (сталь)?</w:t>
         <w:br/>
-        <w:t>A) Стружка надлома;</w:t>
-        <w:br/>
-        <w:t>B) Сливная стружка;</w:t>
+        <w:t>A) Сливная стружка;</w:t>
+        <w:br/>
+        <w:t>B) Стружка надлома;</w:t>
         <w:br/>
         <w:t>C) Элементная стружка;</w:t>
         <w:br/>
@@ -328,15 +328,15 @@
           <w:rFonts w:ascii="Times New Roman" w:hAnsi="Times New Roman" w:eastAsia="Times New Roman"/>
           <w:sz w:val="28"/>
         </w:rPr>
-        <w:t>8. Какое приспособление применяется для закрепления заготовки на фрезерном станке?</w:t>
+        <w:t>8. Какое приспособление применяется для закрепления заготовки при фрезерной обработке?</w:t>
         <w:br/>
         <w:t>A) Патрон;</w:t>
         <w:br/>
-        <w:t>B) Тиски станочные;</w:t>
-        <w:br/>
-        <w:t>C) Центры;</w:t>
-        <w:br/>
-        <w:t>D) Люнет.</w:t>
+        <w:t>B) Центры;</w:t>
+        <w:br/>
+        <w:t>C) Люнет;</w:t>
+        <w:br/>
+        <w:t>D) Тиски станочные.</w:t>
       </w:r>
     </w:p>
     <w:p>
@@ -370,11 +370,11 @@
           <w:rFonts w:ascii="Times New Roman" w:hAnsi="Times New Roman" w:eastAsia="Times New Roman"/>
           <w:sz w:val="28"/>
         </w:rPr>
-        <w:t>10. Какой метод контроля применяется для проверки наружного диаметра вала в серийном производстве?</w:t>
-        <w:br/>
-        <w:t>A) Измерение микрометром каждой детали;</w:t>
-        <w:br/>
-        <w:t>B) Контроль калибром-скобой;</w:t>
+        <w:t>10. Какой метод проверки применяется для наружного диаметра вала в серийном производстве?</w:t>
+        <w:br/>
+        <w:t>A) Контроль калибром-скобой;</w:t>
+        <w:br/>
+        <w:t>B) Измерение микрометром каждой детали;</w:t>
         <w:br/>
         <w:t>C) Визуальный осмотр;</w:t>
         <w:br/>
@@ -391,15 +391,15 @@
           <w:rFonts w:ascii="Times New Roman" w:hAnsi="Times New Roman" w:eastAsia="Times New Roman"/>
           <w:sz w:val="28"/>
         </w:rPr>
-        <w:t>11. Какой резец применяется для обработки торцевой поверхности на токарном станке?</w:t>
+        <w:t>11. Какой резец применяется для обработки перпендикулярной к оси поверхности на токарном станке?</w:t>
         <w:br/>
         <w:t>A) Проходной отрезной;</w:t>
         <w:br/>
-        <w:t>B) Подрезной торцевой;</w:t>
-        <w:br/>
-        <w:t>C) Расточной;</w:t>
-        <w:br/>
-        <w:t>D) Резьбовой.</w:t>
+        <w:t>B) Расточной;</w:t>
+        <w:br/>
+        <w:t>C) Резьбовой;</w:t>
+        <w:br/>
+        <w:t>D) Подрезной торцевой.</w:t>
       </w:r>
     </w:p>
     <w:p>
@@ -437,11 +437,11 @@
         <w:br/>
         <w:t>A) Скорость резания;</w:t>
         <w:br/>
-        <w:t>B) Подача и глубина резания;</w:t>
-        <w:br/>
-        <w:t>C) Угол резца;</w:t>
-        <w:br/>
-        <w:t>D) Материал заготовки.</w:t>
+        <w:t>B) Угол резца;</w:t>
+        <w:br/>
+        <w:t>C) Материал заготовки;</w:t>
+        <w:br/>
+        <w:t>D) Подача и глубина резания.</w:t>
       </w:r>
     </w:p>
     <w:p>
@@ -456,9 +456,9 @@
         </w:rPr>
         <w:t>14. Какой вид станка предназначен для обработки отверстий?</w:t>
         <w:br/>
-        <w:t>A) Токарный;</w:t>
-        <w:br/>
-        <w:t>B) Сверлильный;</w:t>
+        <w:t>A) Сверлильный;</w:t>
+        <w:br/>
+        <w:t>B) Токарный;</w:t>
         <w:br/>
         <w:t>C) Фрезерный;</w:t>
         <w:br/>
@@ -496,15 +496,15 @@
           <w:rFonts w:ascii="Times New Roman" w:hAnsi="Times New Roman" w:eastAsia="Times New Roman"/>
           <w:sz w:val="28"/>
         </w:rPr>
-        <w:t>16. Какой измерительный инструмент применяется для контроля угла детали?</w:t>
+        <w:t>16. Какой измерительный инструмент применяется для определения величины наклона поверхностей детали?</w:t>
         <w:br/>
         <w:t>A) Штангенциркуль;</w:t>
         <w:br/>
-        <w:t>B) Угломер;</w:t>
-        <w:br/>
-        <w:t>C) Микрометр;</w:t>
-        <w:br/>
-        <w:t>D) Нутромер.</w:t>
+        <w:t>B) Микрометр;</w:t>
+        <w:br/>
+        <w:t>C) Нутромер;</w:t>
+        <w:br/>
+        <w:t>D) Угломер.</w:t>
       </w:r>
     </w:p>
     <w:p>
@@ -559,15 +559,15 @@
           <w:rFonts w:ascii="Times New Roman" w:hAnsi="Times New Roman" w:eastAsia="Times New Roman"/>
           <w:sz w:val="28"/>
         </w:rPr>
-        <w:t>19. Какой вид обработки заготовки выполняется на фрезерном станке?</w:t>
+        <w:t>19. Какой вид обработки заготовки выполняется на станке с вращающимся многолезвийным инструментом?</w:t>
         <w:br/>
         <w:t>A) Нарезание резьбы;</w:t>
         <w:br/>
-        <w:t>B) Фрезерование плоскостей, пазов и фасонных поверхностей;</w:t>
-        <w:br/>
-        <w:t>C) Точение;</w:t>
-        <w:br/>
-        <w:t>D) Протягивание.</w:t>
+        <w:t>B) Точение;</w:t>
+        <w:br/>
+        <w:t>C) Протягивание;</w:t>
+        <w:br/>
+        <w:t>D) Фрезерование плоскостей, пазов и фасонных поверхностей.</w:t>
       </w:r>
     </w:p>
     <w:p>
@@ -580,7 +580,7 @@
           <w:rFonts w:ascii="Times New Roman" w:hAnsi="Times New Roman" w:eastAsia="Times New Roman"/>
           <w:sz w:val="28"/>
         </w:rPr>
-        <w:t>20. Что является главной причиной преждевременного износа режущего инструмента?</w:t>
+        <w:t>20. Что является основной причиной быстрого износа режущего инструмента?</w:t>
         <w:br/>
         <w:t>A) Низкая скорость резания;</w:t>
         <w:br/>
@@ -699,7 +699,7 @@
                 <w:b w:val="0"/>
                 <w:sz w:val="28"/>
               </w:rPr>
-              <w:t>B</w:t>
+              <w:t>D</w:t>
             </w:r>
           </w:p>
         </w:tc>
@@ -739,7 +739,7 @@
                 <w:b w:val="0"/>
                 <w:sz w:val="28"/>
               </w:rPr>
-              <w:t>B</w:t>
+              <w:t>D</w:t>
             </w:r>
           </w:p>
         </w:tc>
@@ -939,7 +939,7 @@
                 <w:b w:val="0"/>
                 <w:sz w:val="28"/>
               </w:rPr>
-              <w:t>B</w:t>
+              <w:t>A</w:t>
             </w:r>
           </w:p>
         </w:tc>
@@ -979,7 +979,7 @@
                 <w:b w:val="0"/>
                 <w:sz w:val="28"/>
               </w:rPr>
-              <w:t>B</w:t>
+              <w:t>D</w:t>
             </w:r>
           </w:p>
         </w:tc>
@@ -1059,7 +1059,7 @@
                 <w:b w:val="0"/>
                 <w:sz w:val="28"/>
               </w:rPr>
-              <w:t>B</w:t>
+              <w:t>A</w:t>
             </w:r>
           </w:p>
         </w:tc>
@@ -1099,7 +1099,7 @@
                 <w:b w:val="0"/>
                 <w:sz w:val="28"/>
               </w:rPr>
-              <w:t>B</w:t>
+              <w:t>D</w:t>
             </w:r>
           </w:p>
         </w:tc>
@@ -1179,7 +1179,7 @@
                 <w:b w:val="0"/>
                 <w:sz w:val="28"/>
               </w:rPr>
-              <w:t>B</w:t>
+              <w:t>D</w:t>
             </w:r>
           </w:p>
         </w:tc>
@@ -1219,7 +1219,7 @@
                 <w:b w:val="0"/>
                 <w:sz w:val="28"/>
               </w:rPr>
-              <w:t>B</w:t>
+              <w:t>A</w:t>
             </w:r>
           </w:p>
         </w:tc>
@@ -1299,7 +1299,7 @@
                 <w:b w:val="0"/>
                 <w:sz w:val="28"/>
               </w:rPr>
-              <w:t>B</w:t>
+              <w:t>D</w:t>
             </w:r>
           </w:p>
         </w:tc>
@@ -1419,7 +1419,7 @@
                 <w:b w:val="0"/>
                 <w:sz w:val="28"/>
               </w:rPr>
-              <w:t>B</w:t>
+              <w:t>D</w:t>
             </w:r>
           </w:p>
         </w:tc>
@@ -1510,11 +1510,11 @@
           <w:rFonts w:ascii="Times New Roman" w:hAnsi="Times New Roman" w:eastAsia="Times New Roman"/>
           <w:sz w:val="28"/>
         </w:rPr>
-        <w:t>2. Какой документ регламентирует требования охраны труда на рабочем месте оператора станка?</w:t>
-        <w:br/>
-        <w:t>A) Инструкция по охране труда;</w:t>
-        <w:br/>
-        <w:t>B) Договор аренды;</w:t>
+        <w:t>2. Какой документ регламентирует требования безопасности на рабочем месте оператора станка?</w:t>
+        <w:br/>
+        <w:t>A) Договор аренды;</w:t>
+        <w:br/>
+        <w:t>B) Инструкция по охране труда;</w:t>
         <w:br/>
         <w:t>C) План эвакуации;</w:t>
         <w:br/>
@@ -1535,11 +1535,11 @@
         <w:br/>
         <w:t>A) Штангенциркулем;</w:t>
         <w:br/>
-        <w:t>B) Профилометром;</w:t>
-        <w:br/>
-        <w:t>C) Микрометром;</w:t>
-        <w:br/>
-        <w:t>D) Индикатором часового типа.</w:t>
+        <w:t>B) Микрометром;</w:t>
+        <w:br/>
+        <w:t>C) Индикатором часового типа;</w:t>
+        <w:br/>
+        <w:t>D) Профилометром.</w:t>
       </w:r>
     </w:p>
     <w:p>
@@ -1554,9 +1554,9 @@
         </w:rPr>
         <w:t>4. Какой механизм станка обеспечивает главное движение (движение резания)?</w:t>
         <w:br/>
-        <w:t>A) Механизм подачи;</w:t>
-        <w:br/>
-        <w:t>B) Шпиндельный узел с коробкой скоростей;</w:t>
+        <w:t>A) Шпиндельный узел с коробкой скоростей;</w:t>
+        <w:br/>
+        <w:t>B) Механизм подачи;</w:t>
         <w:br/>
         <w:t>C) Механизм ускоренного перемещения;</w:t>
         <w:br/>
@@ -1575,13 +1575,13 @@
         </w:rPr>
         <w:t>5. Какой параметр режима резания определяет толщину срезаемого слоя?</w:t>
         <w:br/>
-        <w:t>A) Скорость резания;</w:t>
-        <w:br/>
-        <w:t>B) Подача и глубина резания;</w:t>
-        <w:br/>
-        <w:t>C) Угол резца;</w:t>
-        <w:br/>
-        <w:t>D) Материал заготовки.</w:t>
+        <w:t>A) Скорость резания при механической обработке;</w:t>
+        <w:br/>
+        <w:t>B) Подача (величина перемещения инструмента за оборот);</w:t>
+        <w:br/>
+        <w:t>C) Материал заготовки и его физические свойства;</w:t>
+        <w:br/>
+        <w:t>D) Угол резца, определяющий геометрию режущей части.</w:t>
       </w:r>
     </w:p>
     <w:p>
@@ -1596,13 +1596,13 @@
         </w:rPr>
         <w:t>6. К какому типу производства относится профессия оператора автоматических и полуавтоматических станков?</w:t>
         <w:br/>
-        <w:t>A) Сельскохозяйственное;</w:t>
-        <w:br/>
-        <w:t>B) Машиностроительное (металлообрабатывающее);</w:t>
-        <w:br/>
-        <w:t>C) Пищевое;</w:t>
-        <w:br/>
-        <w:t>D) Строительное.</w:t>
+        <w:t>A) Сельскохозяйственное производство;</w:t>
+        <w:br/>
+        <w:t>B) Пищевое производство продуктов питания;</w:t>
+        <w:br/>
+        <w:t>C) Строительное производство стройматериалов;</w:t>
+        <w:br/>
+        <w:t>D) Машиностроительное (металлообрабатывающее).</w:t>
       </w:r>
     </w:p>
     <w:p>
@@ -1636,7 +1636,7 @@
           <w:rFonts w:ascii="Times New Roman" w:hAnsi="Times New Roman" w:eastAsia="Times New Roman"/>
           <w:sz w:val="28"/>
         </w:rPr>
-        <w:t>8. Какая марка стали обозначает углеродистую конструкционную сталь обычного качества?</w:t>
+        <w:t>8. Какая марка стали обозначает углеродистую конструкционную сталь по ГОСТ 380?</w:t>
         <w:br/>
         <w:t>A) У8;</w:t>
         <w:br/>
@@ -1657,7 +1657,7 @@
           <w:rFonts w:ascii="Times New Roman" w:hAnsi="Times New Roman" w:eastAsia="Times New Roman"/>
           <w:sz w:val="28"/>
         </w:rPr>
-        <w:t>9. Какой вид чертежа показывает форму и размеры отдельной детали?</w:t>
+        <w:t>9. Какой вид конструкторской документации показывает форму и размеры отдельного изделия?</w:t>
         <w:br/>
         <w:t>A) Сборочный;</w:t>
         <w:br/>
@@ -1680,13 +1680,13 @@
         </w:rPr>
         <w:t>10. Что необходимо сделать перед началом работы на станке?</w:t>
         <w:br/>
-        <w:t>A) Сразу включить станок и начать работу;</w:t>
+        <w:t>A) Сразу включить станок и начать обработку детали;</w:t>
         <w:br/>
         <w:t>B) Провести осмотр станка и проверить исправность защитных устройств;</w:t>
         <w:br/>
-        <w:t>C) Сообщить мастеру о начале работы;</w:t>
-        <w:br/>
-        <w:t>D) Протереть станок влажной тряпкой.</w:t>
+        <w:t>C) Протереть станок влажной тряпкой перед началом смены;</w:t>
+        <w:br/>
+        <w:t>D) Сообщить мастеру о готовности к началу работы.</w:t>
       </w:r>
     </w:p>
     <w:p>
@@ -1699,15 +1699,15 @@
           <w:rFonts w:ascii="Times New Roman" w:hAnsi="Times New Roman" w:eastAsia="Times New Roman"/>
           <w:sz w:val="28"/>
         </w:rPr>
-        <w:t>11. Для чего применяется протачивание канавки на валу?</w:t>
-        <w:br/>
-        <w:t>A) Для украшения детали;</w:t>
-        <w:br/>
-        <w:t>B) Для выхода резьбового резца и шлифовального круга;</w:t>
+        <w:t>11. Для чего применяется протачивание канавки на цилиндрической поверхности?</w:t>
+        <w:br/>
+        <w:t>A) Для выхода резьбового резца и шлифовального круга;</w:t>
+        <w:br/>
+        <w:t>B) Для декоративной отделки поверхности детали;</w:t>
         <w:br/>
         <w:t>C) Для уменьшения массы детали;</w:t>
         <w:br/>
-        <w:t>D) Для маркировки.</w:t>
+        <w:t>D) Для нанесения маркировки и клеймения детали.</w:t>
       </w:r>
     </w:p>
     <w:p>
@@ -1722,13 +1722,13 @@
         </w:rPr>
         <w:t>12. Какой вид обработки выполняется на токарном станке?</w:t>
         <w:br/>
-        <w:t>A) Фрезерование;</w:t>
-        <w:br/>
-        <w:t>B) Точение наружных и внутренних поверхностей вращения;</w:t>
-        <w:br/>
-        <w:t>C) Сверление только;</w:t>
-        <w:br/>
-        <w:t>D) Шлифование плоскостей.</w:t>
+        <w:t>A) Фрезерование плоскостей и пазов деталей;</w:t>
+        <w:br/>
+        <w:t>B) Сверление отверстий в сплошном материале;</w:t>
+        <w:br/>
+        <w:t>C) Шлифование плоскостей;</w:t>
+        <w:br/>
+        <w:t>D) Точение наружных и внутренних поверхностей вращения.</w:t>
       </w:r>
     </w:p>
     <w:p>
@@ -1743,9 +1743,9 @@
         </w:rPr>
         <w:t>13. Какой вид стружки образуется при обработке пластичных материалов (сталь)?</w:t>
         <w:br/>
-        <w:t>A) Стружка надлома;</w:t>
-        <w:br/>
-        <w:t>B) Сливная стружка;</w:t>
+        <w:t>A) Сливная стружка;</w:t>
+        <w:br/>
+        <w:t>B) Стружка надлома;</w:t>
         <w:br/>
         <w:t>C) Элементная стружка;</w:t>
         <w:br/>
@@ -1783,15 +1783,15 @@
           <w:rFonts w:ascii="Times New Roman" w:hAnsi="Times New Roman" w:eastAsia="Times New Roman"/>
           <w:sz w:val="28"/>
         </w:rPr>
-        <w:t>15. Какой угол резца называется главным углом в плане?</w:t>
-        <w:br/>
-        <w:t>A) Угол между режущей кромкой и обработанной поверхностью;</w:t>
-        <w:br/>
-        <w:t>B) Угол между проекцией главной режущей кромки на основную плоскость и направлением подачи;</w:t>
-        <w:br/>
-        <w:t>C) Угол наклона передней поверхности;</w:t>
-        <w:br/>
-        <w:t>D) Угол при вершине резца.</w:t>
+        <w:t>15. Какой параметр резца характеризует угол между направлением движения подачи и расположением режущей кромки?</w:t>
+        <w:br/>
+        <w:t>A) Угол между режущей кромкой и направлением подачи резца;</w:t>
+        <w:br/>
+        <w:t>B) Угол наклона передней поверхности к режущей кромке;</w:t>
+        <w:br/>
+        <w:t>C) Угол при вершине, зависящий от формы режущей кромки;</w:t>
+        <w:br/>
+        <w:t>D) Угол между проекцией главной режущей кромки на основную плоскость и направлением подачи.</w:t>
       </w:r>
     </w:p>
     <w:p>
@@ -1825,11 +1825,11 @@
           <w:rFonts w:ascii="Times New Roman" w:hAnsi="Times New Roman" w:eastAsia="Times New Roman"/>
           <w:sz w:val="28"/>
         </w:rPr>
-        <w:t>17. Какой метод контроля применяется для проверки наружного диаметра вала в серийном производстве?</w:t>
-        <w:br/>
-        <w:t>A) Измерение микрометром каждой детали;</w:t>
-        <w:br/>
-        <w:t>B) Контроль калибром-скобой;</w:t>
+        <w:t>17. Какой метод проверки применяется для наружного диаметра вала в серийном производстве?</w:t>
+        <w:br/>
+        <w:t>A) Контроль калибром-скобой;</w:t>
+        <w:br/>
+        <w:t>B) Измерение микрометром каждой детали;</w:t>
         <w:br/>
         <w:t>C) Визуальный осмотр;</w:t>
         <w:br/>
@@ -1846,15 +1846,15 @@
           <w:rFonts w:ascii="Times New Roman" w:hAnsi="Times New Roman" w:eastAsia="Times New Roman"/>
           <w:sz w:val="28"/>
         </w:rPr>
-        <w:t>18. Какой измерительный инструмент применяется для контроля угла детали?</w:t>
+        <w:t>18. Какой измерительный инструмент применяется для определения величины наклона поверхностей детали?</w:t>
         <w:br/>
         <w:t>A) Штангенциркуль;</w:t>
         <w:br/>
-        <w:t>B) Угломер;</w:t>
-        <w:br/>
-        <w:t>C) Микрометр;</w:t>
-        <w:br/>
-        <w:t>D) Нутромер.</w:t>
+        <w:t>B) Микрометр;</w:t>
+        <w:br/>
+        <w:t>C) Нутромер;</w:t>
+        <w:br/>
+        <w:t>D) Угломер.</w:t>
       </w:r>
     </w:p>
     <w:p>
@@ -1867,7 +1867,7 @@
           <w:rFonts w:ascii="Times New Roman" w:hAnsi="Times New Roman" w:eastAsia="Times New Roman"/>
           <w:sz w:val="28"/>
         </w:rPr>
-        <w:t>19. Какая посадка обеспечивает натяг между деталями?</w:t>
+        <w:t>19. Какая посадка обеспечивает неподвижное соединение деталей?</w:t>
         <w:br/>
         <w:t>A) Скользящая;</w:t>
         <w:br/>
@@ -1894,9 +1894,9 @@
         <w:br/>
         <w:t>B) Черновое точение;</w:t>
         <w:br/>
-        <w:t>C) Шлифование;</w:t>
-        <w:br/>
-        <w:t>D) Полирование.</w:t>
+        <w:t>C) Полирование;</w:t>
+        <w:br/>
+        <w:t>D) Шлифование.</w:t>
       </w:r>
     </w:p>
     <w:p>
@@ -1925,9 +1925,9 @@
         </w:rPr>
         <w:t>1. Какой вид стружки образуется при обработке пластичных материалов (сталь)?</w:t>
         <w:br/>
-        <w:t>A) Стружка надлома;</w:t>
-        <w:br/>
-        <w:t>B) Сливная стружка;</w:t>
+        <w:t>A) Сливная стружка;</w:t>
+        <w:br/>
+        <w:t>B) Стружка надлома;</w:t>
         <w:br/>
         <w:t>C) Элементная стружка;</w:t>
         <w:br/>
@@ -1946,13 +1946,13 @@
         </w:rPr>
         <w:t>2. Какой дефект возникает при недостаточном закреплении заготовки?</w:t>
         <w:br/>
-        <w:t>A) Повышенная шероховатость;</w:t>
+        <w:t>A) Повышенная шероховатость обработанной поверхности;</w:t>
         <w:br/>
         <w:t>B) Смещение оси обрабатываемой поверхности;</w:t>
         <w:br/>
-        <w:t>C) Трещины;</w:t>
-        <w:br/>
-        <w:t>D) Ржавчина.</w:t>
+        <w:t>C) Трещины на обработанной поверхности;</w:t>
+        <w:br/>
+        <w:t>D) Ржавчина на поверхности детали.</w:t>
       </w:r>
     </w:p>
     <w:p>
@@ -1965,13 +1965,13 @@
           <w:rFonts w:ascii="Times New Roman" w:hAnsi="Times New Roman" w:eastAsia="Times New Roman"/>
           <w:sz w:val="28"/>
         </w:rPr>
-        <w:t>3. Какой вид механической передачи применяется для изменения частоты вращения в станках?</w:t>
-        <w:br/>
-        <w:t>A) Ремённая передача;</w:t>
+        <w:t>3. Какой вид механического привода применяется для изменения частоты вращения в станках?</w:t>
+        <w:br/>
+        <w:t>A) Пружинный механизм;</w:t>
         <w:br/>
         <w:t>B) Гидравлический цилиндр;</w:t>
         <w:br/>
-        <w:t>C) Пружинный механизм;</w:t>
+        <w:t>C) Ремённая передача;</w:t>
         <w:br/>
         <w:t>D) Электромагнитная муфта.</w:t>
       </w:r>
@@ -1990,9 +1990,9 @@
         <w:br/>
         <w:t>A) Чертёж детали;</w:t>
         <w:br/>
-        <w:t>B) Маршрутная карта;</w:t>
-        <w:br/>
-        <w:t>C) Спецификация;</w:t>
+        <w:t>B) Спецификация;</w:t>
+        <w:br/>
+        <w:t>C) Маршрутная карта;</w:t>
         <w:br/>
         <w:t>D) Паспорт станка.</w:t>
       </w:r>
@@ -2028,7 +2028,7 @@
           <w:rFonts w:ascii="Times New Roman" w:hAnsi="Times New Roman" w:eastAsia="Times New Roman"/>
           <w:sz w:val="28"/>
         </w:rPr>
-        <w:t>6. Какой документ регламентирует требования охраны труда на рабочем месте оператора станка?</w:t>
+        <w:t>6. Какой документ регламентирует требования безопасности на рабочем месте оператора станка?</w:t>
         <w:br/>
         <w:t>A) Инструкция по охране труда;</w:t>
         <w:br/>
@@ -2051,9 +2051,9 @@
         </w:rPr>
         <w:t>7. Какая группа по электробезопасности необходима оператору станка для самостоятельной работы с электрооборудованием?</w:t>
         <w:br/>
-        <w:t>A) I группа;</w:t>
-        <w:br/>
-        <w:t>B) II группа;</w:t>
+        <w:t>A) II группа;</w:t>
+        <w:br/>
+        <w:t>B) I группа;</w:t>
         <w:br/>
         <w:t>C) III группа;</w:t>
         <w:br/>
@@ -2091,15 +2091,15 @@
           <w:rFonts w:ascii="Times New Roman" w:hAnsi="Times New Roman" w:eastAsia="Times New Roman"/>
           <w:sz w:val="28"/>
         </w:rPr>
-        <w:t>9. Какой вид обработки заготовки выполняется на фрезерном станке?</w:t>
-        <w:br/>
-        <w:t>A) Нарезание резьбы;</w:t>
-        <w:br/>
-        <w:t>B) Фрезерование плоскостей, пазов и фасонных поверхностей;</w:t>
-        <w:br/>
-        <w:t>C) Точение;</w:t>
-        <w:br/>
-        <w:t>D) Протягивание.</w:t>
+        <w:t>9. Какой вид обработки заготовки выполняется на станке с вращающимся многолезвийным инструментом?</w:t>
+        <w:br/>
+        <w:t>A) Нарезание резьбы резьбовым инструментом на станке;</w:t>
+        <w:br/>
+        <w:t>B) Точение цилиндрических поверхностей деталей;</w:t>
+        <w:br/>
+        <w:t>C) Протягивание шпоночных пазов протяжкой;</w:t>
+        <w:br/>
+        <w:t>D) Фрезерование плоскостей, пазов и фасонных поверхностей.</w:t>
       </w:r>
     </w:p>
     <w:p>
@@ -2114,13 +2114,13 @@
         </w:rPr>
         <w:t>10. Что такое допуск размера?</w:t>
         <w:br/>
-        <w:t>A) Разрешение на выполнение работы;</w:t>
-        <w:br/>
-        <w:t>B) Разность между наибольшим и наименьшим предельными размерами;</w:t>
-        <w:br/>
-        <w:t>C) Номинальный размер детали;</w:t>
-        <w:br/>
-        <w:t>D) Отклонение формы детали.</w:t>
+        <w:t>A) Разность между наибольшим и наименьшим предельными размерами;</w:t>
+        <w:br/>
+        <w:t>B) Разрешение на выполнение работ повышенной опасности;</w:t>
+        <w:br/>
+        <w:t>C) Номинальный размер детали по чертежу;</w:t>
+        <w:br/>
+        <w:t>D) Отклонение формы детали от заданной чертежом.</w:t>
       </w:r>
     </w:p>
     <w:p>
@@ -2133,15 +2133,15 @@
           <w:rFonts w:ascii="Times New Roman" w:hAnsi="Times New Roman" w:eastAsia="Times New Roman"/>
           <w:sz w:val="28"/>
         </w:rPr>
-        <w:t>11. Какой измерительный инструмент применяется для контроля угла детали?</w:t>
+        <w:t>11. Какой измерительный инструмент применяется для определения величины наклона поверхностей детали?</w:t>
         <w:br/>
         <w:t>A) Штангенциркуль;</w:t>
         <w:br/>
-        <w:t>B) Угломер;</w:t>
-        <w:br/>
-        <w:t>C) Микрометр;</w:t>
-        <w:br/>
-        <w:t>D) Нутромер.</w:t>
+        <w:t>B) Микрометр;</w:t>
+        <w:br/>
+        <w:t>C) Нутромер;</w:t>
+        <w:br/>
+        <w:t>D) Угломер.</w:t>
       </w:r>
     </w:p>
     <w:p>
@@ -2154,11 +2154,11 @@
           <w:rFonts w:ascii="Times New Roman" w:hAnsi="Times New Roman" w:eastAsia="Times New Roman"/>
           <w:sz w:val="28"/>
         </w:rPr>
-        <w:t>12. Какой метод контроля применяется для проверки наружного диаметра вала в серийном производстве?</w:t>
-        <w:br/>
-        <w:t>A) Измерение микрометром каждой детали;</w:t>
-        <w:br/>
-        <w:t>B) Контроль калибром-скобой;</w:t>
+        <w:t>12. Какой метод проверки применяется для наружного диаметра вала в серийном производстве?</w:t>
+        <w:br/>
+        <w:t>A) Контроль калибром-скобой;</w:t>
+        <w:br/>
+        <w:t>B) Измерение микрометром каждой детали;</w:t>
         <w:br/>
         <w:t>C) Визуальный осмотр;</w:t>
         <w:br/>
@@ -2196,15 +2196,15 @@
           <w:rFonts w:ascii="Times New Roman" w:hAnsi="Times New Roman" w:eastAsia="Times New Roman"/>
           <w:sz w:val="28"/>
         </w:rPr>
-        <w:t>14. Какой способ закрепления применяется при обработке длинного вала?</w:t>
-        <w:br/>
-        <w:t>A) Только в патроне;</w:t>
+        <w:t>14. Какой метод закрепления применяется при обработке длинного вала?</w:t>
+        <w:br/>
+        <w:t>A) Только в патроне без дополнительной поддержки;</w:t>
         <w:br/>
         <w:t>B) В центрах с использованием люнета;</w:t>
         <w:br/>
-        <w:t>C) На магнитной плите;</w:t>
-        <w:br/>
-        <w:t>D) В тисках.</w:t>
+        <w:t>C) На магнитной плите с электромагнитным креплением;</w:t>
+        <w:br/>
+        <w:t>D) В тисках с призматическим базированием заготовки.</w:t>
       </w:r>
     </w:p>
     <w:p>
@@ -2217,15 +2217,15 @@
           <w:rFonts w:ascii="Times New Roman" w:hAnsi="Times New Roman" w:eastAsia="Times New Roman"/>
           <w:sz w:val="28"/>
         </w:rPr>
-        <w:t>15. Какой вид брака возникает при неправильной заточке резца?</w:t>
-        <w:br/>
-        <w:t>A) Трещины в детали;</w:t>
+        <w:t>15. Какой вид брака возникает при ошибочной заточке резца?</w:t>
+        <w:br/>
+        <w:t>A) Трещины на обработанной поверхности;</w:t>
         <w:br/>
         <w:t>B) Неправильная форма обработанной поверхности;</w:t>
         <w:br/>
-        <w:t>C) Коррозия;</w:t>
-        <w:br/>
-        <w:t>D) Коробление.</w:t>
+        <w:t>C) Коррозия металлических поверхностей;</w:t>
+        <w:br/>
+        <w:t>D) Коробление детали при термической обработке.</w:t>
       </w:r>
     </w:p>
     <w:p>
@@ -2238,7 +2238,7 @@
           <w:rFonts w:ascii="Times New Roman" w:hAnsi="Times New Roman" w:eastAsia="Times New Roman"/>
           <w:sz w:val="28"/>
         </w:rPr>
-        <w:t>16. Какой инструмент применяется для сверления отверстий на токарном станке?</w:t>
+        <w:t>16. Какой инструмент применяется для образования отверстий на токарном станке?</w:t>
         <w:br/>
         <w:t>A) Резец проходной;</w:t>
         <w:br/>
@@ -2284,11 +2284,11 @@
         <w:br/>
         <w:t>A) Штангенциркуль;</w:t>
         <w:br/>
-        <w:t>B) Нутромер;</w:t>
-        <w:br/>
-        <w:t>C) Микрометр;</w:t>
-        <w:br/>
-        <w:t>D) Линейка.</w:t>
+        <w:t>B) Микрометр;</w:t>
+        <w:br/>
+        <w:t>C) Линейка;</w:t>
+        <w:br/>
+        <w:t>D) Нутромер.</w:t>
       </w:r>
     </w:p>
     <w:p>
@@ -2305,11 +2305,11 @@
         <w:br/>
         <w:t>A) Частотное преобразующее устройство;</w:t>
         <w:br/>
-        <w:t>B) Числовое программное управление;</w:t>
-        <w:br/>
-        <w:t>C) Центральный пульт управления;</w:t>
-        <w:br/>
-        <w:t>D) Чувствительный пьезоэлемент управления.</w:t>
+        <w:t>B) Центральный пульт управления;</w:t>
+        <w:br/>
+        <w:t>C) Чувствительный пьезоэлемент управления;</w:t>
+        <w:br/>
+        <w:t>D) Числовое программное управление.</w:t>
       </w:r>
     </w:p>
     <w:p>
@@ -2324,13 +2324,13 @@
         </w:rPr>
         <w:t>20. Какой параметр режима резания определяет толщину срезаемого слоя?</w:t>
         <w:br/>
-        <w:t>A) Скорость резания;</w:t>
-        <w:br/>
-        <w:t>B) Подача и глубина резания;</w:t>
-        <w:br/>
-        <w:t>C) Угол резца;</w:t>
-        <w:br/>
-        <w:t>D) Материал заготовки.</w:t>
+        <w:t>A) Скорость резания при механической обработке;</w:t>
+        <w:br/>
+        <w:t>B) Угол резца;</w:t>
+        <w:br/>
+        <w:t>C) Материал заготовки и его физические свойства;</w:t>
+        <w:br/>
+        <w:t>D) Подача (величина перемещения инструмента за оборот).</w:t>
       </w:r>
     </w:p>
     <w:p>
@@ -2361,11 +2361,11 @@
         <w:br/>
         <w:t>A) Конвейер (транспортёр);</w:t>
         <w:br/>
-        <w:t>B) Редуктор;</w:t>
-        <w:br/>
-        <w:t>C) Гидроцилиндр;</w:t>
-        <w:br/>
-        <w:t>D) Энкодер.</w:t>
+        <w:t>B) Редуктор понижающей передачи;</w:t>
+        <w:br/>
+        <w:t>C) Гидроцилиндр возвратно-поступательного движения;</w:t>
+        <w:br/>
+        <w:t>D) Энкодер углового положения.</w:t>
       </w:r>
     </w:p>
     <w:p>
@@ -2380,9 +2380,9 @@
         </w:rPr>
         <w:t>2. Какой квалитет точности можно обеспечить чистовым точением на токарном станке?</w:t>
         <w:br/>
-        <w:t>A) IT5;</w:t>
-        <w:br/>
-        <w:t>B) IT8;</w:t>
+        <w:t>A) IT8;</w:t>
+        <w:br/>
+        <w:t>B) IT5;</w:t>
         <w:br/>
         <w:t>C) IT14;</w:t>
         <w:br/>
@@ -2403,9 +2403,9 @@
         <w:br/>
         <w:t>A) Очки защитные, спецодежда, ботинки с металлическим носком;</w:t>
         <w:br/>
-        <w:t>B) Солнцезащитные очки и перчатки;</w:t>
-        <w:br/>
-        <w:t>C) Каска и респиратор только;</w:t>
+        <w:t>B) Солнцезащитные очки и хлопчатобумажные перчатки;</w:t>
+        <w:br/>
+        <w:t>C) Каска защитная и респиратор для работы в пыльных цехах;</w:t>
         <w:br/>
         <w:t>D) Наушники и перчатки хлопчатобумажные.</w:t>
       </w:r>
@@ -2422,13 +2422,13 @@
         </w:rPr>
         <w:t>4. Что такое подналадка станка?</w:t>
         <w:br/>
-        <w:t>A) Капитальный ремонт станка;</w:t>
-        <w:br/>
-        <w:t>B) Корректировка настройки станка для восстановления точности обработки в процессе работы;</w:t>
-        <w:br/>
-        <w:t>C) Замена электродвигателя;</w:t>
-        <w:br/>
-        <w:t>D) Установка нового станка.</w:t>
+        <w:t>A) Капитальный ремонт всех узлов и механизмов станка с полной разборкой;</w:t>
+        <w:br/>
+        <w:t>B) Замена электродвигателя станка при его полном износе или поломке;</w:t>
+        <w:br/>
+        <w:t>C) Установка нового станка на подготовленный фундамент с выверкой;</w:t>
+        <w:br/>
+        <w:t>D) Корректировка настройки станка для восстановления точности обработки в процессе работы.</w:t>
       </w:r>
     </w:p>
     <w:p>
@@ -2443,13 +2443,13 @@
         </w:rPr>
         <w:t>5. Что такое люнет и для чего он применяется?</w:t>
         <w:br/>
-        <w:t>A) Приспособление для заточки резцов;</w:t>
-        <w:br/>
-        <w:t>B) Опорная втулка, предотвращающая прогиб длинной заготовки при точении;</w:t>
-        <w:br/>
-        <w:t>C) Устройство для охлаждения;</w:t>
-        <w:br/>
-        <w:t>D) Приспособление для нарезания резьбы.</w:t>
+        <w:t>A) Приспособление для заточки и правки резцов;</w:t>
+        <w:br/>
+        <w:t>B) Устройство для подачи охлаждающей жидкости (СОЖ);</w:t>
+        <w:br/>
+        <w:t>C) Опорная втулка, предотвращающая прогиб длинной заготовки при точении;</w:t>
+        <w:br/>
+        <w:t>D) Приспособление для нарезания резьбы резьбовым резцом.</w:t>
       </w:r>
     </w:p>
     <w:p>
@@ -2487,9 +2487,9 @@
         <w:br/>
         <w:t>A) 1:2;</w:t>
         <w:br/>
-        <w:t>B) 2:1;</w:t>
-        <w:br/>
-        <w:t>C) 1:1;</w:t>
+        <w:t>B) 1:1;</w:t>
+        <w:br/>
+        <w:t>C) 2:1;</w:t>
         <w:br/>
         <w:t>D) 5:1.</w:t>
       </w:r>
@@ -2527,9 +2527,9 @@
         </w:rPr>
         <w:t>9. Какой механизм станка обеспечивает главное движение (движение резания)?</w:t>
         <w:br/>
-        <w:t>A) Механизм подачи;</w:t>
-        <w:br/>
-        <w:t>B) Шпиндельный узел с коробкой скоростей;</w:t>
+        <w:t>A) Шпиндельный узел с коробкой скоростей;</w:t>
+        <w:br/>
+        <w:t>B) Механизм подачи;</w:t>
         <w:br/>
         <w:t>C) Механизм ускоренного перемещения;</w:t>
         <w:br/>
@@ -2548,13 +2548,13 @@
         </w:rPr>
         <w:t>10. Что такое припуск на обработку?</w:t>
         <w:br/>
-        <w:t>A) Расстояние между станками в цеху;</w:t>
-        <w:br/>
-        <w:t>B) Слой материала, удаляемый с заготовки для получения готовой детали;</w:t>
-        <w:br/>
-        <w:t>C) Допустимая погрешность измерения;</w:t>
-        <w:br/>
-        <w:t>D) Время, затрачиваемое на обработку.</w:t>
+        <w:t>A) Слой материала, удаляемый с заготовки для получения готовой детали;</w:t>
+        <w:br/>
+        <w:t>B) Расстояние между станками в производственном цеху;</w:t>
+        <w:br/>
+        <w:t>C) Допустимая погрешность измерения детали измерительным инструментом;</w:t>
+        <w:br/>
+        <w:t>D) Время, затрачиваемое на обработку одной детали.</w:t>
       </w:r>
     </w:p>
     <w:p>
@@ -2567,15 +2567,15 @@
           <w:rFonts w:ascii="Times New Roman" w:hAnsi="Times New Roman" w:eastAsia="Times New Roman"/>
           <w:sz w:val="28"/>
         </w:rPr>
-        <w:t>11. Какой измерительный инструмент применяется для контроля угла детали?</w:t>
+        <w:t>11. Какой измерительный инструмент применяется для определения величины наклона поверхностей детали?</w:t>
         <w:br/>
         <w:t>A) Штангенциркуль;</w:t>
         <w:br/>
-        <w:t>B) Угломер;</w:t>
-        <w:br/>
-        <w:t>C) Микрометр;</w:t>
-        <w:br/>
-        <w:t>D) Нутромер.</w:t>
+        <w:t>B) Микрометр;</w:t>
+        <w:br/>
+        <w:t>C) Нутромер;</w:t>
+        <w:br/>
+        <w:t>D) Угломер.</w:t>
       </w:r>
     </w:p>
     <w:p>
@@ -2590,13 +2590,13 @@
         </w:rPr>
         <w:t>12. Что является причиной появления рисок на обработанной поверхности?</w:t>
         <w:br/>
-        <w:t>A) Неправильный выбор подачи;</w:t>
-        <w:br/>
-        <w:t>B) Износ или выкрашивание режущей кромки инструмента;</w:t>
-        <w:br/>
-        <w:t>C) Избыток СОЖ;</w:t>
-        <w:br/>
-        <w:t>D) Низкая температура в цеху.</w:t>
+        <w:t>A) Неправильный выбор скорости подачи при обработке;</w:t>
+        <w:br/>
+        <w:t>B) Избыток СОЖ;</w:t>
+        <w:br/>
+        <w:t>C) Износ или выкрашивание режущей кромки инструмента;</w:t>
+        <w:br/>
+        <w:t>D) Низкая температура воздуха в производственном цеху.</w:t>
       </w:r>
     </w:p>
     <w:p>
@@ -2613,9 +2613,9 @@
         <w:br/>
         <w:t>A) Линейка металлическая;</w:t>
         <w:br/>
-        <w:t>B) Штангенциркуль ШЦ-I;</w:t>
-        <w:br/>
-        <w:t>C) Микрометр гладкий;</w:t>
+        <w:t>B) Микрометр гладкий;</w:t>
+        <w:br/>
+        <w:t>C) Штангенциркуль ШЦ-I;</w:t>
         <w:br/>
         <w:t>D) Угломер.</w:t>
       </w:r>
@@ -2632,13 +2632,13 @@
         </w:rPr>
         <w:t>14. Какой квалитет точности соответствует грубой (черновой) обработке?</w:t>
         <w:br/>
-        <w:t>A) IT5;</w:t>
-        <w:br/>
-        <w:t>B) IT7;</w:t>
+        <w:t>A) IT5 — прецизионная обработка;</w:t>
+        <w:br/>
+        <w:t>B) IT7 — чистовая обработка;</w:t>
         <w:br/>
         <w:t>C) IT12-IT14;</w:t>
         <w:br/>
-        <w:t>D) IT3.</w:t>
+        <w:t>D) IT3 — сверхточная обработка.</w:t>
       </w:r>
     </w:p>
     <w:p>
@@ -2651,15 +2651,15 @@
           <w:rFonts w:ascii="Times New Roman" w:hAnsi="Times New Roman" w:eastAsia="Times New Roman"/>
           <w:sz w:val="28"/>
         </w:rPr>
-        <w:t>15. Какой вид обработки заготовки выполняется на фрезерном станке?</w:t>
-        <w:br/>
-        <w:t>A) Нарезание резьбы;</w:t>
-        <w:br/>
-        <w:t>B) Фрезерование плоскостей, пазов и фасонных поверхностей;</w:t>
-        <w:br/>
-        <w:t>C) Точение;</w:t>
-        <w:br/>
-        <w:t>D) Протягивание.</w:t>
+        <w:t>15. Какой вид обработки заготовки выполняется на станке с вращающимся многолезвийным инструментом?</w:t>
+        <w:br/>
+        <w:t>A) Нарезание резьбы резьбовым инструментом на станке;</w:t>
+        <w:br/>
+        <w:t>B) Точение цилиндрических поверхностей деталей;</w:t>
+        <w:br/>
+        <w:t>C) Протягивание шпоночных пазов протяжкой;</w:t>
+        <w:br/>
+        <w:t>D) Фрезерование плоскостей, пазов и фасонных поверхностей.</w:t>
       </w:r>
     </w:p>
     <w:p>
@@ -2674,13 +2674,13 @@
         </w:rPr>
         <w:t>16. Какой параметр режима резания определяет толщину срезаемого слоя?</w:t>
         <w:br/>
-        <w:t>A) Скорость резания;</w:t>
-        <w:br/>
-        <w:t>B) Подача и глубина резания;</w:t>
-        <w:br/>
-        <w:t>C) Угол резца;</w:t>
-        <w:br/>
-        <w:t>D) Материал заготовки.</w:t>
+        <w:t>A) Скорость резания при механической обработке;</w:t>
+        <w:br/>
+        <w:t>B) Подача (величина перемещения инструмента за оборот);</w:t>
+        <w:br/>
+        <w:t>C) Материал заготовки и его физические свойства;</w:t>
+        <w:br/>
+        <w:t>D) Угол резца, определяющий геометрию режущей части.</w:t>
       </w:r>
     </w:p>
     <w:p>
@@ -2697,11 +2697,11 @@
         <w:br/>
         <w:t>A) Штангенциркуль;</w:t>
         <w:br/>
-        <w:t>B) Нутромер;</w:t>
-        <w:br/>
-        <w:t>C) Микрометр;</w:t>
-        <w:br/>
-        <w:t>D) Линейка.</w:t>
+        <w:t>B) Микрометр;</w:t>
+        <w:br/>
+        <w:t>C) Линейка;</w:t>
+        <w:br/>
+        <w:t>D) Нутромер.</w:t>
       </w:r>
     </w:p>
     <w:p>
@@ -2714,15 +2714,15 @@
           <w:rFonts w:ascii="Times New Roman" w:hAnsi="Times New Roman" w:eastAsia="Times New Roman"/>
           <w:sz w:val="28"/>
         </w:rPr>
-        <w:t>18. Какое приспособление применяется для закрепления заготовки на фрезерном станке?</w:t>
-        <w:br/>
-        <w:t>A) Патрон;</w:t>
-        <w:br/>
-        <w:t>B) Тиски станочные;</w:t>
-        <w:br/>
-        <w:t>C) Центры;</w:t>
-        <w:br/>
-        <w:t>D) Люнет.</w:t>
+        <w:t>18. Какое приспособление применяется для закрепления заготовки при фрезерной обработке?</w:t>
+        <w:br/>
+        <w:t>A) Патрон токарный трёхкулачковый;</w:t>
+        <w:br/>
+        <w:t>B) Центр вращающийся с коническим наконечником;</w:t>
+        <w:br/>
+        <w:t>C) Люнет подвижный с регулировочным винтом;</w:t>
+        <w:br/>
+        <w:t>D) Тиски станочные.</w:t>
       </w:r>
     </w:p>
     <w:p>
@@ -2737,13 +2737,13 @@
         </w:rPr>
         <w:t>19. К какому типу производства относится профессия оператора автоматических и полуавтоматических станков?</w:t>
         <w:br/>
-        <w:t>A) Сельскохозяйственное;</w:t>
+        <w:t>A) Сельскохозяйственное производство;</w:t>
         <w:br/>
         <w:t>B) Машиностроительное (металлообрабатывающее);</w:t>
         <w:br/>
-        <w:t>C) Пищевое;</w:t>
-        <w:br/>
-        <w:t>D) Строительное.</w:t>
+        <w:t>C) Строительное производство стройматериалов;</w:t>
+        <w:br/>
+        <w:t>D) Пищевое производство продуктов питания.</w:t>
       </w:r>
     </w:p>
     <w:p>
@@ -2760,9 +2760,9 @@
         <w:br/>
         <w:t>A) IT5;</w:t>
         <w:br/>
-        <w:t>B) IT7;</w:t>
-        <w:br/>
-        <w:t>C) IT12;</w:t>
+        <w:t>B) IT12;</w:t>
+        <w:br/>
+        <w:t>C) IT7;</w:t>
         <w:br/>
         <w:t>D) IT3.</w:t>
       </w:r>
@@ -3715,6 +3715,44 @@
                 <w:b w:val="0"/>
                 <w:sz w:val="28"/>
               </w:rPr>
+              <w:t>B</w:t>
+            </w:r>
+          </w:p>
+        </w:tc>
+        <w:tc>
+          <w:tcPr>
+            <w:tcW w:type="dxa" w:w="411"/>
+          </w:tcPr>
+          <w:p>
+            <w:pPr>
+              <w:jc w:val="center"/>
+            </w:pPr>
+            <w:r/>
+            <w:r>
+              <w:rPr>
+                <w:rFonts w:ascii="Times New Roman" w:hAnsi="Times New Roman" w:eastAsia="Times New Roman"/>
+                <w:b w:val="0"/>
+                <w:sz w:val="28"/>
+              </w:rPr>
+              <w:t>D</w:t>
+            </w:r>
+          </w:p>
+        </w:tc>
+        <w:tc>
+          <w:tcPr>
+            <w:tcW w:type="dxa" w:w="411"/>
+          </w:tcPr>
+          <w:p>
+            <w:pPr>
+              <w:jc w:val="center"/>
+            </w:pPr>
+            <w:r/>
+            <w:r>
+              <w:rPr>
+                <w:rFonts w:ascii="Times New Roman" w:hAnsi="Times New Roman" w:eastAsia="Times New Roman"/>
+                <w:b w:val="0"/>
+                <w:sz w:val="28"/>
+              </w:rPr>
               <w:t>A</w:t>
             </w:r>
           </w:p>
@@ -3753,45 +3791,7 @@
                 <w:b w:val="0"/>
                 <w:sz w:val="28"/>
               </w:rPr>
-              <w:t>B</w:t>
-            </w:r>
-          </w:p>
-        </w:tc>
-        <w:tc>
-          <w:tcPr>
-            <w:tcW w:type="dxa" w:w="411"/>
-          </w:tcPr>
-          <w:p>
-            <w:pPr>
-              <w:jc w:val="center"/>
-            </w:pPr>
-            <w:r/>
-            <w:r>
-              <w:rPr>
-                <w:rFonts w:ascii="Times New Roman" w:hAnsi="Times New Roman" w:eastAsia="Times New Roman"/>
-                <w:b w:val="0"/>
-                <w:sz w:val="28"/>
-              </w:rPr>
-              <w:t>B</w:t>
-            </w:r>
-          </w:p>
-        </w:tc>
-        <w:tc>
-          <w:tcPr>
-            <w:tcW w:type="dxa" w:w="411"/>
-          </w:tcPr>
-          <w:p>
-            <w:pPr>
-              <w:jc w:val="center"/>
-            </w:pPr>
-            <w:r/>
-            <w:r>
-              <w:rPr>
-                <w:rFonts w:ascii="Times New Roman" w:hAnsi="Times New Roman" w:eastAsia="Times New Roman"/>
-                <w:b w:val="0"/>
-                <w:sz w:val="28"/>
-              </w:rPr>
-              <w:t>B</w:t>
+              <w:t>D</w:t>
             </w:r>
           </w:p>
         </w:tc>
@@ -3886,7 +3886,7 @@
                 <w:b w:val="0"/>
                 <w:sz w:val="28"/>
               </w:rPr>
-              <w:t>B</w:t>
+              <w:t>A</w:t>
             </w:r>
           </w:p>
         </w:tc>
@@ -3905,7 +3905,7 @@
                 <w:b w:val="0"/>
                 <w:sz w:val="28"/>
               </w:rPr>
-              <w:t>B</w:t>
+              <w:t>D</w:t>
             </w:r>
           </w:p>
         </w:tc>
@@ -3924,7 +3924,7 @@
                 <w:b w:val="0"/>
                 <w:sz w:val="28"/>
               </w:rPr>
-              <w:t>B</w:t>
+              <w:t>A</w:t>
             </w:r>
           </w:p>
         </w:tc>
@@ -3962,7 +3962,7 @@
                 <w:b w:val="0"/>
                 <w:sz w:val="28"/>
               </w:rPr>
-              <w:t>B</w:t>
+              <w:t>D</w:t>
             </w:r>
           </w:p>
         </w:tc>
@@ -4000,7 +4000,7 @@
                 <w:b w:val="0"/>
                 <w:sz w:val="28"/>
               </w:rPr>
-              <w:t>B</w:t>
+              <w:t>A</w:t>
             </w:r>
           </w:p>
         </w:tc>
@@ -4019,7 +4019,7 @@
                 <w:b w:val="0"/>
                 <w:sz w:val="28"/>
               </w:rPr>
-              <w:t>B</w:t>
+              <w:t>D</w:t>
             </w:r>
           </w:p>
         </w:tc>
@@ -4097,44 +4097,6 @@
                 <w:b w:val="0"/>
                 <w:sz w:val="28"/>
               </w:rPr>
-              <w:t>B</w:t>
-            </w:r>
-          </w:p>
-        </w:tc>
-        <w:tc>
-          <w:tcPr>
-            <w:tcW w:type="dxa" w:w="411"/>
-          </w:tcPr>
-          <w:p>
-            <w:pPr>
-              <w:jc w:val="center"/>
-            </w:pPr>
-            <w:r/>
-            <w:r>
-              <w:rPr>
-                <w:rFonts w:ascii="Times New Roman" w:hAnsi="Times New Roman" w:eastAsia="Times New Roman"/>
-                <w:b w:val="0"/>
-                <w:sz w:val="28"/>
-              </w:rPr>
-              <w:t>B</w:t>
-            </w:r>
-          </w:p>
-        </w:tc>
-        <w:tc>
-          <w:tcPr>
-            <w:tcW w:type="dxa" w:w="411"/>
-          </w:tcPr>
-          <w:p>
-            <w:pPr>
-              <w:jc w:val="center"/>
-            </w:pPr>
-            <w:r/>
-            <w:r>
-              <w:rPr>
-                <w:rFonts w:ascii="Times New Roman" w:hAnsi="Times New Roman" w:eastAsia="Times New Roman"/>
-                <w:b w:val="0"/>
-                <w:sz w:val="28"/>
-              </w:rPr>
               <w:t>A</w:t>
             </w:r>
           </w:p>
@@ -4192,6 +4154,63 @@
                 <w:b w:val="0"/>
                 <w:sz w:val="28"/>
               </w:rPr>
+              <w:t>C</w:t>
+            </w:r>
+          </w:p>
+        </w:tc>
+        <w:tc>
+          <w:tcPr>
+            <w:tcW w:type="dxa" w:w="411"/>
+          </w:tcPr>
+          <w:p>
+            <w:pPr>
+              <w:jc w:val="center"/>
+            </w:pPr>
+            <w:r/>
+            <w:r>
+              <w:rPr>
+                <w:rFonts w:ascii="Times New Roman" w:hAnsi="Times New Roman" w:eastAsia="Times New Roman"/>
+                <w:b w:val="0"/>
+                <w:sz w:val="28"/>
+              </w:rPr>
+              <w:t>C</w:t>
+            </w:r>
+          </w:p>
+        </w:tc>
+        <w:tc>
+          <w:tcPr>
+            <w:tcW w:type="dxa" w:w="411"/>
+          </w:tcPr>
+          <w:p>
+            <w:pPr>
+              <w:jc w:val="center"/>
+            </w:pPr>
+            <w:r/>
+            <w:r>
+              <w:rPr>
+                <w:rFonts w:ascii="Times New Roman" w:hAnsi="Times New Roman" w:eastAsia="Times New Roman"/>
+                <w:b w:val="0"/>
+                <w:sz w:val="28"/>
+              </w:rPr>
+              <w:t>A</w:t>
+            </w:r>
+          </w:p>
+        </w:tc>
+        <w:tc>
+          <w:tcPr>
+            <w:tcW w:type="dxa" w:w="411"/>
+          </w:tcPr>
+          <w:p>
+            <w:pPr>
+              <w:jc w:val="center"/>
+            </w:pPr>
+            <w:r/>
+            <w:r>
+              <w:rPr>
+                <w:rFonts w:ascii="Times New Roman" w:hAnsi="Times New Roman" w:eastAsia="Times New Roman"/>
+                <w:b w:val="0"/>
+                <w:sz w:val="28"/>
+              </w:rPr>
               <w:t>A</w:t>
             </w:r>
           </w:p>
@@ -4230,7 +4249,7 @@
                 <w:b w:val="0"/>
                 <w:sz w:val="28"/>
               </w:rPr>
-              <w:t>B</w:t>
+              <w:t>D</w:t>
             </w:r>
           </w:p>
         </w:tc>
@@ -4249,7 +4268,7 @@
                 <w:b w:val="0"/>
                 <w:sz w:val="28"/>
               </w:rPr>
-              <w:t>B</w:t>
+              <w:t>A</w:t>
             </w:r>
           </w:p>
         </w:tc>
@@ -4268,7 +4287,7 @@
                 <w:b w:val="0"/>
                 <w:sz w:val="28"/>
               </w:rPr>
-              <w:t>B</w:t>
+              <w:t>D</w:t>
             </w:r>
           </w:p>
         </w:tc>
@@ -4287,26 +4306,7 @@
                 <w:b w:val="0"/>
                 <w:sz w:val="28"/>
               </w:rPr>
-              <w:t>B</w:t>
-            </w:r>
-          </w:p>
-        </w:tc>
-        <w:tc>
-          <w:tcPr>
-            <w:tcW w:type="dxa" w:w="411"/>
-          </w:tcPr>
-          <w:p>
-            <w:pPr>
-              <w:jc w:val="center"/>
-            </w:pPr>
-            <w:r/>
-            <w:r>
-              <w:rPr>
-                <w:rFonts w:ascii="Times New Roman" w:hAnsi="Times New Roman" w:eastAsia="Times New Roman"/>
-                <w:b w:val="0"/>
-                <w:sz w:val="28"/>
-              </w:rPr>
-              <w:t>B</w:t>
+              <w:t>A</w:t>
             </w:r>
           </w:p>
         </w:tc>
@@ -4420,7 +4420,7 @@
                 <w:b w:val="0"/>
                 <w:sz w:val="28"/>
               </w:rPr>
-              <w:t>B</w:t>
+              <w:t>D</w:t>
             </w:r>
           </w:p>
         </w:tc>
@@ -4439,7 +4439,7 @@
                 <w:b w:val="0"/>
                 <w:sz w:val="28"/>
               </w:rPr>
-              <w:t>B</w:t>
+              <w:t>D</w:t>
             </w:r>
           </w:p>
         </w:tc>
@@ -4458,7 +4458,7 @@
                 <w:b w:val="0"/>
                 <w:sz w:val="28"/>
               </w:rPr>
-              <w:t>B</w:t>
+              <w:t>D</w:t>
             </w:r>
           </w:p>
         </w:tc>
@@ -4517,7 +4517,7 @@
                 <w:b w:val="0"/>
                 <w:sz w:val="28"/>
               </w:rPr>
-              <w:t>B</w:t>
+              <w:t>A</w:t>
             </w:r>
           </w:p>
         </w:tc>
@@ -4555,45 +4555,7 @@
                 <w:b w:val="0"/>
                 <w:sz w:val="28"/>
               </w:rPr>
-              <w:t>B</w:t>
-            </w:r>
-          </w:p>
-        </w:tc>
-        <w:tc>
-          <w:tcPr>
-            <w:tcW w:type="dxa" w:w="411"/>
-          </w:tcPr>
-          <w:p>
-            <w:pPr>
-              <w:jc w:val="center"/>
-            </w:pPr>
-            <w:r/>
-            <w:r>
-              <w:rPr>
-                <w:rFonts w:ascii="Times New Roman" w:hAnsi="Times New Roman" w:eastAsia="Times New Roman"/>
-                <w:b w:val="0"/>
-                <w:sz w:val="28"/>
-              </w:rPr>
-              <w:t>B</w:t>
-            </w:r>
-          </w:p>
-        </w:tc>
-        <w:tc>
-          <w:tcPr>
-            <w:tcW w:type="dxa" w:w="411"/>
-          </w:tcPr>
-          <w:p>
-            <w:pPr>
-              <w:jc w:val="center"/>
-            </w:pPr>
-            <w:r/>
-            <w:r>
-              <w:rPr>
-                <w:rFonts w:ascii="Times New Roman" w:hAnsi="Times New Roman" w:eastAsia="Times New Roman"/>
-                <w:b w:val="0"/>
-                <w:sz w:val="28"/>
-              </w:rPr>
-              <w:t>C</w:t>
+              <w:t>D</w:t>
             </w:r>
           </w:p>
         </w:tc>
@@ -4669,7 +4631,7 @@
                 <w:b w:val="0"/>
                 <w:sz w:val="28"/>
               </w:rPr>
-              <w:t>B</w:t>
+              <w:t>C</w:t>
             </w:r>
           </w:p>
         </w:tc>
@@ -4688,7 +4650,64 @@
                 <w:b w:val="0"/>
                 <w:sz w:val="28"/>
               </w:rPr>
-              <w:t>B</w:t>
+              <w:t>A</w:t>
+            </w:r>
+          </w:p>
+        </w:tc>
+        <w:tc>
+          <w:tcPr>
+            <w:tcW w:type="dxa" w:w="411"/>
+          </w:tcPr>
+          <w:p>
+            <w:pPr>
+              <w:jc w:val="center"/>
+            </w:pPr>
+            <w:r/>
+            <w:r>
+              <w:rPr>
+                <w:rFonts w:ascii="Times New Roman" w:hAnsi="Times New Roman" w:eastAsia="Times New Roman"/>
+                <w:b w:val="0"/>
+                <w:sz w:val="28"/>
+              </w:rPr>
+              <w:t>A</w:t>
+            </w:r>
+          </w:p>
+        </w:tc>
+        <w:tc>
+          <w:tcPr>
+            <w:tcW w:type="dxa" w:w="411"/>
+          </w:tcPr>
+          <w:p>
+            <w:pPr>
+              <w:jc w:val="center"/>
+            </w:pPr>
+            <w:r/>
+            <w:r>
+              <w:rPr>
+                <w:rFonts w:ascii="Times New Roman" w:hAnsi="Times New Roman" w:eastAsia="Times New Roman"/>
+                <w:b w:val="0"/>
+                <w:sz w:val="28"/>
+              </w:rPr>
+              <w:t>D</w:t>
+            </w:r>
+          </w:p>
+        </w:tc>
+        <w:tc>
+          <w:tcPr>
+            <w:tcW w:type="dxa" w:w="411"/>
+          </w:tcPr>
+          <w:p>
+            <w:pPr>
+              <w:jc w:val="center"/>
+            </w:pPr>
+            <w:r/>
+            <w:r>
+              <w:rPr>
+                <w:rFonts w:ascii="Times New Roman" w:hAnsi="Times New Roman" w:eastAsia="Times New Roman"/>
+                <w:b w:val="0"/>
+                <w:sz w:val="28"/>
+              </w:rPr>
+              <w:t>C</w:t>
             </w:r>
           </w:p>
         </w:tc>
@@ -4745,7 +4764,64 @@
                 <w:b w:val="0"/>
                 <w:sz w:val="28"/>
               </w:rPr>
-              <w:t>C</w:t>
+              <w:t>D</w:t>
+            </w:r>
+          </w:p>
+        </w:tc>
+        <w:tc>
+          <w:tcPr>
+            <w:tcW w:type="dxa" w:w="411"/>
+          </w:tcPr>
+          <w:p>
+            <w:pPr>
+              <w:jc w:val="center"/>
+            </w:pPr>
+            <w:r/>
+            <w:r>
+              <w:rPr>
+                <w:rFonts w:ascii="Times New Roman" w:hAnsi="Times New Roman" w:eastAsia="Times New Roman"/>
+                <w:b w:val="0"/>
+                <w:sz w:val="28"/>
+              </w:rPr>
+              <w:t>B</w:t>
+            </w:r>
+          </w:p>
+        </w:tc>
+        <w:tc>
+          <w:tcPr>
+            <w:tcW w:type="dxa" w:w="411"/>
+          </w:tcPr>
+          <w:p>
+            <w:pPr>
+              <w:jc w:val="center"/>
+            </w:pPr>
+            <w:r/>
+            <w:r>
+              <w:rPr>
+                <w:rFonts w:ascii="Times New Roman" w:hAnsi="Times New Roman" w:eastAsia="Times New Roman"/>
+                <w:b w:val="0"/>
+                <w:sz w:val="28"/>
+              </w:rPr>
+              <w:t>D</w:t>
+            </w:r>
+          </w:p>
+        </w:tc>
+        <w:tc>
+          <w:tcPr>
+            <w:tcW w:type="dxa" w:w="411"/>
+          </w:tcPr>
+          <w:p>
+            <w:pPr>
+              <w:jc w:val="center"/>
+            </w:pPr>
+            <w:r/>
+            <w:r>
+              <w:rPr>
+                <w:rFonts w:ascii="Times New Roman" w:hAnsi="Times New Roman" w:eastAsia="Times New Roman"/>
+                <w:b w:val="0"/>
+                <w:sz w:val="28"/>
+              </w:rPr>
+              <w:t>D</w:t>
             </w:r>
           </w:p>
         </w:tc>
@@ -4784,82 +4860,6 @@
                 <w:sz w:val="28"/>
               </w:rPr>
               <w:t>B</w:t>
-            </w:r>
-          </w:p>
-        </w:tc>
-        <w:tc>
-          <w:tcPr>
-            <w:tcW w:type="dxa" w:w="411"/>
-          </w:tcPr>
-          <w:p>
-            <w:pPr>
-              <w:jc w:val="center"/>
-            </w:pPr>
-            <w:r/>
-            <w:r>
-              <w:rPr>
-                <w:rFonts w:ascii="Times New Roman" w:hAnsi="Times New Roman" w:eastAsia="Times New Roman"/>
-                <w:b w:val="0"/>
-                <w:sz w:val="28"/>
-              </w:rPr>
-              <w:t>B</w:t>
-            </w:r>
-          </w:p>
-        </w:tc>
-        <w:tc>
-          <w:tcPr>
-            <w:tcW w:type="dxa" w:w="411"/>
-          </w:tcPr>
-          <w:p>
-            <w:pPr>
-              <w:jc w:val="center"/>
-            </w:pPr>
-            <w:r/>
-            <w:r>
-              <w:rPr>
-                <w:rFonts w:ascii="Times New Roman" w:hAnsi="Times New Roman" w:eastAsia="Times New Roman"/>
-                <w:b w:val="0"/>
-                <w:sz w:val="28"/>
-              </w:rPr>
-              <w:t>B</w:t>
-            </w:r>
-          </w:p>
-        </w:tc>
-        <w:tc>
-          <w:tcPr>
-            <w:tcW w:type="dxa" w:w="411"/>
-          </w:tcPr>
-          <w:p>
-            <w:pPr>
-              <w:jc w:val="center"/>
-            </w:pPr>
-            <w:r/>
-            <w:r>
-              <w:rPr>
-                <w:rFonts w:ascii="Times New Roman" w:hAnsi="Times New Roman" w:eastAsia="Times New Roman"/>
-                <w:b w:val="0"/>
-                <w:sz w:val="28"/>
-              </w:rPr>
-              <w:t>B</w:t>
-            </w:r>
-          </w:p>
-        </w:tc>
-        <w:tc>
-          <w:tcPr>
-            <w:tcW w:type="dxa" w:w="411"/>
-          </w:tcPr>
-          <w:p>
-            <w:pPr>
-              <w:jc w:val="center"/>
-            </w:pPr>
-            <w:r/>
-            <w:r>
-              <w:rPr>
-                <w:rFonts w:ascii="Times New Roman" w:hAnsi="Times New Roman" w:eastAsia="Times New Roman"/>
-                <w:b w:val="0"/>
-                <w:sz w:val="28"/>
-              </w:rPr>
-              <w:t>C</w:t>
             </w:r>
           </w:p>
         </w:tc>

--- a/Оператор автоматических и полуавтоматических станков и линий станков/профессиональной подготовки 15474 Оператор станков/05-1. ПО_П_ФОС_Оператор станков_2-3_разр.docx
+++ b/Оператор автоматических и полуавтоматических станков и линий станков/профессиональной подготовки 15474 Оператор станков/05-1. ПО_П_ФОС_Оператор станков_2-3_разр.docx
@@ -2049,15 +2049,15 @@
           <w:rFonts w:ascii="Times New Roman" w:hAnsi="Times New Roman" w:eastAsia="Times New Roman"/>
           <w:sz w:val="28"/>
         </w:rPr>
-        <w:t>7. Какая группа по электробезопасности необходима оператору станка для самостоятельной работы с электрооборудованием?</w:t>
-        <w:br/>
-        <w:t>A) II группа;</w:t>
-        <w:br/>
-        <w:t>B) I группа;</w:t>
-        <w:br/>
-        <w:t>C) III группа;</w:t>
-        <w:br/>
-        <w:t>D) IV группа.</w:t>
+        <w:t>7. Какой узел токарного станка предназначен для закрепления и вращения заготовки?</w:t>
+        <w:br/>
+        <w:t>A) Суппорт;</w:t>
+        <w:br/>
+        <w:t>B) Фартук;</w:t>
+        <w:br/>
+        <w:t>C) Передняя бабка (шпиндельная);</w:t>
+        <w:br/>
+        <w:t>D) Задняя бабка.</w:t>
       </w:r>
     </w:p>
     <w:p>
@@ -4211,7 +4211,7 @@
                 <w:b w:val="0"/>
                 <w:sz w:val="28"/>
               </w:rPr>
-              <w:t>A</w:t>
+              <w:t>C</w:t>
             </w:r>
           </w:p>
         </w:tc>
